--- a/5月22日峰会/导出文件/2026峰会会务手册.docx
+++ b/5月22日峰会/导出文件/2026峰会会务手册.docx
@@ -65,7 +65,7 @@
           <w:b w:val="0"/>
           <w:sz w:val="21"/>
         </w:rPr>
-        <w:t>主办：北大经院上海校友会、复旦大学住房政策研究中心</w:t>
+        <w:t>主办：北京大学经济学院上海校友会、复旦大学住房政策研究中心</w:t>
       </w:r>
     </w:p>
     <w:p>
@@ -75,7 +75,37 @@
           <w:b w:val="0"/>
           <w:sz w:val="21"/>
         </w:rPr>
-        <w:t>晚宴冠名：绿城中国</w:t>
+        <w:t>战略合作伙伴：腾讯云、福布斯中国人工智能科技企业评选委员会</w:t>
+      </w:r>
+    </w:p>
+    <w:p>
+      <w:r>
+        <w:rPr>
+          <w:rFonts w:ascii="WenQuanYi Micro Hei" w:hAnsi="WenQuanYi Micro Hei" w:eastAsia="WenQuanYi Micro Hei"/>
+          <w:b w:val="0"/>
+          <w:sz w:val="21"/>
+        </w:rPr>
+        <w:t>晚宴冠名战略合作伙伴：绿城中国（晚宴：【绿城·潮鸣】星耀北外滩——AI 领袖定制晚宴）</w:t>
+      </w:r>
+    </w:p>
+    <w:p>
+      <w:r>
+        <w:rPr>
+          <w:rFonts w:ascii="WenQuanYi Micro Hei" w:hAnsi="WenQuanYi Micro Hei" w:eastAsia="WenQuanYi Micro Hei"/>
+          <w:b w:val="0"/>
+          <w:sz w:val="21"/>
+        </w:rPr>
+        <w:t>特约赞助商：蔚来汽车、泰隆银行</w:t>
+      </w:r>
+    </w:p>
+    <w:p>
+      <w:r>
+        <w:rPr>
+          <w:rFonts w:ascii="WenQuanYi Micro Hei" w:hAnsi="WenQuanYi Micro Hei" w:eastAsia="WenQuanYi Micro Hei"/>
+          <w:b w:val="0"/>
+          <w:sz w:val="21"/>
+        </w:rPr>
+        <w:t>赞助方：茶活力、美年大健康、复金汇、古井贡酒·年份原浆</w:t>
       </w:r>
     </w:p>
     <w:p>
@@ -86,6 +116,17 @@
           <w:sz w:val="21"/>
         </w:rPr>
         <w:t>总联系人：胡继刚 13262607888 / 王珏 13817642219 / 安淑娟 13661612711</w:t>
+      </w:r>
+    </w:p>
+    <w:p>
+      <w:r>
+        <w:rPr>
+          <w:rFonts w:ascii="WenQuanYi Micro Hei" w:hAnsi="WenQuanYi Micro Hei" w:eastAsia="WenQuanYi Micro Hei"/>
+          <w:b w:val="0"/>
+          <w:color w:val="C0392B"/>
+          <w:sz w:val="21"/>
+        </w:rPr>
+        <w:t>（按官方最终定稿议程 0521 编制）</w:t>
       </w:r>
     </w:p>
     <w:p>
@@ -198,7 +239,7 @@
                 <w:rFonts w:ascii="WenQuanYi Micro Hei" w:hAnsi="WenQuanYi Micro Hei" w:eastAsia="WenQuanYi Micro Hei"/>
                 <w:sz w:val="19"/>
               </w:rPr>
-              <w:t>嘉宾签到与入场</w:t>
+              <w:t>嘉宾签到与入场（凭邀请码核验）</w:t>
             </w:r>
           </w:p>
         </w:tc>
@@ -260,7 +301,7 @@
                 <w:rFonts w:ascii="WenQuanYi Micro Hei" w:hAnsi="WenQuanYi Micro Hei" w:eastAsia="WenQuanYi Micro Hei"/>
                 <w:sz w:val="19"/>
               </w:rPr>
-              <w:t>姚志勇（复旦管院教授、北大经院上海校友会会长）</w:t>
+              <w:t>姚志勇 教授（复旦管院 / 北大经院上海校友会会长）</w:t>
             </w:r>
           </w:p>
         </w:tc>
@@ -307,7 +348,7 @@
                 <w:rFonts w:ascii="WenQuanYi Micro Hei" w:hAnsi="WenQuanYi Micro Hei" w:eastAsia="WenQuanYi Micro Hei"/>
                 <w:sz w:val="19"/>
               </w:rPr>
-              <w:t>白硕（恒生研究院院长）</w:t>
+              <w:t>白硕（恒生电子研究院院长、前上交所总工程师）</w:t>
             </w:r>
           </w:p>
         </w:tc>
@@ -371,7 +412,7 @@
                 <w:rFonts w:ascii="WenQuanYi Micro Hei" w:hAnsi="WenQuanYi Micro Hei" w:eastAsia="WenQuanYi Micro Hei"/>
                 <w:sz w:val="19"/>
               </w:rPr>
-              <w:t>14:25-15:05</w:t>
+              <w:t>14:25-14:40</w:t>
             </w:r>
           </w:p>
         </w:tc>
@@ -386,7 +427,7 @@
                 <w:rFonts w:ascii="WenQuanYi Micro Hei" w:hAnsi="WenQuanYi Micro Hei" w:eastAsia="WenQuanYi Micro Hei"/>
                 <w:sz w:val="19"/>
               </w:rPr>
-              <w:t>圆桌一 · AI 硬核圆桌</w:t>
+              <w:t>★ 第四届 2026 人工智能商业化落地颁奖典礼（高光启幕）</w:t>
             </w:r>
           </w:p>
         </w:tc>
@@ -401,7 +442,7 @@
                 <w:rFonts w:ascii="WenQuanYi Micro Hei" w:hAnsi="WenQuanYi Micro Hei" w:eastAsia="WenQuanYi Micro Hei"/>
                 <w:sz w:val="19"/>
               </w:rPr>
-              <w:t>主持：王珏；嘉宾：白硕、李龙、齐宝鑫、刘文平</w:t>
+              <w:t>—</w:t>
             </w:r>
           </w:p>
         </w:tc>
@@ -418,7 +459,7 @@
                 <w:rFonts w:ascii="WenQuanYi Micro Hei" w:hAnsi="WenQuanYi Micro Hei" w:eastAsia="WenQuanYi Micro Hei"/>
                 <w:sz w:val="19"/>
               </w:rPr>
-              <w:t>15:05-15:45</w:t>
+              <w:t>14:40-15:20</w:t>
             </w:r>
           </w:p>
         </w:tc>
@@ -433,7 +474,7 @@
                 <w:rFonts w:ascii="WenQuanYi Micro Hei" w:hAnsi="WenQuanYi Micro Hei" w:eastAsia="WenQuanYi Micro Hei"/>
                 <w:sz w:val="19"/>
               </w:rPr>
-              <w:t>巅峰对话 · 云端生态与 AI 商业化天花板</w:t>
+              <w:t>圆桌一 · AI 硬核圆桌——技术突围与新质生产力落地</w:t>
             </w:r>
           </w:p>
         </w:tc>
@@ -448,7 +489,7 @@
                 <w:rFonts w:ascii="WenQuanYi Micro Hei" w:hAnsi="WenQuanYi Micro Hei" w:eastAsia="WenQuanYi Micro Hei"/>
                 <w:sz w:val="19"/>
               </w:rPr>
-              <w:t>主持：胡继刚；嘉宾：刘帅华、徐泳泽、黎远、刘剑英、于敬</w:t>
+              <w:t>主持：王珏；嘉宾：白硕、李龙、齐宝鑫、刘文平</w:t>
             </w:r>
           </w:p>
         </w:tc>
@@ -465,7 +506,7 @@
                 <w:rFonts w:ascii="WenQuanYi Micro Hei" w:hAnsi="WenQuanYi Micro Hei" w:eastAsia="WenQuanYi Micro Hei"/>
                 <w:sz w:val="19"/>
               </w:rPr>
-              <w:t>15:45-16:35</w:t>
+              <w:t>15:20-16:00</w:t>
             </w:r>
           </w:p>
         </w:tc>
@@ -480,7 +521,7 @@
                 <w:rFonts w:ascii="WenQuanYi Micro Hei" w:hAnsi="WenQuanYi Micro Hei" w:eastAsia="WenQuanYi Micro Hei"/>
                 <w:sz w:val="19"/>
               </w:rPr>
-              <w:t>陆家嘴交响乐团 · 时光音乐会</w:t>
+              <w:t>圆桌二 · 巅峰对话——从算力引擎到新质资产</w:t>
             </w:r>
           </w:p>
         </w:tc>
@@ -495,7 +536,7 @@
                 <w:rFonts w:ascii="WenQuanYi Micro Hei" w:hAnsi="WenQuanYi Micro Hei" w:eastAsia="WenQuanYi Micro Hei"/>
                 <w:sz w:val="19"/>
               </w:rPr>
-              <w:t>中场艺术留白 + 深度社交</w:t>
+              <w:t>主持：胡继刚；嘉宾：刘帅华、徐泳泽、黎远、刘剑英、于敬</w:t>
             </w:r>
           </w:p>
         </w:tc>
@@ -512,7 +553,7 @@
                 <w:rFonts w:ascii="WenQuanYi Micro Hei" w:hAnsi="WenQuanYi Micro Hei" w:eastAsia="WenQuanYi Micro Hei"/>
                 <w:sz w:val="19"/>
               </w:rPr>
-              <w:t>16:35-16:55</w:t>
+              <w:t>16:00-16:50</w:t>
             </w:r>
           </w:p>
         </w:tc>
@@ -527,7 +568,7 @@
                 <w:rFonts w:ascii="WenQuanYi Micro Hei" w:hAnsi="WenQuanYi Micro Hei" w:eastAsia="WenQuanYi Micro Hei"/>
                 <w:sz w:val="19"/>
               </w:rPr>
-              <w:t>主旨演讲 3 ——《十五五规划下特殊机遇/不良资产投资的新机遇》</w:t>
+              <w:t>陆家嘴交响乐团 · 时光音乐会</w:t>
             </w:r>
           </w:p>
         </w:tc>
@@ -542,7 +583,7 @@
                 <w:rFonts w:ascii="WenQuanYi Micro Hei" w:hAnsi="WenQuanYi Micro Hei" w:eastAsia="WenQuanYi Micro Hei"/>
                 <w:sz w:val="19"/>
               </w:rPr>
-              <w:t>王维军（泓塬资产董事长）</w:t>
+              <w:t>中场艺术留白 + 深度社交</w:t>
             </w:r>
           </w:p>
         </w:tc>
@@ -559,7 +600,7 @@
                 <w:rFonts w:ascii="WenQuanYi Micro Hei" w:hAnsi="WenQuanYi Micro Hei" w:eastAsia="WenQuanYi Micro Hei"/>
                 <w:sz w:val="19"/>
               </w:rPr>
-              <w:t>16:55-17:15</w:t>
+              <w:t>16:50-17:10</w:t>
             </w:r>
           </w:p>
         </w:tc>
@@ -574,7 +615,7 @@
                 <w:rFonts w:ascii="WenQuanYi Micro Hei" w:hAnsi="WenQuanYi Micro Hei" w:eastAsia="WenQuanYi Micro Hei"/>
                 <w:sz w:val="19"/>
               </w:rPr>
-              <w:t>主旨演讲 4 ——《从自然利率下降到 K 型经济》</w:t>
+              <w:t>主旨演讲 3 ——《十五五规划下特殊机遇/不良资产投资的新机遇》</w:t>
             </w:r>
           </w:p>
         </w:tc>
@@ -589,7 +630,7 @@
                 <w:rFonts w:ascii="WenQuanYi Micro Hei" w:hAnsi="WenQuanYi Micro Hei" w:eastAsia="WenQuanYi Micro Hei"/>
                 <w:sz w:val="19"/>
               </w:rPr>
-              <w:t>寇文红</w:t>
+              <w:t>王维军（泓塬资产董事长）</w:t>
             </w:r>
           </w:p>
         </w:tc>
@@ -606,7 +647,7 @@
                 <w:rFonts w:ascii="WenQuanYi Micro Hei" w:hAnsi="WenQuanYi Micro Hei" w:eastAsia="WenQuanYi Micro Hei"/>
                 <w:sz w:val="19"/>
               </w:rPr>
-              <w:t>17:15-17:35</w:t>
+              <w:t>17:10-17:30</w:t>
             </w:r>
           </w:p>
         </w:tc>
@@ -621,7 +662,7 @@
                 <w:rFonts w:ascii="WenQuanYi Micro Hei" w:hAnsi="WenQuanYi Micro Hei" w:eastAsia="WenQuanYi Micro Hei"/>
                 <w:sz w:val="19"/>
               </w:rPr>
-              <w:t>主旨演讲 5 ——《从致用之学到量子智能》</w:t>
+              <w:t>主旨演讲 4 ——《从自然利率下降到 K 型经济》</w:t>
             </w:r>
           </w:p>
         </w:tc>
@@ -636,7 +677,7 @@
                 <w:rFonts w:ascii="WenQuanYi Micro Hei" w:hAnsi="WenQuanYi Micro Hei" w:eastAsia="WenQuanYi Micro Hei"/>
                 <w:sz w:val="19"/>
               </w:rPr>
-              <w:t>张露瑶 博士</w:t>
+              <w:t>寇文红</w:t>
             </w:r>
           </w:p>
         </w:tc>
@@ -653,7 +694,7 @@
                 <w:rFonts w:ascii="WenQuanYi Micro Hei" w:hAnsi="WenQuanYi Micro Hei" w:eastAsia="WenQuanYi Micro Hei"/>
                 <w:sz w:val="19"/>
               </w:rPr>
-              <w:t>17:35-18:15</w:t>
+              <w:t>17:30-17:50</w:t>
             </w:r>
           </w:p>
         </w:tc>
@@ -668,7 +709,7 @@
                 <w:rFonts w:ascii="WenQuanYi Micro Hei" w:hAnsi="WenQuanYi Micro Hei" w:eastAsia="WenQuanYi Micro Hei"/>
                 <w:sz w:val="19"/>
               </w:rPr>
-              <w:t>圆桌二 · 投资大圆桌</w:t>
+              <w:t>主旨演讲 5 ——《从致用之学到量子智能》</w:t>
             </w:r>
           </w:p>
         </w:tc>
@@ -683,7 +724,7 @@
                 <w:rFonts w:ascii="WenQuanYi Micro Hei" w:hAnsi="WenQuanYi Micro Hei" w:eastAsia="WenQuanYi Micro Hei"/>
                 <w:sz w:val="19"/>
               </w:rPr>
-              <w:t>主持：黄欣；嘉宾：曲承东、刘胜利、饶雪莹、马俊杰</w:t>
+              <w:t>张露瑶 博士</w:t>
             </w:r>
           </w:p>
         </w:tc>
@@ -700,7 +741,7 @@
                 <w:rFonts w:ascii="WenQuanYi Micro Hei" w:hAnsi="WenQuanYi Micro Hei" w:eastAsia="WenQuanYi Micro Hei"/>
                 <w:sz w:val="19"/>
               </w:rPr>
-              <w:t>18:15-18:30</w:t>
+              <w:t>17:50-18:30</w:t>
             </w:r>
           </w:p>
         </w:tc>
@@ -715,7 +756,7 @@
                 <w:rFonts w:ascii="WenQuanYi Micro Hei" w:hAnsi="WenQuanYi Micro Hei" w:eastAsia="WenQuanYi Micro Hei"/>
                 <w:sz w:val="19"/>
               </w:rPr>
-              <w:t>颁奖典礼暨闭幕仪式</w:t>
+              <w:t>圆桌三 · 投资大圆桌——寻找新质资产风口与闭幕仪式</w:t>
             </w:r>
           </w:p>
         </w:tc>
@@ -730,7 +771,7 @@
                 <w:rFonts w:ascii="WenQuanYi Micro Hei" w:hAnsi="WenQuanYi Micro Hei" w:eastAsia="WenQuanYi Micro Hei"/>
                 <w:sz w:val="19"/>
               </w:rPr>
-              <w:t>—</w:t>
+              <w:t>主持：黄欣；嘉宾：曲承东、刘胜利、饶雪莹、马俊杰</w:t>
             </w:r>
           </w:p>
         </w:tc>
@@ -762,7 +803,7 @@
                 <w:rFonts w:ascii="WenQuanYi Micro Hei" w:hAnsi="WenQuanYi Micro Hei" w:eastAsia="WenQuanYi Micro Hei"/>
                 <w:sz w:val="19"/>
               </w:rPr>
-              <w:t>VIP 高端闭门晚宴（500 人）</w:t>
+              <w:t>【绿城·潮鸣】星耀北外滩——AI 领袖定制晚宴（凭专属邀请码入场，500 人）</w:t>
             </w:r>
           </w:p>
         </w:tc>
@@ -1375,7 +1416,7 @@
           <w:b/>
           <w:sz w:val="26"/>
         </w:rPr>
-        <w:t>（三）圆桌一 · AI 硬核圆桌（蓝 ●）</w:t>
+        <w:t>（三）圆桌论坛一 · AI 硬核圆桌（14:40-15:20，蓝 ●）</w:t>
       </w:r>
     </w:p>
     <w:tbl>
@@ -1783,7 +1824,7 @@
           <w:b/>
           <w:sz w:val="26"/>
         </w:rPr>
-        <w:t>（四）巅峰对话 · 云端生态与 AI 商业化（蓝 ●）</w:t>
+        <w:t>（四）圆桌论坛二 · 巅峰对话——从算力引擎到新质资产（15:20-16:00，蓝 ●）</w:t>
       </w:r>
     </w:p>
     <w:tbl>
@@ -2050,7 +2091,7 @@
                 <w:rFonts w:ascii="WenQuanYi Micro Hei" w:hAnsi="WenQuanYi Micro Hei" w:eastAsia="WenQuanYi Micro Hei"/>
                 <w:sz w:val="19"/>
               </w:rPr>
-              <w:t>产业生态合作部东区渠道总经理</w:t>
+              <w:t>产业生态合作部华东区渠道总经理</w:t>
             </w:r>
           </w:p>
         </w:tc>
@@ -2159,7 +2200,7 @@
                 <w:rFonts w:ascii="WenQuanYi Micro Hei" w:hAnsi="WenQuanYi Micro Hei" w:eastAsia="WenQuanYi Micro Hei"/>
                 <w:sz w:val="19"/>
               </w:rPr>
-              <w:t>仪电智算</w:t>
+              <w:t>上海仪电智算</w:t>
             </w:r>
           </w:p>
         </w:tc>
@@ -2253,7 +2294,7 @@
           <w:b/>
           <w:sz w:val="26"/>
         </w:rPr>
-        <w:t>（五）圆桌二 · 投资大圆桌（蓝 ●）</w:t>
+        <w:t>（五）圆桌论坛三 · 投资大圆桌+闭幕仪式（17:50-18:30，蓝 ●）</w:t>
       </w:r>
     </w:p>
     <w:tbl>
@@ -3428,7 +3469,7 @@
                 <w:rFonts w:ascii="WenQuanYi Micro Hei" w:hAnsi="WenQuanYi Micro Hei" w:eastAsia="WenQuanYi Micro Hei"/>
                 <w:sz w:val="19"/>
               </w:rPr>
-              <w:t>福布斯中国 AI 评选委</w:t>
+              <w:t>福布斯中国人工智能科技企业评选委员会</w:t>
             </w:r>
           </w:p>
         </w:tc>
@@ -3475,7 +3516,7 @@
                 <w:rFonts w:ascii="WenQuanYi Micro Hei" w:hAnsi="WenQuanYi Micro Hei" w:eastAsia="WenQuanYi Micro Hei"/>
                 <w:sz w:val="19"/>
               </w:rPr>
-              <w:t>蔚来</w:t>
+              <w:t>蔚来汽车</w:t>
             </w:r>
           </w:p>
         </w:tc>
@@ -3747,7 +3788,7 @@
           <w:b/>
           <w:sz w:val="32"/>
         </w:rPr>
-        <w:t>三、VIP 高端闭门晚宴 · 圆桌分桌</w:t>
+        <w:t>三、【绿城·潮鸣】星耀北外滩——AI 领袖定制晚宴 · 圆桌分桌</w:t>
       </w:r>
     </w:p>
     <w:p>
@@ -3757,7 +3798,7 @@
           <w:b w:val="0"/>
           <w:sz w:val="21"/>
         </w:rPr>
-        <w:t>18:30-20:30 · 一滴水 · 500 人。每桌 10 位，圆桌冠名：绿城中国。</w:t>
+        <w:t>18:30-20:30 · 一滴水 · 500 人 · 定向邀约制（凭专属邀请码入场） · 冠名：绿城中国。</w:t>
       </w:r>
     </w:p>
     <w:p>
@@ -4320,7 +4361,7 @@
           <w:b/>
           <w:sz w:val="26"/>
         </w:rPr>
-        <w:t>T02 · 圆桌一 + 巅峰对话嘉宾桌</w:t>
+        <w:t>T02 · 圆桌一 + 圆桌二（巅峰对话）嘉宾桌</w:t>
       </w:r>
     </w:p>
     <w:tbl>
@@ -4870,7 +4911,7 @@
           <w:b/>
           <w:sz w:val="26"/>
         </w:rPr>
-        <w:t>T03 · 圆桌二 + 理事桌</w:t>
+        <w:t>T03 · 圆桌三（投资大圆桌+闭幕）+ 理事桌</w:t>
       </w:r>
     </w:p>
     <w:tbl>
@@ -9003,7 +9044,7 @@
           <w:b/>
           <w:sz w:val="32"/>
         </w:rPr>
-        <w:t>四、主席台 / 论坛 台卡名单</w:t>
+        <w:t>四、主席台 / 论坛 台卡名单（按官方最终定稿议程）</w:t>
       </w:r>
     </w:p>
     <w:p>
@@ -9024,15 +9065,16 @@
         <w:tblLook w:firstColumn="1" w:firstRow="1" w:lastColumn="0" w:lastRow="0" w:noHBand="0" w:noVBand="1" w:val="04A0"/>
       </w:tblPr>
       <w:tblGrid>
-        <w:gridCol w:w="2436"/>
-        <w:gridCol w:w="2436"/>
-        <w:gridCol w:w="2436"/>
-        <w:gridCol w:w="2436"/>
+        <w:gridCol w:w="1949"/>
+        <w:gridCol w:w="1949"/>
+        <w:gridCol w:w="1949"/>
+        <w:gridCol w:w="1949"/>
+        <w:gridCol w:w="1949"/>
       </w:tblGrid>
       <w:tr>
         <w:tc>
           <w:tcPr>
-            <w:tcW w:type="dxa" w:w="2436"/>
+            <w:tcW w:type="dxa" w:w="1134"/>
             <w:shd w:val="clear" w:color="auto" w:fill="305496"/>
           </w:tcPr>
           <w:p>
@@ -9043,13 +9085,13 @@
                 <w:color w:val="FFFFFF"/>
                 <w:sz w:val="20"/>
               </w:rPr>
-              <w:t>环节</w:t>
-            </w:r>
-          </w:p>
-        </w:tc>
-        <w:tc>
-          <w:tcPr>
-            <w:tcW w:type="dxa" w:w="2436"/>
+              <w:t>时间</w:t>
+            </w:r>
+          </w:p>
+        </w:tc>
+        <w:tc>
+          <w:tcPr>
+            <w:tcW w:type="dxa" w:w="1814"/>
             <w:shd w:val="clear" w:color="auto" w:fill="305496"/>
           </w:tcPr>
           <w:p>
@@ -9060,13 +9102,13 @@
                 <w:color w:val="FFFFFF"/>
                 <w:sz w:val="20"/>
               </w:rPr>
-              <w:t>摆位</w:t>
-            </w:r>
-          </w:p>
-        </w:tc>
-        <w:tc>
-          <w:tcPr>
-            <w:tcW w:type="dxa" w:w="2436"/>
+              <w:t>环节</w:t>
+            </w:r>
+          </w:p>
+        </w:tc>
+        <w:tc>
+          <w:tcPr>
+            <w:tcW w:type="dxa" w:w="1587"/>
             <w:shd w:val="clear" w:color="auto" w:fill="305496"/>
           </w:tcPr>
           <w:p>
@@ -9077,13 +9119,13 @@
                 <w:color w:val="FFFFFF"/>
                 <w:sz w:val="20"/>
               </w:rPr>
-              <w:t>姓名</w:t>
-            </w:r>
-          </w:p>
-        </w:tc>
-        <w:tc>
-          <w:tcPr>
-            <w:tcW w:type="dxa" w:w="2436"/>
+              <w:t>摆位 / 角色</w:t>
+            </w:r>
+          </w:p>
+        </w:tc>
+        <w:tc>
+          <w:tcPr>
+            <w:tcW w:type="dxa" w:w="2551"/>
             <w:shd w:val="clear" w:color="auto" w:fill="305496"/>
           </w:tcPr>
           <w:p>
@@ -9094,7 +9136,24 @@
                 <w:color w:val="FFFFFF"/>
                 <w:sz w:val="20"/>
               </w:rPr>
-              <w:t>单位 / 职务</w:t>
+              <w:t>姓名</w:t>
+            </w:r>
+          </w:p>
+        </w:tc>
+        <w:tc>
+          <w:tcPr>
+            <w:tcW w:type="dxa" w:w="2835"/>
+            <w:shd w:val="clear" w:color="auto" w:fill="305496"/>
+          </w:tcPr>
+          <w:p>
+            <w:r>
+              <w:rPr>
+                <w:rFonts w:ascii="WenQuanYi Micro Hei" w:hAnsi="WenQuanYi Micro Hei" w:eastAsia="WenQuanYi Micro Hei"/>
+                <w:b/>
+                <w:color w:val="FFFFFF"/>
+                <w:sz w:val="20"/>
+              </w:rPr>
+              <w:t>单位</w:t>
             </w:r>
           </w:p>
         </w:tc>
@@ -9102,7 +9161,22 @@
       <w:tr>
         <w:tc>
           <w:tcPr>
-            <w:tcW w:type="dxa" w:w="2436"/>
+            <w:tcW w:type="dxa" w:w="1134"/>
+            <w:vAlign w:val="center"/>
+          </w:tcPr>
+          <w:p>
+            <w:r>
+              <w:rPr>
+                <w:rFonts w:ascii="WenQuanYi Micro Hei" w:hAnsi="WenQuanYi Micro Hei" w:eastAsia="WenQuanYi Micro Hei"/>
+                <w:sz w:val="19"/>
+              </w:rPr>
+              <w:t>13:30</w:t>
+            </w:r>
+          </w:p>
+        </w:tc>
+        <w:tc>
+          <w:tcPr>
+            <w:tcW w:type="dxa" w:w="1814"/>
             <w:vAlign w:val="center"/>
           </w:tcPr>
           <w:p>
@@ -9117,7 +9191,7 @@
         </w:tc>
         <w:tc>
           <w:tcPr>
-            <w:tcW w:type="dxa" w:w="2436"/>
+            <w:tcW w:type="dxa" w:w="1587"/>
             <w:vAlign w:val="center"/>
           </w:tcPr>
           <w:p>
@@ -9132,31 +9206,31 @@
         </w:tc>
         <w:tc>
           <w:tcPr>
-            <w:tcW w:type="dxa" w:w="2436"/>
-            <w:vAlign w:val="center"/>
-          </w:tcPr>
-          <w:p>
-            <w:r>
-              <w:rPr>
-                <w:rFonts w:ascii="WenQuanYi Micro Hei" w:hAnsi="WenQuanYi Micro Hei" w:eastAsia="WenQuanYi Micro Hei"/>
-                <w:sz w:val="19"/>
-              </w:rPr>
-              <w:t>姚志勇</w:t>
-            </w:r>
-          </w:p>
-        </w:tc>
-        <w:tc>
-          <w:tcPr>
-            <w:tcW w:type="dxa" w:w="2436"/>
-            <w:vAlign w:val="center"/>
-          </w:tcPr>
-          <w:p>
-            <w:r>
-              <w:rPr>
-                <w:rFonts w:ascii="WenQuanYi Micro Hei" w:hAnsi="WenQuanYi Micro Hei" w:eastAsia="WenQuanYi Micro Hei"/>
-                <w:sz w:val="19"/>
-              </w:rPr>
-              <w:t>复旦管院教授 / 北大经院上海校友会会长</w:t>
+            <w:tcW w:type="dxa" w:w="2551"/>
+            <w:vAlign w:val="center"/>
+          </w:tcPr>
+          <w:p>
+            <w:r>
+              <w:rPr>
+                <w:rFonts w:ascii="WenQuanYi Micro Hei" w:hAnsi="WenQuanYi Micro Hei" w:eastAsia="WenQuanYi Micro Hei"/>
+                <w:sz w:val="19"/>
+              </w:rPr>
+              <w:t>姚志勇 教授</w:t>
+            </w:r>
+          </w:p>
+        </w:tc>
+        <w:tc>
+          <w:tcPr>
+            <w:tcW w:type="dxa" w:w="2835"/>
+            <w:vAlign w:val="center"/>
+          </w:tcPr>
+          <w:p>
+            <w:r>
+              <w:rPr>
+                <w:rFonts w:ascii="WenQuanYi Micro Hei" w:hAnsi="WenQuanYi Micro Hei" w:eastAsia="WenQuanYi Micro Hei"/>
+                <w:sz w:val="19"/>
+              </w:rPr>
+              <w:t>复旦管院 / 北大经院上海校友会会长</w:t>
             </w:r>
           </w:p>
         </w:tc>
@@ -9164,7 +9238,22 @@
       <w:tr>
         <w:tc>
           <w:tcPr>
-            <w:tcW w:type="dxa" w:w="2436"/>
+            <w:tcW w:type="dxa" w:w="1134"/>
+            <w:vAlign w:val="center"/>
+          </w:tcPr>
+          <w:p>
+            <w:r>
+              <w:rPr>
+                <w:rFonts w:ascii="WenQuanYi Micro Hei" w:hAnsi="WenQuanYi Micro Hei" w:eastAsia="WenQuanYi Micro Hei"/>
+                <w:sz w:val="19"/>
+              </w:rPr>
+              <w:t>13:35</w:t>
+            </w:r>
+          </w:p>
+        </w:tc>
+        <w:tc>
+          <w:tcPr>
+            <w:tcW w:type="dxa" w:w="1814"/>
             <w:vAlign w:val="center"/>
           </w:tcPr>
           <w:p>
@@ -9179,7 +9268,7 @@
         </w:tc>
         <w:tc>
           <w:tcPr>
-            <w:tcW w:type="dxa" w:w="2436"/>
+            <w:tcW w:type="dxa" w:w="1587"/>
             <w:vAlign w:val="center"/>
           </w:tcPr>
           <w:p>
@@ -9194,7 +9283,7 @@
         </w:tc>
         <w:tc>
           <w:tcPr>
-            <w:tcW w:type="dxa" w:w="2436"/>
+            <w:tcW w:type="dxa" w:w="2551"/>
             <w:vAlign w:val="center"/>
           </w:tcPr>
           <w:p>
@@ -9209,16 +9298,16 @@
         </w:tc>
         <w:tc>
           <w:tcPr>
-            <w:tcW w:type="dxa" w:w="2436"/>
-            <w:vAlign w:val="center"/>
-          </w:tcPr>
-          <w:p>
-            <w:r>
-              <w:rPr>
-                <w:rFonts w:ascii="WenQuanYi Micro Hei" w:hAnsi="WenQuanYi Micro Hei" w:eastAsia="WenQuanYi Micro Hei"/>
-                <w:sz w:val="19"/>
-              </w:rPr>
-              <w:t>恒生研究院院长</w:t>
+            <w:tcW w:type="dxa" w:w="2835"/>
+            <w:vAlign w:val="center"/>
+          </w:tcPr>
+          <w:p>
+            <w:r>
+              <w:rPr>
+                <w:rFonts w:ascii="WenQuanYi Micro Hei" w:hAnsi="WenQuanYi Micro Hei" w:eastAsia="WenQuanYi Micro Hei"/>
+                <w:sz w:val="19"/>
+              </w:rPr>
+              <w:t>恒生电子研究院院长、前上交所总工程师</w:t>
             </w:r>
           </w:p>
         </w:tc>
@@ -9226,7 +9315,22 @@
       <w:tr>
         <w:tc>
           <w:tcPr>
-            <w:tcW w:type="dxa" w:w="2436"/>
+            <w:tcW w:type="dxa" w:w="1134"/>
+            <w:vAlign w:val="center"/>
+          </w:tcPr>
+          <w:p>
+            <w:r>
+              <w:rPr>
+                <w:rFonts w:ascii="WenQuanYi Micro Hei" w:hAnsi="WenQuanYi Micro Hei" w:eastAsia="WenQuanYi Micro Hei"/>
+                <w:sz w:val="19"/>
+              </w:rPr>
+              <w:t>14:00</w:t>
+            </w:r>
+          </w:p>
+        </w:tc>
+        <w:tc>
+          <w:tcPr>
+            <w:tcW w:type="dxa" w:w="1814"/>
             <w:vAlign w:val="center"/>
           </w:tcPr>
           <w:p>
@@ -9241,7 +9345,7 @@
         </w:tc>
         <w:tc>
           <w:tcPr>
-            <w:tcW w:type="dxa" w:w="2436"/>
+            <w:tcW w:type="dxa" w:w="1587"/>
             <w:vAlign w:val="center"/>
           </w:tcPr>
           <w:p>
@@ -9256,7 +9360,7 @@
         </w:tc>
         <w:tc>
           <w:tcPr>
-            <w:tcW w:type="dxa" w:w="2436"/>
+            <w:tcW w:type="dxa" w:w="2551"/>
             <w:vAlign w:val="center"/>
           </w:tcPr>
           <w:p>
@@ -9271,7 +9375,7 @@
         </w:tc>
         <w:tc>
           <w:tcPr>
-            <w:tcW w:type="dxa" w:w="2436"/>
+            <w:tcW w:type="dxa" w:w="2835"/>
             <w:vAlign w:val="center"/>
           </w:tcPr>
           <w:p>
@@ -9288,61 +9392,76 @@
       <w:tr>
         <w:tc>
           <w:tcPr>
-            <w:tcW w:type="dxa" w:w="2436"/>
-            <w:vAlign w:val="center"/>
-          </w:tcPr>
-          <w:p>
-            <w:r>
-              <w:rPr>
-                <w:rFonts w:ascii="WenQuanYi Micro Hei" w:hAnsi="WenQuanYi Micro Hei" w:eastAsia="WenQuanYi Micro Hei"/>
-                <w:sz w:val="19"/>
-              </w:rPr>
-              <w:t>圆桌一</w:t>
-            </w:r>
-          </w:p>
-        </w:tc>
-        <w:tc>
-          <w:tcPr>
-            <w:tcW w:type="dxa" w:w="2436"/>
-            <w:vAlign w:val="center"/>
-          </w:tcPr>
-          <w:p>
-            <w:r>
-              <w:rPr>
-                <w:rFonts w:ascii="WenQuanYi Micro Hei" w:hAnsi="WenQuanYi Micro Hei" w:eastAsia="WenQuanYi Micro Hei"/>
-                <w:sz w:val="19"/>
-              </w:rPr>
-              <w:t>主持</w:t>
-            </w:r>
-          </w:p>
-        </w:tc>
-        <w:tc>
-          <w:tcPr>
-            <w:tcW w:type="dxa" w:w="2436"/>
-            <w:vAlign w:val="center"/>
-          </w:tcPr>
-          <w:p>
-            <w:r>
-              <w:rPr>
-                <w:rFonts w:ascii="WenQuanYi Micro Hei" w:hAnsi="WenQuanYi Micro Hei" w:eastAsia="WenQuanYi Micro Hei"/>
-                <w:sz w:val="19"/>
-              </w:rPr>
-              <w:t>王珏</w:t>
-            </w:r>
-          </w:p>
-        </w:tc>
-        <w:tc>
-          <w:tcPr>
-            <w:tcW w:type="dxa" w:w="2436"/>
-            <w:vAlign w:val="center"/>
-          </w:tcPr>
-          <w:p>
-            <w:r>
-              <w:rPr>
-                <w:rFonts w:ascii="WenQuanYi Micro Hei" w:hAnsi="WenQuanYi Micro Hei" w:eastAsia="WenQuanYi Micro Hei"/>
-                <w:sz w:val="19"/>
-              </w:rPr>
-              <w:t>北大经院上海校友会理事</w:t>
+            <w:tcW w:type="dxa" w:w="1134"/>
+            <w:vAlign w:val="center"/>
+          </w:tcPr>
+          <w:p>
+            <w:r>
+              <w:rPr>
+                <w:rFonts w:ascii="WenQuanYi Micro Hei" w:hAnsi="WenQuanYi Micro Hei" w:eastAsia="WenQuanYi Micro Hei"/>
+                <w:sz w:val="19"/>
+              </w:rPr>
+              <w:t>14:25</w:t>
+            </w:r>
+          </w:p>
+        </w:tc>
+        <w:tc>
+          <w:tcPr>
+            <w:tcW w:type="dxa" w:w="1814"/>
+            <w:vAlign w:val="center"/>
+          </w:tcPr>
+          <w:p>
+            <w:r>
+              <w:rPr>
+                <w:rFonts w:ascii="WenQuanYi Micro Hei" w:hAnsi="WenQuanYi Micro Hei" w:eastAsia="WenQuanYi Micro Hei"/>
+                <w:sz w:val="19"/>
+              </w:rPr>
+              <w:t>★ 颁奖典礼</w:t>
+            </w:r>
+          </w:p>
+        </w:tc>
+        <w:tc>
+          <w:tcPr>
+            <w:tcW w:type="dxa" w:w="1587"/>
+            <w:vAlign w:val="center"/>
+          </w:tcPr>
+          <w:p>
+            <w:r>
+              <w:rPr>
+                <w:rFonts w:ascii="WenQuanYi Micro Hei" w:hAnsi="WenQuanYi Micro Hei" w:eastAsia="WenQuanYi Micro Hei"/>
+                <w:sz w:val="19"/>
+              </w:rPr>
+              <w:t>主礼嘉宾 ×5</w:t>
+            </w:r>
+          </w:p>
+        </w:tc>
+        <w:tc>
+          <w:tcPr>
+            <w:tcW w:type="dxa" w:w="2551"/>
+            <w:vAlign w:val="center"/>
+          </w:tcPr>
+          <w:p>
+            <w:r>
+              <w:rPr>
+                <w:rFonts w:ascii="WenQuanYi Micro Hei" w:hAnsi="WenQuanYi Micro Hei" w:eastAsia="WenQuanYi Micro Hei"/>
+                <w:sz w:val="19"/>
+              </w:rPr>
+              <w:t>姚志勇、胡继刚、黄欣、福布斯-代表、绿城-代表</w:t>
+            </w:r>
+          </w:p>
+        </w:tc>
+        <w:tc>
+          <w:tcPr>
+            <w:tcW w:type="dxa" w:w="2835"/>
+            <w:vAlign w:val="center"/>
+          </w:tcPr>
+          <w:p>
+            <w:r>
+              <w:rPr>
+                <w:rFonts w:ascii="WenQuanYi Micro Hei" w:hAnsi="WenQuanYi Micro Hei" w:eastAsia="WenQuanYi Micro Hei"/>
+                <w:sz w:val="19"/>
+              </w:rPr>
+              <w:t>高光启幕</w:t>
             </w:r>
           </w:p>
         </w:tc>
@@ -9350,7 +9469,22 @@
       <w:tr>
         <w:tc>
           <w:tcPr>
-            <w:tcW w:type="dxa" w:w="2436"/>
+            <w:tcW w:type="dxa" w:w="1134"/>
+            <w:vAlign w:val="center"/>
+          </w:tcPr>
+          <w:p>
+            <w:r>
+              <w:rPr>
+                <w:rFonts w:ascii="WenQuanYi Micro Hei" w:hAnsi="WenQuanYi Micro Hei" w:eastAsia="WenQuanYi Micro Hei"/>
+                <w:sz w:val="19"/>
+              </w:rPr>
+              <w:t>14:40</w:t>
+            </w:r>
+          </w:p>
+        </w:tc>
+        <w:tc>
+          <w:tcPr>
+            <w:tcW w:type="dxa" w:w="1814"/>
             <w:vAlign w:val="center"/>
           </w:tcPr>
           <w:p>
@@ -9365,46 +9499,46 @@
         </w:tc>
         <w:tc>
           <w:tcPr>
-            <w:tcW w:type="dxa" w:w="2436"/>
-            <w:vAlign w:val="center"/>
-          </w:tcPr>
-          <w:p>
-            <w:r>
-              <w:rPr>
-                <w:rFonts w:ascii="WenQuanYi Micro Hei" w:hAnsi="WenQuanYi Micro Hei" w:eastAsia="WenQuanYi Micro Hei"/>
-                <w:sz w:val="19"/>
-              </w:rPr>
-              <w:t>嘉宾</w:t>
-            </w:r>
-          </w:p>
-        </w:tc>
-        <w:tc>
-          <w:tcPr>
-            <w:tcW w:type="dxa" w:w="2436"/>
-            <w:vAlign w:val="center"/>
-          </w:tcPr>
-          <w:p>
-            <w:r>
-              <w:rPr>
-                <w:rFonts w:ascii="WenQuanYi Micro Hei" w:hAnsi="WenQuanYi Micro Hei" w:eastAsia="WenQuanYi Micro Hei"/>
-                <w:sz w:val="19"/>
-              </w:rPr>
-              <w:t>白硕、李龙、齐宝鑫、刘文平</w:t>
-            </w:r>
-          </w:p>
-        </w:tc>
-        <w:tc>
-          <w:tcPr>
-            <w:tcW w:type="dxa" w:w="2436"/>
-            <w:vAlign w:val="center"/>
-          </w:tcPr>
-          <w:p>
-            <w:r>
-              <w:rPr>
-                <w:rFonts w:ascii="WenQuanYi Micro Hei" w:hAnsi="WenQuanYi Micro Hei" w:eastAsia="WenQuanYi Micro Hei"/>
-                <w:sz w:val="19"/>
-              </w:rPr>
-              <w:t>见上文</w:t>
+            <w:tcW w:type="dxa" w:w="1587"/>
+            <w:vAlign w:val="center"/>
+          </w:tcPr>
+          <w:p>
+            <w:r>
+              <w:rPr>
+                <w:rFonts w:ascii="WenQuanYi Micro Hei" w:hAnsi="WenQuanYi Micro Hei" w:eastAsia="WenQuanYi Micro Hei"/>
+                <w:sz w:val="19"/>
+              </w:rPr>
+              <w:t>主持</w:t>
+            </w:r>
+          </w:p>
+        </w:tc>
+        <w:tc>
+          <w:tcPr>
+            <w:tcW w:type="dxa" w:w="2551"/>
+            <w:vAlign w:val="center"/>
+          </w:tcPr>
+          <w:p>
+            <w:r>
+              <w:rPr>
+                <w:rFonts w:ascii="WenQuanYi Micro Hei" w:hAnsi="WenQuanYi Micro Hei" w:eastAsia="WenQuanYi Micro Hei"/>
+                <w:sz w:val="19"/>
+              </w:rPr>
+              <w:t>王珏</w:t>
+            </w:r>
+          </w:p>
+        </w:tc>
+        <w:tc>
+          <w:tcPr>
+            <w:tcW w:type="dxa" w:w="2835"/>
+            <w:vAlign w:val="center"/>
+          </w:tcPr>
+          <w:p>
+            <w:r>
+              <w:rPr>
+                <w:rFonts w:ascii="WenQuanYi Micro Hei" w:hAnsi="WenQuanYi Micro Hei" w:eastAsia="WenQuanYi Micro Hei"/>
+                <w:sz w:val="19"/>
+              </w:rPr>
+              <w:t>北大经院上海校友会理事</w:t>
             </w:r>
           </w:p>
         </w:tc>
@@ -9412,61 +9546,76 @@
       <w:tr>
         <w:tc>
           <w:tcPr>
-            <w:tcW w:type="dxa" w:w="2436"/>
-            <w:vAlign w:val="center"/>
-          </w:tcPr>
-          <w:p>
-            <w:r>
-              <w:rPr>
-                <w:rFonts w:ascii="WenQuanYi Micro Hei" w:hAnsi="WenQuanYi Micro Hei" w:eastAsia="WenQuanYi Micro Hei"/>
-                <w:sz w:val="19"/>
-              </w:rPr>
-              <w:t>巅峰对话</w:t>
-            </w:r>
-          </w:p>
-        </w:tc>
-        <w:tc>
-          <w:tcPr>
-            <w:tcW w:type="dxa" w:w="2436"/>
-            <w:vAlign w:val="center"/>
-          </w:tcPr>
-          <w:p>
-            <w:r>
-              <w:rPr>
-                <w:rFonts w:ascii="WenQuanYi Micro Hei" w:hAnsi="WenQuanYi Micro Hei" w:eastAsia="WenQuanYi Micro Hei"/>
-                <w:sz w:val="19"/>
-              </w:rPr>
-              <w:t>主持</w:t>
-            </w:r>
-          </w:p>
-        </w:tc>
-        <w:tc>
-          <w:tcPr>
-            <w:tcW w:type="dxa" w:w="2436"/>
-            <w:vAlign w:val="center"/>
-          </w:tcPr>
-          <w:p>
-            <w:r>
-              <w:rPr>
-                <w:rFonts w:ascii="WenQuanYi Micro Hei" w:hAnsi="WenQuanYi Micro Hei" w:eastAsia="WenQuanYi Micro Hei"/>
-                <w:sz w:val="19"/>
-              </w:rPr>
-              <w:t>胡继刚</w:t>
-            </w:r>
-          </w:p>
-        </w:tc>
-        <w:tc>
-          <w:tcPr>
-            <w:tcW w:type="dxa" w:w="2436"/>
-            <w:vAlign w:val="center"/>
-          </w:tcPr>
-          <w:p>
-            <w:r>
-              <w:rPr>
-                <w:rFonts w:ascii="WenQuanYi Micro Hei" w:hAnsi="WenQuanYi Micro Hei" w:eastAsia="WenQuanYi Micro Hei"/>
-                <w:sz w:val="19"/>
-              </w:rPr>
-              <w:t>复旦住房政策研究中心秘书长 / 杨浦科企联执行会长</w:t>
+            <w:tcW w:type="dxa" w:w="1134"/>
+            <w:vAlign w:val="center"/>
+          </w:tcPr>
+          <w:p>
+            <w:r>
+              <w:rPr>
+                <w:rFonts w:ascii="WenQuanYi Micro Hei" w:hAnsi="WenQuanYi Micro Hei" w:eastAsia="WenQuanYi Micro Hei"/>
+                <w:sz w:val="19"/>
+              </w:rPr>
+              <w:t>14:40</w:t>
+            </w:r>
+          </w:p>
+        </w:tc>
+        <w:tc>
+          <w:tcPr>
+            <w:tcW w:type="dxa" w:w="1814"/>
+            <w:vAlign w:val="center"/>
+          </w:tcPr>
+          <w:p>
+            <w:r>
+              <w:rPr>
+                <w:rFonts w:ascii="WenQuanYi Micro Hei" w:hAnsi="WenQuanYi Micro Hei" w:eastAsia="WenQuanYi Micro Hei"/>
+                <w:sz w:val="19"/>
+              </w:rPr>
+              <w:t>圆桌一</w:t>
+            </w:r>
+          </w:p>
+        </w:tc>
+        <w:tc>
+          <w:tcPr>
+            <w:tcW w:type="dxa" w:w="1587"/>
+            <w:vAlign w:val="center"/>
+          </w:tcPr>
+          <w:p>
+            <w:r>
+              <w:rPr>
+                <w:rFonts w:ascii="WenQuanYi Micro Hei" w:hAnsi="WenQuanYi Micro Hei" w:eastAsia="WenQuanYi Micro Hei"/>
+                <w:sz w:val="19"/>
+              </w:rPr>
+              <w:t>嘉宾 ×4</w:t>
+            </w:r>
+          </w:p>
+        </w:tc>
+        <w:tc>
+          <w:tcPr>
+            <w:tcW w:type="dxa" w:w="2551"/>
+            <w:vAlign w:val="center"/>
+          </w:tcPr>
+          <w:p>
+            <w:r>
+              <w:rPr>
+                <w:rFonts w:ascii="WenQuanYi Micro Hei" w:hAnsi="WenQuanYi Micro Hei" w:eastAsia="WenQuanYi Micro Hei"/>
+                <w:sz w:val="19"/>
+              </w:rPr>
+              <w:t>白硕、李龙、齐宝鑫、刘文平</w:t>
+            </w:r>
+          </w:p>
+        </w:tc>
+        <w:tc>
+          <w:tcPr>
+            <w:tcW w:type="dxa" w:w="2835"/>
+            <w:vAlign w:val="center"/>
+          </w:tcPr>
+          <w:p>
+            <w:r>
+              <w:rPr>
+                <w:rFonts w:ascii="WenQuanYi Micro Hei" w:hAnsi="WenQuanYi Micro Hei" w:eastAsia="WenQuanYi Micro Hei"/>
+                <w:sz w:val="19"/>
+              </w:rPr>
+              <w:t>—</w:t>
             </w:r>
           </w:p>
         </w:tc>
@@ -9474,61 +9623,76 @@
       <w:tr>
         <w:tc>
           <w:tcPr>
-            <w:tcW w:type="dxa" w:w="2436"/>
-            <w:vAlign w:val="center"/>
-          </w:tcPr>
-          <w:p>
-            <w:r>
-              <w:rPr>
-                <w:rFonts w:ascii="WenQuanYi Micro Hei" w:hAnsi="WenQuanYi Micro Hei" w:eastAsia="WenQuanYi Micro Hei"/>
-                <w:sz w:val="19"/>
-              </w:rPr>
-              <w:t>巅峰对话</w:t>
-            </w:r>
-          </w:p>
-        </w:tc>
-        <w:tc>
-          <w:tcPr>
-            <w:tcW w:type="dxa" w:w="2436"/>
-            <w:vAlign w:val="center"/>
-          </w:tcPr>
-          <w:p>
-            <w:r>
-              <w:rPr>
-                <w:rFonts w:ascii="WenQuanYi Micro Hei" w:hAnsi="WenQuanYi Micro Hei" w:eastAsia="WenQuanYi Micro Hei"/>
-                <w:sz w:val="19"/>
-              </w:rPr>
-              <w:t>嘉宾</w:t>
-            </w:r>
-          </w:p>
-        </w:tc>
-        <w:tc>
-          <w:tcPr>
-            <w:tcW w:type="dxa" w:w="2436"/>
-            <w:vAlign w:val="center"/>
-          </w:tcPr>
-          <w:p>
-            <w:r>
-              <w:rPr>
-                <w:rFonts w:ascii="WenQuanYi Micro Hei" w:hAnsi="WenQuanYi Micro Hei" w:eastAsia="WenQuanYi Micro Hei"/>
-                <w:sz w:val="19"/>
-              </w:rPr>
-              <w:t>刘帅华、徐泳泽、黎远、刘剑英、于敬</w:t>
-            </w:r>
-          </w:p>
-        </w:tc>
-        <w:tc>
-          <w:tcPr>
-            <w:tcW w:type="dxa" w:w="2436"/>
-            <w:vAlign w:val="center"/>
-          </w:tcPr>
-          <w:p>
-            <w:r>
-              <w:rPr>
-                <w:rFonts w:ascii="WenQuanYi Micro Hei" w:hAnsi="WenQuanYi Micro Hei" w:eastAsia="WenQuanYi Micro Hei"/>
-                <w:sz w:val="19"/>
-              </w:rPr>
-              <w:t>见上文</w:t>
+            <w:tcW w:type="dxa" w:w="1134"/>
+            <w:vAlign w:val="center"/>
+          </w:tcPr>
+          <w:p>
+            <w:r>
+              <w:rPr>
+                <w:rFonts w:ascii="WenQuanYi Micro Hei" w:hAnsi="WenQuanYi Micro Hei" w:eastAsia="WenQuanYi Micro Hei"/>
+                <w:sz w:val="19"/>
+              </w:rPr>
+              <w:t>15:20</w:t>
+            </w:r>
+          </w:p>
+        </w:tc>
+        <w:tc>
+          <w:tcPr>
+            <w:tcW w:type="dxa" w:w="1814"/>
+            <w:vAlign w:val="center"/>
+          </w:tcPr>
+          <w:p>
+            <w:r>
+              <w:rPr>
+                <w:rFonts w:ascii="WenQuanYi Micro Hei" w:hAnsi="WenQuanYi Micro Hei" w:eastAsia="WenQuanYi Micro Hei"/>
+                <w:sz w:val="19"/>
+              </w:rPr>
+              <w:t>圆桌二（巅峰对话）</w:t>
+            </w:r>
+          </w:p>
+        </w:tc>
+        <w:tc>
+          <w:tcPr>
+            <w:tcW w:type="dxa" w:w="1587"/>
+            <w:vAlign w:val="center"/>
+          </w:tcPr>
+          <w:p>
+            <w:r>
+              <w:rPr>
+                <w:rFonts w:ascii="WenQuanYi Micro Hei" w:hAnsi="WenQuanYi Micro Hei" w:eastAsia="WenQuanYi Micro Hei"/>
+                <w:sz w:val="19"/>
+              </w:rPr>
+              <w:t>主持</w:t>
+            </w:r>
+          </w:p>
+        </w:tc>
+        <w:tc>
+          <w:tcPr>
+            <w:tcW w:type="dxa" w:w="2551"/>
+            <w:vAlign w:val="center"/>
+          </w:tcPr>
+          <w:p>
+            <w:r>
+              <w:rPr>
+                <w:rFonts w:ascii="WenQuanYi Micro Hei" w:hAnsi="WenQuanYi Micro Hei" w:eastAsia="WenQuanYi Micro Hei"/>
+                <w:sz w:val="19"/>
+              </w:rPr>
+              <w:t>胡继刚</w:t>
+            </w:r>
+          </w:p>
+        </w:tc>
+        <w:tc>
+          <w:tcPr>
+            <w:tcW w:type="dxa" w:w="2835"/>
+            <w:vAlign w:val="center"/>
+          </w:tcPr>
+          <w:p>
+            <w:r>
+              <w:rPr>
+                <w:rFonts w:ascii="WenQuanYi Micro Hei" w:hAnsi="WenQuanYi Micro Hei" w:eastAsia="WenQuanYi Micro Hei"/>
+                <w:sz w:val="19"/>
+              </w:rPr>
+              <w:t>杨浦科企联执行会长</w:t>
             </w:r>
           </w:p>
         </w:tc>
@@ -9536,61 +9700,76 @@
       <w:tr>
         <w:tc>
           <w:tcPr>
-            <w:tcW w:type="dxa" w:w="2436"/>
-            <w:vAlign w:val="center"/>
-          </w:tcPr>
-          <w:p>
-            <w:r>
-              <w:rPr>
-                <w:rFonts w:ascii="WenQuanYi Micro Hei" w:hAnsi="WenQuanYi Micro Hei" w:eastAsia="WenQuanYi Micro Hei"/>
-                <w:sz w:val="19"/>
-              </w:rPr>
-              <w:t>主旨 3</w:t>
-            </w:r>
-          </w:p>
-        </w:tc>
-        <w:tc>
-          <w:tcPr>
-            <w:tcW w:type="dxa" w:w="2436"/>
-            <w:vAlign w:val="center"/>
-          </w:tcPr>
-          <w:p>
-            <w:r>
-              <w:rPr>
-                <w:rFonts w:ascii="WenQuanYi Micro Hei" w:hAnsi="WenQuanYi Micro Hei" w:eastAsia="WenQuanYi Micro Hei"/>
-                <w:sz w:val="19"/>
-              </w:rPr>
-              <w:t>演讲台</w:t>
-            </w:r>
-          </w:p>
-        </w:tc>
-        <w:tc>
-          <w:tcPr>
-            <w:tcW w:type="dxa" w:w="2436"/>
-            <w:vAlign w:val="center"/>
-          </w:tcPr>
-          <w:p>
-            <w:r>
-              <w:rPr>
-                <w:rFonts w:ascii="WenQuanYi Micro Hei" w:hAnsi="WenQuanYi Micro Hei" w:eastAsia="WenQuanYi Micro Hei"/>
-                <w:sz w:val="19"/>
-              </w:rPr>
-              <w:t>王维军</w:t>
-            </w:r>
-          </w:p>
-        </w:tc>
-        <w:tc>
-          <w:tcPr>
-            <w:tcW w:type="dxa" w:w="2436"/>
-            <w:vAlign w:val="center"/>
-          </w:tcPr>
-          <w:p>
-            <w:r>
-              <w:rPr>
-                <w:rFonts w:ascii="WenQuanYi Micro Hei" w:hAnsi="WenQuanYi Micro Hei" w:eastAsia="WenQuanYi Micro Hei"/>
-                <w:sz w:val="19"/>
-              </w:rPr>
-              <w:t>泓塬资产董事长</w:t>
+            <w:tcW w:type="dxa" w:w="1134"/>
+            <w:vAlign w:val="center"/>
+          </w:tcPr>
+          <w:p>
+            <w:r>
+              <w:rPr>
+                <w:rFonts w:ascii="WenQuanYi Micro Hei" w:hAnsi="WenQuanYi Micro Hei" w:eastAsia="WenQuanYi Micro Hei"/>
+                <w:sz w:val="19"/>
+              </w:rPr>
+              <w:t>15:20</w:t>
+            </w:r>
+          </w:p>
+        </w:tc>
+        <w:tc>
+          <w:tcPr>
+            <w:tcW w:type="dxa" w:w="1814"/>
+            <w:vAlign w:val="center"/>
+          </w:tcPr>
+          <w:p>
+            <w:r>
+              <w:rPr>
+                <w:rFonts w:ascii="WenQuanYi Micro Hei" w:hAnsi="WenQuanYi Micro Hei" w:eastAsia="WenQuanYi Micro Hei"/>
+                <w:sz w:val="19"/>
+              </w:rPr>
+              <w:t>圆桌二（巅峰对话）</w:t>
+            </w:r>
+          </w:p>
+        </w:tc>
+        <w:tc>
+          <w:tcPr>
+            <w:tcW w:type="dxa" w:w="1587"/>
+            <w:vAlign w:val="center"/>
+          </w:tcPr>
+          <w:p>
+            <w:r>
+              <w:rPr>
+                <w:rFonts w:ascii="WenQuanYi Micro Hei" w:hAnsi="WenQuanYi Micro Hei" w:eastAsia="WenQuanYi Micro Hei"/>
+                <w:sz w:val="19"/>
+              </w:rPr>
+              <w:t>嘉宾 ×5</w:t>
+            </w:r>
+          </w:p>
+        </w:tc>
+        <w:tc>
+          <w:tcPr>
+            <w:tcW w:type="dxa" w:w="2551"/>
+            <w:vAlign w:val="center"/>
+          </w:tcPr>
+          <w:p>
+            <w:r>
+              <w:rPr>
+                <w:rFonts w:ascii="WenQuanYi Micro Hei" w:hAnsi="WenQuanYi Micro Hei" w:eastAsia="WenQuanYi Micro Hei"/>
+                <w:sz w:val="19"/>
+              </w:rPr>
+              <w:t>刘帅华、徐泳泽（华东区）、黎远、刘剑英、于敬</w:t>
+            </w:r>
+          </w:p>
+        </w:tc>
+        <w:tc>
+          <w:tcPr>
+            <w:tcW w:type="dxa" w:w="2835"/>
+            <w:vAlign w:val="center"/>
+          </w:tcPr>
+          <w:p>
+            <w:r>
+              <w:rPr>
+                <w:rFonts w:ascii="WenQuanYi Micro Hei" w:hAnsi="WenQuanYi Micro Hei" w:eastAsia="WenQuanYi Micro Hei"/>
+                <w:sz w:val="19"/>
+              </w:rPr>
+              <w:t>—</w:t>
             </w:r>
           </w:p>
         </w:tc>
@@ -9598,22 +9777,37 @@
       <w:tr>
         <w:tc>
           <w:tcPr>
-            <w:tcW w:type="dxa" w:w="2436"/>
-            <w:vAlign w:val="center"/>
-          </w:tcPr>
-          <w:p>
-            <w:r>
-              <w:rPr>
-                <w:rFonts w:ascii="WenQuanYi Micro Hei" w:hAnsi="WenQuanYi Micro Hei" w:eastAsia="WenQuanYi Micro Hei"/>
-                <w:sz w:val="19"/>
-              </w:rPr>
-              <w:t>主旨 4</w:t>
-            </w:r>
-          </w:p>
-        </w:tc>
-        <w:tc>
-          <w:tcPr>
-            <w:tcW w:type="dxa" w:w="2436"/>
+            <w:tcW w:type="dxa" w:w="1134"/>
+            <w:vAlign w:val="center"/>
+          </w:tcPr>
+          <w:p>
+            <w:r>
+              <w:rPr>
+                <w:rFonts w:ascii="WenQuanYi Micro Hei" w:hAnsi="WenQuanYi Micro Hei" w:eastAsia="WenQuanYi Micro Hei"/>
+                <w:sz w:val="19"/>
+              </w:rPr>
+              <w:t>16:50</w:t>
+            </w:r>
+          </w:p>
+        </w:tc>
+        <w:tc>
+          <w:tcPr>
+            <w:tcW w:type="dxa" w:w="1814"/>
+            <w:vAlign w:val="center"/>
+          </w:tcPr>
+          <w:p>
+            <w:r>
+              <w:rPr>
+                <w:rFonts w:ascii="WenQuanYi Micro Hei" w:hAnsi="WenQuanYi Micro Hei" w:eastAsia="WenQuanYi Micro Hei"/>
+                <w:sz w:val="19"/>
+              </w:rPr>
+              <w:t>主旨 3</w:t>
+            </w:r>
+          </w:p>
+        </w:tc>
+        <w:tc>
+          <w:tcPr>
+            <w:tcW w:type="dxa" w:w="1587"/>
             <w:vAlign w:val="center"/>
           </w:tcPr>
           <w:p>
@@ -9628,31 +9822,31 @@
         </w:tc>
         <w:tc>
           <w:tcPr>
-            <w:tcW w:type="dxa" w:w="2436"/>
-            <w:vAlign w:val="center"/>
-          </w:tcPr>
-          <w:p>
-            <w:r>
-              <w:rPr>
-                <w:rFonts w:ascii="WenQuanYi Micro Hei" w:hAnsi="WenQuanYi Micro Hei" w:eastAsia="WenQuanYi Micro Hei"/>
-                <w:sz w:val="19"/>
-              </w:rPr>
-              <w:t>寇文红</w:t>
-            </w:r>
-          </w:p>
-        </w:tc>
-        <w:tc>
-          <w:tcPr>
-            <w:tcW w:type="dxa" w:w="2436"/>
-            <w:vAlign w:val="center"/>
-          </w:tcPr>
-          <w:p>
-            <w:r>
-              <w:rPr>
-                <w:rFonts w:ascii="WenQuanYi Micro Hei" w:hAnsi="WenQuanYi Micro Hei" w:eastAsia="WenQuanYi Micro Hei"/>
-                <w:sz w:val="19"/>
-              </w:rPr>
-              <w:t>《跨越自然利率陷阱》作者</w:t>
+            <w:tcW w:type="dxa" w:w="2551"/>
+            <w:vAlign w:val="center"/>
+          </w:tcPr>
+          <w:p>
+            <w:r>
+              <w:rPr>
+                <w:rFonts w:ascii="WenQuanYi Micro Hei" w:hAnsi="WenQuanYi Micro Hei" w:eastAsia="WenQuanYi Micro Hei"/>
+                <w:sz w:val="19"/>
+              </w:rPr>
+              <w:t>王维军</w:t>
+            </w:r>
+          </w:p>
+        </w:tc>
+        <w:tc>
+          <w:tcPr>
+            <w:tcW w:type="dxa" w:w="2835"/>
+            <w:vAlign w:val="center"/>
+          </w:tcPr>
+          <w:p>
+            <w:r>
+              <w:rPr>
+                <w:rFonts w:ascii="WenQuanYi Micro Hei" w:hAnsi="WenQuanYi Micro Hei" w:eastAsia="WenQuanYi Micro Hei"/>
+                <w:sz w:val="19"/>
+              </w:rPr>
+              <w:t>泓塬资产董事长</w:t>
             </w:r>
           </w:p>
         </w:tc>
@@ -9660,22 +9854,37 @@
       <w:tr>
         <w:tc>
           <w:tcPr>
-            <w:tcW w:type="dxa" w:w="2436"/>
-            <w:vAlign w:val="center"/>
-          </w:tcPr>
-          <w:p>
-            <w:r>
-              <w:rPr>
-                <w:rFonts w:ascii="WenQuanYi Micro Hei" w:hAnsi="WenQuanYi Micro Hei" w:eastAsia="WenQuanYi Micro Hei"/>
-                <w:sz w:val="19"/>
-              </w:rPr>
-              <w:t>主旨 5</w:t>
-            </w:r>
-          </w:p>
-        </w:tc>
-        <w:tc>
-          <w:tcPr>
-            <w:tcW w:type="dxa" w:w="2436"/>
+            <w:tcW w:type="dxa" w:w="1134"/>
+            <w:vAlign w:val="center"/>
+          </w:tcPr>
+          <w:p>
+            <w:r>
+              <w:rPr>
+                <w:rFonts w:ascii="WenQuanYi Micro Hei" w:hAnsi="WenQuanYi Micro Hei" w:eastAsia="WenQuanYi Micro Hei"/>
+                <w:sz w:val="19"/>
+              </w:rPr>
+              <w:t>17:10</w:t>
+            </w:r>
+          </w:p>
+        </w:tc>
+        <w:tc>
+          <w:tcPr>
+            <w:tcW w:type="dxa" w:w="1814"/>
+            <w:vAlign w:val="center"/>
+          </w:tcPr>
+          <w:p>
+            <w:r>
+              <w:rPr>
+                <w:rFonts w:ascii="WenQuanYi Micro Hei" w:hAnsi="WenQuanYi Micro Hei" w:eastAsia="WenQuanYi Micro Hei"/>
+                <w:sz w:val="19"/>
+              </w:rPr>
+              <w:t>主旨 4</w:t>
+            </w:r>
+          </w:p>
+        </w:tc>
+        <w:tc>
+          <w:tcPr>
+            <w:tcW w:type="dxa" w:w="1587"/>
             <w:vAlign w:val="center"/>
           </w:tcPr>
           <w:p>
@@ -9690,31 +9899,31 @@
         </w:tc>
         <w:tc>
           <w:tcPr>
-            <w:tcW w:type="dxa" w:w="2436"/>
-            <w:vAlign w:val="center"/>
-          </w:tcPr>
-          <w:p>
-            <w:r>
-              <w:rPr>
-                <w:rFonts w:ascii="WenQuanYi Micro Hei" w:hAnsi="WenQuanYi Micro Hei" w:eastAsia="WenQuanYi Micro Hei"/>
-                <w:sz w:val="19"/>
-              </w:rPr>
-              <w:t>张露瑶 博士</w:t>
-            </w:r>
-          </w:p>
-        </w:tc>
-        <w:tc>
-          <w:tcPr>
-            <w:tcW w:type="dxa" w:w="2436"/>
-            <w:vAlign w:val="center"/>
-          </w:tcPr>
-          <w:p>
-            <w:r>
-              <w:rPr>
-                <w:rFonts w:ascii="WenQuanYi Micro Hei" w:hAnsi="WenQuanYi Micro Hei" w:eastAsia="WenQuanYi Micro Hei"/>
-                <w:sz w:val="19"/>
-              </w:rPr>
-              <w:t>昆山杜克大学助理教授</w:t>
+            <w:tcW w:type="dxa" w:w="2551"/>
+            <w:vAlign w:val="center"/>
+          </w:tcPr>
+          <w:p>
+            <w:r>
+              <w:rPr>
+                <w:rFonts w:ascii="WenQuanYi Micro Hei" w:hAnsi="WenQuanYi Micro Hei" w:eastAsia="WenQuanYi Micro Hei"/>
+                <w:sz w:val="19"/>
+              </w:rPr>
+              <w:t>寇文红</w:t>
+            </w:r>
+          </w:p>
+        </w:tc>
+        <w:tc>
+          <w:tcPr>
+            <w:tcW w:type="dxa" w:w="2835"/>
+            <w:vAlign w:val="center"/>
+          </w:tcPr>
+          <w:p>
+            <w:r>
+              <w:rPr>
+                <w:rFonts w:ascii="WenQuanYi Micro Hei" w:hAnsi="WenQuanYi Micro Hei" w:eastAsia="WenQuanYi Micro Hei"/>
+                <w:sz w:val="19"/>
+              </w:rPr>
+              <w:t>《跨越自然利率陷阱》作者</w:t>
             </w:r>
           </w:p>
         </w:tc>
@@ -9722,61 +9931,76 @@
       <w:tr>
         <w:tc>
           <w:tcPr>
-            <w:tcW w:type="dxa" w:w="2436"/>
-            <w:vAlign w:val="center"/>
-          </w:tcPr>
-          <w:p>
-            <w:r>
-              <w:rPr>
-                <w:rFonts w:ascii="WenQuanYi Micro Hei" w:hAnsi="WenQuanYi Micro Hei" w:eastAsia="WenQuanYi Micro Hei"/>
-                <w:sz w:val="19"/>
-              </w:rPr>
-              <w:t>圆桌二</w:t>
-            </w:r>
-          </w:p>
-        </w:tc>
-        <w:tc>
-          <w:tcPr>
-            <w:tcW w:type="dxa" w:w="2436"/>
-            <w:vAlign w:val="center"/>
-          </w:tcPr>
-          <w:p>
-            <w:r>
-              <w:rPr>
-                <w:rFonts w:ascii="WenQuanYi Micro Hei" w:hAnsi="WenQuanYi Micro Hei" w:eastAsia="WenQuanYi Micro Hei"/>
-                <w:sz w:val="19"/>
-              </w:rPr>
-              <w:t>主持</w:t>
-            </w:r>
-          </w:p>
-        </w:tc>
-        <w:tc>
-          <w:tcPr>
-            <w:tcW w:type="dxa" w:w="2436"/>
-            <w:vAlign w:val="center"/>
-          </w:tcPr>
-          <w:p>
-            <w:r>
-              <w:rPr>
-                <w:rFonts w:ascii="WenQuanYi Micro Hei" w:hAnsi="WenQuanYi Micro Hei" w:eastAsia="WenQuanYi Micro Hei"/>
-                <w:sz w:val="19"/>
-              </w:rPr>
-              <w:t>黄欣</w:t>
-            </w:r>
-          </w:p>
-        </w:tc>
-        <w:tc>
-          <w:tcPr>
-            <w:tcW w:type="dxa" w:w="2436"/>
-            <w:vAlign w:val="center"/>
-          </w:tcPr>
-          <w:p>
-            <w:r>
-              <w:rPr>
-                <w:rFonts w:ascii="WenQuanYi Micro Hei" w:hAnsi="WenQuanYi Micro Hei" w:eastAsia="WenQuanYi Micro Hei"/>
-                <w:sz w:val="19"/>
-              </w:rPr>
-              <w:t>国联安基金 / 北大经院上海校友会秘书长</w:t>
+            <w:tcW w:type="dxa" w:w="1134"/>
+            <w:vAlign w:val="center"/>
+          </w:tcPr>
+          <w:p>
+            <w:r>
+              <w:rPr>
+                <w:rFonts w:ascii="WenQuanYi Micro Hei" w:hAnsi="WenQuanYi Micro Hei" w:eastAsia="WenQuanYi Micro Hei"/>
+                <w:sz w:val="19"/>
+              </w:rPr>
+              <w:t>17:30</w:t>
+            </w:r>
+          </w:p>
+        </w:tc>
+        <w:tc>
+          <w:tcPr>
+            <w:tcW w:type="dxa" w:w="1814"/>
+            <w:vAlign w:val="center"/>
+          </w:tcPr>
+          <w:p>
+            <w:r>
+              <w:rPr>
+                <w:rFonts w:ascii="WenQuanYi Micro Hei" w:hAnsi="WenQuanYi Micro Hei" w:eastAsia="WenQuanYi Micro Hei"/>
+                <w:sz w:val="19"/>
+              </w:rPr>
+              <w:t>主旨 5</w:t>
+            </w:r>
+          </w:p>
+        </w:tc>
+        <w:tc>
+          <w:tcPr>
+            <w:tcW w:type="dxa" w:w="1587"/>
+            <w:vAlign w:val="center"/>
+          </w:tcPr>
+          <w:p>
+            <w:r>
+              <w:rPr>
+                <w:rFonts w:ascii="WenQuanYi Micro Hei" w:hAnsi="WenQuanYi Micro Hei" w:eastAsia="WenQuanYi Micro Hei"/>
+                <w:sz w:val="19"/>
+              </w:rPr>
+              <w:t>演讲台</w:t>
+            </w:r>
+          </w:p>
+        </w:tc>
+        <w:tc>
+          <w:tcPr>
+            <w:tcW w:type="dxa" w:w="2551"/>
+            <w:vAlign w:val="center"/>
+          </w:tcPr>
+          <w:p>
+            <w:r>
+              <w:rPr>
+                <w:rFonts w:ascii="WenQuanYi Micro Hei" w:hAnsi="WenQuanYi Micro Hei" w:eastAsia="WenQuanYi Micro Hei"/>
+                <w:sz w:val="19"/>
+              </w:rPr>
+              <w:t>张露瑶 博士</w:t>
+            </w:r>
+          </w:p>
+        </w:tc>
+        <w:tc>
+          <w:tcPr>
+            <w:tcW w:type="dxa" w:w="2835"/>
+            <w:vAlign w:val="center"/>
+          </w:tcPr>
+          <w:p>
+            <w:r>
+              <w:rPr>
+                <w:rFonts w:ascii="WenQuanYi Micro Hei" w:hAnsi="WenQuanYi Micro Hei" w:eastAsia="WenQuanYi Micro Hei"/>
+                <w:sz w:val="19"/>
+              </w:rPr>
+              <w:t>昆山杜克大学助理教授</w:t>
             </w:r>
           </w:p>
         </w:tc>
@@ -9784,61 +10008,76 @@
       <w:tr>
         <w:tc>
           <w:tcPr>
-            <w:tcW w:type="dxa" w:w="2436"/>
-            <w:vAlign w:val="center"/>
-          </w:tcPr>
-          <w:p>
-            <w:r>
-              <w:rPr>
-                <w:rFonts w:ascii="WenQuanYi Micro Hei" w:hAnsi="WenQuanYi Micro Hei" w:eastAsia="WenQuanYi Micro Hei"/>
-                <w:sz w:val="19"/>
-              </w:rPr>
-              <w:t>圆桌二</w:t>
-            </w:r>
-          </w:p>
-        </w:tc>
-        <w:tc>
-          <w:tcPr>
-            <w:tcW w:type="dxa" w:w="2436"/>
-            <w:vAlign w:val="center"/>
-          </w:tcPr>
-          <w:p>
-            <w:r>
-              <w:rPr>
-                <w:rFonts w:ascii="WenQuanYi Micro Hei" w:hAnsi="WenQuanYi Micro Hei" w:eastAsia="WenQuanYi Micro Hei"/>
-                <w:sz w:val="19"/>
-              </w:rPr>
-              <w:t>嘉宾</w:t>
-            </w:r>
-          </w:p>
-        </w:tc>
-        <w:tc>
-          <w:tcPr>
-            <w:tcW w:type="dxa" w:w="2436"/>
-            <w:vAlign w:val="center"/>
-          </w:tcPr>
-          <w:p>
-            <w:r>
-              <w:rPr>
-                <w:rFonts w:ascii="WenQuanYi Micro Hei" w:hAnsi="WenQuanYi Micro Hei" w:eastAsia="WenQuanYi Micro Hei"/>
-                <w:sz w:val="19"/>
-              </w:rPr>
-              <w:t>曲承东、刘胜利、饶雪莹、马俊杰</w:t>
-            </w:r>
-          </w:p>
-        </w:tc>
-        <w:tc>
-          <w:tcPr>
-            <w:tcW w:type="dxa" w:w="2436"/>
-            <w:vAlign w:val="center"/>
-          </w:tcPr>
-          <w:p>
-            <w:r>
-              <w:rPr>
-                <w:rFonts w:ascii="WenQuanYi Micro Hei" w:hAnsi="WenQuanYi Micro Hei" w:eastAsia="WenQuanYi Micro Hei"/>
-                <w:sz w:val="19"/>
-              </w:rPr>
-              <w:t>见上文</w:t>
+            <w:tcW w:type="dxa" w:w="1134"/>
+            <w:vAlign w:val="center"/>
+          </w:tcPr>
+          <w:p>
+            <w:r>
+              <w:rPr>
+                <w:rFonts w:ascii="WenQuanYi Micro Hei" w:hAnsi="WenQuanYi Micro Hei" w:eastAsia="WenQuanYi Micro Hei"/>
+                <w:sz w:val="19"/>
+              </w:rPr>
+              <w:t>17:50</w:t>
+            </w:r>
+          </w:p>
+        </w:tc>
+        <w:tc>
+          <w:tcPr>
+            <w:tcW w:type="dxa" w:w="1814"/>
+            <w:vAlign w:val="center"/>
+          </w:tcPr>
+          <w:p>
+            <w:r>
+              <w:rPr>
+                <w:rFonts w:ascii="WenQuanYi Micro Hei" w:hAnsi="WenQuanYi Micro Hei" w:eastAsia="WenQuanYi Micro Hei"/>
+                <w:sz w:val="19"/>
+              </w:rPr>
+              <w:t>圆桌三 + 闭幕</w:t>
+            </w:r>
+          </w:p>
+        </w:tc>
+        <w:tc>
+          <w:tcPr>
+            <w:tcW w:type="dxa" w:w="1587"/>
+            <w:vAlign w:val="center"/>
+          </w:tcPr>
+          <w:p>
+            <w:r>
+              <w:rPr>
+                <w:rFonts w:ascii="WenQuanYi Micro Hei" w:hAnsi="WenQuanYi Micro Hei" w:eastAsia="WenQuanYi Micro Hei"/>
+                <w:sz w:val="19"/>
+              </w:rPr>
+              <w:t>主持</w:t>
+            </w:r>
+          </w:p>
+        </w:tc>
+        <w:tc>
+          <w:tcPr>
+            <w:tcW w:type="dxa" w:w="2551"/>
+            <w:vAlign w:val="center"/>
+          </w:tcPr>
+          <w:p>
+            <w:r>
+              <w:rPr>
+                <w:rFonts w:ascii="WenQuanYi Micro Hei" w:hAnsi="WenQuanYi Micro Hei" w:eastAsia="WenQuanYi Micro Hei"/>
+                <w:sz w:val="19"/>
+              </w:rPr>
+              <w:t>黄欣</w:t>
+            </w:r>
+          </w:p>
+        </w:tc>
+        <w:tc>
+          <w:tcPr>
+            <w:tcW w:type="dxa" w:w="2835"/>
+            <w:vAlign w:val="center"/>
+          </w:tcPr>
+          <w:p>
+            <w:r>
+              <w:rPr>
+                <w:rFonts w:ascii="WenQuanYi Micro Hei" w:hAnsi="WenQuanYi Micro Hei" w:eastAsia="WenQuanYi Micro Hei"/>
+                <w:sz w:val="19"/>
+              </w:rPr>
+              <w:t>北大经院上海校友会秘书长</w:t>
             </w:r>
           </w:p>
         </w:tc>
@@ -9846,52 +10085,67 @@
       <w:tr>
         <w:tc>
           <w:tcPr>
-            <w:tcW w:type="dxa" w:w="2436"/>
-            <w:vAlign w:val="center"/>
-          </w:tcPr>
-          <w:p>
-            <w:r>
-              <w:rPr>
-                <w:rFonts w:ascii="WenQuanYi Micro Hei" w:hAnsi="WenQuanYi Micro Hei" w:eastAsia="WenQuanYi Micro Hei"/>
-                <w:sz w:val="19"/>
-              </w:rPr>
-              <w:t>颁奖典礼</w:t>
-            </w:r>
-          </w:p>
-        </w:tc>
-        <w:tc>
-          <w:tcPr>
-            <w:tcW w:type="dxa" w:w="2436"/>
-            <w:vAlign w:val="center"/>
-          </w:tcPr>
-          <w:p>
-            <w:r>
-              <w:rPr>
-                <w:rFonts w:ascii="WenQuanYi Micro Hei" w:hAnsi="WenQuanYi Micro Hei" w:eastAsia="WenQuanYi Micro Hei"/>
-                <w:sz w:val="19"/>
-              </w:rPr>
-              <w:t>颁奖嘉宾</w:t>
-            </w:r>
-          </w:p>
-        </w:tc>
-        <w:tc>
-          <w:tcPr>
-            <w:tcW w:type="dxa" w:w="2436"/>
-            <w:vAlign w:val="center"/>
-          </w:tcPr>
-          <w:p>
-            <w:r>
-              <w:rPr>
-                <w:rFonts w:ascii="WenQuanYi Micro Hei" w:hAnsi="WenQuanYi Micro Hei" w:eastAsia="WenQuanYi Micro Hei"/>
-                <w:sz w:val="19"/>
-              </w:rPr>
-              <w:t>姚志勇、胡继刚、黄欣、绿城中国-代表</w:t>
-            </w:r>
-          </w:p>
-        </w:tc>
-        <w:tc>
-          <w:tcPr>
-            <w:tcW w:type="dxa" w:w="2436"/>
+            <w:tcW w:type="dxa" w:w="1134"/>
+            <w:vAlign w:val="center"/>
+          </w:tcPr>
+          <w:p>
+            <w:r>
+              <w:rPr>
+                <w:rFonts w:ascii="WenQuanYi Micro Hei" w:hAnsi="WenQuanYi Micro Hei" w:eastAsia="WenQuanYi Micro Hei"/>
+                <w:sz w:val="19"/>
+              </w:rPr>
+              <w:t>17:50</w:t>
+            </w:r>
+          </w:p>
+        </w:tc>
+        <w:tc>
+          <w:tcPr>
+            <w:tcW w:type="dxa" w:w="1814"/>
+            <w:vAlign w:val="center"/>
+          </w:tcPr>
+          <w:p>
+            <w:r>
+              <w:rPr>
+                <w:rFonts w:ascii="WenQuanYi Micro Hei" w:hAnsi="WenQuanYi Micro Hei" w:eastAsia="WenQuanYi Micro Hei"/>
+                <w:sz w:val="19"/>
+              </w:rPr>
+              <w:t>圆桌三 + 闭幕</w:t>
+            </w:r>
+          </w:p>
+        </w:tc>
+        <w:tc>
+          <w:tcPr>
+            <w:tcW w:type="dxa" w:w="1587"/>
+            <w:vAlign w:val="center"/>
+          </w:tcPr>
+          <w:p>
+            <w:r>
+              <w:rPr>
+                <w:rFonts w:ascii="WenQuanYi Micro Hei" w:hAnsi="WenQuanYi Micro Hei" w:eastAsia="WenQuanYi Micro Hei"/>
+                <w:sz w:val="19"/>
+              </w:rPr>
+              <w:t>嘉宾 ×4</w:t>
+            </w:r>
+          </w:p>
+        </w:tc>
+        <w:tc>
+          <w:tcPr>
+            <w:tcW w:type="dxa" w:w="2551"/>
+            <w:vAlign w:val="center"/>
+          </w:tcPr>
+          <w:p>
+            <w:r>
+              <w:rPr>
+                <w:rFonts w:ascii="WenQuanYi Micro Hei" w:hAnsi="WenQuanYi Micro Hei" w:eastAsia="WenQuanYi Micro Hei"/>
+                <w:sz w:val="19"/>
+              </w:rPr>
+              <w:t>曲承东、刘胜利、饶雪莹、马俊杰</w:t>
+            </w:r>
+          </w:p>
+        </w:tc>
+        <w:tc>
+          <w:tcPr>
+            <w:tcW w:type="dxa" w:w="2835"/>
             <w:vAlign w:val="center"/>
           </w:tcPr>
           <w:p>
@@ -9912,9 +10166,10 @@
         <w:rPr>
           <w:rFonts w:ascii="WenQuanYi Micro Hei" w:hAnsi="WenQuanYi Micro Hei" w:eastAsia="WenQuanYi Micro Hei"/>
           <w:b/>
+          <w:color w:val="C0392B"/>
           <w:sz w:val="21"/>
         </w:rPr>
-        <w:t>台卡输出总数：30 张（含 5 张备用）。责任人：蔡杰、朱铭喆（B 组），5/22 12:00 主席台陈列前完成。</w:t>
+        <w:t>台卡输出总数：32 张（含 5 张备用）；颁奖典礼前移至 14:25-14:40，福布斯颁奖物料须 5/22 12:00 前到位。责任人：蔡杰、朱铭喆（B 组），张蒙（F 组）。</w:t>
       </w:r>
     </w:p>
     <w:p>
@@ -11019,7 +11274,7 @@
         </w:tc>
         <w:tc>
           <w:tcPr>
-            <w:tcW w:type="dxa" w:w="1304"/>
+            <w:tcW w:type="dxa" w:w="1417"/>
             <w:shd w:val="clear" w:color="auto" w:fill="305496"/>
           </w:tcPr>
           <w:p>
@@ -11053,7 +11308,7 @@
         </w:tc>
         <w:tc>
           <w:tcPr>
-            <w:tcW w:type="dxa" w:w="1134"/>
+            <w:tcW w:type="dxa" w:w="1020"/>
             <w:shd w:val="clear" w:color="auto" w:fill="305496"/>
           </w:tcPr>
           <w:p>
@@ -11070,7 +11325,7 @@
         </w:tc>
         <w:tc>
           <w:tcPr>
-            <w:tcW w:type="dxa" w:w="1417"/>
+            <w:tcW w:type="dxa" w:w="1304"/>
             <w:shd w:val="clear" w:color="auto" w:fill="305496"/>
           </w:tcPr>
           <w:p>
@@ -11087,7 +11342,7 @@
         </w:tc>
         <w:tc>
           <w:tcPr>
-            <w:tcW w:type="dxa" w:w="1871"/>
+            <w:tcW w:type="dxa" w:w="1814"/>
             <w:shd w:val="clear" w:color="auto" w:fill="305496"/>
           </w:tcPr>
           <w:p>
@@ -11155,6 +11410,51 @@
         </w:tc>
         <w:tc>
           <w:tcPr>
+            <w:tcW w:type="dxa" w:w="1417"/>
+            <w:vAlign w:val="center"/>
+          </w:tcPr>
+          <w:p>
+            <w:r>
+              <w:rPr>
+                <w:rFonts w:ascii="WenQuanYi Micro Hei" w:hAnsi="WenQuanYi Micro Hei" w:eastAsia="WenQuanYi Micro Hei"/>
+                <w:sz w:val="19"/>
+              </w:rPr>
+              <w:t>绿城中国</w:t>
+            </w:r>
+          </w:p>
+        </w:tc>
+        <w:tc>
+          <w:tcPr>
+            <w:tcW w:type="dxa" w:w="1814"/>
+            <w:vAlign w:val="center"/>
+          </w:tcPr>
+          <w:p>
+            <w:r>
+              <w:rPr>
+                <w:rFonts w:ascii="WenQuanYi Micro Hei" w:hAnsi="WenQuanYi Micro Hei" w:eastAsia="WenQuanYi Micro Hei"/>
+                <w:sz w:val="19"/>
+              </w:rPr>
+              <w:t>【绿城·潮鸣】KT 板 + 邀请码核验物料</w:t>
+            </w:r>
+          </w:p>
+        </w:tc>
+        <w:tc>
+          <w:tcPr>
+            <w:tcW w:type="dxa" w:w="1020"/>
+            <w:vAlign w:val="center"/>
+          </w:tcPr>
+          <w:p>
+            <w:r>
+              <w:rPr>
+                <w:rFonts w:ascii="WenQuanYi Micro Hei" w:hAnsi="WenQuanYi Micro Hei" w:eastAsia="WenQuanYi Micro Hei"/>
+                <w:sz w:val="19"/>
+              </w:rPr>
+              <w:t>待定</w:t>
+            </w:r>
+          </w:p>
+        </w:tc>
+        <w:tc>
+          <w:tcPr>
             <w:tcW w:type="dxa" w:w="1304"/>
             <w:vAlign w:val="center"/>
           </w:tcPr>
@@ -11164,58 +11464,13 @@
                 <w:rFonts w:ascii="WenQuanYi Micro Hei" w:hAnsi="WenQuanYi Micro Hei" w:eastAsia="WenQuanYi Micro Hei"/>
                 <w:sz w:val="19"/>
               </w:rPr>
-              <w:t>绿城中国</w:t>
+              <w:t>5/22 09:00 前</w:t>
             </w:r>
           </w:p>
         </w:tc>
         <w:tc>
           <w:tcPr>
             <w:tcW w:type="dxa" w:w="1814"/>
-            <w:vAlign w:val="center"/>
-          </w:tcPr>
-          <w:p>
-            <w:r>
-              <w:rPr>
-                <w:rFonts w:ascii="WenQuanYi Micro Hei" w:hAnsi="WenQuanYi Micro Hei" w:eastAsia="WenQuanYi Micro Hei"/>
-                <w:sz w:val="19"/>
-              </w:rPr>
-              <w:t>晚宴冠名背景 KT 板</w:t>
-            </w:r>
-          </w:p>
-        </w:tc>
-        <w:tc>
-          <w:tcPr>
-            <w:tcW w:type="dxa" w:w="1134"/>
-            <w:vAlign w:val="center"/>
-          </w:tcPr>
-          <w:p>
-            <w:r>
-              <w:rPr>
-                <w:rFonts w:ascii="WenQuanYi Micro Hei" w:hAnsi="WenQuanYi Micro Hei" w:eastAsia="WenQuanYi Micro Hei"/>
-                <w:sz w:val="19"/>
-              </w:rPr>
-              <w:t>待定</w:t>
-            </w:r>
-          </w:p>
-        </w:tc>
-        <w:tc>
-          <w:tcPr>
-            <w:tcW w:type="dxa" w:w="1417"/>
-            <w:vAlign w:val="center"/>
-          </w:tcPr>
-          <w:p>
-            <w:r>
-              <w:rPr>
-                <w:rFonts w:ascii="WenQuanYi Micro Hei" w:hAnsi="WenQuanYi Micro Hei" w:eastAsia="WenQuanYi Micro Hei"/>
-                <w:sz w:val="19"/>
-              </w:rPr>
-              <w:t>5/22 09:00 前</w:t>
-            </w:r>
-          </w:p>
-        </w:tc>
-        <w:tc>
-          <w:tcPr>
-            <w:tcW w:type="dxa" w:w="1871"/>
             <w:vAlign w:val="center"/>
           </w:tcPr>
           <w:p>
@@ -11277,6 +11532,51 @@
         </w:tc>
         <w:tc>
           <w:tcPr>
+            <w:tcW w:type="dxa" w:w="1417"/>
+            <w:vAlign w:val="center"/>
+          </w:tcPr>
+          <w:p>
+            <w:r>
+              <w:rPr>
+                <w:rFonts w:ascii="WenQuanYi Micro Hei" w:hAnsi="WenQuanYi Micro Hei" w:eastAsia="WenQuanYi Micro Hei"/>
+                <w:sz w:val="19"/>
+              </w:rPr>
+              <w:t>绿城中国</w:t>
+            </w:r>
+          </w:p>
+        </w:tc>
+        <w:tc>
+          <w:tcPr>
+            <w:tcW w:type="dxa" w:w="1814"/>
+            <w:vAlign w:val="center"/>
+          </w:tcPr>
+          <w:p>
+            <w:r>
+              <w:rPr>
+                <w:rFonts w:ascii="WenQuanYi Micro Hei" w:hAnsi="WenQuanYi Micro Hei" w:eastAsia="WenQuanYi Micro Hei"/>
+                <w:sz w:val="19"/>
+              </w:rPr>
+              <w:t>晚宴定制礼品</w:t>
+            </w:r>
+          </w:p>
+        </w:tc>
+        <w:tc>
+          <w:tcPr>
+            <w:tcW w:type="dxa" w:w="1020"/>
+            <w:vAlign w:val="center"/>
+          </w:tcPr>
+          <w:p>
+            <w:r>
+              <w:rPr>
+                <w:rFonts w:ascii="WenQuanYi Micro Hei" w:hAnsi="WenQuanYi Micro Hei" w:eastAsia="WenQuanYi Micro Hei"/>
+                <w:sz w:val="19"/>
+              </w:rPr>
+              <w:t>500 份</w:t>
+            </w:r>
+          </w:p>
+        </w:tc>
+        <w:tc>
+          <w:tcPr>
             <w:tcW w:type="dxa" w:w="1304"/>
             <w:vAlign w:val="center"/>
           </w:tcPr>
@@ -11286,58 +11586,13 @@
                 <w:rFonts w:ascii="WenQuanYi Micro Hei" w:hAnsi="WenQuanYi Micro Hei" w:eastAsia="WenQuanYi Micro Hei"/>
                 <w:sz w:val="19"/>
               </w:rPr>
-              <w:t>绿城中国</w:t>
+              <w:t>5/22 14:00 前</w:t>
             </w:r>
           </w:p>
         </w:tc>
         <w:tc>
           <w:tcPr>
             <w:tcW w:type="dxa" w:w="1814"/>
-            <w:vAlign w:val="center"/>
-          </w:tcPr>
-          <w:p>
-            <w:r>
-              <w:rPr>
-                <w:rFonts w:ascii="WenQuanYi Micro Hei" w:hAnsi="WenQuanYi Micro Hei" w:eastAsia="WenQuanYi Micro Hei"/>
-                <w:sz w:val="19"/>
-              </w:rPr>
-              <w:t>晚宴礼品</w:t>
-            </w:r>
-          </w:p>
-        </w:tc>
-        <w:tc>
-          <w:tcPr>
-            <w:tcW w:type="dxa" w:w="1134"/>
-            <w:vAlign w:val="center"/>
-          </w:tcPr>
-          <w:p>
-            <w:r>
-              <w:rPr>
-                <w:rFonts w:ascii="WenQuanYi Micro Hei" w:hAnsi="WenQuanYi Micro Hei" w:eastAsia="WenQuanYi Micro Hei"/>
-                <w:sz w:val="19"/>
-              </w:rPr>
-              <w:t>500 份</w:t>
-            </w:r>
-          </w:p>
-        </w:tc>
-        <w:tc>
-          <w:tcPr>
-            <w:tcW w:type="dxa" w:w="1417"/>
-            <w:vAlign w:val="center"/>
-          </w:tcPr>
-          <w:p>
-            <w:r>
-              <w:rPr>
-                <w:rFonts w:ascii="WenQuanYi Micro Hei" w:hAnsi="WenQuanYi Micro Hei" w:eastAsia="WenQuanYi Micro Hei"/>
-                <w:sz w:val="19"/>
-              </w:rPr>
-              <w:t>5/22 14:00 前</w:t>
-            </w:r>
-          </w:p>
-        </w:tc>
-        <w:tc>
-          <w:tcPr>
-            <w:tcW w:type="dxa" w:w="1871"/>
             <w:vAlign w:val="center"/>
           </w:tcPr>
           <w:p>
@@ -11399,6 +11654,51 @@
         </w:tc>
         <w:tc>
           <w:tcPr>
+            <w:tcW w:type="dxa" w:w="1417"/>
+            <w:vAlign w:val="center"/>
+          </w:tcPr>
+          <w:p>
+            <w:r>
+              <w:rPr>
+                <w:rFonts w:ascii="WenQuanYi Micro Hei" w:hAnsi="WenQuanYi Micro Hei" w:eastAsia="WenQuanYi Micro Hei"/>
+                <w:sz w:val="19"/>
+              </w:rPr>
+              <w:t>腾讯云</w:t>
+            </w:r>
+          </w:p>
+        </w:tc>
+        <w:tc>
+          <w:tcPr>
+            <w:tcW w:type="dxa" w:w="1814"/>
+            <w:vAlign w:val="center"/>
+          </w:tcPr>
+          <w:p>
+            <w:r>
+              <w:rPr>
+                <w:rFonts w:ascii="WenQuanYi Micro Hei" w:hAnsi="WenQuanYi Micro Hei" w:eastAsia="WenQuanYi Micro Hei"/>
+                <w:sz w:val="19"/>
+              </w:rPr>
+              <w:t>易拉宝 / 礼品</w:t>
+            </w:r>
+          </w:p>
+        </w:tc>
+        <w:tc>
+          <w:tcPr>
+            <w:tcW w:type="dxa" w:w="1020"/>
+            <w:vAlign w:val="center"/>
+          </w:tcPr>
+          <w:p>
+            <w:r>
+              <w:rPr>
+                <w:rFonts w:ascii="WenQuanYi Micro Hei" w:hAnsi="WenQuanYi Micro Hei" w:eastAsia="WenQuanYi Micro Hei"/>
+                <w:sz w:val="19"/>
+              </w:rPr>
+              <w:t>待定</w:t>
+            </w:r>
+          </w:p>
+        </w:tc>
+        <w:tc>
+          <w:tcPr>
             <w:tcW w:type="dxa" w:w="1304"/>
             <w:vAlign w:val="center"/>
           </w:tcPr>
@@ -11408,58 +11708,13 @@
                 <w:rFonts w:ascii="WenQuanYi Micro Hei" w:hAnsi="WenQuanYi Micro Hei" w:eastAsia="WenQuanYi Micro Hei"/>
                 <w:sz w:val="19"/>
               </w:rPr>
-              <w:t>腾讯云</w:t>
+              <w:t>5/22 10:00 前</w:t>
             </w:r>
           </w:p>
         </w:tc>
         <w:tc>
           <w:tcPr>
             <w:tcW w:type="dxa" w:w="1814"/>
-            <w:vAlign w:val="center"/>
-          </w:tcPr>
-          <w:p>
-            <w:r>
-              <w:rPr>
-                <w:rFonts w:ascii="WenQuanYi Micro Hei" w:hAnsi="WenQuanYi Micro Hei" w:eastAsia="WenQuanYi Micro Hei"/>
-                <w:sz w:val="19"/>
-              </w:rPr>
-              <w:t>易拉宝 / 礼品</w:t>
-            </w:r>
-          </w:p>
-        </w:tc>
-        <w:tc>
-          <w:tcPr>
-            <w:tcW w:type="dxa" w:w="1134"/>
-            <w:vAlign w:val="center"/>
-          </w:tcPr>
-          <w:p>
-            <w:r>
-              <w:rPr>
-                <w:rFonts w:ascii="WenQuanYi Micro Hei" w:hAnsi="WenQuanYi Micro Hei" w:eastAsia="WenQuanYi Micro Hei"/>
-                <w:sz w:val="19"/>
-              </w:rPr>
-              <w:t>待定</w:t>
-            </w:r>
-          </w:p>
-        </w:tc>
-        <w:tc>
-          <w:tcPr>
-            <w:tcW w:type="dxa" w:w="1417"/>
-            <w:vAlign w:val="center"/>
-          </w:tcPr>
-          <w:p>
-            <w:r>
-              <w:rPr>
-                <w:rFonts w:ascii="WenQuanYi Micro Hei" w:hAnsi="WenQuanYi Micro Hei" w:eastAsia="WenQuanYi Micro Hei"/>
-                <w:sz w:val="19"/>
-              </w:rPr>
-              <w:t>5/22 10:00 前</w:t>
-            </w:r>
-          </w:p>
-        </w:tc>
-        <w:tc>
-          <w:tcPr>
-            <w:tcW w:type="dxa" w:w="1871"/>
             <w:vAlign w:val="center"/>
           </w:tcPr>
           <w:p>
@@ -11521,6 +11776,51 @@
         </w:tc>
         <w:tc>
           <w:tcPr>
+            <w:tcW w:type="dxa" w:w="1417"/>
+            <w:vAlign w:val="center"/>
+          </w:tcPr>
+          <w:p>
+            <w:r>
+              <w:rPr>
+                <w:rFonts w:ascii="WenQuanYi Micro Hei" w:hAnsi="WenQuanYi Micro Hei" w:eastAsia="WenQuanYi Micro Hei"/>
+                <w:sz w:val="19"/>
+              </w:rPr>
+              <w:t>福布斯中国 AI 评选委员会</w:t>
+            </w:r>
+          </w:p>
+        </w:tc>
+        <w:tc>
+          <w:tcPr>
+            <w:tcW w:type="dxa" w:w="1814"/>
+            <w:vAlign w:val="center"/>
+          </w:tcPr>
+          <w:p>
+            <w:r>
+              <w:rPr>
+                <w:rFonts w:ascii="WenQuanYi Micro Hei" w:hAnsi="WenQuanYi Micro Hei" w:eastAsia="WenQuanYi Micro Hei"/>
+                <w:sz w:val="19"/>
+              </w:rPr>
+              <w:t>★ 奖杯 / 证书 / 颁奖背景板</w:t>
+            </w:r>
+          </w:p>
+        </w:tc>
+        <w:tc>
+          <w:tcPr>
+            <w:tcW w:type="dxa" w:w="1020"/>
+            <w:vAlign w:val="center"/>
+          </w:tcPr>
+          <w:p>
+            <w:r>
+              <w:rPr>
+                <w:rFonts w:ascii="WenQuanYi Micro Hei" w:hAnsi="WenQuanYi Micro Hei" w:eastAsia="WenQuanYi Micro Hei"/>
+                <w:sz w:val="19"/>
+              </w:rPr>
+              <w:t>若干</w:t>
+            </w:r>
+          </w:p>
+        </w:tc>
+        <w:tc>
+          <w:tcPr>
             <w:tcW w:type="dxa" w:w="1304"/>
             <w:vAlign w:val="center"/>
           </w:tcPr>
@@ -11530,7 +11830,7 @@
                 <w:rFonts w:ascii="WenQuanYi Micro Hei" w:hAnsi="WenQuanYi Micro Hei" w:eastAsia="WenQuanYi Micro Hei"/>
                 <w:sz w:val="19"/>
               </w:rPr>
-              <w:t>福布斯中国</w:t>
+              <w:t>5/22 12:00 前（必到）</w:t>
             </w:r>
           </w:p>
         </w:tc>
@@ -11545,51 +11845,6 @@
                 <w:rFonts w:ascii="WenQuanYi Micro Hei" w:hAnsi="WenQuanYi Micro Hei" w:eastAsia="WenQuanYi Micro Hei"/>
                 <w:sz w:val="19"/>
               </w:rPr>
-              <w:t>颁奖物料</w:t>
-            </w:r>
-          </w:p>
-        </w:tc>
-        <w:tc>
-          <w:tcPr>
-            <w:tcW w:type="dxa" w:w="1134"/>
-            <w:vAlign w:val="center"/>
-          </w:tcPr>
-          <w:p>
-            <w:r>
-              <w:rPr>
-                <w:rFonts w:ascii="WenQuanYi Micro Hei" w:hAnsi="WenQuanYi Micro Hei" w:eastAsia="WenQuanYi Micro Hei"/>
-                <w:sz w:val="19"/>
-              </w:rPr>
-              <w:t>若干</w:t>
-            </w:r>
-          </w:p>
-        </w:tc>
-        <w:tc>
-          <w:tcPr>
-            <w:tcW w:type="dxa" w:w="1417"/>
-            <w:vAlign w:val="center"/>
-          </w:tcPr>
-          <w:p>
-            <w:r>
-              <w:rPr>
-                <w:rFonts w:ascii="WenQuanYi Micro Hei" w:hAnsi="WenQuanYi Micro Hei" w:eastAsia="WenQuanYi Micro Hei"/>
-                <w:sz w:val="19"/>
-              </w:rPr>
-              <w:t>5/22 12:00 前</w:t>
-            </w:r>
-          </w:p>
-        </w:tc>
-        <w:tc>
-          <w:tcPr>
-            <w:tcW w:type="dxa" w:w="1871"/>
-            <w:vAlign w:val="center"/>
-          </w:tcPr>
-          <w:p>
-            <w:r>
-              <w:rPr>
-                <w:rFonts w:ascii="WenQuanYi Micro Hei" w:hAnsi="WenQuanYi Micro Hei" w:eastAsia="WenQuanYi Micro Hei"/>
-                <w:sz w:val="19"/>
-              </w:rPr>
               <w:t>待补</w:t>
             </w:r>
           </w:p>
@@ -11605,7 +11860,7 @@
                 <w:rFonts w:ascii="WenQuanYi Micro Hei" w:hAnsi="WenQuanYi Micro Hei" w:eastAsia="WenQuanYi Micro Hei"/>
                 <w:sz w:val="19"/>
               </w:rPr>
-              <w:t>颁奖区暂存</w:t>
+              <w:t>主舞台 + 颁奖区</w:t>
             </w:r>
           </w:p>
         </w:tc>
@@ -11643,6 +11898,51 @@
         </w:tc>
         <w:tc>
           <w:tcPr>
+            <w:tcW w:type="dxa" w:w="1417"/>
+            <w:vAlign w:val="center"/>
+          </w:tcPr>
+          <w:p>
+            <w:r>
+              <w:rPr>
+                <w:rFonts w:ascii="WenQuanYi Micro Hei" w:hAnsi="WenQuanYi Micro Hei" w:eastAsia="WenQuanYi Micro Hei"/>
+                <w:sz w:val="19"/>
+              </w:rPr>
+              <w:t>蔚来汽车</w:t>
+            </w:r>
+          </w:p>
+        </w:tc>
+        <w:tc>
+          <w:tcPr>
+            <w:tcW w:type="dxa" w:w="1814"/>
+            <w:vAlign w:val="center"/>
+          </w:tcPr>
+          <w:p>
+            <w:r>
+              <w:rPr>
+                <w:rFonts w:ascii="WenQuanYi Micro Hei" w:hAnsi="WenQuanYi Micro Hei" w:eastAsia="WenQuanYi Micro Hei"/>
+                <w:sz w:val="19"/>
+              </w:rPr>
+              <w:t>展车 / 易拉宝 / 礼品</w:t>
+            </w:r>
+          </w:p>
+        </w:tc>
+        <w:tc>
+          <w:tcPr>
+            <w:tcW w:type="dxa" w:w="1020"/>
+            <w:vAlign w:val="center"/>
+          </w:tcPr>
+          <w:p>
+            <w:r>
+              <w:rPr>
+                <w:rFonts w:ascii="WenQuanYi Micro Hei" w:hAnsi="WenQuanYi Micro Hei" w:eastAsia="WenQuanYi Micro Hei"/>
+                <w:sz w:val="19"/>
+              </w:rPr>
+              <w:t>待定</w:t>
+            </w:r>
+          </w:p>
+        </w:tc>
+        <w:tc>
+          <w:tcPr>
             <w:tcW w:type="dxa" w:w="1304"/>
             <w:vAlign w:val="center"/>
           </w:tcPr>
@@ -11652,58 +11952,13 @@
                 <w:rFonts w:ascii="WenQuanYi Micro Hei" w:hAnsi="WenQuanYi Micro Hei" w:eastAsia="WenQuanYi Micro Hei"/>
                 <w:sz w:val="19"/>
               </w:rPr>
-              <w:t>蔚来</w:t>
+              <w:t>5/22 08:00 / 10:00</w:t>
             </w:r>
           </w:p>
         </w:tc>
         <w:tc>
           <w:tcPr>
             <w:tcW w:type="dxa" w:w="1814"/>
-            <w:vAlign w:val="center"/>
-          </w:tcPr>
-          <w:p>
-            <w:r>
-              <w:rPr>
-                <w:rFonts w:ascii="WenQuanYi Micro Hei" w:hAnsi="WenQuanYi Micro Hei" w:eastAsia="WenQuanYi Micro Hei"/>
-                <w:sz w:val="19"/>
-              </w:rPr>
-              <w:t>展车 / 易拉宝 / 礼品</w:t>
-            </w:r>
-          </w:p>
-        </w:tc>
-        <w:tc>
-          <w:tcPr>
-            <w:tcW w:type="dxa" w:w="1134"/>
-            <w:vAlign w:val="center"/>
-          </w:tcPr>
-          <w:p>
-            <w:r>
-              <w:rPr>
-                <w:rFonts w:ascii="WenQuanYi Micro Hei" w:hAnsi="WenQuanYi Micro Hei" w:eastAsia="WenQuanYi Micro Hei"/>
-                <w:sz w:val="19"/>
-              </w:rPr>
-              <w:t>待定</w:t>
-            </w:r>
-          </w:p>
-        </w:tc>
-        <w:tc>
-          <w:tcPr>
-            <w:tcW w:type="dxa" w:w="1417"/>
-            <w:vAlign w:val="center"/>
-          </w:tcPr>
-          <w:p>
-            <w:r>
-              <w:rPr>
-                <w:rFonts w:ascii="WenQuanYi Micro Hei" w:hAnsi="WenQuanYi Micro Hei" w:eastAsia="WenQuanYi Micro Hei"/>
-                <w:sz w:val="19"/>
-              </w:rPr>
-              <w:t>5/22 08:00 / 10:00</w:t>
-            </w:r>
-          </w:p>
-        </w:tc>
-        <w:tc>
-          <w:tcPr>
-            <w:tcW w:type="dxa" w:w="1871"/>
             <w:vAlign w:val="center"/>
           </w:tcPr>
           <w:p>
@@ -11765,6 +12020,51 @@
         </w:tc>
         <w:tc>
           <w:tcPr>
+            <w:tcW w:type="dxa" w:w="1417"/>
+            <w:vAlign w:val="center"/>
+          </w:tcPr>
+          <w:p>
+            <w:r>
+              <w:rPr>
+                <w:rFonts w:ascii="WenQuanYi Micro Hei" w:hAnsi="WenQuanYi Micro Hei" w:eastAsia="WenQuanYi Micro Hei"/>
+                <w:sz w:val="19"/>
+              </w:rPr>
+              <w:t>泰隆银行</w:t>
+            </w:r>
+          </w:p>
+        </w:tc>
+        <w:tc>
+          <w:tcPr>
+            <w:tcW w:type="dxa" w:w="1814"/>
+            <w:vAlign w:val="center"/>
+          </w:tcPr>
+          <w:p>
+            <w:r>
+              <w:rPr>
+                <w:rFonts w:ascii="WenQuanYi Micro Hei" w:hAnsi="WenQuanYi Micro Hei" w:eastAsia="WenQuanYi Micro Hei"/>
+                <w:sz w:val="19"/>
+              </w:rPr>
+              <w:t>易拉宝 / 礼品</w:t>
+            </w:r>
+          </w:p>
+        </w:tc>
+        <w:tc>
+          <w:tcPr>
+            <w:tcW w:type="dxa" w:w="1020"/>
+            <w:vAlign w:val="center"/>
+          </w:tcPr>
+          <w:p>
+            <w:r>
+              <w:rPr>
+                <w:rFonts w:ascii="WenQuanYi Micro Hei" w:hAnsi="WenQuanYi Micro Hei" w:eastAsia="WenQuanYi Micro Hei"/>
+                <w:sz w:val="19"/>
+              </w:rPr>
+              <w:t>待定</w:t>
+            </w:r>
+          </w:p>
+        </w:tc>
+        <w:tc>
+          <w:tcPr>
             <w:tcW w:type="dxa" w:w="1304"/>
             <w:vAlign w:val="center"/>
           </w:tcPr>
@@ -11774,58 +12074,13 @@
                 <w:rFonts w:ascii="WenQuanYi Micro Hei" w:hAnsi="WenQuanYi Micro Hei" w:eastAsia="WenQuanYi Micro Hei"/>
                 <w:sz w:val="19"/>
               </w:rPr>
-              <w:t>泰隆银行</w:t>
+              <w:t>5/22 10:00 前</w:t>
             </w:r>
           </w:p>
         </w:tc>
         <w:tc>
           <w:tcPr>
             <w:tcW w:type="dxa" w:w="1814"/>
-            <w:vAlign w:val="center"/>
-          </w:tcPr>
-          <w:p>
-            <w:r>
-              <w:rPr>
-                <w:rFonts w:ascii="WenQuanYi Micro Hei" w:hAnsi="WenQuanYi Micro Hei" w:eastAsia="WenQuanYi Micro Hei"/>
-                <w:sz w:val="19"/>
-              </w:rPr>
-              <w:t>易拉宝 / 礼品</w:t>
-            </w:r>
-          </w:p>
-        </w:tc>
-        <w:tc>
-          <w:tcPr>
-            <w:tcW w:type="dxa" w:w="1134"/>
-            <w:vAlign w:val="center"/>
-          </w:tcPr>
-          <w:p>
-            <w:r>
-              <w:rPr>
-                <w:rFonts w:ascii="WenQuanYi Micro Hei" w:hAnsi="WenQuanYi Micro Hei" w:eastAsia="WenQuanYi Micro Hei"/>
-                <w:sz w:val="19"/>
-              </w:rPr>
-              <w:t>待定</w:t>
-            </w:r>
-          </w:p>
-        </w:tc>
-        <w:tc>
-          <w:tcPr>
-            <w:tcW w:type="dxa" w:w="1417"/>
-            <w:vAlign w:val="center"/>
-          </w:tcPr>
-          <w:p>
-            <w:r>
-              <w:rPr>
-                <w:rFonts w:ascii="WenQuanYi Micro Hei" w:hAnsi="WenQuanYi Micro Hei" w:eastAsia="WenQuanYi Micro Hei"/>
-                <w:sz w:val="19"/>
-              </w:rPr>
-              <w:t>5/22 10:00 前</w:t>
-            </w:r>
-          </w:p>
-        </w:tc>
-        <w:tc>
-          <w:tcPr>
-            <w:tcW w:type="dxa" w:w="1871"/>
             <w:vAlign w:val="center"/>
           </w:tcPr>
           <w:p>
@@ -11887,6 +12142,51 @@
         </w:tc>
         <w:tc>
           <w:tcPr>
+            <w:tcW w:type="dxa" w:w="1417"/>
+            <w:vAlign w:val="center"/>
+          </w:tcPr>
+          <w:p>
+            <w:r>
+              <w:rPr>
+                <w:rFonts w:ascii="WenQuanYi Micro Hei" w:hAnsi="WenQuanYi Micro Hei" w:eastAsia="WenQuanYi Micro Hei"/>
+                <w:sz w:val="19"/>
+              </w:rPr>
+              <w:t>茶活力</w:t>
+            </w:r>
+          </w:p>
+        </w:tc>
+        <w:tc>
+          <w:tcPr>
+            <w:tcW w:type="dxa" w:w="1814"/>
+            <w:vAlign w:val="center"/>
+          </w:tcPr>
+          <w:p>
+            <w:r>
+              <w:rPr>
+                <w:rFonts w:ascii="WenQuanYi Micro Hei" w:hAnsi="WenQuanYi Micro Hei" w:eastAsia="WenQuanYi Micro Hei"/>
+                <w:sz w:val="19"/>
+              </w:rPr>
+              <w:t>茶饮 / 体验台</w:t>
+            </w:r>
+          </w:p>
+        </w:tc>
+        <w:tc>
+          <w:tcPr>
+            <w:tcW w:type="dxa" w:w="1020"/>
+            <w:vAlign w:val="center"/>
+          </w:tcPr>
+          <w:p>
+            <w:r>
+              <w:rPr>
+                <w:rFonts w:ascii="WenQuanYi Micro Hei" w:hAnsi="WenQuanYi Micro Hei" w:eastAsia="WenQuanYi Micro Hei"/>
+                <w:sz w:val="19"/>
+              </w:rPr>
+              <w:t>待定</w:t>
+            </w:r>
+          </w:p>
+        </w:tc>
+        <w:tc>
+          <w:tcPr>
             <w:tcW w:type="dxa" w:w="1304"/>
             <w:vAlign w:val="center"/>
           </w:tcPr>
@@ -11896,7 +12196,7 @@
                 <w:rFonts w:ascii="WenQuanYi Micro Hei" w:hAnsi="WenQuanYi Micro Hei" w:eastAsia="WenQuanYi Micro Hei"/>
                 <w:sz w:val="19"/>
               </w:rPr>
-              <w:t>茶活力</w:t>
+              <w:t>5/22 09:00 前</w:t>
             </w:r>
           </w:p>
         </w:tc>
@@ -11911,51 +12211,6 @@
                 <w:rFonts w:ascii="WenQuanYi Micro Hei" w:hAnsi="WenQuanYi Micro Hei" w:eastAsia="WenQuanYi Micro Hei"/>
                 <w:sz w:val="19"/>
               </w:rPr>
-              <w:t>茶饮 / 体验台</w:t>
-            </w:r>
-          </w:p>
-        </w:tc>
-        <w:tc>
-          <w:tcPr>
-            <w:tcW w:type="dxa" w:w="1134"/>
-            <w:vAlign w:val="center"/>
-          </w:tcPr>
-          <w:p>
-            <w:r>
-              <w:rPr>
-                <w:rFonts w:ascii="WenQuanYi Micro Hei" w:hAnsi="WenQuanYi Micro Hei" w:eastAsia="WenQuanYi Micro Hei"/>
-                <w:sz w:val="19"/>
-              </w:rPr>
-              <w:t>待定</w:t>
-            </w:r>
-          </w:p>
-        </w:tc>
-        <w:tc>
-          <w:tcPr>
-            <w:tcW w:type="dxa" w:w="1417"/>
-            <w:vAlign w:val="center"/>
-          </w:tcPr>
-          <w:p>
-            <w:r>
-              <w:rPr>
-                <w:rFonts w:ascii="WenQuanYi Micro Hei" w:hAnsi="WenQuanYi Micro Hei" w:eastAsia="WenQuanYi Micro Hei"/>
-                <w:sz w:val="19"/>
-              </w:rPr>
-              <w:t>5/22 09:00 前</w:t>
-            </w:r>
-          </w:p>
-        </w:tc>
-        <w:tc>
-          <w:tcPr>
-            <w:tcW w:type="dxa" w:w="1871"/>
-            <w:vAlign w:val="center"/>
-          </w:tcPr>
-          <w:p>
-            <w:r>
-              <w:rPr>
-                <w:rFonts w:ascii="WenQuanYi Micro Hei" w:hAnsi="WenQuanYi Micro Hei" w:eastAsia="WenQuanYi Micro Hei"/>
-                <w:sz w:val="19"/>
-              </w:rPr>
               <w:t>待补</w:t>
             </w:r>
           </w:p>
@@ -11971,7 +12226,7 @@
                 <w:rFonts w:ascii="WenQuanYi Micro Hei" w:hAnsi="WenQuanYi Micro Hei" w:eastAsia="WenQuanYi Micro Hei"/>
                 <w:sz w:val="19"/>
               </w:rPr>
-              <w:t>中场茶歇区</w:t>
+              <w:t>中场茶歇区（16:00-16:50）</w:t>
             </w:r>
           </w:p>
         </w:tc>
@@ -12009,6 +12264,51 @@
         </w:tc>
         <w:tc>
           <w:tcPr>
+            <w:tcW w:type="dxa" w:w="1417"/>
+            <w:vAlign w:val="center"/>
+          </w:tcPr>
+          <w:p>
+            <w:r>
+              <w:rPr>
+                <w:rFonts w:ascii="WenQuanYi Micro Hei" w:hAnsi="WenQuanYi Micro Hei" w:eastAsia="WenQuanYi Micro Hei"/>
+                <w:sz w:val="19"/>
+              </w:rPr>
+              <w:t>美年大健康</w:t>
+            </w:r>
+          </w:p>
+        </w:tc>
+        <w:tc>
+          <w:tcPr>
+            <w:tcW w:type="dxa" w:w="1814"/>
+            <w:vAlign w:val="center"/>
+          </w:tcPr>
+          <w:p>
+            <w:r>
+              <w:rPr>
+                <w:rFonts w:ascii="WenQuanYi Micro Hei" w:hAnsi="WenQuanYi Micro Hei" w:eastAsia="WenQuanYi Micro Hei"/>
+                <w:sz w:val="19"/>
+              </w:rPr>
+              <w:t>健康检测物料 / 礼品</w:t>
+            </w:r>
+          </w:p>
+        </w:tc>
+        <w:tc>
+          <w:tcPr>
+            <w:tcW w:type="dxa" w:w="1020"/>
+            <w:vAlign w:val="center"/>
+          </w:tcPr>
+          <w:p>
+            <w:r>
+              <w:rPr>
+                <w:rFonts w:ascii="WenQuanYi Micro Hei" w:hAnsi="WenQuanYi Micro Hei" w:eastAsia="WenQuanYi Micro Hei"/>
+                <w:sz w:val="19"/>
+              </w:rPr>
+              <w:t>待定</w:t>
+            </w:r>
+          </w:p>
+        </w:tc>
+        <w:tc>
+          <w:tcPr>
             <w:tcW w:type="dxa" w:w="1304"/>
             <w:vAlign w:val="center"/>
           </w:tcPr>
@@ -12018,58 +12318,13 @@
                 <w:rFonts w:ascii="WenQuanYi Micro Hei" w:hAnsi="WenQuanYi Micro Hei" w:eastAsia="WenQuanYi Micro Hei"/>
                 <w:sz w:val="19"/>
               </w:rPr>
-              <w:t>美年大健康</w:t>
+              <w:t>5/22 09:00 前</w:t>
             </w:r>
           </w:p>
         </w:tc>
         <w:tc>
           <w:tcPr>
             <w:tcW w:type="dxa" w:w="1814"/>
-            <w:vAlign w:val="center"/>
-          </w:tcPr>
-          <w:p>
-            <w:r>
-              <w:rPr>
-                <w:rFonts w:ascii="WenQuanYi Micro Hei" w:hAnsi="WenQuanYi Micro Hei" w:eastAsia="WenQuanYi Micro Hei"/>
-                <w:sz w:val="19"/>
-              </w:rPr>
-              <w:t>健康检测物料 / 礼品</w:t>
-            </w:r>
-          </w:p>
-        </w:tc>
-        <w:tc>
-          <w:tcPr>
-            <w:tcW w:type="dxa" w:w="1134"/>
-            <w:vAlign w:val="center"/>
-          </w:tcPr>
-          <w:p>
-            <w:r>
-              <w:rPr>
-                <w:rFonts w:ascii="WenQuanYi Micro Hei" w:hAnsi="WenQuanYi Micro Hei" w:eastAsia="WenQuanYi Micro Hei"/>
-                <w:sz w:val="19"/>
-              </w:rPr>
-              <w:t>待定</w:t>
-            </w:r>
-          </w:p>
-        </w:tc>
-        <w:tc>
-          <w:tcPr>
-            <w:tcW w:type="dxa" w:w="1417"/>
-            <w:vAlign w:val="center"/>
-          </w:tcPr>
-          <w:p>
-            <w:r>
-              <w:rPr>
-                <w:rFonts w:ascii="WenQuanYi Micro Hei" w:hAnsi="WenQuanYi Micro Hei" w:eastAsia="WenQuanYi Micro Hei"/>
-                <w:sz w:val="19"/>
-              </w:rPr>
-              <w:t>5/22 09:00 前</w:t>
-            </w:r>
-          </w:p>
-        </w:tc>
-        <w:tc>
-          <w:tcPr>
-            <w:tcW w:type="dxa" w:w="1871"/>
             <w:vAlign w:val="center"/>
           </w:tcPr>
           <w:p>
@@ -12131,6 +12386,51 @@
         </w:tc>
         <w:tc>
           <w:tcPr>
+            <w:tcW w:type="dxa" w:w="1417"/>
+            <w:vAlign w:val="center"/>
+          </w:tcPr>
+          <w:p>
+            <w:r>
+              <w:rPr>
+                <w:rFonts w:ascii="WenQuanYi Micro Hei" w:hAnsi="WenQuanYi Micro Hei" w:eastAsia="WenQuanYi Micro Hei"/>
+                <w:sz w:val="19"/>
+              </w:rPr>
+              <w:t>复金汇</w:t>
+            </w:r>
+          </w:p>
+        </w:tc>
+        <w:tc>
+          <w:tcPr>
+            <w:tcW w:type="dxa" w:w="1814"/>
+            <w:vAlign w:val="center"/>
+          </w:tcPr>
+          <w:p>
+            <w:r>
+              <w:rPr>
+                <w:rFonts w:ascii="WenQuanYi Micro Hei" w:hAnsi="WenQuanYi Micro Hei" w:eastAsia="WenQuanYi Micro Hei"/>
+                <w:sz w:val="19"/>
+              </w:rPr>
+              <w:t>礼品 / 易拉宝</w:t>
+            </w:r>
+          </w:p>
+        </w:tc>
+        <w:tc>
+          <w:tcPr>
+            <w:tcW w:type="dxa" w:w="1020"/>
+            <w:vAlign w:val="center"/>
+          </w:tcPr>
+          <w:p>
+            <w:r>
+              <w:rPr>
+                <w:rFonts w:ascii="WenQuanYi Micro Hei" w:hAnsi="WenQuanYi Micro Hei" w:eastAsia="WenQuanYi Micro Hei"/>
+                <w:sz w:val="19"/>
+              </w:rPr>
+              <w:t>待定</w:t>
+            </w:r>
+          </w:p>
+        </w:tc>
+        <w:tc>
+          <w:tcPr>
             <w:tcW w:type="dxa" w:w="1304"/>
             <w:vAlign w:val="center"/>
           </w:tcPr>
@@ -12140,58 +12440,13 @@
                 <w:rFonts w:ascii="WenQuanYi Micro Hei" w:hAnsi="WenQuanYi Micro Hei" w:eastAsia="WenQuanYi Micro Hei"/>
                 <w:sz w:val="19"/>
               </w:rPr>
-              <w:t>复金汇</w:t>
+              <w:t>5/22 10:00 前</w:t>
             </w:r>
           </w:p>
         </w:tc>
         <w:tc>
           <w:tcPr>
             <w:tcW w:type="dxa" w:w="1814"/>
-            <w:vAlign w:val="center"/>
-          </w:tcPr>
-          <w:p>
-            <w:r>
-              <w:rPr>
-                <w:rFonts w:ascii="WenQuanYi Micro Hei" w:hAnsi="WenQuanYi Micro Hei" w:eastAsia="WenQuanYi Micro Hei"/>
-                <w:sz w:val="19"/>
-              </w:rPr>
-              <w:t>礼品 / 易拉宝</w:t>
-            </w:r>
-          </w:p>
-        </w:tc>
-        <w:tc>
-          <w:tcPr>
-            <w:tcW w:type="dxa" w:w="1134"/>
-            <w:vAlign w:val="center"/>
-          </w:tcPr>
-          <w:p>
-            <w:r>
-              <w:rPr>
-                <w:rFonts w:ascii="WenQuanYi Micro Hei" w:hAnsi="WenQuanYi Micro Hei" w:eastAsia="WenQuanYi Micro Hei"/>
-                <w:sz w:val="19"/>
-              </w:rPr>
-              <w:t>待定</w:t>
-            </w:r>
-          </w:p>
-        </w:tc>
-        <w:tc>
-          <w:tcPr>
-            <w:tcW w:type="dxa" w:w="1417"/>
-            <w:vAlign w:val="center"/>
-          </w:tcPr>
-          <w:p>
-            <w:r>
-              <w:rPr>
-                <w:rFonts w:ascii="WenQuanYi Micro Hei" w:hAnsi="WenQuanYi Micro Hei" w:eastAsia="WenQuanYi Micro Hei"/>
-                <w:sz w:val="19"/>
-              </w:rPr>
-              <w:t>5/22 10:00 前</w:t>
-            </w:r>
-          </w:p>
-        </w:tc>
-        <w:tc>
-          <w:tcPr>
-            <w:tcW w:type="dxa" w:w="1871"/>
             <w:vAlign w:val="center"/>
           </w:tcPr>
           <w:p>
@@ -12253,6 +12508,51 @@
         </w:tc>
         <w:tc>
           <w:tcPr>
+            <w:tcW w:type="dxa" w:w="1417"/>
+            <w:vAlign w:val="center"/>
+          </w:tcPr>
+          <w:p>
+            <w:r>
+              <w:rPr>
+                <w:rFonts w:ascii="WenQuanYi Micro Hei" w:hAnsi="WenQuanYi Micro Hei" w:eastAsia="WenQuanYi Micro Hei"/>
+                <w:sz w:val="19"/>
+              </w:rPr>
+              <w:t>古井贡酒·年份原浆</w:t>
+            </w:r>
+          </w:p>
+        </w:tc>
+        <w:tc>
+          <w:tcPr>
+            <w:tcW w:type="dxa" w:w="1814"/>
+            <w:vAlign w:val="center"/>
+          </w:tcPr>
+          <w:p>
+            <w:r>
+              <w:rPr>
+                <w:rFonts w:ascii="WenQuanYi Micro Hei" w:hAnsi="WenQuanYi Micro Hei" w:eastAsia="WenQuanYi Micro Hei"/>
+                <w:sz w:val="19"/>
+              </w:rPr>
+              <w:t>晚宴用酒 + 礼盒</w:t>
+            </w:r>
+          </w:p>
+        </w:tc>
+        <w:tc>
+          <w:tcPr>
+            <w:tcW w:type="dxa" w:w="1020"/>
+            <w:vAlign w:val="center"/>
+          </w:tcPr>
+          <w:p>
+            <w:r>
+              <w:rPr>
+                <w:rFonts w:ascii="WenQuanYi Micro Hei" w:hAnsi="WenQuanYi Micro Hei" w:eastAsia="WenQuanYi Micro Hei"/>
+                <w:sz w:val="19"/>
+              </w:rPr>
+              <w:t>50 桌×2 瓶 + 礼盒</w:t>
+            </w:r>
+          </w:p>
+        </w:tc>
+        <w:tc>
+          <w:tcPr>
             <w:tcW w:type="dxa" w:w="1304"/>
             <w:vAlign w:val="center"/>
           </w:tcPr>
@@ -12262,58 +12562,13 @@
                 <w:rFonts w:ascii="WenQuanYi Micro Hei" w:hAnsi="WenQuanYi Micro Hei" w:eastAsia="WenQuanYi Micro Hei"/>
                 <w:sz w:val="19"/>
               </w:rPr>
-              <w:t>古井贡酒·年份原浆</w:t>
+              <w:t>5/22 14:00 前</w:t>
             </w:r>
           </w:p>
         </w:tc>
         <w:tc>
           <w:tcPr>
             <w:tcW w:type="dxa" w:w="1814"/>
-            <w:vAlign w:val="center"/>
-          </w:tcPr>
-          <w:p>
-            <w:r>
-              <w:rPr>
-                <w:rFonts w:ascii="WenQuanYi Micro Hei" w:hAnsi="WenQuanYi Micro Hei" w:eastAsia="WenQuanYi Micro Hei"/>
-                <w:sz w:val="19"/>
-              </w:rPr>
-              <w:t>晚宴用酒 + 礼盒</w:t>
-            </w:r>
-          </w:p>
-        </w:tc>
-        <w:tc>
-          <w:tcPr>
-            <w:tcW w:type="dxa" w:w="1134"/>
-            <w:vAlign w:val="center"/>
-          </w:tcPr>
-          <w:p>
-            <w:r>
-              <w:rPr>
-                <w:rFonts w:ascii="WenQuanYi Micro Hei" w:hAnsi="WenQuanYi Micro Hei" w:eastAsia="WenQuanYi Micro Hei"/>
-                <w:sz w:val="19"/>
-              </w:rPr>
-              <w:t>50 桌×2 瓶 + 礼盒</w:t>
-            </w:r>
-          </w:p>
-        </w:tc>
-        <w:tc>
-          <w:tcPr>
-            <w:tcW w:type="dxa" w:w="1417"/>
-            <w:vAlign w:val="center"/>
-          </w:tcPr>
-          <w:p>
-            <w:r>
-              <w:rPr>
-                <w:rFonts w:ascii="WenQuanYi Micro Hei" w:hAnsi="WenQuanYi Micro Hei" w:eastAsia="WenQuanYi Micro Hei"/>
-                <w:sz w:val="19"/>
-              </w:rPr>
-              <w:t>5/22 14:00 前</w:t>
-            </w:r>
-          </w:p>
-        </w:tc>
-        <w:tc>
-          <w:tcPr>
-            <w:tcW w:type="dxa" w:w="1871"/>
             <w:vAlign w:val="center"/>
           </w:tcPr>
           <w:p>
@@ -12359,6 +12614,17 @@
       </w:tr>
     </w:tbl>
     <w:p/>
+    <w:p>
+      <w:r>
+        <w:rPr>
+          <w:rFonts w:ascii="WenQuanYi Micro Hei" w:hAnsi="WenQuanYi Micro Hei" w:eastAsia="WenQuanYi Micro Hei"/>
+          <w:b/>
+          <w:color w:val="C0392B"/>
+          <w:sz w:val="21"/>
+        </w:rPr>
+        <w:t>★ 颁奖典礼移至 14:25-14:40 上半场，福布斯颁奖物料须 5/22 12:00 前到位。</w:t>
+      </w:r>
+    </w:p>
     <w:p>
       <w:pPr>
         <w:jc w:val="left"/>
@@ -12392,7 +12658,7 @@
           <w:b w:val="0"/>
           <w:sz w:val="21"/>
         </w:rPr>
-        <w:t>本届峰会得以呈现，特别感谢以下合作伙伴：晚宴冠名战略合作伙伴——绿城中国；战略合作伙伴——腾讯云、福布斯中国 AI 评选委；特约赞助商——蔚来、泰隆银行；赞助方——茶活力、美年大健康、复金汇、古井贡酒·年份原浆。让我们再次以掌声向各位合作伙伴致谢。</w:t>
+        <w:t>本届峰会得以呈现，特别感谢——晚宴冠名战略合作伙伴 绿城中国；战略合作伙伴 腾讯云、福布斯中国人工智能科技企业评选委员会；特约赞助商 蔚来汽车、泰隆银行；赞助方 茶活力、美年大健康、复金汇、古井贡酒·年份原浆。让我们再次以掌声向各位合作伙伴致谢。</w:t>
       </w:r>
     </w:p>
     <w:p>
@@ -12405,7 +12671,7 @@
           <w:b/>
           <w:sz w:val="26"/>
         </w:rPr>
-        <w:t>B. 分时段定点口播</w:t>
+        <w:t>B. 分时段定点口播（按官方最终定稿议程）</w:t>
       </w:r>
     </w:p>
     <w:tbl>
@@ -12441,7 +12707,7 @@
         </w:tc>
         <w:tc>
           <w:tcPr>
-            <w:tcW w:type="dxa" w:w="1701"/>
+            <w:tcW w:type="dxa" w:w="1984"/>
             <w:shd w:val="clear" w:color="auto" w:fill="305496"/>
           </w:tcPr>
           <w:p>
@@ -12458,7 +12724,7 @@
         </w:tc>
         <w:tc>
           <w:tcPr>
-            <w:tcW w:type="dxa" w:w="5102"/>
+            <w:tcW w:type="dxa" w:w="4819"/>
             <w:shd w:val="clear" w:color="auto" w:fill="305496"/>
           </w:tcPr>
           <w:p>
@@ -12509,31 +12775,31 @@
         </w:tc>
         <w:tc>
           <w:tcPr>
-            <w:tcW w:type="dxa" w:w="1701"/>
-            <w:vAlign w:val="center"/>
-          </w:tcPr>
-          <w:p>
-            <w:r>
-              <w:rPr>
-                <w:rFonts w:ascii="WenQuanYi Micro Hei" w:hAnsi="WenQuanYi Micro Hei" w:eastAsia="WenQuanYi Micro Hei"/>
-                <w:sz w:val="19"/>
-              </w:rPr>
-              <w:t>圆桌一前</w:t>
-            </w:r>
-          </w:p>
-        </w:tc>
-        <w:tc>
-          <w:tcPr>
-            <w:tcW w:type="dxa" w:w="5102"/>
-            <w:vAlign w:val="center"/>
-          </w:tcPr>
-          <w:p>
-            <w:r>
-              <w:rPr>
-                <w:rFonts w:ascii="WenQuanYi Micro Hei" w:hAnsi="WenQuanYi Micro Hei" w:eastAsia="WenQuanYi Micro Hei"/>
-                <w:sz w:val="19"/>
-              </w:rPr>
-              <w:t>感谢战略合作伙伴 腾讯云 对本届 AI 硬核圆桌的鼎力支持，腾讯云正以全栈 AI 能力服务千行百业。</w:t>
+            <w:tcW w:type="dxa" w:w="1984"/>
+            <w:vAlign w:val="center"/>
+          </w:tcPr>
+          <w:p>
+            <w:r>
+              <w:rPr>
+                <w:rFonts w:ascii="WenQuanYi Micro Hei" w:hAnsi="WenQuanYi Micro Hei" w:eastAsia="WenQuanYi Micro Hei"/>
+                <w:sz w:val="19"/>
+              </w:rPr>
+              <w:t>★ 颁奖典礼·高光启幕</w:t>
+            </w:r>
+          </w:p>
+        </w:tc>
+        <w:tc>
+          <w:tcPr>
+            <w:tcW w:type="dxa" w:w="4819"/>
+            <w:vAlign w:val="center"/>
+          </w:tcPr>
+          <w:p>
+            <w:r>
+              <w:rPr>
+                <w:rFonts w:ascii="WenQuanYi Micro Hei" w:hAnsi="WenQuanYi Micro Hei" w:eastAsia="WenQuanYi Micro Hei"/>
+                <w:sz w:val="19"/>
+              </w:rPr>
+              <w:t>感谢战略合作伙伴 福布斯中国人工智能科技企业评选委员会 联合颁布本届年度领军机构，为全天硬核产业博弈奠定荣誉基调。</w:t>
             </w:r>
           </w:p>
         </w:tc>
@@ -12548,7 +12814,7 @@
                 <w:rFonts w:ascii="WenQuanYi Micro Hei" w:hAnsi="WenQuanYi Micro Hei" w:eastAsia="WenQuanYi Micro Hei"/>
                 <w:sz w:val="19"/>
               </w:rPr>
-              <w:t>王珏</w:t>
+              <w:t>姚志勇 / 胡继刚</w:t>
             </w:r>
           </w:p>
         </w:tc>
@@ -12565,37 +12831,37 @@
                 <w:rFonts w:ascii="WenQuanYi Micro Hei" w:hAnsi="WenQuanYi Micro Hei" w:eastAsia="WenQuanYi Micro Hei"/>
                 <w:sz w:val="19"/>
               </w:rPr>
-              <w:t>15:05</w:t>
-            </w:r>
-          </w:p>
-        </w:tc>
-        <w:tc>
-          <w:tcPr>
-            <w:tcW w:type="dxa" w:w="1701"/>
-            <w:vAlign w:val="center"/>
-          </w:tcPr>
-          <w:p>
-            <w:r>
-              <w:rPr>
-                <w:rFonts w:ascii="WenQuanYi Micro Hei" w:hAnsi="WenQuanYi Micro Hei" w:eastAsia="WenQuanYi Micro Hei"/>
-                <w:sz w:val="19"/>
-              </w:rPr>
-              <w:t>巅峰对话前</w:t>
-            </w:r>
-          </w:p>
-        </w:tc>
-        <w:tc>
-          <w:tcPr>
-            <w:tcW w:type="dxa" w:w="5102"/>
-            <w:vAlign w:val="center"/>
-          </w:tcPr>
-          <w:p>
-            <w:r>
-              <w:rPr>
-                <w:rFonts w:ascii="WenQuanYi Micro Hei" w:hAnsi="WenQuanYi Micro Hei" w:eastAsia="WenQuanYi Micro Hei"/>
-                <w:sz w:val="19"/>
-              </w:rPr>
-              <w:t>接下来的【云端生态与 AI 商业化天花板】巅峰对话由 腾讯云 联合呈现，并由福布斯中国共同发布相关评选成果。</w:t>
+              <w:t>14:40</w:t>
+            </w:r>
+          </w:p>
+        </w:tc>
+        <w:tc>
+          <w:tcPr>
+            <w:tcW w:type="dxa" w:w="1984"/>
+            <w:vAlign w:val="center"/>
+          </w:tcPr>
+          <w:p>
+            <w:r>
+              <w:rPr>
+                <w:rFonts w:ascii="WenQuanYi Micro Hei" w:hAnsi="WenQuanYi Micro Hei" w:eastAsia="WenQuanYi Micro Hei"/>
+                <w:sz w:val="19"/>
+              </w:rPr>
+              <w:t>圆桌一前</w:t>
+            </w:r>
+          </w:p>
+        </w:tc>
+        <w:tc>
+          <w:tcPr>
+            <w:tcW w:type="dxa" w:w="4819"/>
+            <w:vAlign w:val="center"/>
+          </w:tcPr>
+          <w:p>
+            <w:r>
+              <w:rPr>
+                <w:rFonts w:ascii="WenQuanYi Micro Hei" w:hAnsi="WenQuanYi Micro Hei" w:eastAsia="WenQuanYi Micro Hei"/>
+                <w:sz w:val="19"/>
+              </w:rPr>
+              <w:t>感谢战略合作伙伴 腾讯云 对本届 AI 硬核圆桌的鼎力支持，腾讯云正以全栈 AI 能力服务千行百业。</w:t>
             </w:r>
           </w:p>
         </w:tc>
@@ -12610,7 +12876,7 @@
                 <w:rFonts w:ascii="WenQuanYi Micro Hei" w:hAnsi="WenQuanYi Micro Hei" w:eastAsia="WenQuanYi Micro Hei"/>
                 <w:sz w:val="19"/>
               </w:rPr>
-              <w:t>胡继刚</w:t>
+              <w:t>王珏</w:t>
             </w:r>
           </w:p>
         </w:tc>
@@ -12627,37 +12893,37 @@
                 <w:rFonts w:ascii="WenQuanYi Micro Hei" w:hAnsi="WenQuanYi Micro Hei" w:eastAsia="WenQuanYi Micro Hei"/>
                 <w:sz w:val="19"/>
               </w:rPr>
-              <w:t>15:45</w:t>
-            </w:r>
-          </w:p>
-        </w:tc>
-        <w:tc>
-          <w:tcPr>
-            <w:tcW w:type="dxa" w:w="1701"/>
-            <w:vAlign w:val="center"/>
-          </w:tcPr>
-          <w:p>
-            <w:r>
-              <w:rPr>
-                <w:rFonts w:ascii="WenQuanYi Micro Hei" w:hAnsi="WenQuanYi Micro Hei" w:eastAsia="WenQuanYi Micro Hei"/>
-                <w:sz w:val="19"/>
-              </w:rPr>
-              <w:t>交响乐会前</w:t>
-            </w:r>
-          </w:p>
-        </w:tc>
-        <w:tc>
-          <w:tcPr>
-            <w:tcW w:type="dxa" w:w="5102"/>
-            <w:vAlign w:val="center"/>
-          </w:tcPr>
-          <w:p>
-            <w:r>
-              <w:rPr>
-                <w:rFonts w:ascii="WenQuanYi Micro Hei" w:hAnsi="WenQuanYi Micro Hei" w:eastAsia="WenQuanYi Micro Hei"/>
-                <w:sz w:val="19"/>
-              </w:rPr>
-              <w:t>中场艺术留白由 茶活力 与 美年大健康 共同支持，请各位嘉宾在大厅区品茶、体验健康检测。</w:t>
+              <w:t>15:20</w:t>
+            </w:r>
+          </w:p>
+        </w:tc>
+        <w:tc>
+          <w:tcPr>
+            <w:tcW w:type="dxa" w:w="1984"/>
+            <w:vAlign w:val="center"/>
+          </w:tcPr>
+          <w:p>
+            <w:r>
+              <w:rPr>
+                <w:rFonts w:ascii="WenQuanYi Micro Hei" w:hAnsi="WenQuanYi Micro Hei" w:eastAsia="WenQuanYi Micro Hei"/>
+                <w:sz w:val="19"/>
+              </w:rPr>
+              <w:t>圆桌二（巅峰对话）前</w:t>
+            </w:r>
+          </w:p>
+        </w:tc>
+        <w:tc>
+          <w:tcPr>
+            <w:tcW w:type="dxa" w:w="4819"/>
+            <w:vAlign w:val="center"/>
+          </w:tcPr>
+          <w:p>
+            <w:r>
+              <w:rPr>
+                <w:rFonts w:ascii="WenQuanYi Micro Hei" w:hAnsi="WenQuanYi Micro Hei" w:eastAsia="WenQuanYi Micro Hei"/>
+                <w:sz w:val="19"/>
+              </w:rPr>
+              <w:t>接下来的【从算力引擎到新质资产——AI 全产业链商业化实战】巅峰对话由 腾讯云 联合呈现。</w:t>
             </w:r>
           </w:p>
         </w:tc>
@@ -12672,7 +12938,7 @@
                 <w:rFonts w:ascii="WenQuanYi Micro Hei" w:hAnsi="WenQuanYi Micro Hei" w:eastAsia="WenQuanYi Micro Hei"/>
                 <w:sz w:val="19"/>
               </w:rPr>
-              <w:t>主持人</w:t>
+              <w:t>胡继刚</w:t>
             </w:r>
           </w:p>
         </w:tc>
@@ -12689,37 +12955,37 @@
                 <w:rFonts w:ascii="WenQuanYi Micro Hei" w:hAnsi="WenQuanYi Micro Hei" w:eastAsia="WenQuanYi Micro Hei"/>
                 <w:sz w:val="19"/>
               </w:rPr>
-              <w:t>16:35</w:t>
-            </w:r>
-          </w:p>
-        </w:tc>
-        <w:tc>
-          <w:tcPr>
-            <w:tcW w:type="dxa" w:w="1701"/>
-            <w:vAlign w:val="center"/>
-          </w:tcPr>
-          <w:p>
-            <w:r>
-              <w:rPr>
-                <w:rFonts w:ascii="WenQuanYi Micro Hei" w:hAnsi="WenQuanYi Micro Hei" w:eastAsia="WenQuanYi Micro Hei"/>
-                <w:sz w:val="19"/>
-              </w:rPr>
-              <w:t>主旨 3 前</w:t>
-            </w:r>
-          </w:p>
-        </w:tc>
-        <w:tc>
-          <w:tcPr>
-            <w:tcW w:type="dxa" w:w="5102"/>
-            <w:vAlign w:val="center"/>
-          </w:tcPr>
-          <w:p>
-            <w:r>
-              <w:rPr>
-                <w:rFonts w:ascii="WenQuanYi Micro Hei" w:hAnsi="WenQuanYi Micro Hei" w:eastAsia="WenQuanYi Micro Hei"/>
-                <w:sz w:val="19"/>
-              </w:rPr>
-              <w:t>感谢特约赞助商 泰隆银行，多年来深耕科技金融。</w:t>
+              <w:t>16:00</w:t>
+            </w:r>
+          </w:p>
+        </w:tc>
+        <w:tc>
+          <w:tcPr>
+            <w:tcW w:type="dxa" w:w="1984"/>
+            <w:vAlign w:val="center"/>
+          </w:tcPr>
+          <w:p>
+            <w:r>
+              <w:rPr>
+                <w:rFonts w:ascii="WenQuanYi Micro Hei" w:hAnsi="WenQuanYi Micro Hei" w:eastAsia="WenQuanYi Micro Hei"/>
+                <w:sz w:val="19"/>
+              </w:rPr>
+              <w:t>中场交响乐会前</w:t>
+            </w:r>
+          </w:p>
+        </w:tc>
+        <w:tc>
+          <w:tcPr>
+            <w:tcW w:type="dxa" w:w="4819"/>
+            <w:vAlign w:val="center"/>
+          </w:tcPr>
+          <w:p>
+            <w:r>
+              <w:rPr>
+                <w:rFonts w:ascii="WenQuanYi Micro Hei" w:hAnsi="WenQuanYi Micro Hei" w:eastAsia="WenQuanYi Micro Hei"/>
+                <w:sz w:val="19"/>
+              </w:rPr>
+              <w:t>中场艺术留白由 茶活力 与 美年大健康 共同支持，请各位嘉宾在大厅区品茶、体验健康检测。</w:t>
             </w:r>
           </w:p>
         </w:tc>
@@ -12751,37 +13017,37 @@
                 <w:rFonts w:ascii="WenQuanYi Micro Hei" w:hAnsi="WenQuanYi Micro Hei" w:eastAsia="WenQuanYi Micro Hei"/>
                 <w:sz w:val="19"/>
               </w:rPr>
-              <w:t>17:35</w:t>
-            </w:r>
-          </w:p>
-        </w:tc>
-        <w:tc>
-          <w:tcPr>
-            <w:tcW w:type="dxa" w:w="1701"/>
-            <w:vAlign w:val="center"/>
-          </w:tcPr>
-          <w:p>
-            <w:r>
-              <w:rPr>
-                <w:rFonts w:ascii="WenQuanYi Micro Hei" w:hAnsi="WenQuanYi Micro Hei" w:eastAsia="WenQuanYi Micro Hei"/>
-                <w:sz w:val="19"/>
-              </w:rPr>
-              <w:t>投资圆桌前</w:t>
-            </w:r>
-          </w:p>
-        </w:tc>
-        <w:tc>
-          <w:tcPr>
-            <w:tcW w:type="dxa" w:w="5102"/>
-            <w:vAlign w:val="center"/>
-          </w:tcPr>
-          <w:p>
-            <w:r>
-              <w:rPr>
-                <w:rFonts w:ascii="WenQuanYi Micro Hei" w:hAnsi="WenQuanYi Micro Hei" w:eastAsia="WenQuanYi Micro Hei"/>
-                <w:sz w:val="19"/>
-              </w:rPr>
-              <w:t>投资大圆桌由 复金汇 战略支持。</w:t>
+              <w:t>16:50</w:t>
+            </w:r>
+          </w:p>
+        </w:tc>
+        <w:tc>
+          <w:tcPr>
+            <w:tcW w:type="dxa" w:w="1984"/>
+            <w:vAlign w:val="center"/>
+          </w:tcPr>
+          <w:p>
+            <w:r>
+              <w:rPr>
+                <w:rFonts w:ascii="WenQuanYi Micro Hei" w:hAnsi="WenQuanYi Micro Hei" w:eastAsia="WenQuanYi Micro Hei"/>
+                <w:sz w:val="19"/>
+              </w:rPr>
+              <w:t>主旨 3 前</w:t>
+            </w:r>
+          </w:p>
+        </w:tc>
+        <w:tc>
+          <w:tcPr>
+            <w:tcW w:type="dxa" w:w="4819"/>
+            <w:vAlign w:val="center"/>
+          </w:tcPr>
+          <w:p>
+            <w:r>
+              <w:rPr>
+                <w:rFonts w:ascii="WenQuanYi Micro Hei" w:hAnsi="WenQuanYi Micro Hei" w:eastAsia="WenQuanYi Micro Hei"/>
+                <w:sz w:val="19"/>
+              </w:rPr>
+              <w:t>感谢特约赞助商 泰隆银行，多年来深耕科技金融。</w:t>
             </w:r>
           </w:p>
         </w:tc>
@@ -12796,7 +13062,7 @@
                 <w:rFonts w:ascii="WenQuanYi Micro Hei" w:hAnsi="WenQuanYi Micro Hei" w:eastAsia="WenQuanYi Micro Hei"/>
                 <w:sz w:val="19"/>
               </w:rPr>
-              <w:t>黄欣</w:t>
+              <w:t>主持人</w:t>
             </w:r>
           </w:p>
         </w:tc>
@@ -12813,37 +13079,37 @@
                 <w:rFonts w:ascii="WenQuanYi Micro Hei" w:hAnsi="WenQuanYi Micro Hei" w:eastAsia="WenQuanYi Micro Hei"/>
                 <w:sz w:val="19"/>
               </w:rPr>
-              <w:t>18:15</w:t>
-            </w:r>
-          </w:p>
-        </w:tc>
-        <w:tc>
-          <w:tcPr>
-            <w:tcW w:type="dxa" w:w="1701"/>
-            <w:vAlign w:val="center"/>
-          </w:tcPr>
-          <w:p>
-            <w:r>
-              <w:rPr>
-                <w:rFonts w:ascii="WenQuanYi Micro Hei" w:hAnsi="WenQuanYi Micro Hei" w:eastAsia="WenQuanYi Micro Hei"/>
-                <w:sz w:val="19"/>
-              </w:rPr>
-              <w:t>颁奖典礼</w:t>
-            </w:r>
-          </w:p>
-        </w:tc>
-        <w:tc>
-          <w:tcPr>
-            <w:tcW w:type="dxa" w:w="5102"/>
-            <w:vAlign w:val="center"/>
-          </w:tcPr>
-          <w:p>
-            <w:r>
-              <w:rPr>
-                <w:rFonts w:ascii="WenQuanYi Micro Hei" w:hAnsi="WenQuanYi Micro Hei" w:eastAsia="WenQuanYi Micro Hei"/>
-                <w:sz w:val="19"/>
-              </w:rPr>
-              <w:t>感谢福布斯中国 AI 评选委 联合颁布本届年度领军机构。</w:t>
+              <w:t>17:50</w:t>
+            </w:r>
+          </w:p>
+        </w:tc>
+        <w:tc>
+          <w:tcPr>
+            <w:tcW w:type="dxa" w:w="1984"/>
+            <w:vAlign w:val="center"/>
+          </w:tcPr>
+          <w:p>
+            <w:r>
+              <w:rPr>
+                <w:rFonts w:ascii="WenQuanYi Micro Hei" w:hAnsi="WenQuanYi Micro Hei" w:eastAsia="WenQuanYi Micro Hei"/>
+                <w:sz w:val="19"/>
+              </w:rPr>
+              <w:t>圆桌三 + 闭幕仪式前</w:t>
+            </w:r>
+          </w:p>
+        </w:tc>
+        <w:tc>
+          <w:tcPr>
+            <w:tcW w:type="dxa" w:w="4819"/>
+            <w:vAlign w:val="center"/>
+          </w:tcPr>
+          <w:p>
+            <w:r>
+              <w:rPr>
+                <w:rFonts w:ascii="WenQuanYi Micro Hei" w:hAnsi="WenQuanYi Micro Hei" w:eastAsia="WenQuanYi Micro Hei"/>
+                <w:sz w:val="19"/>
+              </w:rPr>
+              <w:t>投资大圆桌由 复金汇 战略支持。本环节同时为本届峰会的闭幕仪式。</w:t>
             </w:r>
           </w:p>
         </w:tc>
@@ -12858,7 +13124,7 @@
                 <w:rFonts w:ascii="WenQuanYi Micro Hei" w:hAnsi="WenQuanYi Micro Hei" w:eastAsia="WenQuanYi Micro Hei"/>
                 <w:sz w:val="19"/>
               </w:rPr>
-              <w:t>姚志勇</w:t>
+              <w:t>黄欣</w:t>
             </w:r>
           </w:p>
         </w:tc>
@@ -12881,31 +13147,31 @@
         </w:tc>
         <w:tc>
           <w:tcPr>
-            <w:tcW w:type="dxa" w:w="1701"/>
-            <w:vAlign w:val="center"/>
-          </w:tcPr>
-          <w:p>
-            <w:r>
-              <w:rPr>
-                <w:rFonts w:ascii="WenQuanYi Micro Hei" w:hAnsi="WenQuanYi Micro Hei" w:eastAsia="WenQuanYi Micro Hei"/>
-                <w:sz w:val="19"/>
-              </w:rPr>
-              <w:t>晚宴开场</w:t>
-            </w:r>
-          </w:p>
-        </w:tc>
-        <w:tc>
-          <w:tcPr>
-            <w:tcW w:type="dxa" w:w="5102"/>
-            <w:vAlign w:val="center"/>
-          </w:tcPr>
-          <w:p>
-            <w:r>
-              <w:rPr>
-                <w:rFonts w:ascii="WenQuanYi Micro Hei" w:hAnsi="WenQuanYi Micro Hei" w:eastAsia="WenQuanYi Micro Hei"/>
-                <w:sz w:val="19"/>
-              </w:rPr>
-              <w:t>本次晚宴由 绿城中国 冠名战略合作支持，古井贡酒·年份原浆 为晚宴用酒，蔚来 为本次峰会出行合作伙伴。</w:t>
+            <w:tcW w:type="dxa" w:w="1984"/>
+            <w:vAlign w:val="center"/>
+          </w:tcPr>
+          <w:p>
+            <w:r>
+              <w:rPr>
+                <w:rFonts w:ascii="WenQuanYi Micro Hei" w:hAnsi="WenQuanYi Micro Hei" w:eastAsia="WenQuanYi Micro Hei"/>
+                <w:sz w:val="19"/>
+              </w:rPr>
+              <w:t>【绿城·潮鸣】晚宴开场</w:t>
+            </w:r>
+          </w:p>
+        </w:tc>
+        <w:tc>
+          <w:tcPr>
+            <w:tcW w:type="dxa" w:w="4819"/>
+            <w:vAlign w:val="center"/>
+          </w:tcPr>
+          <w:p>
+            <w:r>
+              <w:rPr>
+                <w:rFonts w:ascii="WenQuanYi Micro Hei" w:hAnsi="WenQuanYi Micro Hei" w:eastAsia="WenQuanYi Micro Hei"/>
+                <w:sz w:val="19"/>
+              </w:rPr>
+              <w:t>热烈欢迎各位出席【绿城·潮鸣】星耀北外滩——AI 领袖定制晚宴。本次晚宴由 绿城中国 冠名，古井贡酒·年份原浆 为晚宴用酒，蔚来汽车 为出行合作伙伴。</w:t>
             </w:r>
           </w:p>
         </w:tc>
@@ -12947,7 +13213,7 @@
           <w:b w:val="0"/>
           <w:sz w:val="21"/>
         </w:rPr>
-        <w:t>感谢绿城中国晚宴冠名 / 感谢腾讯云战略合作 / 感谢福布斯中国战略合作 / 感谢蔚来、泰隆银行特约赞助 / 感谢茶活力、美年大健康、复金汇、古井贡酒·年份原浆。每 15 分钟轮播 1 次。</w:t>
+        <w:t>感谢绿城中国晚宴冠名【绿城·潮鸣】 / 感谢腾讯云战略合作 / 感谢福布斯中国 AI 评选委员会战略合作 / 感谢蔚来汽车、泰隆银行特约赞助 / 感谢茶活力、美年大健康、复金汇、古井贡酒·年份原浆。每 15 分钟轮播 1 次。</w:t>
       </w:r>
     </w:p>
     <w:p>
@@ -13007,7 +13273,7 @@
         </w:tc>
         <w:tc>
           <w:tcPr>
-            <w:tcW w:type="dxa" w:w="1417"/>
+            <w:tcW w:type="dxa" w:w="1587"/>
             <w:shd w:val="clear" w:color="auto" w:fill="305496"/>
           </w:tcPr>
           <w:p>
@@ -13024,7 +13290,7 @@
         </w:tc>
         <w:tc>
           <w:tcPr>
-            <w:tcW w:type="dxa" w:w="3685"/>
+            <w:tcW w:type="dxa" w:w="3515"/>
             <w:shd w:val="clear" w:color="auto" w:fill="305496"/>
           </w:tcPr>
           <w:p>
@@ -13052,7 +13318,7 @@
                 <w:color w:val="FFFFFF"/>
                 <w:sz w:val="20"/>
               </w:rPr>
-              <w:t>触发节点</w:t>
+              <w:t>触发节点（按最终议程）</w:t>
             </w:r>
           </w:p>
         </w:tc>
@@ -13092,7 +13358,7 @@
         </w:tc>
         <w:tc>
           <w:tcPr>
-            <w:tcW w:type="dxa" w:w="1417"/>
+            <w:tcW w:type="dxa" w:w="1587"/>
             <w:vAlign w:val="center"/>
           </w:tcPr>
           <w:p>
@@ -13107,16 +13373,16 @@
         </w:tc>
         <w:tc>
           <w:tcPr>
-            <w:tcW w:type="dxa" w:w="3685"/>
-            <w:vAlign w:val="center"/>
-          </w:tcPr>
-          <w:p>
-            <w:r>
-              <w:rPr>
-                <w:rFonts w:ascii="WenQuanYi Micro Hei" w:hAnsi="WenQuanYi Micro Hei" w:eastAsia="WenQuanYi Micro Hei"/>
-                <w:sz w:val="19"/>
-              </w:rPr>
-              <w:t>晚宴背景板 LOGO 全景 + 冠名牌特写；入场剪影；致辞特写</w:t>
+            <w:tcW w:type="dxa" w:w="3515"/>
+            <w:vAlign w:val="center"/>
+          </w:tcPr>
+          <w:p>
+            <w:r>
+              <w:rPr>
+                <w:rFonts w:ascii="WenQuanYi Micro Hei" w:hAnsi="WenQuanYi Micro Hei" w:eastAsia="WenQuanYi Micro Hei"/>
+                <w:sz w:val="19"/>
+              </w:rPr>
+              <w:t>【绿城·潮鸣】LOGO 全景 + 冠名牌特写；专属邀请码核验入场剪影；致辞特写</w:t>
             </w:r>
           </w:p>
         </w:tc>
@@ -13169,7 +13435,7 @@
         </w:tc>
         <w:tc>
           <w:tcPr>
-            <w:tcW w:type="dxa" w:w="1417"/>
+            <w:tcW w:type="dxa" w:w="1587"/>
             <w:vAlign w:val="center"/>
           </w:tcPr>
           <w:p>
@@ -13184,16 +13450,16 @@
         </w:tc>
         <w:tc>
           <w:tcPr>
-            <w:tcW w:type="dxa" w:w="3685"/>
-            <w:vAlign w:val="center"/>
-          </w:tcPr>
-          <w:p>
-            <w:r>
-              <w:rPr>
-                <w:rFonts w:ascii="WenQuanYi Micro Hei" w:hAnsi="WenQuanYi Micro Hei" w:eastAsia="WenQuanYi Micro Hei"/>
-                <w:sz w:val="19"/>
-              </w:rPr>
-              <w:t>LOGO 墙；徐泳泽演讲 / 圆桌镜头 ≥6 个</w:t>
+            <w:tcW w:type="dxa" w:w="3515"/>
+            <w:vAlign w:val="center"/>
+          </w:tcPr>
+          <w:p>
+            <w:r>
+              <w:rPr>
+                <w:rFonts w:ascii="WenQuanYi Micro Hei" w:hAnsi="WenQuanYi Micro Hei" w:eastAsia="WenQuanYi Micro Hei"/>
+                <w:sz w:val="19"/>
+              </w:rPr>
+              <w:t>LOGO 墙；徐泳泽圆桌二发言镜头 ≥6 个</w:t>
             </w:r>
           </w:p>
         </w:tc>
@@ -13208,7 +13474,7 @@
                 <w:rFonts w:ascii="WenQuanYi Micro Hei" w:hAnsi="WenQuanYi Micro Hei" w:eastAsia="WenQuanYi Micro Hei"/>
                 <w:sz w:val="19"/>
               </w:rPr>
-              <w:t>13:00 / 15:05 / 闭幕</w:t>
+              <w:t>13:00 / 15:20 / 闭幕</w:t>
             </w:r>
           </w:p>
         </w:tc>
@@ -13246,31 +13512,31 @@
         </w:tc>
         <w:tc>
           <w:tcPr>
-            <w:tcW w:type="dxa" w:w="1417"/>
-            <w:vAlign w:val="center"/>
-          </w:tcPr>
-          <w:p>
-            <w:r>
-              <w:rPr>
-                <w:rFonts w:ascii="WenQuanYi Micro Hei" w:hAnsi="WenQuanYi Micro Hei" w:eastAsia="WenQuanYi Micro Hei"/>
-                <w:sz w:val="19"/>
-              </w:rPr>
-              <w:t>福布斯中国</w:t>
-            </w:r>
-          </w:p>
-        </w:tc>
-        <w:tc>
-          <w:tcPr>
-            <w:tcW w:type="dxa" w:w="3685"/>
-            <w:vAlign w:val="center"/>
-          </w:tcPr>
-          <w:p>
-            <w:r>
-              <w:rPr>
-                <w:rFonts w:ascii="WenQuanYi Micro Hei" w:hAnsi="WenQuanYi Micro Hei" w:eastAsia="WenQuanYi Micro Hei"/>
-                <w:sz w:val="19"/>
-              </w:rPr>
-              <w:t>奖杯 / 证书；颁奖瞬间合影</w:t>
+            <w:tcW w:type="dxa" w:w="1587"/>
+            <w:vAlign w:val="center"/>
+          </w:tcPr>
+          <w:p>
+            <w:r>
+              <w:rPr>
+                <w:rFonts w:ascii="WenQuanYi Micro Hei" w:hAnsi="WenQuanYi Micro Hei" w:eastAsia="WenQuanYi Micro Hei"/>
+                <w:sz w:val="19"/>
+              </w:rPr>
+              <w:t>福布斯中国 AI 评选委员会</w:t>
+            </w:r>
+          </w:p>
+        </w:tc>
+        <w:tc>
+          <w:tcPr>
+            <w:tcW w:type="dxa" w:w="3515"/>
+            <w:vAlign w:val="center"/>
+          </w:tcPr>
+          <w:p>
+            <w:r>
+              <w:rPr>
+                <w:rFonts w:ascii="WenQuanYi Micro Hei" w:hAnsi="WenQuanYi Micro Hei" w:eastAsia="WenQuanYi Micro Hei"/>
+                <w:sz w:val="19"/>
+              </w:rPr>
+              <w:t>★ 奖杯 / 证书 / 颁奖背景板；颁奖瞬间合影；获奖代表镜头</w:t>
             </w:r>
           </w:p>
         </w:tc>
@@ -13285,7 +13551,7 @@
                 <w:rFonts w:ascii="WenQuanYi Micro Hei" w:hAnsi="WenQuanYi Micro Hei" w:eastAsia="WenQuanYi Micro Hei"/>
                 <w:sz w:val="19"/>
               </w:rPr>
-              <w:t>18:15 颁奖</w:t>
+              <w:t>★ 14:25-14:40 颁奖典礼</w:t>
             </w:r>
           </w:p>
         </w:tc>
@@ -13300,7 +13566,7 @@
                 <w:rFonts w:ascii="WenQuanYi Micro Hei" w:hAnsi="WenQuanYi Micro Hei" w:eastAsia="WenQuanYi Micro Hei"/>
                 <w:sz w:val="19"/>
               </w:rPr>
-              <w:t>合影 ≥3 + 奖杯特写</w:t>
+              <w:t>合影 ≥5 + 奖杯特写 + 1 分钟视频</w:t>
             </w:r>
           </w:p>
         </w:tc>
@@ -13323,22 +13589,22 @@
         </w:tc>
         <w:tc>
           <w:tcPr>
-            <w:tcW w:type="dxa" w:w="1417"/>
-            <w:vAlign w:val="center"/>
-          </w:tcPr>
-          <w:p>
-            <w:r>
-              <w:rPr>
-                <w:rFonts w:ascii="WenQuanYi Micro Hei" w:hAnsi="WenQuanYi Micro Hei" w:eastAsia="WenQuanYi Micro Hei"/>
-                <w:sz w:val="19"/>
-              </w:rPr>
-              <w:t>蔚来</w:t>
-            </w:r>
-          </w:p>
-        </w:tc>
-        <w:tc>
-          <w:tcPr>
-            <w:tcW w:type="dxa" w:w="3685"/>
+            <w:tcW w:type="dxa" w:w="1587"/>
+            <w:vAlign w:val="center"/>
+          </w:tcPr>
+          <w:p>
+            <w:r>
+              <w:rPr>
+                <w:rFonts w:ascii="WenQuanYi Micro Hei" w:hAnsi="WenQuanYi Micro Hei" w:eastAsia="WenQuanYi Micro Hei"/>
+                <w:sz w:val="19"/>
+              </w:rPr>
+              <w:t>蔚来汽车</w:t>
+            </w:r>
+          </w:p>
+        </w:tc>
+        <w:tc>
+          <w:tcPr>
+            <w:tcW w:type="dxa" w:w="3515"/>
             <w:vAlign w:val="center"/>
           </w:tcPr>
           <w:p>
@@ -13362,7 +13628,7 @@
                 <w:rFonts w:ascii="WenQuanYi Micro Hei" w:hAnsi="WenQuanYi Micro Hei" w:eastAsia="WenQuanYi Micro Hei"/>
                 <w:sz w:val="19"/>
               </w:rPr>
-              <w:t>13:00 / 15:45</w:t>
+              <w:t>13:00 / 16:00</w:t>
             </w:r>
           </w:p>
         </w:tc>
@@ -13400,7 +13666,7 @@
         </w:tc>
         <w:tc>
           <w:tcPr>
-            <w:tcW w:type="dxa" w:w="1417"/>
+            <w:tcW w:type="dxa" w:w="1587"/>
             <w:vAlign w:val="center"/>
           </w:tcPr>
           <w:p>
@@ -13415,7 +13681,7 @@
         </w:tc>
         <w:tc>
           <w:tcPr>
-            <w:tcW w:type="dxa" w:w="3685"/>
+            <w:tcW w:type="dxa" w:w="3515"/>
             <w:vAlign w:val="center"/>
           </w:tcPr>
           <w:p>
@@ -13477,7 +13743,7 @@
         </w:tc>
         <w:tc>
           <w:tcPr>
-            <w:tcW w:type="dxa" w:w="1417"/>
+            <w:tcW w:type="dxa" w:w="1587"/>
             <w:vAlign w:val="center"/>
           </w:tcPr>
           <w:p>
@@ -13492,7 +13758,7 @@
         </w:tc>
         <w:tc>
           <w:tcPr>
-            <w:tcW w:type="dxa" w:w="3685"/>
+            <w:tcW w:type="dxa" w:w="3515"/>
             <w:vAlign w:val="center"/>
           </w:tcPr>
           <w:p>
@@ -13516,7 +13782,7 @@
                 <w:rFonts w:ascii="WenQuanYi Micro Hei" w:hAnsi="WenQuanYi Micro Hei" w:eastAsia="WenQuanYi Micro Hei"/>
                 <w:sz w:val="19"/>
               </w:rPr>
-              <w:t>15:45-16:35</w:t>
+              <w:t>16:00-16:50</w:t>
             </w:r>
           </w:p>
         </w:tc>
@@ -13554,7 +13820,7 @@
         </w:tc>
         <w:tc>
           <w:tcPr>
-            <w:tcW w:type="dxa" w:w="1417"/>
+            <w:tcW w:type="dxa" w:w="1587"/>
             <w:vAlign w:val="center"/>
           </w:tcPr>
           <w:p>
@@ -13569,7 +13835,7 @@
         </w:tc>
         <w:tc>
           <w:tcPr>
-            <w:tcW w:type="dxa" w:w="3685"/>
+            <w:tcW w:type="dxa" w:w="3515"/>
             <w:vAlign w:val="center"/>
           </w:tcPr>
           <w:p>
@@ -13631,7 +13897,7 @@
         </w:tc>
         <w:tc>
           <w:tcPr>
-            <w:tcW w:type="dxa" w:w="1417"/>
+            <w:tcW w:type="dxa" w:w="1587"/>
             <w:vAlign w:val="center"/>
           </w:tcPr>
           <w:p>
@@ -13646,16 +13912,16 @@
         </w:tc>
         <w:tc>
           <w:tcPr>
-            <w:tcW w:type="dxa" w:w="3685"/>
-            <w:vAlign w:val="center"/>
-          </w:tcPr>
-          <w:p>
-            <w:r>
-              <w:rPr>
-                <w:rFonts w:ascii="WenQuanYi Micro Hei" w:hAnsi="WenQuanYi Micro Hei" w:eastAsia="WenQuanYi Micro Hei"/>
-                <w:sz w:val="19"/>
-              </w:rPr>
-              <w:t>签到礼品台 + 嘉宾领取 + 袁一栋镜头</w:t>
+            <w:tcW w:type="dxa" w:w="3515"/>
+            <w:vAlign w:val="center"/>
+          </w:tcPr>
+          <w:p>
+            <w:r>
+              <w:rPr>
+                <w:rFonts w:ascii="WenQuanYi Micro Hei" w:hAnsi="WenQuanYi Micro Hei" w:eastAsia="WenQuanYi Micro Hei"/>
+                <w:sz w:val="19"/>
+              </w:rPr>
+              <w:t>签到礼品台 + 嘉宾领取 + 袁一栋镜头；圆桌三发言</w:t>
             </w:r>
           </w:p>
         </w:tc>
@@ -13670,7 +13936,7 @@
                 <w:rFonts w:ascii="WenQuanYi Micro Hei" w:hAnsi="WenQuanYi Micro Hei" w:eastAsia="WenQuanYi Micro Hei"/>
                 <w:sz w:val="19"/>
               </w:rPr>
-              <w:t>13:00-13:30</w:t>
+              <w:t>13:00-13:30 / 17:50-18:30</w:t>
             </w:r>
           </w:p>
         </w:tc>
@@ -13685,7 +13951,7 @@
                 <w:rFonts w:ascii="WenQuanYi Micro Hei" w:hAnsi="WenQuanYi Micro Hei" w:eastAsia="WenQuanYi Micro Hei"/>
                 <w:sz w:val="19"/>
               </w:rPr>
-              <w:t>≥4</w:t>
+              <w:t>≥6</w:t>
             </w:r>
           </w:p>
         </w:tc>
@@ -13708,7 +13974,7 @@
         </w:tc>
         <w:tc>
           <w:tcPr>
-            <w:tcW w:type="dxa" w:w="1417"/>
+            <w:tcW w:type="dxa" w:w="1587"/>
             <w:vAlign w:val="center"/>
           </w:tcPr>
           <w:p>
@@ -13723,7 +13989,7 @@
         </w:tc>
         <w:tc>
           <w:tcPr>
-            <w:tcW w:type="dxa" w:w="3685"/>
+            <w:tcW w:type="dxa" w:w="3515"/>
             <w:vAlign w:val="center"/>
           </w:tcPr>
           <w:p>
@@ -13785,7 +14051,7 @@
         </w:tc>
         <w:tc>
           <w:tcPr>
-            <w:tcW w:type="dxa" w:w="1417"/>
+            <w:tcW w:type="dxa" w:w="1587"/>
             <w:vAlign w:val="center"/>
           </w:tcPr>
           <w:p>
@@ -13800,7 +14066,7 @@
         </w:tc>
         <w:tc>
           <w:tcPr>
-            <w:tcW w:type="dxa" w:w="3685"/>
+            <w:tcW w:type="dxa" w:w="3515"/>
             <w:vAlign w:val="center"/>
           </w:tcPr>
           <w:p>
@@ -13951,7 +14217,7 @@
                 <w:rFonts w:ascii="WenQuanYi Micro Hei" w:hAnsi="WenQuanYi Micro Hei" w:eastAsia="WenQuanYi Micro Hei"/>
                 <w:sz w:val="19"/>
               </w:rPr>
-              <w:t>赞助商口播文案、对接人、物资清单回收截止</w:t>
+              <w:t>赞助商口播文案、对接人、物资清单回收；福布斯获奖名单 / 颁奖嘉宾确认；绿城晚宴邀请码机制确认</w:t>
             </w:r>
           </w:p>
         </w:tc>
@@ -14092,7 +14358,7 @@
                 <w:rFonts w:ascii="WenQuanYi Micro Hei" w:hAnsi="WenQuanYi Micro Hei" w:eastAsia="WenQuanYi Micro Hei"/>
                 <w:sz w:val="19"/>
               </w:rPr>
-              <w:t>蔚来展车（如有）到场</w:t>
+              <w:t>蔚来汽车展车（如有）到场</w:t>
             </w:r>
           </w:p>
         </w:tc>
@@ -14233,7 +14499,7 @@
                 <w:rFonts w:ascii="WenQuanYi Micro Hei" w:hAnsi="WenQuanYi Micro Hei" w:eastAsia="WenQuanYi Micro Hei"/>
                 <w:sz w:val="19"/>
               </w:rPr>
-              <w:t>台卡、主席台陈列就位 / 福布斯颁奖物料到位</w:t>
+              <w:t>★ 台卡、主席台陈列就位；福布斯颁奖物料必到（颁奖移至 14:25）</w:t>
             </w:r>
           </w:p>
         </w:tc>
@@ -14406,7 +14672,7 @@
                 <w:rFonts w:ascii="WenQuanYi Micro Hei" w:hAnsi="WenQuanYi Micro Hei" w:eastAsia="WenQuanYi Micro Hei"/>
                 <w:sz w:val="19"/>
               </w:rPr>
-              <w:t>5/22 16:30</w:t>
+              <w:t>5/22 14:25-14:40</w:t>
             </w:r>
           </w:p>
         </w:tc>
@@ -14421,7 +14687,7 @@
                 <w:rFonts w:ascii="WenQuanYi Micro Hei" w:hAnsi="WenQuanYi Micro Hei" w:eastAsia="WenQuanYi Micro Hei"/>
                 <w:sz w:val="19"/>
               </w:rPr>
-              <w:t>晚宴桌引位牌布置</w:t>
+              <w:t>★ 第四届 2026 人工智能商业化落地颁奖典礼（高光启幕）</w:t>
             </w:r>
           </w:p>
         </w:tc>
@@ -14436,7 +14702,7 @@
                 <w:rFonts w:ascii="WenQuanYi Micro Hei" w:hAnsi="WenQuanYi Micro Hei" w:eastAsia="WenQuanYi Micro Hei"/>
                 <w:sz w:val="19"/>
               </w:rPr>
-              <w:t>A 组 / E 组</w:t>
+              <w:t>—</w:t>
             </w:r>
           </w:p>
         </w:tc>
@@ -14453,6 +14719,53 @@
                 <w:rFonts w:ascii="WenQuanYi Micro Hei" w:hAnsi="WenQuanYi Micro Hei" w:eastAsia="WenQuanYi Micro Hei"/>
                 <w:sz w:val="19"/>
               </w:rPr>
+              <w:t>5/22 16:30</w:t>
+            </w:r>
+          </w:p>
+        </w:tc>
+        <w:tc>
+          <w:tcPr>
+            <w:tcW w:type="dxa" w:w="5102"/>
+            <w:vAlign w:val="center"/>
+          </w:tcPr>
+          <w:p>
+            <w:r>
+              <w:rPr>
+                <w:rFonts w:ascii="WenQuanYi Micro Hei" w:hAnsi="WenQuanYi Micro Hei" w:eastAsia="WenQuanYi Micro Hei"/>
+                <w:sz w:val="19"/>
+              </w:rPr>
+              <w:t>晚宴桌引位牌布置</w:t>
+            </w:r>
+          </w:p>
+        </w:tc>
+        <w:tc>
+          <w:tcPr>
+            <w:tcW w:type="dxa" w:w="2551"/>
+            <w:vAlign w:val="center"/>
+          </w:tcPr>
+          <w:p>
+            <w:r>
+              <w:rPr>
+                <w:rFonts w:ascii="WenQuanYi Micro Hei" w:hAnsi="WenQuanYi Micro Hei" w:eastAsia="WenQuanYi Micro Hei"/>
+                <w:sz w:val="19"/>
+              </w:rPr>
+              <w:t>A 组 / E 组</w:t>
+            </w:r>
+          </w:p>
+        </w:tc>
+      </w:tr>
+      <w:tr>
+        <w:tc>
+          <w:tcPr>
+            <w:tcW w:type="dxa" w:w="1814"/>
+            <w:vAlign w:val="center"/>
+          </w:tcPr>
+          <w:p>
+            <w:r>
+              <w:rPr>
+                <w:rFonts w:ascii="WenQuanYi Micro Hei" w:hAnsi="WenQuanYi Micro Hei" w:eastAsia="WenQuanYi Micro Hei"/>
+                <w:sz w:val="19"/>
+              </w:rPr>
               <w:t>5/22 18:30</w:t>
             </w:r>
           </w:p>
@@ -14468,7 +14781,7 @@
                 <w:rFonts w:ascii="WenQuanYi Micro Hei" w:hAnsi="WenQuanYi Micro Hei" w:eastAsia="WenQuanYi Micro Hei"/>
                 <w:sz w:val="19"/>
               </w:rPr>
-              <w:t>闭门晚宴开始</w:t>
+              <w:t>【绿城·潮鸣】星耀北外滩——AI 领袖定制晚宴 开始</w:t>
             </w:r>
           </w:p>
         </w:tc>

--- a/5月22日峰会/导出文件/2026峰会会务手册.docx
+++ b/5月22日峰会/导出文件/2026峰会会务手册.docx
@@ -75,7 +75,17 @@
           <w:b w:val="0"/>
           <w:sz w:val="21"/>
         </w:rPr>
-        <w:t>战略合作伙伴：腾讯云、福布斯中国人工智能科技企业评选委员会</w:t>
+        <w:t>协办：复旦大学未来信息创新学院、上海市云计算创新基地、杨浦/虹口科企联、中东投资联盟、红瓦（陆家嘴）共创中心 等</w:t>
+      </w:r>
+    </w:p>
+    <w:p>
+      <w:r>
+        <w:rPr>
+          <w:rFonts w:ascii="WenQuanYi Micro Hei" w:hAnsi="WenQuanYi Micro Hei" w:eastAsia="WenQuanYi Micro Hei"/>
+          <w:b w:val="0"/>
+          <w:sz w:val="21"/>
+        </w:rPr>
+        <w:t>战略合作伙伴：腾讯云（福布斯中国 AI 评选委员会已退出）</w:t>
       </w:r>
     </w:p>
     <w:p>
@@ -95,7 +105,7 @@
           <w:b w:val="0"/>
           <w:sz w:val="21"/>
         </w:rPr>
-        <w:t>特约赞助商：蔚来汽车、泰隆银行</w:t>
+        <w:t>特约赞助商：蔚来汽车、华为鸿蒙汽车（新增 ★）、泰隆银行</w:t>
       </w:r>
     </w:p>
     <w:p>
@@ -115,7 +125,17 @@
           <w:b w:val="0"/>
           <w:sz w:val="21"/>
         </w:rPr>
-        <w:t>总联系人：胡继刚 13262607888 / 王珏 13817642219 / 安淑娟 13661612711</w:t>
+        <w:t>总联系人：胡继刚 13262607888</w:t>
+      </w:r>
+    </w:p>
+    <w:p>
+      <w:r>
+        <w:rPr>
+          <w:rFonts w:ascii="WenQuanYi Micro Hei" w:hAnsi="WenQuanYi Micro Hei" w:eastAsia="WenQuanYi Micro Hei"/>
+          <w:b w:val="0"/>
+          <w:sz w:val="21"/>
+        </w:rPr>
+        <w:t>VIP 接待：王胜 13083003003 ｜ 现场总协调：韦佳玉 17301836967 ｜ 会务统筹：陈潇 Kelly 15021307893</w:t>
       </w:r>
     </w:p>
     <w:p>
@@ -126,7 +146,7 @@
           <w:color w:val="C0392B"/>
           <w:sz w:val="21"/>
         </w:rPr>
-        <w:t>（按官方最终定稿议程 0521 编制）</w:t>
+        <w:t>（按官方最终定稿议程 0521 + 5/21 最新调整版编制）</w:t>
       </w:r>
     </w:p>
     <w:p>
@@ -3343,7 +3363,7 @@
                 <w:color w:val="FFFFFF"/>
                 <w:sz w:val="20"/>
               </w:rPr>
-              <w:t>出席嘉宾</w:t>
+              <w:t>出席嘉宾 / 对接人</w:t>
             </w:r>
           </w:p>
         </w:tc>
@@ -3390,7 +3410,7 @@
                 <w:rFonts w:ascii="WenQuanYi Micro Hei" w:hAnsi="WenQuanYi Micro Hei" w:eastAsia="WenQuanYi Micro Hei"/>
                 <w:sz w:val="19"/>
               </w:rPr>
-              <w:t>5 席预留（待对接）</w:t>
+              <w:t>缪川、笪浩 + 3 位待补（每桌 1 位代表共 42 位）</w:t>
             </w:r>
           </w:p>
         </w:tc>
@@ -3437,7 +3457,7 @@
                 <w:rFonts w:ascii="WenQuanYi Micro Hei" w:hAnsi="WenQuanYi Micro Hei" w:eastAsia="WenQuanYi Micro Hei"/>
                 <w:sz w:val="19"/>
               </w:rPr>
-              <w:t>周昭、徐泳泽、孙总、李海洋</w:t>
+              <w:t>周昭、徐泳泽（华东区）、孙总、李海洋</w:t>
             </w:r>
           </w:p>
         </w:tc>
@@ -3454,7 +3474,7 @@
                 <w:rFonts w:ascii="WenQuanYi Micro Hei" w:hAnsi="WenQuanYi Micro Hei" w:eastAsia="WenQuanYi Micro Hei"/>
                 <w:sz w:val="19"/>
               </w:rPr>
-              <w:t>战略合作伙伴</w:t>
+              <w:t>特约赞助商</w:t>
             </w:r>
           </w:p>
         </w:tc>
@@ -3469,7 +3489,7 @@
                 <w:rFonts w:ascii="WenQuanYi Micro Hei" w:hAnsi="WenQuanYi Micro Hei" w:eastAsia="WenQuanYi Micro Hei"/>
                 <w:sz w:val="19"/>
               </w:rPr>
-              <w:t>福布斯中国人工智能科技企业评选委员会</w:t>
+              <w:t>蔚来汽车</w:t>
             </w:r>
           </w:p>
         </w:tc>
@@ -3484,7 +3504,7 @@
                 <w:rFonts w:ascii="WenQuanYi Micro Hei" w:hAnsi="WenQuanYi Micro Hei" w:eastAsia="WenQuanYi Micro Hei"/>
                 <w:sz w:val="19"/>
               </w:rPr>
-              <w:t>待补</w:t>
+              <w:t>李睿（不展车）</w:t>
             </w:r>
           </w:p>
         </w:tc>
@@ -3516,7 +3536,7 @@
                 <w:rFonts w:ascii="WenQuanYi Micro Hei" w:hAnsi="WenQuanYi Micro Hei" w:eastAsia="WenQuanYi Micro Hei"/>
                 <w:sz w:val="19"/>
               </w:rPr>
-              <w:t>蔚来汽车</w:t>
+              <w:t>★ 华为鸿蒙汽车（新增）</w:t>
             </w:r>
           </w:p>
         </w:tc>
@@ -3531,7 +3551,7 @@
                 <w:rFonts w:ascii="WenQuanYi Micro Hei" w:hAnsi="WenQuanYi Micro Hei" w:eastAsia="WenQuanYi Micro Hei"/>
                 <w:sz w:val="19"/>
               </w:rPr>
-              <w:t>待补</w:t>
+              <w:t>对接人待补（展车）</w:t>
             </w:r>
           </w:p>
         </w:tc>
@@ -3563,7 +3583,7 @@
                 <w:rFonts w:ascii="WenQuanYi Micro Hei" w:hAnsi="WenQuanYi Micro Hei" w:eastAsia="WenQuanYi Micro Hei"/>
                 <w:sz w:val="19"/>
               </w:rPr>
-              <w:t>泰隆银行（上海分行）</w:t>
+              <w:t>泰隆银行（虹口支行）</w:t>
             </w:r>
           </w:p>
         </w:tc>
@@ -3578,7 +3598,7 @@
                 <w:rFonts w:ascii="WenQuanYi Micro Hei" w:hAnsi="WenQuanYi Micro Hei" w:eastAsia="WenQuanYi Micro Hei"/>
                 <w:sz w:val="19"/>
               </w:rPr>
-              <w:t>杨红江、汤梦薇</w:t>
+              <w:t>林骁（13058861308）</w:t>
             </w:r>
           </w:p>
         </w:tc>
@@ -3610,7 +3630,7 @@
                 <w:rFonts w:ascii="WenQuanYi Micro Hei" w:hAnsi="WenQuanYi Micro Hei" w:eastAsia="WenQuanYi Micro Hei"/>
                 <w:sz w:val="19"/>
               </w:rPr>
-              <w:t>泰隆银行（虹口支行）</w:t>
+              <w:t>泰隆银行（杨浦支行）</w:t>
             </w:r>
           </w:p>
         </w:tc>
@@ -3625,7 +3645,7 @@
                 <w:rFonts w:ascii="WenQuanYi Micro Hei" w:hAnsi="WenQuanYi Micro Hei" w:eastAsia="WenQuanYi Micro Hei"/>
                 <w:sz w:val="19"/>
               </w:rPr>
-              <w:t>林骁（13058861308）</w:t>
+              <w:t>陈煜（13671896951）、赵逸飞、晋嘉乐</w:t>
             </w:r>
           </w:p>
         </w:tc>
@@ -3642,7 +3662,7 @@
                 <w:rFonts w:ascii="WenQuanYi Micro Hei" w:hAnsi="WenQuanYi Micro Hei" w:eastAsia="WenQuanYi Micro Hei"/>
                 <w:sz w:val="19"/>
               </w:rPr>
-              <w:t>特约赞助商</w:t>
+              <w:t>赞助方</w:t>
             </w:r>
           </w:p>
         </w:tc>
@@ -3657,7 +3677,7 @@
                 <w:rFonts w:ascii="WenQuanYi Micro Hei" w:hAnsi="WenQuanYi Micro Hei" w:eastAsia="WenQuanYi Micro Hei"/>
                 <w:sz w:val="19"/>
               </w:rPr>
-              <w:t>泰隆银行（杨浦支行）</w:t>
+              <w:t>茶活力 / 美年大健康 / 古井贡酒</w:t>
             </w:r>
           </w:p>
         </w:tc>
@@ -3672,54 +3692,7 @@
                 <w:rFonts w:ascii="WenQuanYi Micro Hei" w:hAnsi="WenQuanYi Micro Hei" w:eastAsia="WenQuanYi Micro Hei"/>
                 <w:sz w:val="19"/>
               </w:rPr>
-              <w:t>陈煜（13671896951）、赵逸飞、晋嘉乐</w:t>
-            </w:r>
-          </w:p>
-        </w:tc>
-      </w:tr>
-      <w:tr>
-        <w:tc>
-          <w:tcPr>
-            <w:tcW w:type="dxa" w:w="3249"/>
-            <w:vAlign w:val="center"/>
-          </w:tcPr>
-          <w:p>
-            <w:r>
-              <w:rPr>
-                <w:rFonts w:ascii="WenQuanYi Micro Hei" w:hAnsi="WenQuanYi Micro Hei" w:eastAsia="WenQuanYi Micro Hei"/>
-                <w:sz w:val="19"/>
-              </w:rPr>
-              <w:t>赞助方</w:t>
-            </w:r>
-          </w:p>
-        </w:tc>
-        <w:tc>
-          <w:tcPr>
-            <w:tcW w:type="dxa" w:w="3249"/>
-            <w:vAlign w:val="center"/>
-          </w:tcPr>
-          <w:p>
-            <w:r>
-              <w:rPr>
-                <w:rFonts w:ascii="WenQuanYi Micro Hei" w:hAnsi="WenQuanYi Micro Hei" w:eastAsia="WenQuanYi Micro Hei"/>
-                <w:sz w:val="19"/>
-              </w:rPr>
-              <w:t>茶活力 / 美年大健康 / 古井贡酒</w:t>
-            </w:r>
-          </w:p>
-        </w:tc>
-        <w:tc>
-          <w:tcPr>
-            <w:tcW w:type="dxa" w:w="3249"/>
-            <w:vAlign w:val="center"/>
-          </w:tcPr>
-          <w:p>
-            <w:r>
-              <w:rPr>
-                <w:rFonts w:ascii="WenQuanYi Micro Hei" w:hAnsi="WenQuanYi Micro Hei" w:eastAsia="WenQuanYi Micro Hei"/>
-                <w:sz w:val="19"/>
-              </w:rPr>
-              <w:t>待补</w:t>
+              <w:t>孟高举 / 鲁菲菲 / 李旭欢</w:t>
             </w:r>
           </w:p>
         </w:tc>
@@ -3773,6 +3746,17 @@
       </w:tr>
     </w:tbl>
     <w:p/>
+    <w:p>
+      <w:r>
+        <w:rPr>
+          <w:rFonts w:ascii="WenQuanYi Micro Hei" w:hAnsi="WenQuanYi Micro Hei" w:eastAsia="WenQuanYi Micro Hei"/>
+          <w:b/>
+          <w:color w:val="C0392B"/>
+          <w:sz w:val="21"/>
+        </w:rPr>
+        <w:t>⚠️ 福布斯中国 AI 评选委员会已退出；杨红江 / 汤梦薇 已取消晚宴出席。</w:t>
+      </w:r>
+    </w:p>
     <w:p>
       <w:r>
         <w:br w:type="page"/>
@@ -3798,7 +3782,18 @@
           <w:b w:val="0"/>
           <w:sz w:val="21"/>
         </w:rPr>
-        <w:t>18:30-20:30 · 一滴水 · 500 人 · 定向邀约制（凭专属邀请码入场） · 冠名：绿城中国。</w:t>
+        <w:t>18:30-20:30 · 一滴水 · 500 人 · 定向邀约制（凭专属邀请码入场） · 冠名：绿城中国</w:t>
+      </w:r>
+    </w:p>
+    <w:p>
+      <w:r>
+        <w:rPr>
+          <w:rFonts w:ascii="WenQuanYi Micro Hei" w:hAnsi="WenQuanYi Micro Hei" w:eastAsia="WenQuanYi Micro Hei"/>
+          <w:b/>
+          <w:color w:val="C0392B"/>
+          <w:sz w:val="21"/>
+        </w:rPr>
+        <w:t>★ 每桌 12 人 · 绿城中国每桌安排 1 位代表（共 ~42 桌 ×42 位）</w:t>
       </w:r>
     </w:p>
     <w:p>
@@ -3811,7 +3806,7 @@
           <w:b/>
           <w:sz w:val="26"/>
         </w:rPr>
-        <w:t>T01 · VIP 主桌</w:t>
+        <w:t>T01 · VIP 主桌（12 人）</w:t>
       </w:r>
     </w:p>
     <w:tbl>
@@ -3906,7 +3901,7 @@
                 <w:rFonts w:ascii="WenQuanYi Micro Hei" w:hAnsi="WenQuanYi Micro Hei" w:eastAsia="WenQuanYi Micro Hei"/>
                 <w:sz w:val="19"/>
               </w:rPr>
-              <w:t>姚志勇</w:t>
+              <w:t>姚志勇 教授</w:t>
             </w:r>
           </w:p>
         </w:tc>
@@ -3968,7 +3963,7 @@
                 <w:rFonts w:ascii="WenQuanYi Micro Hei" w:hAnsi="WenQuanYi Micro Hei" w:eastAsia="WenQuanYi Micro Hei"/>
                 <w:sz w:val="19"/>
               </w:rPr>
-              <w:t>恒生研究院院长</w:t>
+              <w:t>恒生电子研究院院长</w:t>
             </w:r>
           </w:p>
         </w:tc>
@@ -4000,7 +3995,7 @@
                 <w:rFonts w:ascii="WenQuanYi Micro Hei" w:hAnsi="WenQuanYi Micro Hei" w:eastAsia="WenQuanYi Micro Hei"/>
                 <w:sz w:val="19"/>
               </w:rPr>
-              <w:t>夏春</w:t>
+              <w:t>夏春 博士</w:t>
             </w:r>
           </w:p>
         </w:tc>
@@ -4188,7 +4183,7 @@
                 <w:rFonts w:ascii="WenQuanYi Micro Hei" w:hAnsi="WenQuanYi Micro Hei" w:eastAsia="WenQuanYi Micro Hei"/>
                 <w:sz w:val="19"/>
               </w:rPr>
-              <w:t>绿城中国-嘉宾 1</w:t>
+              <w:t>缪川</w:t>
             </w:r>
           </w:p>
         </w:tc>
@@ -4203,7 +4198,7 @@
                 <w:rFonts w:ascii="WenQuanYi Micro Hei" w:hAnsi="WenQuanYi Micro Hei" w:eastAsia="WenQuanYi Micro Hei"/>
                 <w:sz w:val="19"/>
               </w:rPr>
-              <w:t>冠名方</w:t>
+              <w:t>绿城中国冠名方</w:t>
             </w:r>
           </w:p>
         </w:tc>
@@ -4235,7 +4230,7 @@
                 <w:rFonts w:ascii="WenQuanYi Micro Hei" w:hAnsi="WenQuanYi Micro Hei" w:eastAsia="WenQuanYi Micro Hei"/>
                 <w:sz w:val="19"/>
               </w:rPr>
-              <w:t>绿城中国-嘉宾 2</w:t>
+              <w:t>笪浩</w:t>
             </w:r>
           </w:p>
         </w:tc>
@@ -4250,7 +4245,7 @@
                 <w:rFonts w:ascii="WenQuanYi Micro Hei" w:hAnsi="WenQuanYi Micro Hei" w:eastAsia="WenQuanYi Micro Hei"/>
                 <w:sz w:val="19"/>
               </w:rPr>
-              <w:t>冠名方</w:t>
+              <w:t>绿城中国冠名方</w:t>
             </w:r>
           </w:p>
         </w:tc>
@@ -4345,6 +4340,100 @@
                 <w:sz w:val="19"/>
               </w:rPr>
               <w:t>北大经院上海校友会秘书长</w:t>
+            </w:r>
+          </w:p>
+        </w:tc>
+      </w:tr>
+      <w:tr>
+        <w:tc>
+          <w:tcPr>
+            <w:tcW w:type="dxa" w:w="1134"/>
+            <w:vAlign w:val="center"/>
+          </w:tcPr>
+          <w:p>
+            <w:r>
+              <w:rPr>
+                <w:rFonts w:ascii="WenQuanYi Micro Hei" w:hAnsi="WenQuanYi Micro Hei" w:eastAsia="WenQuanYi Micro Hei"/>
+                <w:sz w:val="19"/>
+              </w:rPr>
+              <w:t>11</w:t>
+            </w:r>
+          </w:p>
+        </w:tc>
+        <w:tc>
+          <w:tcPr>
+            <w:tcW w:type="dxa" w:w="2268"/>
+            <w:vAlign w:val="center"/>
+          </w:tcPr>
+          <w:p>
+            <w:r>
+              <w:rPr>
+                <w:rFonts w:ascii="WenQuanYi Micro Hei" w:hAnsi="WenQuanYi Micro Hei" w:eastAsia="WenQuanYi Micro Hei"/>
+                <w:sz w:val="19"/>
+              </w:rPr>
+              <w:t>徐泳泽</w:t>
+            </w:r>
+          </w:p>
+        </w:tc>
+        <w:tc>
+          <w:tcPr>
+            <w:tcW w:type="dxa" w:w="5102"/>
+            <w:vAlign w:val="center"/>
+          </w:tcPr>
+          <w:p>
+            <w:r>
+              <w:rPr>
+                <w:rFonts w:ascii="WenQuanYi Micro Hei" w:hAnsi="WenQuanYi Micro Hei" w:eastAsia="WenQuanYi Micro Hei"/>
+                <w:sz w:val="19"/>
+              </w:rPr>
+              <w:t>腾讯云华东区渠道总经理</w:t>
+            </w:r>
+          </w:p>
+        </w:tc>
+      </w:tr>
+      <w:tr>
+        <w:tc>
+          <w:tcPr>
+            <w:tcW w:type="dxa" w:w="1134"/>
+            <w:vAlign w:val="center"/>
+          </w:tcPr>
+          <w:p>
+            <w:r>
+              <w:rPr>
+                <w:rFonts w:ascii="WenQuanYi Micro Hei" w:hAnsi="WenQuanYi Micro Hei" w:eastAsia="WenQuanYi Micro Hei"/>
+                <w:sz w:val="19"/>
+              </w:rPr>
+              <w:t>12</w:t>
+            </w:r>
+          </w:p>
+        </w:tc>
+        <w:tc>
+          <w:tcPr>
+            <w:tcW w:type="dxa" w:w="2268"/>
+            <w:vAlign w:val="center"/>
+          </w:tcPr>
+          <w:p>
+            <w:r>
+              <w:rPr>
+                <w:rFonts w:ascii="WenQuanYi Micro Hei" w:hAnsi="WenQuanYi Micro Hei" w:eastAsia="WenQuanYi Micro Hei"/>
+                <w:sz w:val="19"/>
+              </w:rPr>
+              <w:t>李睿 / 华为鸿蒙汽车-代表</w:t>
+            </w:r>
+          </w:p>
+        </w:tc>
+        <w:tc>
+          <w:tcPr>
+            <w:tcW w:type="dxa" w:w="5102"/>
+            <w:vAlign w:val="center"/>
+          </w:tcPr>
+          <w:p>
+            <w:r>
+              <w:rPr>
+                <w:rFonts w:ascii="WenQuanYi Micro Hei" w:hAnsi="WenQuanYi Micro Hei" w:eastAsia="WenQuanYi Micro Hei"/>
+                <w:sz w:val="19"/>
+              </w:rPr>
+              <w:t>蔚来 / 华为 特约赞助商</w:t>
             </w:r>
           </w:p>
         </w:tc>
@@ -4361,7 +4450,7 @@
           <w:b/>
           <w:sz w:val="26"/>
         </w:rPr>
-        <w:t>T02 · 圆桌一 + 圆桌二（巅峰对话）嘉宾桌</w:t>
+        <w:t>T02 · 圆桌一 + 圆桌二（巅峰对话）嘉宾桌（12 人）</w:t>
       </w:r>
     </w:p>
     <w:tbl>
@@ -4565,7 +4654,7 @@
                 <w:rFonts w:ascii="WenQuanYi Micro Hei" w:hAnsi="WenQuanYi Micro Hei" w:eastAsia="WenQuanYi Micro Hei"/>
                 <w:sz w:val="19"/>
               </w:rPr>
-              <w:t>锦天城高级合伙人</w:t>
+              <w:t>锦天城</w:t>
             </w:r>
           </w:p>
         </w:tc>
@@ -4691,7 +4780,7 @@
                 <w:rFonts w:ascii="WenQuanYi Micro Hei" w:hAnsi="WenQuanYi Micro Hei" w:eastAsia="WenQuanYi Micro Hei"/>
                 <w:sz w:val="19"/>
               </w:rPr>
-              <w:t>徐泳泽</w:t>
+              <w:t>黎远</w:t>
             </w:r>
           </w:p>
         </w:tc>
@@ -4706,7 +4795,7 @@
                 <w:rFonts w:ascii="WenQuanYi Micro Hei" w:hAnsi="WenQuanYi Micro Hei" w:eastAsia="WenQuanYi Micro Hei"/>
                 <w:sz w:val="19"/>
               </w:rPr>
-              <w:t>腾讯云</w:t>
+              <w:t>福世合仑</w:t>
             </w:r>
           </w:p>
         </w:tc>
@@ -4738,7 +4827,7 @@
                 <w:rFonts w:ascii="WenQuanYi Micro Hei" w:hAnsi="WenQuanYi Micro Hei" w:eastAsia="WenQuanYi Micro Hei"/>
                 <w:sz w:val="19"/>
               </w:rPr>
-              <w:t>黎远</w:t>
+              <w:t>刘剑英</w:t>
             </w:r>
           </w:p>
         </w:tc>
@@ -4753,7 +4842,7 @@
                 <w:rFonts w:ascii="WenQuanYi Micro Hei" w:hAnsi="WenQuanYi Micro Hei" w:eastAsia="WenQuanYi Micro Hei"/>
                 <w:sz w:val="19"/>
               </w:rPr>
-              <w:t>福世合仑副总裁</w:t>
+              <w:t>仪电智算</w:t>
             </w:r>
           </w:p>
         </w:tc>
@@ -4785,7 +4874,7 @@
                 <w:rFonts w:ascii="WenQuanYi Micro Hei" w:hAnsi="WenQuanYi Micro Hei" w:eastAsia="WenQuanYi Micro Hei"/>
                 <w:sz w:val="19"/>
               </w:rPr>
-              <w:t>刘剑英</w:t>
+              <w:t>于敬</w:t>
             </w:r>
           </w:p>
         </w:tc>
@@ -4800,7 +4889,7 @@
                 <w:rFonts w:ascii="WenQuanYi Micro Hei" w:hAnsi="WenQuanYi Micro Hei" w:eastAsia="WenQuanYi Micro Hei"/>
                 <w:sz w:val="19"/>
               </w:rPr>
-              <w:t>仪电智算</w:t>
+              <w:t>达观数据</w:t>
             </w:r>
           </w:p>
         </w:tc>
@@ -4832,7 +4921,7 @@
                 <w:rFonts w:ascii="WenQuanYi Micro Hei" w:hAnsi="WenQuanYi Micro Hei" w:eastAsia="WenQuanYi Micro Hei"/>
                 <w:sz w:val="19"/>
               </w:rPr>
-              <w:t>于敬</w:t>
+              <w:t>孔华威</w:t>
             </w:r>
           </w:p>
         </w:tc>
@@ -4847,7 +4936,7 @@
                 <w:rFonts w:ascii="WenQuanYi Micro Hei" w:hAnsi="WenQuanYi Micro Hei" w:eastAsia="WenQuanYi Micro Hei"/>
                 <w:sz w:val="19"/>
               </w:rPr>
-              <w:t>达观数据</w:t>
+              <w:t>—</w:t>
             </w:r>
           </w:p>
         </w:tc>
@@ -4879,7 +4968,101 @@
                 <w:rFonts w:ascii="WenQuanYi Micro Hei" w:hAnsi="WenQuanYi Micro Hei" w:eastAsia="WenQuanYi Micro Hei"/>
                 <w:sz w:val="19"/>
               </w:rPr>
-              <w:t>孔华威</w:t>
+              <w:t>朱震</w:t>
+            </w:r>
+          </w:p>
+        </w:tc>
+        <w:tc>
+          <w:tcPr>
+            <w:tcW w:type="dxa" w:w="5102"/>
+            <w:vAlign w:val="center"/>
+          </w:tcPr>
+          <w:p>
+            <w:r>
+              <w:rPr>
+                <w:rFonts w:ascii="WenQuanYi Micro Hei" w:hAnsi="WenQuanYi Micro Hei" w:eastAsia="WenQuanYi Micro Hei"/>
+                <w:sz w:val="19"/>
+              </w:rPr>
+              <w:t>—</w:t>
+            </w:r>
+          </w:p>
+        </w:tc>
+      </w:tr>
+      <w:tr>
+        <w:tc>
+          <w:tcPr>
+            <w:tcW w:type="dxa" w:w="1134"/>
+            <w:vAlign w:val="center"/>
+          </w:tcPr>
+          <w:p>
+            <w:r>
+              <w:rPr>
+                <w:rFonts w:ascii="WenQuanYi Micro Hei" w:hAnsi="WenQuanYi Micro Hei" w:eastAsia="WenQuanYi Micro Hei"/>
+                <w:sz w:val="19"/>
+              </w:rPr>
+              <w:t>11</w:t>
+            </w:r>
+          </w:p>
+        </w:tc>
+        <w:tc>
+          <w:tcPr>
+            <w:tcW w:type="dxa" w:w="2268"/>
+            <w:vAlign w:val="center"/>
+          </w:tcPr>
+          <w:p>
+            <w:r>
+              <w:rPr>
+                <w:rFonts w:ascii="WenQuanYi Micro Hei" w:hAnsi="WenQuanYi Micro Hei" w:eastAsia="WenQuanYi Micro Hei"/>
+                <w:sz w:val="19"/>
+              </w:rPr>
+              <w:t>绿城代表</w:t>
+            </w:r>
+          </w:p>
+        </w:tc>
+        <w:tc>
+          <w:tcPr>
+            <w:tcW w:type="dxa" w:w="5102"/>
+            <w:vAlign w:val="center"/>
+          </w:tcPr>
+          <w:p>
+            <w:r>
+              <w:rPr>
+                <w:rFonts w:ascii="WenQuanYi Micro Hei" w:hAnsi="WenQuanYi Micro Hei" w:eastAsia="WenQuanYi Micro Hei"/>
+                <w:sz w:val="19"/>
+              </w:rPr>
+              <w:t>绿城中国（待补）</w:t>
+            </w:r>
+          </w:p>
+        </w:tc>
+      </w:tr>
+      <w:tr>
+        <w:tc>
+          <w:tcPr>
+            <w:tcW w:type="dxa" w:w="1134"/>
+            <w:vAlign w:val="center"/>
+          </w:tcPr>
+          <w:p>
+            <w:r>
+              <w:rPr>
+                <w:rFonts w:ascii="WenQuanYi Micro Hei" w:hAnsi="WenQuanYi Micro Hei" w:eastAsia="WenQuanYi Micro Hei"/>
+                <w:sz w:val="19"/>
+              </w:rPr>
+              <w:t>12</w:t>
+            </w:r>
+          </w:p>
+        </w:tc>
+        <w:tc>
+          <w:tcPr>
+            <w:tcW w:type="dxa" w:w="2268"/>
+            <w:vAlign w:val="center"/>
+          </w:tcPr>
+          <w:p>
+            <w:r>
+              <w:rPr>
+                <w:rFonts w:ascii="WenQuanYi Micro Hei" w:hAnsi="WenQuanYi Micro Hei" w:eastAsia="WenQuanYi Micro Hei"/>
+                <w:sz w:val="19"/>
+              </w:rPr>
+              <w:t>王晓明</w:t>
             </w:r>
           </w:p>
         </w:tc>
@@ -4911,7 +5094,7 @@
           <w:b/>
           <w:sz w:val="26"/>
         </w:rPr>
-        <w:t>T03 · 圆桌三（投资大圆桌+闭幕）+ 理事桌</w:t>
+        <w:t>T03 · 圆桌三（投资大圆桌+闭幕）+ 理事桌（12 人）</w:t>
       </w:r>
     </w:p>
     <w:tbl>
@@ -5429,7 +5612,101 @@
                 <w:rFonts w:ascii="WenQuanYi Micro Hei" w:hAnsi="WenQuanYi Micro Hei" w:eastAsia="WenQuanYi Micro Hei"/>
                 <w:sz w:val="19"/>
               </w:rPr>
-              <w:t>朱震</w:t>
+              <w:t>乐琪文</w:t>
+            </w:r>
+          </w:p>
+        </w:tc>
+        <w:tc>
+          <w:tcPr>
+            <w:tcW w:type="dxa" w:w="5102"/>
+            <w:vAlign w:val="center"/>
+          </w:tcPr>
+          <w:p>
+            <w:r>
+              <w:rPr>
+                <w:rFonts w:ascii="WenQuanYi Micro Hei" w:hAnsi="WenQuanYi Micro Hei" w:eastAsia="WenQuanYi Micro Hei"/>
+                <w:sz w:val="19"/>
+              </w:rPr>
+              <w:t>—</w:t>
+            </w:r>
+          </w:p>
+        </w:tc>
+      </w:tr>
+      <w:tr>
+        <w:tc>
+          <w:tcPr>
+            <w:tcW w:type="dxa" w:w="1134"/>
+            <w:vAlign w:val="center"/>
+          </w:tcPr>
+          <w:p>
+            <w:r>
+              <w:rPr>
+                <w:rFonts w:ascii="WenQuanYi Micro Hei" w:hAnsi="WenQuanYi Micro Hei" w:eastAsia="WenQuanYi Micro Hei"/>
+                <w:sz w:val="19"/>
+              </w:rPr>
+              <w:t>11</w:t>
+            </w:r>
+          </w:p>
+        </w:tc>
+        <w:tc>
+          <w:tcPr>
+            <w:tcW w:type="dxa" w:w="2268"/>
+            <w:vAlign w:val="center"/>
+          </w:tcPr>
+          <w:p>
+            <w:r>
+              <w:rPr>
+                <w:rFonts w:ascii="WenQuanYi Micro Hei" w:hAnsi="WenQuanYi Micro Hei" w:eastAsia="WenQuanYi Micro Hei"/>
+                <w:sz w:val="19"/>
+              </w:rPr>
+              <w:t>绿城代表</w:t>
+            </w:r>
+          </w:p>
+        </w:tc>
+        <w:tc>
+          <w:tcPr>
+            <w:tcW w:type="dxa" w:w="5102"/>
+            <w:vAlign w:val="center"/>
+          </w:tcPr>
+          <w:p>
+            <w:r>
+              <w:rPr>
+                <w:rFonts w:ascii="WenQuanYi Micro Hei" w:hAnsi="WenQuanYi Micro Hei" w:eastAsia="WenQuanYi Micro Hei"/>
+                <w:sz w:val="19"/>
+              </w:rPr>
+              <w:t>绿城中国（待补）</w:t>
+            </w:r>
+          </w:p>
+        </w:tc>
+      </w:tr>
+      <w:tr>
+        <w:tc>
+          <w:tcPr>
+            <w:tcW w:type="dxa" w:w="1134"/>
+            <w:vAlign w:val="center"/>
+          </w:tcPr>
+          <w:p>
+            <w:r>
+              <w:rPr>
+                <w:rFonts w:ascii="WenQuanYi Micro Hei" w:hAnsi="WenQuanYi Micro Hei" w:eastAsia="WenQuanYi Micro Hei"/>
+                <w:sz w:val="19"/>
+              </w:rPr>
+              <w:t>12</w:t>
+            </w:r>
+          </w:p>
+        </w:tc>
+        <w:tc>
+          <w:tcPr>
+            <w:tcW w:type="dxa" w:w="2268"/>
+            <w:vAlign w:val="center"/>
+          </w:tcPr>
+          <w:p>
+            <w:r>
+              <w:rPr>
+                <w:rFonts w:ascii="WenQuanYi Micro Hei" w:hAnsi="WenQuanYi Micro Hei" w:eastAsia="WenQuanYi Micro Hei"/>
+                <w:sz w:val="19"/>
+              </w:rPr>
+              <w:t>唐忠敏</w:t>
             </w:r>
           </w:p>
         </w:tc>
@@ -5461,7 +5738,7 @@
           <w:b/>
           <w:sz w:val="26"/>
         </w:rPr>
-        <w:t>T04 · 腾讯云 / 上海云基地 / 绿城联合桌</w:t>
+        <w:t>T04 · 腾讯云 / 上海云基地 联合桌（12 人）</w:t>
       </w:r>
     </w:p>
     <w:tbl>
@@ -5806,7 +6083,7 @@
                 <w:rFonts w:ascii="WenQuanYi Micro Hei" w:hAnsi="WenQuanYi Micro Hei" w:eastAsia="WenQuanYi Micro Hei"/>
                 <w:sz w:val="19"/>
               </w:rPr>
-              <w:t>碧云集团总经理</w:t>
+              <w:t>碧云集团</w:t>
             </w:r>
           </w:p>
         </w:tc>
@@ -5823,7 +6100,7 @@
                 <w:rFonts w:ascii="WenQuanYi Micro Hei" w:hAnsi="WenQuanYi Micro Hei" w:eastAsia="WenQuanYi Micro Hei"/>
                 <w:sz w:val="19"/>
               </w:rPr>
-              <w:t>7-10</w:t>
+              <w:t>7</w:t>
             </w:r>
           </w:p>
         </w:tc>
@@ -5838,7 +6115,7 @@
                 <w:rFonts w:ascii="WenQuanYi Micro Hei" w:hAnsi="WenQuanYi Micro Hei" w:eastAsia="WenQuanYi Micro Hei"/>
                 <w:sz w:val="19"/>
               </w:rPr>
-              <w:t>绿城中国预留 4 席</w:t>
+              <w:t>绿城代表</w:t>
             </w:r>
           </w:p>
         </w:tc>
@@ -5853,7 +6130,54 @@
                 <w:rFonts w:ascii="WenQuanYi Micro Hei" w:hAnsi="WenQuanYi Micro Hei" w:eastAsia="WenQuanYi Micro Hei"/>
                 <w:sz w:val="19"/>
               </w:rPr>
-              <w:t>待补</w:t>
+              <w:t>绿城中国（待补）</w:t>
+            </w:r>
+          </w:p>
+        </w:tc>
+      </w:tr>
+      <w:tr>
+        <w:tc>
+          <w:tcPr>
+            <w:tcW w:type="dxa" w:w="1134"/>
+            <w:vAlign w:val="center"/>
+          </w:tcPr>
+          <w:p>
+            <w:r>
+              <w:rPr>
+                <w:rFonts w:ascii="WenQuanYi Micro Hei" w:hAnsi="WenQuanYi Micro Hei" w:eastAsia="WenQuanYi Micro Hei"/>
+                <w:sz w:val="19"/>
+              </w:rPr>
+              <w:t>8-12</w:t>
+            </w:r>
+          </w:p>
+        </w:tc>
+        <w:tc>
+          <w:tcPr>
+            <w:tcW w:type="dxa" w:w="2268"/>
+            <w:vAlign w:val="center"/>
+          </w:tcPr>
+          <w:p>
+            <w:r>
+              <w:rPr>
+                <w:rFonts w:ascii="WenQuanYi Micro Hei" w:hAnsi="WenQuanYi Micro Hei" w:eastAsia="WenQuanYi Micro Hei"/>
+                <w:sz w:val="19"/>
+              </w:rPr>
+              <w:t>协办单位代表 5 位</w:t>
+            </w:r>
+          </w:p>
+        </w:tc>
+        <w:tc>
+          <w:tcPr>
+            <w:tcW w:type="dxa" w:w="5102"/>
+            <w:vAlign w:val="center"/>
+          </w:tcPr>
+          <w:p>
+            <w:r>
+              <w:rPr>
+                <w:rFonts w:ascii="WenQuanYi Micro Hei" w:hAnsi="WenQuanYi Micro Hei" w:eastAsia="WenQuanYi Micro Hei"/>
+                <w:sz w:val="19"/>
+              </w:rPr>
+              <w:t>云基地 / 中东投资联盟 / 红瓦 / 复旦未来信息 等</w:t>
             </w:r>
           </w:p>
         </w:tc>
@@ -5870,7 +6194,7 @@
           <w:b/>
           <w:sz w:val="26"/>
         </w:rPr>
-        <w:t>T05 · 泰隆银行虹口支行桌</w:t>
+        <w:t>T05 · 泰隆银行虹口支行桌（12 人，杨红江/汤梦薇已取消）</w:t>
       </w:r>
     </w:p>
     <w:tbl>
@@ -6012,7 +6336,7 @@
                 <w:rFonts w:ascii="WenQuanYi Micro Hei" w:hAnsi="WenQuanYi Micro Hei" w:eastAsia="WenQuanYi Micro Hei"/>
                 <w:sz w:val="19"/>
               </w:rPr>
-              <w:t>杨红江</w:t>
+              <w:t>阎晓华</w:t>
             </w:r>
           </w:p>
         </w:tc>
@@ -6027,7 +6351,7 @@
                 <w:rFonts w:ascii="WenQuanYi Micro Hei" w:hAnsi="WenQuanYi Micro Hei" w:eastAsia="WenQuanYi Micro Hei"/>
                 <w:sz w:val="19"/>
               </w:rPr>
-              <w:t>上海分行副行长</w:t>
+              <w:t>客户经理</w:t>
             </w:r>
           </w:p>
         </w:tc>
@@ -6059,7 +6383,7 @@
                 <w:rFonts w:ascii="WenQuanYi Micro Hei" w:hAnsi="WenQuanYi Micro Hei" w:eastAsia="WenQuanYi Micro Hei"/>
                 <w:sz w:val="19"/>
               </w:rPr>
-              <w:t>汤梦薇</w:t>
+              <w:t>徐至柔</w:t>
             </w:r>
           </w:p>
         </w:tc>
@@ -6074,7 +6398,7 @@
                 <w:rFonts w:ascii="WenQuanYi Micro Hei" w:hAnsi="WenQuanYi Micro Hei" w:eastAsia="WenQuanYi Micro Hei"/>
                 <w:sz w:val="19"/>
               </w:rPr>
-              <w:t>上海分行员工</w:t>
+              <w:t>客户经理</w:t>
             </w:r>
           </w:p>
         </w:tc>
@@ -6106,7 +6430,7 @@
                 <w:rFonts w:ascii="WenQuanYi Micro Hei" w:hAnsi="WenQuanYi Micro Hei" w:eastAsia="WenQuanYi Micro Hei"/>
                 <w:sz w:val="19"/>
               </w:rPr>
-              <w:t>阎晓华</w:t>
+              <w:t>毛瑞香</w:t>
             </w:r>
           </w:p>
         </w:tc>
@@ -6138,7 +6462,7 @@
                 <w:rFonts w:ascii="WenQuanYi Micro Hei" w:hAnsi="WenQuanYi Micro Hei" w:eastAsia="WenQuanYi Micro Hei"/>
                 <w:sz w:val="19"/>
               </w:rPr>
-              <w:t>5</w:t>
+              <w:t>5-10</w:t>
             </w:r>
           </w:p>
         </w:tc>
@@ -6153,7 +6477,7 @@
                 <w:rFonts w:ascii="WenQuanYi Micro Hei" w:hAnsi="WenQuanYi Micro Hei" w:eastAsia="WenQuanYi Micro Hei"/>
                 <w:sz w:val="19"/>
               </w:rPr>
-              <w:t>徐至柔</w:t>
+              <w:t>泰隆虹口客户 / 嘉宾 ×6</w:t>
             </w:r>
           </w:p>
         </w:tc>
@@ -6168,7 +6492,7 @@
                 <w:rFonts w:ascii="WenQuanYi Micro Hei" w:hAnsi="WenQuanYi Micro Hei" w:eastAsia="WenQuanYi Micro Hei"/>
                 <w:sz w:val="19"/>
               </w:rPr>
-              <w:t>客户经理</w:t>
+              <w:t>待补</w:t>
             </w:r>
           </w:p>
         </w:tc>
@@ -6185,7 +6509,7 @@
                 <w:rFonts w:ascii="WenQuanYi Micro Hei" w:hAnsi="WenQuanYi Micro Hei" w:eastAsia="WenQuanYi Micro Hei"/>
                 <w:sz w:val="19"/>
               </w:rPr>
-              <w:t>6</w:t>
+              <w:t>11</w:t>
             </w:r>
           </w:p>
         </w:tc>
@@ -6200,7 +6524,7 @@
                 <w:rFonts w:ascii="WenQuanYi Micro Hei" w:hAnsi="WenQuanYi Micro Hei" w:eastAsia="WenQuanYi Micro Hei"/>
                 <w:sz w:val="19"/>
               </w:rPr>
-              <w:t>毛瑞香</w:t>
+              <w:t>绿城代表</w:t>
             </w:r>
           </w:p>
         </w:tc>
@@ -6215,7 +6539,7 @@
                 <w:rFonts w:ascii="WenQuanYi Micro Hei" w:hAnsi="WenQuanYi Micro Hei" w:eastAsia="WenQuanYi Micro Hei"/>
                 <w:sz w:val="19"/>
               </w:rPr>
-              <w:t>客户经理</w:t>
+              <w:t>绿城中国（待补）</w:t>
             </w:r>
           </w:p>
         </w:tc>
@@ -6232,7 +6556,7 @@
                 <w:rFonts w:ascii="WenQuanYi Micro Hei" w:hAnsi="WenQuanYi Micro Hei" w:eastAsia="WenQuanYi Micro Hei"/>
                 <w:sz w:val="19"/>
               </w:rPr>
-              <w:t>7-10</w:t>
+              <w:t>12</w:t>
             </w:r>
           </w:p>
         </w:tc>
@@ -6247,7 +6571,7 @@
                 <w:rFonts w:ascii="WenQuanYi Micro Hei" w:hAnsi="WenQuanYi Micro Hei" w:eastAsia="WenQuanYi Micro Hei"/>
                 <w:sz w:val="19"/>
               </w:rPr>
-              <w:t>客户 / 嘉宾</w:t>
+              <w:t>泰隆虹口客户</w:t>
             </w:r>
           </w:p>
         </w:tc>
@@ -6279,7 +6603,7 @@
           <w:b/>
           <w:sz w:val="26"/>
         </w:rPr>
-        <w:t>T06 · 泰隆银行杨浦支行桌</w:t>
+        <w:t>T06 · 泰隆银行杨浦支行桌（12 人）</w:t>
       </w:r>
     </w:p>
     <w:tbl>
@@ -6817,6 +7141,100 @@
           </w:p>
         </w:tc>
       </w:tr>
+      <w:tr>
+        <w:tc>
+          <w:tcPr>
+            <w:tcW w:type="dxa" w:w="1134"/>
+            <w:vAlign w:val="center"/>
+          </w:tcPr>
+          <w:p>
+            <w:r>
+              <w:rPr>
+                <w:rFonts w:ascii="WenQuanYi Micro Hei" w:hAnsi="WenQuanYi Micro Hei" w:eastAsia="WenQuanYi Micro Hei"/>
+                <w:sz w:val="19"/>
+              </w:rPr>
+              <w:t>11</w:t>
+            </w:r>
+          </w:p>
+        </w:tc>
+        <w:tc>
+          <w:tcPr>
+            <w:tcW w:type="dxa" w:w="2268"/>
+            <w:vAlign w:val="center"/>
+          </w:tcPr>
+          <w:p>
+            <w:r>
+              <w:rPr>
+                <w:rFonts w:ascii="WenQuanYi Micro Hei" w:hAnsi="WenQuanYi Micro Hei" w:eastAsia="WenQuanYi Micro Hei"/>
+                <w:sz w:val="19"/>
+              </w:rPr>
+              <w:t>绿城代表</w:t>
+            </w:r>
+          </w:p>
+        </w:tc>
+        <w:tc>
+          <w:tcPr>
+            <w:tcW w:type="dxa" w:w="5102"/>
+            <w:vAlign w:val="center"/>
+          </w:tcPr>
+          <w:p>
+            <w:r>
+              <w:rPr>
+                <w:rFonts w:ascii="WenQuanYi Micro Hei" w:hAnsi="WenQuanYi Micro Hei" w:eastAsia="WenQuanYi Micro Hei"/>
+                <w:sz w:val="19"/>
+              </w:rPr>
+              <w:t>绿城中国（待补）</w:t>
+            </w:r>
+          </w:p>
+        </w:tc>
+      </w:tr>
+      <w:tr>
+        <w:tc>
+          <w:tcPr>
+            <w:tcW w:type="dxa" w:w="1134"/>
+            <w:vAlign w:val="center"/>
+          </w:tcPr>
+          <w:p>
+            <w:r>
+              <w:rPr>
+                <w:rFonts w:ascii="WenQuanYi Micro Hei" w:hAnsi="WenQuanYi Micro Hei" w:eastAsia="WenQuanYi Micro Hei"/>
+                <w:sz w:val="19"/>
+              </w:rPr>
+              <w:t>12</w:t>
+            </w:r>
+          </w:p>
+        </w:tc>
+        <w:tc>
+          <w:tcPr>
+            <w:tcW w:type="dxa" w:w="2268"/>
+            <w:vAlign w:val="center"/>
+          </w:tcPr>
+          <w:p>
+            <w:r>
+              <w:rPr>
+                <w:rFonts w:ascii="WenQuanYi Micro Hei" w:hAnsi="WenQuanYi Micro Hei" w:eastAsia="WenQuanYi Micro Hei"/>
+                <w:sz w:val="19"/>
+              </w:rPr>
+              <w:t>李柳阳</w:t>
+            </w:r>
+          </w:p>
+        </w:tc>
+        <w:tc>
+          <w:tcPr>
+            <w:tcW w:type="dxa" w:w="5102"/>
+            <w:vAlign w:val="center"/>
+          </w:tcPr>
+          <w:p>
+            <w:r>
+              <w:rPr>
+                <w:rFonts w:ascii="WenQuanYi Micro Hei" w:hAnsi="WenQuanYi Micro Hei" w:eastAsia="WenQuanYi Micro Hei"/>
+                <w:sz w:val="19"/>
+              </w:rPr>
+              <w:t>上海秀群</w:t>
+            </w:r>
+          </w:p>
+        </w:tc>
+      </w:tr>
     </w:tbl>
     <w:p/>
     <w:p>
@@ -6829,7 +7247,7 @@
           <w:b/>
           <w:sz w:val="26"/>
         </w:rPr>
-        <w:t>T07 · 投资机构桌 A</w:t>
+        <w:t>T07 · 投资机构桌 A（12 人）</w:t>
       </w:r>
     </w:p>
     <w:tbl>
@@ -7367,6 +7785,100 @@
           </w:p>
         </w:tc>
       </w:tr>
+      <w:tr>
+        <w:tc>
+          <w:tcPr>
+            <w:tcW w:type="dxa" w:w="1134"/>
+            <w:vAlign w:val="center"/>
+          </w:tcPr>
+          <w:p>
+            <w:r>
+              <w:rPr>
+                <w:rFonts w:ascii="WenQuanYi Micro Hei" w:hAnsi="WenQuanYi Micro Hei" w:eastAsia="WenQuanYi Micro Hei"/>
+                <w:sz w:val="19"/>
+              </w:rPr>
+              <w:t>11</w:t>
+            </w:r>
+          </w:p>
+        </w:tc>
+        <w:tc>
+          <w:tcPr>
+            <w:tcW w:type="dxa" w:w="2268"/>
+            <w:vAlign w:val="center"/>
+          </w:tcPr>
+          <w:p>
+            <w:r>
+              <w:rPr>
+                <w:rFonts w:ascii="WenQuanYi Micro Hei" w:hAnsi="WenQuanYi Micro Hei" w:eastAsia="WenQuanYi Micro Hei"/>
+                <w:sz w:val="19"/>
+              </w:rPr>
+              <w:t>绿城代表</w:t>
+            </w:r>
+          </w:p>
+        </w:tc>
+        <w:tc>
+          <w:tcPr>
+            <w:tcW w:type="dxa" w:w="5102"/>
+            <w:vAlign w:val="center"/>
+          </w:tcPr>
+          <w:p>
+            <w:r>
+              <w:rPr>
+                <w:rFonts w:ascii="WenQuanYi Micro Hei" w:hAnsi="WenQuanYi Micro Hei" w:eastAsia="WenQuanYi Micro Hei"/>
+                <w:sz w:val="19"/>
+              </w:rPr>
+              <w:t>绿城中国（待补）</w:t>
+            </w:r>
+          </w:p>
+        </w:tc>
+      </w:tr>
+      <w:tr>
+        <w:tc>
+          <w:tcPr>
+            <w:tcW w:type="dxa" w:w="1134"/>
+            <w:vAlign w:val="center"/>
+          </w:tcPr>
+          <w:p>
+            <w:r>
+              <w:rPr>
+                <w:rFonts w:ascii="WenQuanYi Micro Hei" w:hAnsi="WenQuanYi Micro Hei" w:eastAsia="WenQuanYi Micro Hei"/>
+                <w:sz w:val="19"/>
+              </w:rPr>
+              <w:t>12</w:t>
+            </w:r>
+          </w:p>
+        </w:tc>
+        <w:tc>
+          <w:tcPr>
+            <w:tcW w:type="dxa" w:w="2268"/>
+            <w:vAlign w:val="center"/>
+          </w:tcPr>
+          <w:p>
+            <w:r>
+              <w:rPr>
+                <w:rFonts w:ascii="WenQuanYi Micro Hei" w:hAnsi="WenQuanYi Micro Hei" w:eastAsia="WenQuanYi Micro Hei"/>
+                <w:sz w:val="19"/>
+              </w:rPr>
+              <w:t>杨峰</w:t>
+            </w:r>
+          </w:p>
+        </w:tc>
+        <w:tc>
+          <w:tcPr>
+            <w:tcW w:type="dxa" w:w="5102"/>
+            <w:vAlign w:val="center"/>
+          </w:tcPr>
+          <w:p>
+            <w:r>
+              <w:rPr>
+                <w:rFonts w:ascii="WenQuanYi Micro Hei" w:hAnsi="WenQuanYi Micro Hei" w:eastAsia="WenQuanYi Micro Hei"/>
+                <w:sz w:val="19"/>
+              </w:rPr>
+              <w:t>中天汇富</w:t>
+            </w:r>
+          </w:p>
+        </w:tc>
+      </w:tr>
     </w:tbl>
     <w:p/>
     <w:p>
@@ -7379,7 +7891,7 @@
           <w:b/>
           <w:sz w:val="26"/>
         </w:rPr>
-        <w:t>T08 · 银行 / 金融机构桌</w:t>
+        <w:t>T08 · 银行 / 金融机构桌（12 人）</w:t>
       </w:r>
     </w:p>
     <w:tbl>
@@ -7917,6 +8429,100 @@
           </w:p>
         </w:tc>
       </w:tr>
+      <w:tr>
+        <w:tc>
+          <w:tcPr>
+            <w:tcW w:type="dxa" w:w="1134"/>
+            <w:vAlign w:val="center"/>
+          </w:tcPr>
+          <w:p>
+            <w:r>
+              <w:rPr>
+                <w:rFonts w:ascii="WenQuanYi Micro Hei" w:hAnsi="WenQuanYi Micro Hei" w:eastAsia="WenQuanYi Micro Hei"/>
+                <w:sz w:val="19"/>
+              </w:rPr>
+              <w:t>11</w:t>
+            </w:r>
+          </w:p>
+        </w:tc>
+        <w:tc>
+          <w:tcPr>
+            <w:tcW w:type="dxa" w:w="2268"/>
+            <w:vAlign w:val="center"/>
+          </w:tcPr>
+          <w:p>
+            <w:r>
+              <w:rPr>
+                <w:rFonts w:ascii="WenQuanYi Micro Hei" w:hAnsi="WenQuanYi Micro Hei" w:eastAsia="WenQuanYi Micro Hei"/>
+                <w:sz w:val="19"/>
+              </w:rPr>
+              <w:t>绿城代表</w:t>
+            </w:r>
+          </w:p>
+        </w:tc>
+        <w:tc>
+          <w:tcPr>
+            <w:tcW w:type="dxa" w:w="5102"/>
+            <w:vAlign w:val="center"/>
+          </w:tcPr>
+          <w:p>
+            <w:r>
+              <w:rPr>
+                <w:rFonts w:ascii="WenQuanYi Micro Hei" w:hAnsi="WenQuanYi Micro Hei" w:eastAsia="WenQuanYi Micro Hei"/>
+                <w:sz w:val="19"/>
+              </w:rPr>
+              <w:t>绿城中国（待补）</w:t>
+            </w:r>
+          </w:p>
+        </w:tc>
+      </w:tr>
+      <w:tr>
+        <w:tc>
+          <w:tcPr>
+            <w:tcW w:type="dxa" w:w="1134"/>
+            <w:vAlign w:val="center"/>
+          </w:tcPr>
+          <w:p>
+            <w:r>
+              <w:rPr>
+                <w:rFonts w:ascii="WenQuanYi Micro Hei" w:hAnsi="WenQuanYi Micro Hei" w:eastAsia="WenQuanYi Micro Hei"/>
+                <w:sz w:val="19"/>
+              </w:rPr>
+              <w:t>12</w:t>
+            </w:r>
+          </w:p>
+        </w:tc>
+        <w:tc>
+          <w:tcPr>
+            <w:tcW w:type="dxa" w:w="2268"/>
+            <w:vAlign w:val="center"/>
+          </w:tcPr>
+          <w:p>
+            <w:r>
+              <w:rPr>
+                <w:rFonts w:ascii="WenQuanYi Micro Hei" w:hAnsi="WenQuanYi Micro Hei" w:eastAsia="WenQuanYi Micro Hei"/>
+                <w:sz w:val="19"/>
+              </w:rPr>
+              <w:t>金融律所待补</w:t>
+            </w:r>
+          </w:p>
+        </w:tc>
+        <w:tc>
+          <w:tcPr>
+            <w:tcW w:type="dxa" w:w="5102"/>
+            <w:vAlign w:val="center"/>
+          </w:tcPr>
+          <w:p>
+            <w:r>
+              <w:rPr>
+                <w:rFonts w:ascii="WenQuanYi Micro Hei" w:hAnsi="WenQuanYi Micro Hei" w:eastAsia="WenQuanYi Micro Hei"/>
+                <w:sz w:val="19"/>
+              </w:rPr>
+              <w:t>—</w:t>
+            </w:r>
+          </w:p>
+        </w:tc>
+      </w:tr>
     </w:tbl>
     <w:p/>
     <w:p>
@@ -7929,7 +8535,7 @@
           <w:b/>
           <w:sz w:val="26"/>
         </w:rPr>
-        <w:t>T09 · 产业 / 科技企业桌</w:t>
+        <w:t>T09 · 产业 / 科技企业桌（12 人）</w:t>
       </w:r>
     </w:p>
     <w:tbl>
@@ -8447,7 +9053,7 @@
                 <w:rFonts w:ascii="WenQuanYi Micro Hei" w:hAnsi="WenQuanYi Micro Hei" w:eastAsia="WenQuanYi Micro Hei"/>
                 <w:sz w:val="19"/>
               </w:rPr>
-              <w:t>杨峰</w:t>
+              <w:t>马月</w:t>
             </w:r>
           </w:p>
         </w:tc>
@@ -8462,7 +9068,101 @@
                 <w:rFonts w:ascii="WenQuanYi Micro Hei" w:hAnsi="WenQuanYi Micro Hei" w:eastAsia="WenQuanYi Micro Hei"/>
                 <w:sz w:val="19"/>
               </w:rPr>
-              <w:t>中天汇富</w:t>
+              <w:t>—</w:t>
+            </w:r>
+          </w:p>
+        </w:tc>
+      </w:tr>
+      <w:tr>
+        <w:tc>
+          <w:tcPr>
+            <w:tcW w:type="dxa" w:w="1134"/>
+            <w:vAlign w:val="center"/>
+          </w:tcPr>
+          <w:p>
+            <w:r>
+              <w:rPr>
+                <w:rFonts w:ascii="WenQuanYi Micro Hei" w:hAnsi="WenQuanYi Micro Hei" w:eastAsia="WenQuanYi Micro Hei"/>
+                <w:sz w:val="19"/>
+              </w:rPr>
+              <w:t>11</w:t>
+            </w:r>
+          </w:p>
+        </w:tc>
+        <w:tc>
+          <w:tcPr>
+            <w:tcW w:type="dxa" w:w="2268"/>
+            <w:vAlign w:val="center"/>
+          </w:tcPr>
+          <w:p>
+            <w:r>
+              <w:rPr>
+                <w:rFonts w:ascii="WenQuanYi Micro Hei" w:hAnsi="WenQuanYi Micro Hei" w:eastAsia="WenQuanYi Micro Hei"/>
+                <w:sz w:val="19"/>
+              </w:rPr>
+              <w:t>绿城代表</w:t>
+            </w:r>
+          </w:p>
+        </w:tc>
+        <w:tc>
+          <w:tcPr>
+            <w:tcW w:type="dxa" w:w="5102"/>
+            <w:vAlign w:val="center"/>
+          </w:tcPr>
+          <w:p>
+            <w:r>
+              <w:rPr>
+                <w:rFonts w:ascii="WenQuanYi Micro Hei" w:hAnsi="WenQuanYi Micro Hei" w:eastAsia="WenQuanYi Micro Hei"/>
+                <w:sz w:val="19"/>
+              </w:rPr>
+              <w:t>绿城中国（待补）</w:t>
+            </w:r>
+          </w:p>
+        </w:tc>
+      </w:tr>
+      <w:tr>
+        <w:tc>
+          <w:tcPr>
+            <w:tcW w:type="dxa" w:w="1134"/>
+            <w:vAlign w:val="center"/>
+          </w:tcPr>
+          <w:p>
+            <w:r>
+              <w:rPr>
+                <w:rFonts w:ascii="WenQuanYi Micro Hei" w:hAnsi="WenQuanYi Micro Hei" w:eastAsia="WenQuanYi Micro Hei"/>
+                <w:sz w:val="19"/>
+              </w:rPr>
+              <w:t>12</w:t>
+            </w:r>
+          </w:p>
+        </w:tc>
+        <w:tc>
+          <w:tcPr>
+            <w:tcW w:type="dxa" w:w="2268"/>
+            <w:vAlign w:val="center"/>
+          </w:tcPr>
+          <w:p>
+            <w:r>
+              <w:rPr>
+                <w:rFonts w:ascii="WenQuanYi Micro Hei" w:hAnsi="WenQuanYi Micro Hei" w:eastAsia="WenQuanYi Micro Hei"/>
+                <w:sz w:val="19"/>
+              </w:rPr>
+              <w:t>待补</w:t>
+            </w:r>
+          </w:p>
+        </w:tc>
+        <w:tc>
+          <w:tcPr>
+            <w:tcW w:type="dxa" w:w="5102"/>
+            <w:vAlign w:val="center"/>
+          </w:tcPr>
+          <w:p>
+            <w:r>
+              <w:rPr>
+                <w:rFonts w:ascii="WenQuanYi Micro Hei" w:hAnsi="WenQuanYi Micro Hei" w:eastAsia="WenQuanYi Micro Hei"/>
+                <w:sz w:val="19"/>
+              </w:rPr>
+              <w:t>—</w:t>
             </w:r>
           </w:p>
         </w:tc>
@@ -8479,7 +9179,7 @@
           <w:b/>
           <w:sz w:val="26"/>
         </w:rPr>
-        <w:t>T10 · 学术 / 政府 / 媒体桌</w:t>
+        <w:t>T10 · 学术 / 政府 / 媒体桌（12 人）</w:t>
       </w:r>
     </w:p>
     <w:tbl>
@@ -8762,7 +9462,7 @@
                 <w:rFonts w:ascii="WenQuanYi Micro Hei" w:hAnsi="WenQuanYi Micro Hei" w:eastAsia="WenQuanYi Micro Hei"/>
                 <w:sz w:val="19"/>
               </w:rPr>
-              <w:t>李柳阳</w:t>
+              <w:t>操子怡</w:t>
             </w:r>
           </w:p>
         </w:tc>
@@ -8777,7 +9477,7 @@
                 <w:rFonts w:ascii="WenQuanYi Micro Hei" w:hAnsi="WenQuanYi Micro Hei" w:eastAsia="WenQuanYi Micro Hei"/>
                 <w:sz w:val="19"/>
               </w:rPr>
-              <w:t>上海秀群</w:t>
+              <w:t>上海证券报</w:t>
             </w:r>
           </w:p>
         </w:tc>
@@ -8809,7 +9509,7 @@
                 <w:rFonts w:ascii="WenQuanYi Micro Hei" w:hAnsi="WenQuanYi Micro Hei" w:eastAsia="WenQuanYi Micro Hei"/>
                 <w:sz w:val="19"/>
               </w:rPr>
-              <w:t>马月</w:t>
+              <w:t>刘雪</w:t>
             </w:r>
           </w:p>
         </w:tc>
@@ -8824,7 +9524,7 @@
                 <w:rFonts w:ascii="WenQuanYi Micro Hei" w:hAnsi="WenQuanYi Micro Hei" w:eastAsia="WenQuanYi Micro Hei"/>
                 <w:sz w:val="19"/>
               </w:rPr>
-              <w:t>—</w:t>
+              <w:t>上海证券报</w:t>
             </w:r>
           </w:p>
         </w:tc>
@@ -8856,7 +9556,7 @@
                 <w:rFonts w:ascii="WenQuanYi Micro Hei" w:hAnsi="WenQuanYi Micro Hei" w:eastAsia="WenQuanYi Micro Hei"/>
                 <w:sz w:val="19"/>
               </w:rPr>
-              <w:t>唐忠敏</w:t>
+              <w:t>张浩军</w:t>
             </w:r>
           </w:p>
         </w:tc>
@@ -8871,7 +9571,7 @@
                 <w:rFonts w:ascii="WenQuanYi Micro Hei" w:hAnsi="WenQuanYi Micro Hei" w:eastAsia="WenQuanYi Micro Hei"/>
                 <w:sz w:val="19"/>
               </w:rPr>
-              <w:t>—</w:t>
+              <w:t>SMG 生活时尚</w:t>
             </w:r>
           </w:p>
         </w:tc>
@@ -8903,7 +9603,7 @@
                 <w:rFonts w:ascii="WenQuanYi Micro Hei" w:hAnsi="WenQuanYi Micro Hei" w:eastAsia="WenQuanYi Micro Hei"/>
                 <w:sz w:val="19"/>
               </w:rPr>
-              <w:t>朱震</w:t>
+              <w:t>王海春</w:t>
             </w:r>
           </w:p>
         </w:tc>
@@ -8918,7 +9618,7 @@
                 <w:rFonts w:ascii="WenQuanYi Micro Hei" w:hAnsi="WenQuanYi Micro Hei" w:eastAsia="WenQuanYi Micro Hei"/>
                 <w:sz w:val="19"/>
               </w:rPr>
-              <w:t>—</w:t>
+              <w:t>财联社</w:t>
             </w:r>
           </w:p>
         </w:tc>
@@ -8950,7 +9650,7 @@
                 <w:rFonts w:ascii="WenQuanYi Micro Hei" w:hAnsi="WenQuanYi Micro Hei" w:eastAsia="WenQuanYi Micro Hei"/>
                 <w:sz w:val="19"/>
               </w:rPr>
-              <w:t>王晓明</w:t>
+              <w:t>罗寅申</w:t>
             </w:r>
           </w:p>
         </w:tc>
@@ -8965,7 +9665,7 @@
                 <w:rFonts w:ascii="WenQuanYi Micro Hei" w:hAnsi="WenQuanYi Micro Hei" w:eastAsia="WenQuanYi Micro Hei"/>
                 <w:sz w:val="19"/>
               </w:rPr>
-              <w:t>—</w:t>
+              <w:t>福卡智库</w:t>
             </w:r>
           </w:p>
         </w:tc>
@@ -8997,7 +9697,101 @@
                 <w:rFonts w:ascii="WenQuanYi Micro Hei" w:hAnsi="WenQuanYi Micro Hei" w:eastAsia="WenQuanYi Micro Hei"/>
                 <w:sz w:val="19"/>
               </w:rPr>
-              <w:t>乐琪文</w:t>
+              <w:t>洪小燕</w:t>
+            </w:r>
+          </w:p>
+        </w:tc>
+        <w:tc>
+          <w:tcPr>
+            <w:tcW w:type="dxa" w:w="5102"/>
+            <w:vAlign w:val="center"/>
+          </w:tcPr>
+          <w:p>
+            <w:r>
+              <w:rPr>
+                <w:rFonts w:ascii="WenQuanYi Micro Hei" w:hAnsi="WenQuanYi Micro Hei" w:eastAsia="WenQuanYi Micro Hei"/>
+                <w:sz w:val="19"/>
+              </w:rPr>
+              <w:t>摄影摄像</w:t>
+            </w:r>
+          </w:p>
+        </w:tc>
+      </w:tr>
+      <w:tr>
+        <w:tc>
+          <w:tcPr>
+            <w:tcW w:type="dxa" w:w="1134"/>
+            <w:vAlign w:val="center"/>
+          </w:tcPr>
+          <w:p>
+            <w:r>
+              <w:rPr>
+                <w:rFonts w:ascii="WenQuanYi Micro Hei" w:hAnsi="WenQuanYi Micro Hei" w:eastAsia="WenQuanYi Micro Hei"/>
+                <w:sz w:val="19"/>
+              </w:rPr>
+              <w:t>11</w:t>
+            </w:r>
+          </w:p>
+        </w:tc>
+        <w:tc>
+          <w:tcPr>
+            <w:tcW w:type="dxa" w:w="2268"/>
+            <w:vAlign w:val="center"/>
+          </w:tcPr>
+          <w:p>
+            <w:r>
+              <w:rPr>
+                <w:rFonts w:ascii="WenQuanYi Micro Hei" w:hAnsi="WenQuanYi Micro Hei" w:eastAsia="WenQuanYi Micro Hei"/>
+                <w:sz w:val="19"/>
+              </w:rPr>
+              <w:t>绿城代表</w:t>
+            </w:r>
+          </w:p>
+        </w:tc>
+        <w:tc>
+          <w:tcPr>
+            <w:tcW w:type="dxa" w:w="5102"/>
+            <w:vAlign w:val="center"/>
+          </w:tcPr>
+          <w:p>
+            <w:r>
+              <w:rPr>
+                <w:rFonts w:ascii="WenQuanYi Micro Hei" w:hAnsi="WenQuanYi Micro Hei" w:eastAsia="WenQuanYi Micro Hei"/>
+                <w:sz w:val="19"/>
+              </w:rPr>
+              <w:t>绿城中国（待补）</w:t>
+            </w:r>
+          </w:p>
+        </w:tc>
+      </w:tr>
+      <w:tr>
+        <w:tc>
+          <w:tcPr>
+            <w:tcW w:type="dxa" w:w="1134"/>
+            <w:vAlign w:val="center"/>
+          </w:tcPr>
+          <w:p>
+            <w:r>
+              <w:rPr>
+                <w:rFonts w:ascii="WenQuanYi Micro Hei" w:hAnsi="WenQuanYi Micro Hei" w:eastAsia="WenQuanYi Micro Hei"/>
+                <w:sz w:val="19"/>
+              </w:rPr>
+              <w:t>12</w:t>
+            </w:r>
+          </w:p>
+        </w:tc>
+        <w:tc>
+          <w:tcPr>
+            <w:tcW w:type="dxa" w:w="2268"/>
+            <w:vAlign w:val="center"/>
+          </w:tcPr>
+          <w:p>
+            <w:r>
+              <w:rPr>
+                <w:rFonts w:ascii="WenQuanYi Micro Hei" w:hAnsi="WenQuanYi Micro Hei" w:eastAsia="WenQuanYi Micro Hei"/>
+                <w:sz w:val="19"/>
+              </w:rPr>
+              <w:t>媒体待补</w:t>
             </w:r>
           </w:p>
         </w:tc>
@@ -9026,7 +9820,7 @@
           <w:b/>
           <w:sz w:val="21"/>
         </w:rPr>
-        <w:t>T11-T50 待排：由 王珏 / 黄欣 / 安淑娟 在 5/21 22:00 前以互动吧晚宴票 1—一滴水 报名表为基础最终确认。建议预设：T11 北大校友扩展桌、T12 律师事务所桌、T13 媒体桌、T14 家办 / 财富管理桌，T15+ 普通晚宴桌。</w:t>
+        <w:t>T11-T42 待排（500/12 ≈ 42 桌）：由 王珏 / 陈潇 Kelly / 安淑娟 在 5/21 22:00 前确认。建议预设：T11 北大校友扩展桌、T12 律所桌、T13 媒体扩展桌、T14 家办桌，T15-T42 普通桌。每桌均安排 1 位绿城中国代表。</w:t>
       </w:r>
     </w:p>
     <w:p>
@@ -9091,7 +9885,7 @@
         </w:tc>
         <w:tc>
           <w:tcPr>
-            <w:tcW w:type="dxa" w:w="1814"/>
+            <w:tcW w:type="dxa" w:w="1984"/>
             <w:shd w:val="clear" w:color="auto" w:fill="305496"/>
           </w:tcPr>
           <w:p>
@@ -9108,7 +9902,7 @@
         </w:tc>
         <w:tc>
           <w:tcPr>
-            <w:tcW w:type="dxa" w:w="1587"/>
+            <w:tcW w:type="dxa" w:w="1417"/>
             <w:shd w:val="clear" w:color="auto" w:fill="305496"/>
           </w:tcPr>
           <w:p>
@@ -9125,7 +9919,7 @@
         </w:tc>
         <w:tc>
           <w:tcPr>
-            <w:tcW w:type="dxa" w:w="2551"/>
+            <w:tcW w:type="dxa" w:w="2835"/>
             <w:shd w:val="clear" w:color="auto" w:fill="305496"/>
           </w:tcPr>
           <w:p>
@@ -9142,7 +9936,7 @@
         </w:tc>
         <w:tc>
           <w:tcPr>
-            <w:tcW w:type="dxa" w:w="2835"/>
+            <w:tcW w:type="dxa" w:w="2551"/>
             <w:shd w:val="clear" w:color="auto" w:fill="305496"/>
           </w:tcPr>
           <w:p>
@@ -9176,7 +9970,7 @@
         </w:tc>
         <w:tc>
           <w:tcPr>
-            <w:tcW w:type="dxa" w:w="1814"/>
+            <w:tcW w:type="dxa" w:w="1984"/>
             <w:vAlign w:val="center"/>
           </w:tcPr>
           <w:p>
@@ -9191,7 +9985,7 @@
         </w:tc>
         <w:tc>
           <w:tcPr>
-            <w:tcW w:type="dxa" w:w="1587"/>
+            <w:tcW w:type="dxa" w:w="1417"/>
             <w:vAlign w:val="center"/>
           </w:tcPr>
           <w:p>
@@ -9206,22 +10000,22 @@
         </w:tc>
         <w:tc>
           <w:tcPr>
+            <w:tcW w:type="dxa" w:w="2835"/>
+            <w:vAlign w:val="center"/>
+          </w:tcPr>
+          <w:p>
+            <w:r>
+              <w:rPr>
+                <w:rFonts w:ascii="WenQuanYi Micro Hei" w:hAnsi="WenQuanYi Micro Hei" w:eastAsia="WenQuanYi Micro Hei"/>
+                <w:sz w:val="19"/>
+              </w:rPr>
+              <w:t>姚志勇 教授</w:t>
+            </w:r>
+          </w:p>
+        </w:tc>
+        <w:tc>
+          <w:tcPr>
             <w:tcW w:type="dxa" w:w="2551"/>
-            <w:vAlign w:val="center"/>
-          </w:tcPr>
-          <w:p>
-            <w:r>
-              <w:rPr>
-                <w:rFonts w:ascii="WenQuanYi Micro Hei" w:hAnsi="WenQuanYi Micro Hei" w:eastAsia="WenQuanYi Micro Hei"/>
-                <w:sz w:val="19"/>
-              </w:rPr>
-              <w:t>姚志勇 教授</w:t>
-            </w:r>
-          </w:p>
-        </w:tc>
-        <w:tc>
-          <w:tcPr>
-            <w:tcW w:type="dxa" w:w="2835"/>
             <w:vAlign w:val="center"/>
           </w:tcPr>
           <w:p>
@@ -9253,7 +10047,7 @@
         </w:tc>
         <w:tc>
           <w:tcPr>
-            <w:tcW w:type="dxa" w:w="1814"/>
+            <w:tcW w:type="dxa" w:w="1984"/>
             <w:vAlign w:val="center"/>
           </w:tcPr>
           <w:p>
@@ -9268,7 +10062,7 @@
         </w:tc>
         <w:tc>
           <w:tcPr>
-            <w:tcW w:type="dxa" w:w="1587"/>
+            <w:tcW w:type="dxa" w:w="1417"/>
             <w:vAlign w:val="center"/>
           </w:tcPr>
           <w:p>
@@ -9283,22 +10077,22 @@
         </w:tc>
         <w:tc>
           <w:tcPr>
+            <w:tcW w:type="dxa" w:w="2835"/>
+            <w:vAlign w:val="center"/>
+          </w:tcPr>
+          <w:p>
+            <w:r>
+              <w:rPr>
+                <w:rFonts w:ascii="WenQuanYi Micro Hei" w:hAnsi="WenQuanYi Micro Hei" w:eastAsia="WenQuanYi Micro Hei"/>
+                <w:sz w:val="19"/>
+              </w:rPr>
+              <w:t>白硕</w:t>
+            </w:r>
+          </w:p>
+        </w:tc>
+        <w:tc>
+          <w:tcPr>
             <w:tcW w:type="dxa" w:w="2551"/>
-            <w:vAlign w:val="center"/>
-          </w:tcPr>
-          <w:p>
-            <w:r>
-              <w:rPr>
-                <w:rFonts w:ascii="WenQuanYi Micro Hei" w:hAnsi="WenQuanYi Micro Hei" w:eastAsia="WenQuanYi Micro Hei"/>
-                <w:sz w:val="19"/>
-              </w:rPr>
-              <w:t>白硕</w:t>
-            </w:r>
-          </w:p>
-        </w:tc>
-        <w:tc>
-          <w:tcPr>
-            <w:tcW w:type="dxa" w:w="2835"/>
             <w:vAlign w:val="center"/>
           </w:tcPr>
           <w:p>
@@ -9330,7 +10124,7 @@
         </w:tc>
         <w:tc>
           <w:tcPr>
-            <w:tcW w:type="dxa" w:w="1814"/>
+            <w:tcW w:type="dxa" w:w="1984"/>
             <w:vAlign w:val="center"/>
           </w:tcPr>
           <w:p>
@@ -9345,7 +10139,7 @@
         </w:tc>
         <w:tc>
           <w:tcPr>
-            <w:tcW w:type="dxa" w:w="1587"/>
+            <w:tcW w:type="dxa" w:w="1417"/>
             <w:vAlign w:val="center"/>
           </w:tcPr>
           <w:p>
@@ -9360,22 +10154,22 @@
         </w:tc>
         <w:tc>
           <w:tcPr>
+            <w:tcW w:type="dxa" w:w="2835"/>
+            <w:vAlign w:val="center"/>
+          </w:tcPr>
+          <w:p>
+            <w:r>
+              <w:rPr>
+                <w:rFonts w:ascii="WenQuanYi Micro Hei" w:hAnsi="WenQuanYi Micro Hei" w:eastAsia="WenQuanYi Micro Hei"/>
+                <w:sz w:val="19"/>
+              </w:rPr>
+              <w:t>夏春 博士</w:t>
+            </w:r>
+          </w:p>
+        </w:tc>
+        <w:tc>
+          <w:tcPr>
             <w:tcW w:type="dxa" w:w="2551"/>
-            <w:vAlign w:val="center"/>
-          </w:tcPr>
-          <w:p>
-            <w:r>
-              <w:rPr>
-                <w:rFonts w:ascii="WenQuanYi Micro Hei" w:hAnsi="WenQuanYi Micro Hei" w:eastAsia="WenQuanYi Micro Hei"/>
-                <w:sz w:val="19"/>
-              </w:rPr>
-              <w:t>夏春 博士</w:t>
-            </w:r>
-          </w:p>
-        </w:tc>
-        <w:tc>
-          <w:tcPr>
-            <w:tcW w:type="dxa" w:w="2835"/>
             <w:vAlign w:val="center"/>
           </w:tcPr>
           <w:p>
@@ -9407,7 +10201,7 @@
         </w:tc>
         <w:tc>
           <w:tcPr>
-            <w:tcW w:type="dxa" w:w="1814"/>
+            <w:tcW w:type="dxa" w:w="1984"/>
             <w:vAlign w:val="center"/>
           </w:tcPr>
           <w:p>
@@ -9422,16 +10216,31 @@
         </w:tc>
         <w:tc>
           <w:tcPr>
-            <w:tcW w:type="dxa" w:w="1587"/>
-            <w:vAlign w:val="center"/>
-          </w:tcPr>
-          <w:p>
-            <w:r>
-              <w:rPr>
-                <w:rFonts w:ascii="WenQuanYi Micro Hei" w:hAnsi="WenQuanYi Micro Hei" w:eastAsia="WenQuanYi Micro Hei"/>
-                <w:sz w:val="19"/>
-              </w:rPr>
-              <w:t>主礼嘉宾 ×5</w:t>
+            <w:tcW w:type="dxa" w:w="1417"/>
+            <w:vAlign w:val="center"/>
+          </w:tcPr>
+          <w:p>
+            <w:r>
+              <w:rPr>
+                <w:rFonts w:ascii="WenQuanYi Micro Hei" w:hAnsi="WenQuanYi Micro Hei" w:eastAsia="WenQuanYi Micro Hei"/>
+                <w:sz w:val="19"/>
+              </w:rPr>
+              <w:t>主礼</w:t>
+            </w:r>
+          </w:p>
+        </w:tc>
+        <w:tc>
+          <w:tcPr>
+            <w:tcW w:type="dxa" w:w="2835"/>
+            <w:vAlign w:val="center"/>
+          </w:tcPr>
+          <w:p>
+            <w:r>
+              <w:rPr>
+                <w:rFonts w:ascii="WenQuanYi Micro Hei" w:hAnsi="WenQuanYi Micro Hei" w:eastAsia="WenQuanYi Micro Hei"/>
+                <w:sz w:val="19"/>
+              </w:rPr>
+              <w:t>姚志勇 + 胡继刚</w:t>
             </w:r>
           </w:p>
         </w:tc>
@@ -9446,22 +10255,7 @@
                 <w:rFonts w:ascii="WenQuanYi Micro Hei" w:hAnsi="WenQuanYi Micro Hei" w:eastAsia="WenQuanYi Micro Hei"/>
                 <w:sz w:val="19"/>
               </w:rPr>
-              <w:t>姚志勇、胡继刚、黄欣、福布斯-代表、绿城-代表</w:t>
-            </w:r>
-          </w:p>
-        </w:tc>
-        <w:tc>
-          <w:tcPr>
-            <w:tcW w:type="dxa" w:w="2835"/>
-            <w:vAlign w:val="center"/>
-          </w:tcPr>
-          <w:p>
-            <w:r>
-              <w:rPr>
-                <w:rFonts w:ascii="WenQuanYi Micro Hei" w:hAnsi="WenQuanYi Micro Hei" w:eastAsia="WenQuanYi Micro Hei"/>
-                <w:sz w:val="19"/>
-              </w:rPr>
-              <w:t>高光启幕</w:t>
+              <w:t>黄欣不参加 / 福布斯不参与</w:t>
             </w:r>
           </w:p>
         </w:tc>
@@ -9478,37 +10272,52 @@
                 <w:rFonts w:ascii="WenQuanYi Micro Hei" w:hAnsi="WenQuanYi Micro Hei" w:eastAsia="WenQuanYi Micro Hei"/>
                 <w:sz w:val="19"/>
               </w:rPr>
-              <w:t>14:40</w:t>
-            </w:r>
-          </w:p>
-        </w:tc>
-        <w:tc>
-          <w:tcPr>
-            <w:tcW w:type="dxa" w:w="1814"/>
-            <w:vAlign w:val="center"/>
-          </w:tcPr>
-          <w:p>
-            <w:r>
-              <w:rPr>
-                <w:rFonts w:ascii="WenQuanYi Micro Hei" w:hAnsi="WenQuanYi Micro Hei" w:eastAsia="WenQuanYi Micro Hei"/>
-                <w:sz w:val="19"/>
-              </w:rPr>
-              <w:t>圆桌一</w:t>
-            </w:r>
-          </w:p>
-        </w:tc>
-        <w:tc>
-          <w:tcPr>
-            <w:tcW w:type="dxa" w:w="1587"/>
-            <w:vAlign w:val="center"/>
-          </w:tcPr>
-          <w:p>
-            <w:r>
-              <w:rPr>
-                <w:rFonts w:ascii="WenQuanYi Micro Hei" w:hAnsi="WenQuanYi Micro Hei" w:eastAsia="WenQuanYi Micro Hei"/>
-                <w:sz w:val="19"/>
-              </w:rPr>
-              <w:t>主持</w:t>
+              <w:t>14:25</w:t>
+            </w:r>
+          </w:p>
+        </w:tc>
+        <w:tc>
+          <w:tcPr>
+            <w:tcW w:type="dxa" w:w="1984"/>
+            <w:vAlign w:val="center"/>
+          </w:tcPr>
+          <w:p>
+            <w:r>
+              <w:rPr>
+                <w:rFonts w:ascii="WenQuanYi Micro Hei" w:hAnsi="WenQuanYi Micro Hei" w:eastAsia="WenQuanYi Micro Hei"/>
+                <w:sz w:val="19"/>
+              </w:rPr>
+              <w:t>★ 颁奖典礼</w:t>
+            </w:r>
+          </w:p>
+        </w:tc>
+        <w:tc>
+          <w:tcPr>
+            <w:tcW w:type="dxa" w:w="1417"/>
+            <w:vAlign w:val="center"/>
+          </w:tcPr>
+          <w:p>
+            <w:r>
+              <w:rPr>
+                <w:rFonts w:ascii="WenQuanYi Micro Hei" w:hAnsi="WenQuanYi Micro Hei" w:eastAsia="WenQuanYi Micro Hei"/>
+                <w:sz w:val="19"/>
+              </w:rPr>
+              <w:t>颁奖嘉宾 ×9</w:t>
+            </w:r>
+          </w:p>
+        </w:tc>
+        <w:tc>
+          <w:tcPr>
+            <w:tcW w:type="dxa" w:w="2835"/>
+            <w:vAlign w:val="center"/>
+          </w:tcPr>
+          <w:p>
+            <w:r>
+              <w:rPr>
+                <w:rFonts w:ascii="WenQuanYi Micro Hei" w:hAnsi="WenQuanYi Micro Hei" w:eastAsia="WenQuanYi Micro Hei"/>
+                <w:sz w:val="19"/>
+              </w:rPr>
+              <w:t>缪川/笪浩、徐泳泽、白硕、夏春、王维军、高歆、林骁/陈煜、李睿/华为代表、袁一栋</w:t>
             </w:r>
           </w:p>
         </w:tc>
@@ -9523,22 +10332,7 @@
                 <w:rFonts w:ascii="WenQuanYi Micro Hei" w:hAnsi="WenQuanYi Micro Hei" w:eastAsia="WenQuanYi Micro Hei"/>
                 <w:sz w:val="19"/>
               </w:rPr>
-              <w:t>王珏</w:t>
-            </w:r>
-          </w:p>
-        </w:tc>
-        <w:tc>
-          <w:tcPr>
-            <w:tcW w:type="dxa" w:w="2835"/>
-            <w:vAlign w:val="center"/>
-          </w:tcPr>
-          <w:p>
-            <w:r>
-              <w:rPr>
-                <w:rFonts w:ascii="WenQuanYi Micro Hei" w:hAnsi="WenQuanYi Micro Hei" w:eastAsia="WenQuanYi Micro Hei"/>
-                <w:sz w:val="19"/>
-              </w:rPr>
-              <w:t>北大经院上海校友会理事</w:t>
+              <w:t>详见文件 06</w:t>
             </w:r>
           </w:p>
         </w:tc>
@@ -9561,7 +10355,7 @@
         </w:tc>
         <w:tc>
           <w:tcPr>
-            <w:tcW w:type="dxa" w:w="1814"/>
+            <w:tcW w:type="dxa" w:w="1984"/>
             <w:vAlign w:val="center"/>
           </w:tcPr>
           <w:p>
@@ -9576,16 +10370,31 @@
         </w:tc>
         <w:tc>
           <w:tcPr>
-            <w:tcW w:type="dxa" w:w="1587"/>
-            <w:vAlign w:val="center"/>
-          </w:tcPr>
-          <w:p>
-            <w:r>
-              <w:rPr>
-                <w:rFonts w:ascii="WenQuanYi Micro Hei" w:hAnsi="WenQuanYi Micro Hei" w:eastAsia="WenQuanYi Micro Hei"/>
-                <w:sz w:val="19"/>
-              </w:rPr>
-              <w:t>嘉宾 ×4</w:t>
+            <w:tcW w:type="dxa" w:w="1417"/>
+            <w:vAlign w:val="center"/>
+          </w:tcPr>
+          <w:p>
+            <w:r>
+              <w:rPr>
+                <w:rFonts w:ascii="WenQuanYi Micro Hei" w:hAnsi="WenQuanYi Micro Hei" w:eastAsia="WenQuanYi Micro Hei"/>
+                <w:sz w:val="19"/>
+              </w:rPr>
+              <w:t>主持</w:t>
+            </w:r>
+          </w:p>
+        </w:tc>
+        <w:tc>
+          <w:tcPr>
+            <w:tcW w:type="dxa" w:w="2835"/>
+            <w:vAlign w:val="center"/>
+          </w:tcPr>
+          <w:p>
+            <w:r>
+              <w:rPr>
+                <w:rFonts w:ascii="WenQuanYi Micro Hei" w:hAnsi="WenQuanYi Micro Hei" w:eastAsia="WenQuanYi Micro Hei"/>
+                <w:sz w:val="19"/>
+              </w:rPr>
+              <w:t>王珏</w:t>
             </w:r>
           </w:p>
         </w:tc>
@@ -9600,22 +10409,7 @@
                 <w:rFonts w:ascii="WenQuanYi Micro Hei" w:hAnsi="WenQuanYi Micro Hei" w:eastAsia="WenQuanYi Micro Hei"/>
                 <w:sz w:val="19"/>
               </w:rPr>
-              <w:t>白硕、李龙、齐宝鑫、刘文平</w:t>
-            </w:r>
-          </w:p>
-        </w:tc>
-        <w:tc>
-          <w:tcPr>
-            <w:tcW w:type="dxa" w:w="2835"/>
-            <w:vAlign w:val="center"/>
-          </w:tcPr>
-          <w:p>
-            <w:r>
-              <w:rPr>
-                <w:rFonts w:ascii="WenQuanYi Micro Hei" w:hAnsi="WenQuanYi Micro Hei" w:eastAsia="WenQuanYi Micro Hei"/>
-                <w:sz w:val="19"/>
-              </w:rPr>
-              <w:t>—</w:t>
+              <w:t>北大经院上海校友会理事</w:t>
             </w:r>
           </w:p>
         </w:tc>
@@ -9632,37 +10426,52 @@
                 <w:rFonts w:ascii="WenQuanYi Micro Hei" w:hAnsi="WenQuanYi Micro Hei" w:eastAsia="WenQuanYi Micro Hei"/>
                 <w:sz w:val="19"/>
               </w:rPr>
-              <w:t>15:20</w:t>
-            </w:r>
-          </w:p>
-        </w:tc>
-        <w:tc>
-          <w:tcPr>
-            <w:tcW w:type="dxa" w:w="1814"/>
-            <w:vAlign w:val="center"/>
-          </w:tcPr>
-          <w:p>
-            <w:r>
-              <w:rPr>
-                <w:rFonts w:ascii="WenQuanYi Micro Hei" w:hAnsi="WenQuanYi Micro Hei" w:eastAsia="WenQuanYi Micro Hei"/>
-                <w:sz w:val="19"/>
-              </w:rPr>
-              <w:t>圆桌二（巅峰对话）</w:t>
-            </w:r>
-          </w:p>
-        </w:tc>
-        <w:tc>
-          <w:tcPr>
-            <w:tcW w:type="dxa" w:w="1587"/>
-            <w:vAlign w:val="center"/>
-          </w:tcPr>
-          <w:p>
-            <w:r>
-              <w:rPr>
-                <w:rFonts w:ascii="WenQuanYi Micro Hei" w:hAnsi="WenQuanYi Micro Hei" w:eastAsia="WenQuanYi Micro Hei"/>
-                <w:sz w:val="19"/>
-              </w:rPr>
-              <w:t>主持</w:t>
+              <w:t>14:40</w:t>
+            </w:r>
+          </w:p>
+        </w:tc>
+        <w:tc>
+          <w:tcPr>
+            <w:tcW w:type="dxa" w:w="1984"/>
+            <w:vAlign w:val="center"/>
+          </w:tcPr>
+          <w:p>
+            <w:r>
+              <w:rPr>
+                <w:rFonts w:ascii="WenQuanYi Micro Hei" w:hAnsi="WenQuanYi Micro Hei" w:eastAsia="WenQuanYi Micro Hei"/>
+                <w:sz w:val="19"/>
+              </w:rPr>
+              <w:t>圆桌一</w:t>
+            </w:r>
+          </w:p>
+        </w:tc>
+        <w:tc>
+          <w:tcPr>
+            <w:tcW w:type="dxa" w:w="1417"/>
+            <w:vAlign w:val="center"/>
+          </w:tcPr>
+          <w:p>
+            <w:r>
+              <w:rPr>
+                <w:rFonts w:ascii="WenQuanYi Micro Hei" w:hAnsi="WenQuanYi Micro Hei" w:eastAsia="WenQuanYi Micro Hei"/>
+                <w:sz w:val="19"/>
+              </w:rPr>
+              <w:t>嘉宾 ×4</w:t>
+            </w:r>
+          </w:p>
+        </w:tc>
+        <w:tc>
+          <w:tcPr>
+            <w:tcW w:type="dxa" w:w="2835"/>
+            <w:vAlign w:val="center"/>
+          </w:tcPr>
+          <w:p>
+            <w:r>
+              <w:rPr>
+                <w:rFonts w:ascii="WenQuanYi Micro Hei" w:hAnsi="WenQuanYi Micro Hei" w:eastAsia="WenQuanYi Micro Hei"/>
+                <w:sz w:val="19"/>
+              </w:rPr>
+              <w:t>白硕、李龙、齐宝鑫、刘文平</w:t>
             </w:r>
           </w:p>
         </w:tc>
@@ -9677,22 +10486,7 @@
                 <w:rFonts w:ascii="WenQuanYi Micro Hei" w:hAnsi="WenQuanYi Micro Hei" w:eastAsia="WenQuanYi Micro Hei"/>
                 <w:sz w:val="19"/>
               </w:rPr>
-              <w:t>胡继刚</w:t>
-            </w:r>
-          </w:p>
-        </w:tc>
-        <w:tc>
-          <w:tcPr>
-            <w:tcW w:type="dxa" w:w="2835"/>
-            <w:vAlign w:val="center"/>
-          </w:tcPr>
-          <w:p>
-            <w:r>
-              <w:rPr>
-                <w:rFonts w:ascii="WenQuanYi Micro Hei" w:hAnsi="WenQuanYi Micro Hei" w:eastAsia="WenQuanYi Micro Hei"/>
-                <w:sz w:val="19"/>
-              </w:rPr>
-              <w:t>杨浦科企联执行会长</w:t>
+              <w:t>—</w:t>
             </w:r>
           </w:p>
         </w:tc>
@@ -9715,7 +10509,7 @@
         </w:tc>
         <w:tc>
           <w:tcPr>
-            <w:tcW w:type="dxa" w:w="1814"/>
+            <w:tcW w:type="dxa" w:w="1984"/>
             <w:vAlign w:val="center"/>
           </w:tcPr>
           <w:p>
@@ -9730,16 +10524,31 @@
         </w:tc>
         <w:tc>
           <w:tcPr>
-            <w:tcW w:type="dxa" w:w="1587"/>
-            <w:vAlign w:val="center"/>
-          </w:tcPr>
-          <w:p>
-            <w:r>
-              <w:rPr>
-                <w:rFonts w:ascii="WenQuanYi Micro Hei" w:hAnsi="WenQuanYi Micro Hei" w:eastAsia="WenQuanYi Micro Hei"/>
-                <w:sz w:val="19"/>
-              </w:rPr>
-              <w:t>嘉宾 ×5</w:t>
+            <w:tcW w:type="dxa" w:w="1417"/>
+            <w:vAlign w:val="center"/>
+          </w:tcPr>
+          <w:p>
+            <w:r>
+              <w:rPr>
+                <w:rFonts w:ascii="WenQuanYi Micro Hei" w:hAnsi="WenQuanYi Micro Hei" w:eastAsia="WenQuanYi Micro Hei"/>
+                <w:sz w:val="19"/>
+              </w:rPr>
+              <w:t>主持</w:t>
+            </w:r>
+          </w:p>
+        </w:tc>
+        <w:tc>
+          <w:tcPr>
+            <w:tcW w:type="dxa" w:w="2835"/>
+            <w:vAlign w:val="center"/>
+          </w:tcPr>
+          <w:p>
+            <w:r>
+              <w:rPr>
+                <w:rFonts w:ascii="WenQuanYi Micro Hei" w:hAnsi="WenQuanYi Micro Hei" w:eastAsia="WenQuanYi Micro Hei"/>
+                <w:sz w:val="19"/>
+              </w:rPr>
+              <w:t>胡继刚</w:t>
             </w:r>
           </w:p>
         </w:tc>
@@ -9754,22 +10563,7 @@
                 <w:rFonts w:ascii="WenQuanYi Micro Hei" w:hAnsi="WenQuanYi Micro Hei" w:eastAsia="WenQuanYi Micro Hei"/>
                 <w:sz w:val="19"/>
               </w:rPr>
-              <w:t>刘帅华、徐泳泽（华东区）、黎远、刘剑英、于敬</w:t>
-            </w:r>
-          </w:p>
-        </w:tc>
-        <w:tc>
-          <w:tcPr>
-            <w:tcW w:type="dxa" w:w="2835"/>
-            <w:vAlign w:val="center"/>
-          </w:tcPr>
-          <w:p>
-            <w:r>
-              <w:rPr>
-                <w:rFonts w:ascii="WenQuanYi Micro Hei" w:hAnsi="WenQuanYi Micro Hei" w:eastAsia="WenQuanYi Micro Hei"/>
-                <w:sz w:val="19"/>
-              </w:rPr>
-              <w:t>—</w:t>
+              <w:t>杨浦科企联执行会长</w:t>
             </w:r>
           </w:p>
         </w:tc>
@@ -9786,37 +10580,52 @@
                 <w:rFonts w:ascii="WenQuanYi Micro Hei" w:hAnsi="WenQuanYi Micro Hei" w:eastAsia="WenQuanYi Micro Hei"/>
                 <w:sz w:val="19"/>
               </w:rPr>
-              <w:t>16:50</w:t>
-            </w:r>
-          </w:p>
-        </w:tc>
-        <w:tc>
-          <w:tcPr>
-            <w:tcW w:type="dxa" w:w="1814"/>
-            <w:vAlign w:val="center"/>
-          </w:tcPr>
-          <w:p>
-            <w:r>
-              <w:rPr>
-                <w:rFonts w:ascii="WenQuanYi Micro Hei" w:hAnsi="WenQuanYi Micro Hei" w:eastAsia="WenQuanYi Micro Hei"/>
-                <w:sz w:val="19"/>
-              </w:rPr>
-              <w:t>主旨 3</w:t>
-            </w:r>
-          </w:p>
-        </w:tc>
-        <w:tc>
-          <w:tcPr>
-            <w:tcW w:type="dxa" w:w="1587"/>
-            <w:vAlign w:val="center"/>
-          </w:tcPr>
-          <w:p>
-            <w:r>
-              <w:rPr>
-                <w:rFonts w:ascii="WenQuanYi Micro Hei" w:hAnsi="WenQuanYi Micro Hei" w:eastAsia="WenQuanYi Micro Hei"/>
-                <w:sz w:val="19"/>
-              </w:rPr>
-              <w:t>演讲台</w:t>
+              <w:t>15:20</w:t>
+            </w:r>
+          </w:p>
+        </w:tc>
+        <w:tc>
+          <w:tcPr>
+            <w:tcW w:type="dxa" w:w="1984"/>
+            <w:vAlign w:val="center"/>
+          </w:tcPr>
+          <w:p>
+            <w:r>
+              <w:rPr>
+                <w:rFonts w:ascii="WenQuanYi Micro Hei" w:hAnsi="WenQuanYi Micro Hei" w:eastAsia="WenQuanYi Micro Hei"/>
+                <w:sz w:val="19"/>
+              </w:rPr>
+              <w:t>圆桌二（巅峰对话）</w:t>
+            </w:r>
+          </w:p>
+        </w:tc>
+        <w:tc>
+          <w:tcPr>
+            <w:tcW w:type="dxa" w:w="1417"/>
+            <w:vAlign w:val="center"/>
+          </w:tcPr>
+          <w:p>
+            <w:r>
+              <w:rPr>
+                <w:rFonts w:ascii="WenQuanYi Micro Hei" w:hAnsi="WenQuanYi Micro Hei" w:eastAsia="WenQuanYi Micro Hei"/>
+                <w:sz w:val="19"/>
+              </w:rPr>
+              <w:t>嘉宾 ×5</w:t>
+            </w:r>
+          </w:p>
+        </w:tc>
+        <w:tc>
+          <w:tcPr>
+            <w:tcW w:type="dxa" w:w="2835"/>
+            <w:vAlign w:val="center"/>
+          </w:tcPr>
+          <w:p>
+            <w:r>
+              <w:rPr>
+                <w:rFonts w:ascii="WenQuanYi Micro Hei" w:hAnsi="WenQuanYi Micro Hei" w:eastAsia="WenQuanYi Micro Hei"/>
+                <w:sz w:val="19"/>
+              </w:rPr>
+              <w:t>刘帅华、徐泳泽（华东区）、黎远、刘剑英、于敬</w:t>
             </w:r>
           </w:p>
         </w:tc>
@@ -9831,22 +10640,7 @@
                 <w:rFonts w:ascii="WenQuanYi Micro Hei" w:hAnsi="WenQuanYi Micro Hei" w:eastAsia="WenQuanYi Micro Hei"/>
                 <w:sz w:val="19"/>
               </w:rPr>
-              <w:t>王维军</w:t>
-            </w:r>
-          </w:p>
-        </w:tc>
-        <w:tc>
-          <w:tcPr>
-            <w:tcW w:type="dxa" w:w="2835"/>
-            <w:vAlign w:val="center"/>
-          </w:tcPr>
-          <w:p>
-            <w:r>
-              <w:rPr>
-                <w:rFonts w:ascii="WenQuanYi Micro Hei" w:hAnsi="WenQuanYi Micro Hei" w:eastAsia="WenQuanYi Micro Hei"/>
-                <w:sz w:val="19"/>
-              </w:rPr>
-              <w:t>泓塬资产董事长</w:t>
+              <w:t>—</w:t>
             </w:r>
           </w:p>
         </w:tc>
@@ -9863,28 +10657,28 @@
                 <w:rFonts w:ascii="WenQuanYi Micro Hei" w:hAnsi="WenQuanYi Micro Hei" w:eastAsia="WenQuanYi Micro Hei"/>
                 <w:sz w:val="19"/>
               </w:rPr>
-              <w:t>17:10</w:t>
-            </w:r>
-          </w:p>
-        </w:tc>
-        <w:tc>
-          <w:tcPr>
-            <w:tcW w:type="dxa" w:w="1814"/>
-            <w:vAlign w:val="center"/>
-          </w:tcPr>
-          <w:p>
-            <w:r>
-              <w:rPr>
-                <w:rFonts w:ascii="WenQuanYi Micro Hei" w:hAnsi="WenQuanYi Micro Hei" w:eastAsia="WenQuanYi Micro Hei"/>
-                <w:sz w:val="19"/>
-              </w:rPr>
-              <w:t>主旨 4</w:t>
-            </w:r>
-          </w:p>
-        </w:tc>
-        <w:tc>
-          <w:tcPr>
-            <w:tcW w:type="dxa" w:w="1587"/>
+              <w:t>16:50</w:t>
+            </w:r>
+          </w:p>
+        </w:tc>
+        <w:tc>
+          <w:tcPr>
+            <w:tcW w:type="dxa" w:w="1984"/>
+            <w:vAlign w:val="center"/>
+          </w:tcPr>
+          <w:p>
+            <w:r>
+              <w:rPr>
+                <w:rFonts w:ascii="WenQuanYi Micro Hei" w:hAnsi="WenQuanYi Micro Hei" w:eastAsia="WenQuanYi Micro Hei"/>
+                <w:sz w:val="19"/>
+              </w:rPr>
+              <w:t>主旨 3</w:t>
+            </w:r>
+          </w:p>
+        </w:tc>
+        <w:tc>
+          <w:tcPr>
+            <w:tcW w:type="dxa" w:w="1417"/>
             <w:vAlign w:val="center"/>
           </w:tcPr>
           <w:p>
@@ -9899,6 +10693,21 @@
         </w:tc>
         <w:tc>
           <w:tcPr>
+            <w:tcW w:type="dxa" w:w="2835"/>
+            <w:vAlign w:val="center"/>
+          </w:tcPr>
+          <w:p>
+            <w:r>
+              <w:rPr>
+                <w:rFonts w:ascii="WenQuanYi Micro Hei" w:hAnsi="WenQuanYi Micro Hei" w:eastAsia="WenQuanYi Micro Hei"/>
+                <w:sz w:val="19"/>
+              </w:rPr>
+              <w:t>王维军</w:t>
+            </w:r>
+          </w:p>
+        </w:tc>
+        <w:tc>
+          <w:tcPr>
             <w:tcW w:type="dxa" w:w="2551"/>
             <w:vAlign w:val="center"/>
           </w:tcPr>
@@ -9908,22 +10717,7 @@
                 <w:rFonts w:ascii="WenQuanYi Micro Hei" w:hAnsi="WenQuanYi Micro Hei" w:eastAsia="WenQuanYi Micro Hei"/>
                 <w:sz w:val="19"/>
               </w:rPr>
-              <w:t>寇文红</w:t>
-            </w:r>
-          </w:p>
-        </w:tc>
-        <w:tc>
-          <w:tcPr>
-            <w:tcW w:type="dxa" w:w="2835"/>
-            <w:vAlign w:val="center"/>
-          </w:tcPr>
-          <w:p>
-            <w:r>
-              <w:rPr>
-                <w:rFonts w:ascii="WenQuanYi Micro Hei" w:hAnsi="WenQuanYi Micro Hei" w:eastAsia="WenQuanYi Micro Hei"/>
-                <w:sz w:val="19"/>
-              </w:rPr>
-              <w:t>《跨越自然利率陷阱》作者</w:t>
+              <w:t>泓塬资产董事长</w:t>
             </w:r>
           </w:p>
         </w:tc>
@@ -9940,28 +10734,28 @@
                 <w:rFonts w:ascii="WenQuanYi Micro Hei" w:hAnsi="WenQuanYi Micro Hei" w:eastAsia="WenQuanYi Micro Hei"/>
                 <w:sz w:val="19"/>
               </w:rPr>
-              <w:t>17:30</w:t>
-            </w:r>
-          </w:p>
-        </w:tc>
-        <w:tc>
-          <w:tcPr>
-            <w:tcW w:type="dxa" w:w="1814"/>
-            <w:vAlign w:val="center"/>
-          </w:tcPr>
-          <w:p>
-            <w:r>
-              <w:rPr>
-                <w:rFonts w:ascii="WenQuanYi Micro Hei" w:hAnsi="WenQuanYi Micro Hei" w:eastAsia="WenQuanYi Micro Hei"/>
-                <w:sz w:val="19"/>
-              </w:rPr>
-              <w:t>主旨 5</w:t>
-            </w:r>
-          </w:p>
-        </w:tc>
-        <w:tc>
-          <w:tcPr>
-            <w:tcW w:type="dxa" w:w="1587"/>
+              <w:t>17:10</w:t>
+            </w:r>
+          </w:p>
+        </w:tc>
+        <w:tc>
+          <w:tcPr>
+            <w:tcW w:type="dxa" w:w="1984"/>
+            <w:vAlign w:val="center"/>
+          </w:tcPr>
+          <w:p>
+            <w:r>
+              <w:rPr>
+                <w:rFonts w:ascii="WenQuanYi Micro Hei" w:hAnsi="WenQuanYi Micro Hei" w:eastAsia="WenQuanYi Micro Hei"/>
+                <w:sz w:val="19"/>
+              </w:rPr>
+              <w:t>主旨 4</w:t>
+            </w:r>
+          </w:p>
+        </w:tc>
+        <w:tc>
+          <w:tcPr>
+            <w:tcW w:type="dxa" w:w="1417"/>
             <w:vAlign w:val="center"/>
           </w:tcPr>
           <w:p>
@@ -9976,6 +10770,21 @@
         </w:tc>
         <w:tc>
           <w:tcPr>
+            <w:tcW w:type="dxa" w:w="2835"/>
+            <w:vAlign w:val="center"/>
+          </w:tcPr>
+          <w:p>
+            <w:r>
+              <w:rPr>
+                <w:rFonts w:ascii="WenQuanYi Micro Hei" w:hAnsi="WenQuanYi Micro Hei" w:eastAsia="WenQuanYi Micro Hei"/>
+                <w:sz w:val="19"/>
+              </w:rPr>
+              <w:t>寇文红</w:t>
+            </w:r>
+          </w:p>
+        </w:tc>
+        <w:tc>
+          <w:tcPr>
             <w:tcW w:type="dxa" w:w="2551"/>
             <w:vAlign w:val="center"/>
           </w:tcPr>
@@ -9985,22 +10794,7 @@
                 <w:rFonts w:ascii="WenQuanYi Micro Hei" w:hAnsi="WenQuanYi Micro Hei" w:eastAsia="WenQuanYi Micro Hei"/>
                 <w:sz w:val="19"/>
               </w:rPr>
-              <w:t>张露瑶 博士</w:t>
-            </w:r>
-          </w:p>
-        </w:tc>
-        <w:tc>
-          <w:tcPr>
-            <w:tcW w:type="dxa" w:w="2835"/>
-            <w:vAlign w:val="center"/>
-          </w:tcPr>
-          <w:p>
-            <w:r>
-              <w:rPr>
-                <w:rFonts w:ascii="WenQuanYi Micro Hei" w:hAnsi="WenQuanYi Micro Hei" w:eastAsia="WenQuanYi Micro Hei"/>
-                <w:sz w:val="19"/>
-              </w:rPr>
-              <w:t>昆山杜克大学助理教授</w:t>
+              <w:t>《跨越自然利率陷阱》作者</w:t>
             </w:r>
           </w:p>
         </w:tc>
@@ -10017,37 +10811,52 @@
                 <w:rFonts w:ascii="WenQuanYi Micro Hei" w:hAnsi="WenQuanYi Micro Hei" w:eastAsia="WenQuanYi Micro Hei"/>
                 <w:sz w:val="19"/>
               </w:rPr>
-              <w:t>17:50</w:t>
-            </w:r>
-          </w:p>
-        </w:tc>
-        <w:tc>
-          <w:tcPr>
-            <w:tcW w:type="dxa" w:w="1814"/>
-            <w:vAlign w:val="center"/>
-          </w:tcPr>
-          <w:p>
-            <w:r>
-              <w:rPr>
-                <w:rFonts w:ascii="WenQuanYi Micro Hei" w:hAnsi="WenQuanYi Micro Hei" w:eastAsia="WenQuanYi Micro Hei"/>
-                <w:sz w:val="19"/>
-              </w:rPr>
-              <w:t>圆桌三 + 闭幕</w:t>
-            </w:r>
-          </w:p>
-        </w:tc>
-        <w:tc>
-          <w:tcPr>
-            <w:tcW w:type="dxa" w:w="1587"/>
-            <w:vAlign w:val="center"/>
-          </w:tcPr>
-          <w:p>
-            <w:r>
-              <w:rPr>
-                <w:rFonts w:ascii="WenQuanYi Micro Hei" w:hAnsi="WenQuanYi Micro Hei" w:eastAsia="WenQuanYi Micro Hei"/>
-                <w:sz w:val="19"/>
-              </w:rPr>
-              <w:t>主持</w:t>
+              <w:t>17:30</w:t>
+            </w:r>
+          </w:p>
+        </w:tc>
+        <w:tc>
+          <w:tcPr>
+            <w:tcW w:type="dxa" w:w="1984"/>
+            <w:vAlign w:val="center"/>
+          </w:tcPr>
+          <w:p>
+            <w:r>
+              <w:rPr>
+                <w:rFonts w:ascii="WenQuanYi Micro Hei" w:hAnsi="WenQuanYi Micro Hei" w:eastAsia="WenQuanYi Micro Hei"/>
+                <w:sz w:val="19"/>
+              </w:rPr>
+              <w:t>主旨 5</w:t>
+            </w:r>
+          </w:p>
+        </w:tc>
+        <w:tc>
+          <w:tcPr>
+            <w:tcW w:type="dxa" w:w="1417"/>
+            <w:vAlign w:val="center"/>
+          </w:tcPr>
+          <w:p>
+            <w:r>
+              <w:rPr>
+                <w:rFonts w:ascii="WenQuanYi Micro Hei" w:hAnsi="WenQuanYi Micro Hei" w:eastAsia="WenQuanYi Micro Hei"/>
+                <w:sz w:val="19"/>
+              </w:rPr>
+              <w:t>演讲台</w:t>
+            </w:r>
+          </w:p>
+        </w:tc>
+        <w:tc>
+          <w:tcPr>
+            <w:tcW w:type="dxa" w:w="2835"/>
+            <w:vAlign w:val="center"/>
+          </w:tcPr>
+          <w:p>
+            <w:r>
+              <w:rPr>
+                <w:rFonts w:ascii="WenQuanYi Micro Hei" w:hAnsi="WenQuanYi Micro Hei" w:eastAsia="WenQuanYi Micro Hei"/>
+                <w:sz w:val="19"/>
+              </w:rPr>
+              <w:t>张露瑶 博士</w:t>
             </w:r>
           </w:p>
         </w:tc>
@@ -10062,22 +10871,7 @@
                 <w:rFonts w:ascii="WenQuanYi Micro Hei" w:hAnsi="WenQuanYi Micro Hei" w:eastAsia="WenQuanYi Micro Hei"/>
                 <w:sz w:val="19"/>
               </w:rPr>
-              <w:t>黄欣</w:t>
-            </w:r>
-          </w:p>
-        </w:tc>
-        <w:tc>
-          <w:tcPr>
-            <w:tcW w:type="dxa" w:w="2835"/>
-            <w:vAlign w:val="center"/>
-          </w:tcPr>
-          <w:p>
-            <w:r>
-              <w:rPr>
-                <w:rFonts w:ascii="WenQuanYi Micro Hei" w:hAnsi="WenQuanYi Micro Hei" w:eastAsia="WenQuanYi Micro Hei"/>
-                <w:sz w:val="19"/>
-              </w:rPr>
-              <w:t>北大经院上海校友会秘书长</w:t>
+              <w:t>昆山杜克大学助理教授</w:t>
             </w:r>
           </w:p>
         </w:tc>
@@ -10100,7 +10894,7 @@
         </w:tc>
         <w:tc>
           <w:tcPr>
-            <w:tcW w:type="dxa" w:w="1814"/>
+            <w:tcW w:type="dxa" w:w="1984"/>
             <w:vAlign w:val="center"/>
           </w:tcPr>
           <w:p>
@@ -10115,7 +10909,84 @@
         </w:tc>
         <w:tc>
           <w:tcPr>
-            <w:tcW w:type="dxa" w:w="1587"/>
+            <w:tcW w:type="dxa" w:w="1417"/>
+            <w:vAlign w:val="center"/>
+          </w:tcPr>
+          <w:p>
+            <w:r>
+              <w:rPr>
+                <w:rFonts w:ascii="WenQuanYi Micro Hei" w:hAnsi="WenQuanYi Micro Hei" w:eastAsia="WenQuanYi Micro Hei"/>
+                <w:sz w:val="19"/>
+              </w:rPr>
+              <w:t>主持</w:t>
+            </w:r>
+          </w:p>
+        </w:tc>
+        <w:tc>
+          <w:tcPr>
+            <w:tcW w:type="dxa" w:w="2835"/>
+            <w:vAlign w:val="center"/>
+          </w:tcPr>
+          <w:p>
+            <w:r>
+              <w:rPr>
+                <w:rFonts w:ascii="WenQuanYi Micro Hei" w:hAnsi="WenQuanYi Micro Hei" w:eastAsia="WenQuanYi Micro Hei"/>
+                <w:sz w:val="19"/>
+              </w:rPr>
+              <w:t>黄欣</w:t>
+            </w:r>
+          </w:p>
+        </w:tc>
+        <w:tc>
+          <w:tcPr>
+            <w:tcW w:type="dxa" w:w="2551"/>
+            <w:vAlign w:val="center"/>
+          </w:tcPr>
+          <w:p>
+            <w:r>
+              <w:rPr>
+                <w:rFonts w:ascii="WenQuanYi Micro Hei" w:hAnsi="WenQuanYi Micro Hei" w:eastAsia="WenQuanYi Micro Hei"/>
+                <w:sz w:val="19"/>
+              </w:rPr>
+              <w:t>北大经院上海校友会秘书长</w:t>
+            </w:r>
+          </w:p>
+        </w:tc>
+      </w:tr>
+      <w:tr>
+        <w:tc>
+          <w:tcPr>
+            <w:tcW w:type="dxa" w:w="1134"/>
+            <w:vAlign w:val="center"/>
+          </w:tcPr>
+          <w:p>
+            <w:r>
+              <w:rPr>
+                <w:rFonts w:ascii="WenQuanYi Micro Hei" w:hAnsi="WenQuanYi Micro Hei" w:eastAsia="WenQuanYi Micro Hei"/>
+                <w:sz w:val="19"/>
+              </w:rPr>
+              <w:t>17:50</w:t>
+            </w:r>
+          </w:p>
+        </w:tc>
+        <w:tc>
+          <w:tcPr>
+            <w:tcW w:type="dxa" w:w="1984"/>
+            <w:vAlign w:val="center"/>
+          </w:tcPr>
+          <w:p>
+            <w:r>
+              <w:rPr>
+                <w:rFonts w:ascii="WenQuanYi Micro Hei" w:hAnsi="WenQuanYi Micro Hei" w:eastAsia="WenQuanYi Micro Hei"/>
+                <w:sz w:val="19"/>
+              </w:rPr>
+              <w:t>圆桌三 + 闭幕</w:t>
+            </w:r>
+          </w:p>
+        </w:tc>
+        <w:tc>
+          <w:tcPr>
+            <w:tcW w:type="dxa" w:w="1417"/>
             <w:vAlign w:val="center"/>
           </w:tcPr>
           <w:p>
@@ -10130,22 +11001,22 @@
         </w:tc>
         <w:tc>
           <w:tcPr>
+            <w:tcW w:type="dxa" w:w="2835"/>
+            <w:vAlign w:val="center"/>
+          </w:tcPr>
+          <w:p>
+            <w:r>
+              <w:rPr>
+                <w:rFonts w:ascii="WenQuanYi Micro Hei" w:hAnsi="WenQuanYi Micro Hei" w:eastAsia="WenQuanYi Micro Hei"/>
+                <w:sz w:val="19"/>
+              </w:rPr>
+              <w:t>曲承东、刘胜利、饶雪莹、马俊杰</w:t>
+            </w:r>
+          </w:p>
+        </w:tc>
+        <w:tc>
+          <w:tcPr>
             <w:tcW w:type="dxa" w:w="2551"/>
-            <w:vAlign w:val="center"/>
-          </w:tcPr>
-          <w:p>
-            <w:r>
-              <w:rPr>
-                <w:rFonts w:ascii="WenQuanYi Micro Hei" w:hAnsi="WenQuanYi Micro Hei" w:eastAsia="WenQuanYi Micro Hei"/>
-                <w:sz w:val="19"/>
-              </w:rPr>
-              <w:t>曲承东、刘胜利、饶雪莹、马俊杰</w:t>
-            </w:r>
-          </w:p>
-        </w:tc>
-        <w:tc>
-          <w:tcPr>
-            <w:tcW w:type="dxa" w:w="2835"/>
             <w:vAlign w:val="center"/>
           </w:tcPr>
           <w:p>
@@ -10169,7 +11040,7 @@
           <w:color w:val="C0392B"/>
           <w:sz w:val="21"/>
         </w:rPr>
-        <w:t>台卡输出总数：32 张（含 5 张备用）；颁奖典礼前移至 14:25-14:40，福布斯颁奖物料须 5/22 12:00 前到位。责任人：蔡杰、朱铭喆（B 组），张蒙（F 组）。</w:t>
+        <w:t>台卡输出总数：38 张（含 5 张备用）。颁奖典礼台卡由组委会主办（无福布斯 LOGO）；黄欣 5/22 14:25-14:40 不参加（同期准备圆桌三）。</w:t>
       </w:r>
     </w:p>
     <w:p>
@@ -10773,7 +11644,7 @@
           <w:b/>
           <w:sz w:val="26"/>
         </w:rPr>
-        <w:t>（二）志愿者分组</w:t>
+        <w:t>（二）组委会核心岗位</w:t>
       </w:r>
     </w:p>
     <w:tbl>
@@ -10802,7 +11673,7 @@
                 <w:color w:val="FFFFFF"/>
                 <w:sz w:val="20"/>
               </w:rPr>
-              <w:t>分组</w:t>
+              <w:t>岗位</w:t>
             </w:r>
           </w:p>
         </w:tc>
@@ -10819,7 +11690,7 @@
                 <w:color w:val="FFFFFF"/>
                 <w:sz w:val="20"/>
               </w:rPr>
-              <w:t>职责</w:t>
+              <w:t>负责人</w:t>
             </w:r>
           </w:p>
         </w:tc>
@@ -10836,7 +11707,7 @@
                 <w:color w:val="FFFFFF"/>
                 <w:sz w:val="20"/>
               </w:rPr>
-              <w:t>成员（姓名 / 电话）</w:t>
+              <w:t>电话</w:t>
             </w:r>
           </w:p>
         </w:tc>
@@ -10853,7 +11724,7 @@
                 <w:rFonts w:ascii="WenQuanYi Micro Hei" w:hAnsi="WenQuanYi Micro Hei" w:eastAsia="WenQuanYi Micro Hei"/>
                 <w:sz w:val="19"/>
               </w:rPr>
-              <w:t>A 组</w:t>
+              <w:t>总联系人</w:t>
             </w:r>
           </w:p>
         </w:tc>
@@ -10868,7 +11739,7 @@
                 <w:rFonts w:ascii="WenQuanYi Micro Hei" w:hAnsi="WenQuanYi Micro Hei" w:eastAsia="WenQuanYi Micro Hei"/>
                 <w:sz w:val="19"/>
               </w:rPr>
-              <w:t>签到引导</w:t>
+              <w:t>胡继刚</w:t>
             </w:r>
           </w:p>
         </w:tc>
@@ -10883,7 +11754,7 @@
                 <w:rFonts w:ascii="WenQuanYi Micro Hei" w:hAnsi="WenQuanYi Micro Hei" w:eastAsia="WenQuanYi Micro Hei"/>
                 <w:sz w:val="19"/>
               </w:rPr>
-              <w:t>韦佳玉 17301836967 / 李政春（待补）</w:t>
+              <w:t>13262607888</w:t>
             </w:r>
           </w:p>
         </w:tc>
@@ -10900,7 +11771,7 @@
                 <w:rFonts w:ascii="WenQuanYi Micro Hei" w:hAnsi="WenQuanYi Micro Hei" w:eastAsia="WenQuanYi Micro Hei"/>
                 <w:sz w:val="19"/>
               </w:rPr>
-              <w:t>B 组</w:t>
+              <w:t>VIP 接待</w:t>
             </w:r>
           </w:p>
         </w:tc>
@@ -10915,7 +11786,7 @@
                 <w:rFonts w:ascii="WenQuanYi Micro Hei" w:hAnsi="WenQuanYi Micro Hei" w:eastAsia="WenQuanYi Micro Hei"/>
                 <w:sz w:val="19"/>
               </w:rPr>
-              <w:t>台卡 / 物料</w:t>
+              <w:t>王胜</w:t>
             </w:r>
           </w:p>
         </w:tc>
@@ -10930,7 +11801,7 @@
                 <w:rFonts w:ascii="WenQuanYi Micro Hei" w:hAnsi="WenQuanYi Micro Hei" w:eastAsia="WenQuanYi Micro Hei"/>
                 <w:sz w:val="19"/>
               </w:rPr>
-              <w:t>王胜 13083003003 / 朱铭喆 13052247845 / 蔡杰 13817597850 / 江梳桐（江江 16621274301，请短信）</w:t>
+              <w:t>13083003003</w:t>
             </w:r>
           </w:p>
         </w:tc>
@@ -10947,7 +11818,7 @@
                 <w:rFonts w:ascii="WenQuanYi Micro Hei" w:hAnsi="WenQuanYi Micro Hei" w:eastAsia="WenQuanYi Micro Hei"/>
                 <w:sz w:val="19"/>
               </w:rPr>
-              <w:t>C 组</w:t>
+              <w:t>现场总协调</w:t>
             </w:r>
           </w:p>
         </w:tc>
@@ -10962,7 +11833,7 @@
                 <w:rFonts w:ascii="WenQuanYi Micro Hei" w:hAnsi="WenQuanYi Micro Hei" w:eastAsia="WenQuanYi Micro Hei"/>
                 <w:sz w:val="19"/>
               </w:rPr>
-              <w:t>VIP 接待</w:t>
+              <w:t>韦佳玉</w:t>
             </w:r>
           </w:p>
         </w:tc>
@@ -10977,7 +11848,7 @@
                 <w:rFonts w:ascii="WenQuanYi Micro Hei" w:hAnsi="WenQuanYi Micro Hei" w:eastAsia="WenQuanYi Micro Hei"/>
                 <w:sz w:val="19"/>
               </w:rPr>
-              <w:t>陈潇 Kelly 15021307893 / 王珏 13817642219 / 冯墨 18516636112 / 黄露 13916894630 / 吕志翔 18221145186</w:t>
+              <w:t>17301836967</w:t>
             </w:r>
           </w:p>
         </w:tc>
@@ -10994,7 +11865,7 @@
                 <w:rFonts w:ascii="WenQuanYi Micro Hei" w:hAnsi="WenQuanYi Micro Hei" w:eastAsia="WenQuanYi Micro Hei"/>
                 <w:sz w:val="19"/>
               </w:rPr>
-              <w:t>D 组</w:t>
+              <w:t>会务统筹（原“整体校对”）</w:t>
             </w:r>
           </w:p>
         </w:tc>
@@ -11009,7 +11880,7 @@
                 <w:rFonts w:ascii="WenQuanYi Micro Hei" w:hAnsi="WenQuanYi Micro Hei" w:eastAsia="WenQuanYi Micro Hei"/>
                 <w:sz w:val="19"/>
               </w:rPr>
-              <w:t>圆桌对接 / 上下场</w:t>
+              <w:t>陈潇 Kelly</w:t>
             </w:r>
           </w:p>
         </w:tc>
@@ -11024,7 +11895,7 @@
                 <w:rFonts w:ascii="WenQuanYi Micro Hei" w:hAnsi="WenQuanYi Micro Hei" w:eastAsia="WenQuanYi Micro Hei"/>
                 <w:sz w:val="19"/>
               </w:rPr>
-              <w:t>葛九明（待补） / 李正超（待补）</w:t>
+              <w:t>15021307893</w:t>
             </w:r>
           </w:p>
         </w:tc>
@@ -11041,7 +11912,7 @@
                 <w:rFonts w:ascii="WenQuanYi Micro Hei" w:hAnsi="WenQuanYi Micro Hei" w:eastAsia="WenQuanYi Micro Hei"/>
                 <w:sz w:val="19"/>
               </w:rPr>
-              <w:t>E 组</w:t>
+              <w:t>摄影摄像</w:t>
             </w:r>
           </w:p>
         </w:tc>
@@ -11056,7 +11927,7 @@
                 <w:rFonts w:ascii="WenQuanYi Micro Hei" w:hAnsi="WenQuanYi Micro Hei" w:eastAsia="WenQuanYi Micro Hei"/>
                 <w:sz w:val="19"/>
               </w:rPr>
-              <w:t>晚宴布置 / 席卡</w:t>
+              <w:t>洪小燕</w:t>
             </w:r>
           </w:p>
         </w:tc>
@@ -11071,7 +11942,87 @@
                 <w:rFonts w:ascii="WenQuanYi Micro Hei" w:hAnsi="WenQuanYi Micro Hei" w:eastAsia="WenQuanYi Micro Hei"/>
                 <w:sz w:val="19"/>
               </w:rPr>
-              <w:t>张卓 15123215101 / 高辰辰（待补） / 随圣博 15656979326 / 安淑娟 13661612711</w:t>
+              <w:t>15021488859</w:t>
+            </w:r>
+          </w:p>
+        </w:tc>
+      </w:tr>
+    </w:tbl>
+    <w:p/>
+    <w:p>
+      <w:pPr>
+        <w:jc w:val="left"/>
+      </w:pPr>
+      <w:r>
+        <w:rPr>
+          <w:rFonts w:ascii="WenQuanYi Micro Hei" w:hAnsi="WenQuanYi Micro Hei" w:eastAsia="WenQuanYi Micro Hei"/>
+          <w:b/>
+          <w:sz w:val="26"/>
+        </w:rPr>
+        <w:t>（三）志愿者分组（A-G + 外部协作）</w:t>
+      </w:r>
+    </w:p>
+    <w:tbl>
+      <w:tblPr>
+        <w:tblStyle w:val="LightGrid-Accent1"/>
+        <w:tblW w:type="auto" w:w="0"/>
+        <w:tblLayout w:type="fixed"/>
+        <w:tblLook w:firstColumn="1" w:firstRow="1" w:lastColumn="0" w:lastRow="0" w:noHBand="0" w:noVBand="1" w:val="04A0"/>
+      </w:tblPr>
+      <w:tblGrid>
+        <w:gridCol w:w="3249"/>
+        <w:gridCol w:w="3249"/>
+        <w:gridCol w:w="3249"/>
+      </w:tblGrid>
+      <w:tr>
+        <w:tc>
+          <w:tcPr>
+            <w:tcW w:type="dxa" w:w="3249"/>
+            <w:shd w:val="clear" w:color="auto" w:fill="305496"/>
+          </w:tcPr>
+          <w:p>
+            <w:r>
+              <w:rPr>
+                <w:rFonts w:ascii="WenQuanYi Micro Hei" w:hAnsi="WenQuanYi Micro Hei" w:eastAsia="WenQuanYi Micro Hei"/>
+                <w:b/>
+                <w:color w:val="FFFFFF"/>
+                <w:sz w:val="20"/>
+              </w:rPr>
+              <w:t>分组</w:t>
+            </w:r>
+          </w:p>
+        </w:tc>
+        <w:tc>
+          <w:tcPr>
+            <w:tcW w:type="dxa" w:w="3249"/>
+            <w:shd w:val="clear" w:color="auto" w:fill="305496"/>
+          </w:tcPr>
+          <w:p>
+            <w:r>
+              <w:rPr>
+                <w:rFonts w:ascii="WenQuanYi Micro Hei" w:hAnsi="WenQuanYi Micro Hei" w:eastAsia="WenQuanYi Micro Hei"/>
+                <w:b/>
+                <w:color w:val="FFFFFF"/>
+                <w:sz w:val="20"/>
+              </w:rPr>
+              <w:t>职责</w:t>
+            </w:r>
+          </w:p>
+        </w:tc>
+        <w:tc>
+          <w:tcPr>
+            <w:tcW w:type="dxa" w:w="3249"/>
+            <w:shd w:val="clear" w:color="auto" w:fill="305496"/>
+          </w:tcPr>
+          <w:p>
+            <w:r>
+              <w:rPr>
+                <w:rFonts w:ascii="WenQuanYi Micro Hei" w:hAnsi="WenQuanYi Micro Hei" w:eastAsia="WenQuanYi Micro Hei"/>
+                <w:b/>
+                <w:color w:val="FFFFFF"/>
+                <w:sz w:val="20"/>
+              </w:rPr>
+              <w:t>成员（姓名 / 电话）</w:t>
             </w:r>
           </w:p>
         </w:tc>
@@ -11088,7 +12039,7 @@
                 <w:rFonts w:ascii="WenQuanYi Micro Hei" w:hAnsi="WenQuanYi Micro Hei" w:eastAsia="WenQuanYi Micro Hei"/>
                 <w:sz w:val="19"/>
               </w:rPr>
-              <w:t>F 组</w:t>
+              <w:t>A 组</w:t>
             </w:r>
           </w:p>
         </w:tc>
@@ -11103,7 +12054,7 @@
                 <w:rFonts w:ascii="WenQuanYi Micro Hei" w:hAnsi="WenQuanYi Micro Hei" w:eastAsia="WenQuanYi Micro Hei"/>
                 <w:sz w:val="19"/>
               </w:rPr>
-              <w:t>印刷 / 物料</w:t>
+              <w:t>签到引导</w:t>
             </w:r>
           </w:p>
         </w:tc>
@@ -11118,7 +12069,7 @@
                 <w:rFonts w:ascii="WenQuanYi Micro Hei" w:hAnsi="WenQuanYi Micro Hei" w:eastAsia="WenQuanYi Micro Hei"/>
                 <w:sz w:val="19"/>
               </w:rPr>
-              <w:t>朱俊峰 13061624195 / 彭常丽（待补） / 张蒙 13167038908</w:t>
+              <w:t>韦佳玉 17301836967（现场总协调）/ 李振春（待补）</w:t>
             </w:r>
           </w:p>
         </w:tc>
@@ -11135,7 +12086,7 @@
                 <w:rFonts w:ascii="WenQuanYi Micro Hei" w:hAnsi="WenQuanYi Micro Hei" w:eastAsia="WenQuanYi Micro Hei"/>
                 <w:sz w:val="19"/>
               </w:rPr>
-              <w:t>G 组</w:t>
+              <w:t>B 组</w:t>
             </w:r>
           </w:p>
         </w:tc>
@@ -11150,7 +12101,7 @@
                 <w:rFonts w:ascii="WenQuanYi Micro Hei" w:hAnsi="WenQuanYi Micro Hei" w:eastAsia="WenQuanYi Micro Hei"/>
                 <w:sz w:val="19"/>
               </w:rPr>
-              <w:t>现场调度 / 摄影支援</w:t>
+              <w:t>台卡 / 物料</w:t>
             </w:r>
           </w:p>
         </w:tc>
@@ -11165,7 +12116,7 @@
                 <w:rFonts w:ascii="WenQuanYi Micro Hei" w:hAnsi="WenQuanYi Micro Hei" w:eastAsia="WenQuanYi Micro Hei"/>
                 <w:sz w:val="19"/>
               </w:rPr>
-              <w:t>刘严 13045669405 / 李兵 18017922868 / 蔡萍 13916579716 / 马磊 13391021287</w:t>
+              <w:t>王胜 13083003003（VIP 接待）/ 朱铭喆 13052247845 / 蔡杰 13817597850 / 江梳桐（江江 16621274301，请短信）</w:t>
             </w:r>
           </w:p>
         </w:tc>
@@ -11182,6 +12133,241 @@
                 <w:rFonts w:ascii="WenQuanYi Micro Hei" w:hAnsi="WenQuanYi Micro Hei" w:eastAsia="WenQuanYi Micro Hei"/>
                 <w:sz w:val="19"/>
               </w:rPr>
+              <w:t>C 组</w:t>
+            </w:r>
+          </w:p>
+        </w:tc>
+        <w:tc>
+          <w:tcPr>
+            <w:tcW w:type="dxa" w:w="3249"/>
+            <w:vAlign w:val="center"/>
+          </w:tcPr>
+          <w:p>
+            <w:r>
+              <w:rPr>
+                <w:rFonts w:ascii="WenQuanYi Micro Hei" w:hAnsi="WenQuanYi Micro Hei" w:eastAsia="WenQuanYi Micro Hei"/>
+                <w:sz w:val="19"/>
+              </w:rPr>
+              <w:t>VIP 接待</w:t>
+            </w:r>
+          </w:p>
+        </w:tc>
+        <w:tc>
+          <w:tcPr>
+            <w:tcW w:type="dxa" w:w="3249"/>
+            <w:vAlign w:val="center"/>
+          </w:tcPr>
+          <w:p>
+            <w:r>
+              <w:rPr>
+                <w:rFonts w:ascii="WenQuanYi Micro Hei" w:hAnsi="WenQuanYi Micro Hei" w:eastAsia="WenQuanYi Micro Hei"/>
+                <w:sz w:val="19"/>
+              </w:rPr>
+              <w:t>陈潇 Kelly 15021307893（会务统筹）/ 王珏 13817642219 / 冯墨 18516636112 / 黄露 13916894630 / 吕志翔 18221145186</w:t>
+            </w:r>
+          </w:p>
+        </w:tc>
+      </w:tr>
+      <w:tr>
+        <w:tc>
+          <w:tcPr>
+            <w:tcW w:type="dxa" w:w="3249"/>
+            <w:vAlign w:val="center"/>
+          </w:tcPr>
+          <w:p>
+            <w:r>
+              <w:rPr>
+                <w:rFonts w:ascii="WenQuanYi Micro Hei" w:hAnsi="WenQuanYi Micro Hei" w:eastAsia="WenQuanYi Micro Hei"/>
+                <w:sz w:val="19"/>
+              </w:rPr>
+              <w:t>D 组</w:t>
+            </w:r>
+          </w:p>
+        </w:tc>
+        <w:tc>
+          <w:tcPr>
+            <w:tcW w:type="dxa" w:w="3249"/>
+            <w:vAlign w:val="center"/>
+          </w:tcPr>
+          <w:p>
+            <w:r>
+              <w:rPr>
+                <w:rFonts w:ascii="WenQuanYi Micro Hei" w:hAnsi="WenQuanYi Micro Hei" w:eastAsia="WenQuanYi Micro Hei"/>
+                <w:sz w:val="19"/>
+              </w:rPr>
+              <w:t>圆桌对接 / 物资签收</w:t>
+            </w:r>
+          </w:p>
+        </w:tc>
+        <w:tc>
+          <w:tcPr>
+            <w:tcW w:type="dxa" w:w="3249"/>
+            <w:vAlign w:val="center"/>
+          </w:tcPr>
+          <w:p>
+            <w:r>
+              <w:rPr>
+                <w:rFonts w:ascii="WenQuanYi Micro Hei" w:hAnsi="WenQuanYi Micro Hei" w:eastAsia="WenQuanYi Micro Hei"/>
+                <w:sz w:val="19"/>
+              </w:rPr>
+              <w:t>葛九明（待补） / 李正超（待补）</w:t>
+            </w:r>
+          </w:p>
+        </w:tc>
+      </w:tr>
+      <w:tr>
+        <w:tc>
+          <w:tcPr>
+            <w:tcW w:type="dxa" w:w="3249"/>
+            <w:vAlign w:val="center"/>
+          </w:tcPr>
+          <w:p>
+            <w:r>
+              <w:rPr>
+                <w:rFonts w:ascii="WenQuanYi Micro Hei" w:hAnsi="WenQuanYi Micro Hei" w:eastAsia="WenQuanYi Micro Hei"/>
+                <w:sz w:val="19"/>
+              </w:rPr>
+              <w:t>E 组</w:t>
+            </w:r>
+          </w:p>
+        </w:tc>
+        <w:tc>
+          <w:tcPr>
+            <w:tcW w:type="dxa" w:w="3249"/>
+            <w:vAlign w:val="center"/>
+          </w:tcPr>
+          <w:p>
+            <w:r>
+              <w:rPr>
+                <w:rFonts w:ascii="WenQuanYi Micro Hei" w:hAnsi="WenQuanYi Micro Hei" w:eastAsia="WenQuanYi Micro Hei"/>
+                <w:sz w:val="19"/>
+              </w:rPr>
+              <w:t>晚宴布置 / 席卡</w:t>
+            </w:r>
+          </w:p>
+        </w:tc>
+        <w:tc>
+          <w:tcPr>
+            <w:tcW w:type="dxa" w:w="3249"/>
+            <w:vAlign w:val="center"/>
+          </w:tcPr>
+          <w:p>
+            <w:r>
+              <w:rPr>
+                <w:rFonts w:ascii="WenQuanYi Micro Hei" w:hAnsi="WenQuanYi Micro Hei" w:eastAsia="WenQuanYi Micro Hei"/>
+                <w:sz w:val="19"/>
+              </w:rPr>
+              <w:t>张卓 15123215101 / 高辰辰（待补） / 随圣博 15656979326 / 安淑娟 13661612711</w:t>
+            </w:r>
+          </w:p>
+        </w:tc>
+      </w:tr>
+      <w:tr>
+        <w:tc>
+          <w:tcPr>
+            <w:tcW w:type="dxa" w:w="3249"/>
+            <w:vAlign w:val="center"/>
+          </w:tcPr>
+          <w:p>
+            <w:r>
+              <w:rPr>
+                <w:rFonts w:ascii="WenQuanYi Micro Hei" w:hAnsi="WenQuanYi Micro Hei" w:eastAsia="WenQuanYi Micro Hei"/>
+                <w:sz w:val="19"/>
+              </w:rPr>
+              <w:t>F 组</w:t>
+            </w:r>
+          </w:p>
+        </w:tc>
+        <w:tc>
+          <w:tcPr>
+            <w:tcW w:type="dxa" w:w="3249"/>
+            <w:vAlign w:val="center"/>
+          </w:tcPr>
+          <w:p>
+            <w:r>
+              <w:rPr>
+                <w:rFonts w:ascii="WenQuanYi Micro Hei" w:hAnsi="WenQuanYi Micro Hei" w:eastAsia="WenQuanYi Micro Hei"/>
+                <w:sz w:val="19"/>
+              </w:rPr>
+              <w:t>印刷 / 物料</w:t>
+            </w:r>
+          </w:p>
+        </w:tc>
+        <w:tc>
+          <w:tcPr>
+            <w:tcW w:type="dxa" w:w="3249"/>
+            <w:vAlign w:val="center"/>
+          </w:tcPr>
+          <w:p>
+            <w:r>
+              <w:rPr>
+                <w:rFonts w:ascii="WenQuanYi Micro Hei" w:hAnsi="WenQuanYi Micro Hei" w:eastAsia="WenQuanYi Micro Hei"/>
+                <w:sz w:val="19"/>
+              </w:rPr>
+              <w:t>朱俊峰 13061624195 / 彭常丽（待补） / 张蒙 13167038908</w:t>
+            </w:r>
+          </w:p>
+        </w:tc>
+      </w:tr>
+      <w:tr>
+        <w:tc>
+          <w:tcPr>
+            <w:tcW w:type="dxa" w:w="3249"/>
+            <w:vAlign w:val="center"/>
+          </w:tcPr>
+          <w:p>
+            <w:r>
+              <w:rPr>
+                <w:rFonts w:ascii="WenQuanYi Micro Hei" w:hAnsi="WenQuanYi Micro Hei" w:eastAsia="WenQuanYi Micro Hei"/>
+                <w:sz w:val="19"/>
+              </w:rPr>
+              <w:t>G 组</w:t>
+            </w:r>
+          </w:p>
+        </w:tc>
+        <w:tc>
+          <w:tcPr>
+            <w:tcW w:type="dxa" w:w="3249"/>
+            <w:vAlign w:val="center"/>
+          </w:tcPr>
+          <w:p>
+            <w:r>
+              <w:rPr>
+                <w:rFonts w:ascii="WenQuanYi Micro Hei" w:hAnsi="WenQuanYi Micro Hei" w:eastAsia="WenQuanYi Micro Hei"/>
+                <w:sz w:val="19"/>
+              </w:rPr>
+              <w:t>现场调度 / 摄影支援</w:t>
+            </w:r>
+          </w:p>
+        </w:tc>
+        <w:tc>
+          <w:tcPr>
+            <w:tcW w:type="dxa" w:w="3249"/>
+            <w:vAlign w:val="center"/>
+          </w:tcPr>
+          <w:p>
+            <w:r>
+              <w:rPr>
+                <w:rFonts w:ascii="WenQuanYi Micro Hei" w:hAnsi="WenQuanYi Micro Hei" w:eastAsia="WenQuanYi Micro Hei"/>
+                <w:sz w:val="19"/>
+              </w:rPr>
+              <w:t>刘严 13045669405 / 李兵 18017922868 / 蔡萍 13916579716 / 马磊 13391021287</w:t>
+            </w:r>
+          </w:p>
+        </w:tc>
+      </w:tr>
+      <w:tr>
+        <w:tc>
+          <w:tcPr>
+            <w:tcW w:type="dxa" w:w="3249"/>
+            <w:vAlign w:val="center"/>
+          </w:tcPr>
+          <w:p>
+            <w:r>
+              <w:rPr>
+                <w:rFonts w:ascii="WenQuanYi Micro Hei" w:hAnsi="WenQuanYi Micro Hei" w:eastAsia="WenQuanYi Micro Hei"/>
+                <w:sz w:val="19"/>
+              </w:rPr>
               <w:t>外部协作</w:t>
             </w:r>
           </w:p>
@@ -11197,7 +12383,7 @@
                 <w:rFonts w:ascii="WenQuanYi Micro Hei" w:hAnsi="WenQuanYi Micro Hei" w:eastAsia="WenQuanYi Micro Hei"/>
                 <w:sz w:val="19"/>
               </w:rPr>
-              <w:t>总联系 / 摄影 / 外部</w:t>
+              <w:t>（参照分工表）</w:t>
             </w:r>
           </w:p>
         </w:tc>
@@ -11212,7 +12398,7 @@
                 <w:rFonts w:ascii="WenQuanYi Micro Hei" w:hAnsi="WenQuanYi Micro Hei" w:eastAsia="WenQuanYi Micro Hei"/>
                 <w:sz w:val="19"/>
               </w:rPr>
-              <w:t>胡继刚 13262607888 / 皮尔德小C 15339617481 / 洪小燕（摄影）15021488859 / 江江 16621274301</w:t>
+              <w:t>皮尔德小C 15339617481 / 江江 16621274301（请短信）</w:t>
             </w:r>
           </w:p>
         </w:tc>
@@ -11234,7 +12420,7 @@
           <w:b/>
           <w:sz w:val="32"/>
         </w:rPr>
-        <w:t>六、赞助物资清单（5/22 到场登记表）</w:t>
+        <w:t>六、赞助物资清单（5/22 09:00-11:00 统一入场）</w:t>
       </w:r>
     </w:p>
     <w:tbl>
@@ -11257,7 +12443,7 @@
       <w:tr>
         <w:tc>
           <w:tcPr>
-            <w:tcW w:type="dxa" w:w="680"/>
+            <w:tcW w:type="dxa" w:w="567"/>
             <w:shd w:val="clear" w:color="auto" w:fill="305496"/>
           </w:tcPr>
           <w:p>
@@ -11274,7 +12460,7 @@
         </w:tc>
         <w:tc>
           <w:tcPr>
-            <w:tcW w:type="dxa" w:w="1417"/>
+            <w:tcW w:type="dxa" w:w="1701"/>
             <w:shd w:val="clear" w:color="auto" w:fill="305496"/>
           </w:tcPr>
           <w:p>
@@ -11308,7 +12494,7 @@
         </w:tc>
         <w:tc>
           <w:tcPr>
-            <w:tcW w:type="dxa" w:w="1020"/>
+            <w:tcW w:type="dxa" w:w="1247"/>
             <w:shd w:val="clear" w:color="auto" w:fill="305496"/>
           </w:tcPr>
           <w:p>
@@ -11325,7 +12511,7 @@
         </w:tc>
         <w:tc>
           <w:tcPr>
-            <w:tcW w:type="dxa" w:w="1304"/>
+            <w:tcW w:type="dxa" w:w="1134"/>
             <w:shd w:val="clear" w:color="auto" w:fill="305496"/>
           </w:tcPr>
           <w:p>
@@ -11336,13 +12522,13 @@
                 <w:color w:val="FFFFFF"/>
                 <w:sz w:val="20"/>
               </w:rPr>
-              <w:t>送达时间</w:t>
-            </w:r>
-          </w:p>
-        </w:tc>
-        <w:tc>
-          <w:tcPr>
-            <w:tcW w:type="dxa" w:w="1814"/>
+              <w:t>时间窗</w:t>
+            </w:r>
+          </w:p>
+        </w:tc>
+        <w:tc>
+          <w:tcPr>
+            <w:tcW w:type="dxa" w:w="1701"/>
             <w:shd w:val="clear" w:color="auto" w:fill="305496"/>
           </w:tcPr>
           <w:p>
@@ -11359,7 +12545,7 @@
         </w:tc>
         <w:tc>
           <w:tcPr>
-            <w:tcW w:type="dxa" w:w="1531"/>
+            <w:tcW w:type="dxa" w:w="1474"/>
             <w:shd w:val="clear" w:color="auto" w:fill="305496"/>
           </w:tcPr>
           <w:p>
@@ -11376,7 +12562,7 @@
         </w:tc>
         <w:tc>
           <w:tcPr>
-            <w:tcW w:type="dxa" w:w="1304"/>
+            <w:tcW w:type="dxa" w:w="1134"/>
             <w:shd w:val="clear" w:color="auto" w:fill="305496"/>
           </w:tcPr>
           <w:p>
@@ -11395,7 +12581,7 @@
       <w:tr>
         <w:tc>
           <w:tcPr>
-            <w:tcW w:type="dxa" w:w="680"/>
+            <w:tcW w:type="dxa" w:w="567"/>
             <w:vAlign w:val="center"/>
           </w:tcPr>
           <w:p>
@@ -11410,7 +12596,7 @@
         </w:tc>
         <w:tc>
           <w:tcPr>
-            <w:tcW w:type="dxa" w:w="1417"/>
+            <w:tcW w:type="dxa" w:w="1701"/>
             <w:vAlign w:val="center"/>
           </w:tcPr>
           <w:p>
@@ -11434,73 +12620,73 @@
                 <w:rFonts w:ascii="WenQuanYi Micro Hei" w:hAnsi="WenQuanYi Micro Hei" w:eastAsia="WenQuanYi Micro Hei"/>
                 <w:sz w:val="19"/>
               </w:rPr>
-              <w:t>【绿城·潮鸣】KT 板 + 邀请码核验物料</w:t>
-            </w:r>
-          </w:p>
-        </w:tc>
-        <w:tc>
-          <w:tcPr>
-            <w:tcW w:type="dxa" w:w="1020"/>
-            <w:vAlign w:val="center"/>
-          </w:tcPr>
-          <w:p>
-            <w:r>
-              <w:rPr>
-                <w:rFonts w:ascii="WenQuanYi Micro Hei" w:hAnsi="WenQuanYi Micro Hei" w:eastAsia="WenQuanYi Micro Hei"/>
-                <w:sz w:val="19"/>
-              </w:rPr>
-              <w:t>待定</w:t>
-            </w:r>
-          </w:p>
-        </w:tc>
-        <w:tc>
-          <w:tcPr>
-            <w:tcW w:type="dxa" w:w="1304"/>
-            <w:vAlign w:val="center"/>
-          </w:tcPr>
-          <w:p>
-            <w:r>
-              <w:rPr>
-                <w:rFonts w:ascii="WenQuanYi Micro Hei" w:hAnsi="WenQuanYi Micro Hei" w:eastAsia="WenQuanYi Micro Hei"/>
-                <w:sz w:val="19"/>
-              </w:rPr>
-              <w:t>5/22 09:00 前</w:t>
-            </w:r>
-          </w:p>
-        </w:tc>
-        <w:tc>
-          <w:tcPr>
-            <w:tcW w:type="dxa" w:w="1814"/>
-            <w:vAlign w:val="center"/>
-          </w:tcPr>
-          <w:p>
-            <w:r>
-              <w:rPr>
-                <w:rFonts w:ascii="WenQuanYi Micro Hei" w:hAnsi="WenQuanYi Micro Hei" w:eastAsia="WenQuanYi Micro Hei"/>
-                <w:sz w:val="19"/>
-              </w:rPr>
-              <w:t>待补</w:t>
-            </w:r>
-          </w:p>
-        </w:tc>
-        <w:tc>
-          <w:tcPr>
-            <w:tcW w:type="dxa" w:w="1531"/>
-            <w:vAlign w:val="center"/>
-          </w:tcPr>
-          <w:p>
-            <w:r>
-              <w:rPr>
-                <w:rFonts w:ascii="WenQuanYi Micro Hei" w:hAnsi="WenQuanYi Micro Hei" w:eastAsia="WenQuanYi Micro Hei"/>
-                <w:sz w:val="19"/>
-              </w:rPr>
-              <w:t>晚宴主入口</w:t>
-            </w:r>
-          </w:p>
-        </w:tc>
-        <w:tc>
-          <w:tcPr>
-            <w:tcW w:type="dxa" w:w="1304"/>
+              <w:t>品宣产品（KT 板 / 易拉宝 / 宣传册）</w:t>
+            </w:r>
+          </w:p>
+        </w:tc>
+        <w:tc>
+          <w:tcPr>
+            <w:tcW w:type="dxa" w:w="1247"/>
+            <w:vAlign w:val="center"/>
+          </w:tcPr>
+          <w:p>
+            <w:r>
+              <w:rPr>
+                <w:rFonts w:ascii="WenQuanYi Micro Hei" w:hAnsi="WenQuanYi Micro Hei" w:eastAsia="WenQuanYi Micro Hei"/>
+                <w:sz w:val="19"/>
+              </w:rPr>
+              <w:t>1 套</w:t>
+            </w:r>
+          </w:p>
+        </w:tc>
+        <w:tc>
+          <w:tcPr>
+            <w:tcW w:type="dxa" w:w="1134"/>
+            <w:vAlign w:val="center"/>
+          </w:tcPr>
+          <w:p>
+            <w:r>
+              <w:rPr>
+                <w:rFonts w:ascii="WenQuanYi Micro Hei" w:hAnsi="WenQuanYi Micro Hei" w:eastAsia="WenQuanYi Micro Hei"/>
+                <w:sz w:val="19"/>
+              </w:rPr>
+              <w:t>09:00-10:00</w:t>
+            </w:r>
+          </w:p>
+        </w:tc>
+        <w:tc>
+          <w:tcPr>
+            <w:tcW w:type="dxa" w:w="1701"/>
+            <w:vAlign w:val="center"/>
+          </w:tcPr>
+          <w:p>
+            <w:r>
+              <w:rPr>
+                <w:rFonts w:ascii="WenQuanYi Micro Hei" w:hAnsi="WenQuanYi Micro Hei" w:eastAsia="WenQuanYi Micro Hei"/>
+                <w:sz w:val="19"/>
+              </w:rPr>
+              <w:t>缪川 / 笪浩</w:t>
+            </w:r>
+          </w:p>
+        </w:tc>
+        <w:tc>
+          <w:tcPr>
+            <w:tcW w:type="dxa" w:w="1474"/>
+            <w:vAlign w:val="center"/>
+          </w:tcPr>
+          <w:p>
+            <w:r>
+              <w:rPr>
+                <w:rFonts w:ascii="WenQuanYi Micro Hei" w:hAnsi="WenQuanYi Micro Hei" w:eastAsia="WenQuanYi Micro Hei"/>
+                <w:sz w:val="19"/>
+              </w:rPr>
+              <w:t>晚宴主入口 + 主舞台</w:t>
+            </w:r>
+          </w:p>
+        </w:tc>
+        <w:tc>
+          <w:tcPr>
+            <w:tcW w:type="dxa" w:w="1134"/>
             <w:vAlign w:val="center"/>
           </w:tcPr>
           <w:p>
@@ -11517,7 +12703,7 @@
       <w:tr>
         <w:tc>
           <w:tcPr>
-            <w:tcW w:type="dxa" w:w="680"/>
+            <w:tcW w:type="dxa" w:w="567"/>
             <w:vAlign w:val="center"/>
           </w:tcPr>
           <w:p>
@@ -11532,7 +12718,7 @@
         </w:tc>
         <w:tc>
           <w:tcPr>
-            <w:tcW w:type="dxa" w:w="1417"/>
+            <w:tcW w:type="dxa" w:w="1701"/>
             <w:vAlign w:val="center"/>
           </w:tcPr>
           <w:p>
@@ -11556,13 +12742,13 @@
                 <w:rFonts w:ascii="WenQuanYi Micro Hei" w:hAnsi="WenQuanYi Micro Hei" w:eastAsia="WenQuanYi Micro Hei"/>
                 <w:sz w:val="19"/>
               </w:rPr>
-              <w:t>晚宴定制礼品</w:t>
-            </w:r>
-          </w:p>
-        </w:tc>
-        <w:tc>
-          <w:tcPr>
-            <w:tcW w:type="dxa" w:w="1020"/>
+              <w:t>定制礼品</w:t>
+            </w:r>
+          </w:p>
+        </w:tc>
+        <w:tc>
+          <w:tcPr>
+            <w:tcW w:type="dxa" w:w="1247"/>
             <w:vAlign w:val="center"/>
           </w:tcPr>
           <w:p>
@@ -11577,37 +12763,37 @@
         </w:tc>
         <w:tc>
           <w:tcPr>
-            <w:tcW w:type="dxa" w:w="1304"/>
-            <w:vAlign w:val="center"/>
-          </w:tcPr>
-          <w:p>
-            <w:r>
-              <w:rPr>
-                <w:rFonts w:ascii="WenQuanYi Micro Hei" w:hAnsi="WenQuanYi Micro Hei" w:eastAsia="WenQuanYi Micro Hei"/>
-                <w:sz w:val="19"/>
-              </w:rPr>
-              <w:t>5/22 14:00 前</w:t>
-            </w:r>
-          </w:p>
-        </w:tc>
-        <w:tc>
-          <w:tcPr>
-            <w:tcW w:type="dxa" w:w="1814"/>
-            <w:vAlign w:val="center"/>
-          </w:tcPr>
-          <w:p>
-            <w:r>
-              <w:rPr>
-                <w:rFonts w:ascii="WenQuanYi Micro Hei" w:hAnsi="WenQuanYi Micro Hei" w:eastAsia="WenQuanYi Micro Hei"/>
-                <w:sz w:val="19"/>
-              </w:rPr>
-              <w:t>待补</w:t>
-            </w:r>
-          </w:p>
-        </w:tc>
-        <w:tc>
-          <w:tcPr>
-            <w:tcW w:type="dxa" w:w="1531"/>
+            <w:tcW w:type="dxa" w:w="1134"/>
+            <w:vAlign w:val="center"/>
+          </w:tcPr>
+          <w:p>
+            <w:r>
+              <w:rPr>
+                <w:rFonts w:ascii="WenQuanYi Micro Hei" w:hAnsi="WenQuanYi Micro Hei" w:eastAsia="WenQuanYi Micro Hei"/>
+                <w:sz w:val="19"/>
+              </w:rPr>
+              <w:t>09:00-11:00</w:t>
+            </w:r>
+          </w:p>
+        </w:tc>
+        <w:tc>
+          <w:tcPr>
+            <w:tcW w:type="dxa" w:w="1701"/>
+            <w:vAlign w:val="center"/>
+          </w:tcPr>
+          <w:p>
+            <w:r>
+              <w:rPr>
+                <w:rFonts w:ascii="WenQuanYi Micro Hei" w:hAnsi="WenQuanYi Micro Hei" w:eastAsia="WenQuanYi Micro Hei"/>
+                <w:sz w:val="19"/>
+              </w:rPr>
+              <w:t>缪川 / 笪浩</w:t>
+            </w:r>
+          </w:p>
+        </w:tc>
+        <w:tc>
+          <w:tcPr>
+            <w:tcW w:type="dxa" w:w="1474"/>
             <w:vAlign w:val="center"/>
           </w:tcPr>
           <w:p>
@@ -11622,7 +12808,7 @@
         </w:tc>
         <w:tc>
           <w:tcPr>
-            <w:tcW w:type="dxa" w:w="1304"/>
+            <w:tcW w:type="dxa" w:w="1134"/>
             <w:vAlign w:val="center"/>
           </w:tcPr>
           <w:p>
@@ -11639,7 +12825,7 @@
       <w:tr>
         <w:tc>
           <w:tcPr>
-            <w:tcW w:type="dxa" w:w="680"/>
+            <w:tcW w:type="dxa" w:w="567"/>
             <w:vAlign w:val="center"/>
           </w:tcPr>
           <w:p>
@@ -11654,7 +12840,7 @@
         </w:tc>
         <w:tc>
           <w:tcPr>
-            <w:tcW w:type="dxa" w:w="1417"/>
+            <w:tcW w:type="dxa" w:w="1701"/>
             <w:vAlign w:val="center"/>
           </w:tcPr>
           <w:p>
@@ -11678,13 +12864,13 @@
                 <w:rFonts w:ascii="WenQuanYi Micro Hei" w:hAnsi="WenQuanYi Micro Hei" w:eastAsia="WenQuanYi Micro Hei"/>
                 <w:sz w:val="19"/>
               </w:rPr>
-              <w:t>易拉宝 / 礼品</w:t>
-            </w:r>
-          </w:p>
-        </w:tc>
-        <w:tc>
-          <w:tcPr>
-            <w:tcW w:type="dxa" w:w="1020"/>
+              <w:t>易拉宝 + 礼品</w:t>
+            </w:r>
+          </w:p>
+        </w:tc>
+        <w:tc>
+          <w:tcPr>
+            <w:tcW w:type="dxa" w:w="1247"/>
             <w:vAlign w:val="center"/>
           </w:tcPr>
           <w:p>
@@ -11699,22 +12885,22 @@
         </w:tc>
         <w:tc>
           <w:tcPr>
-            <w:tcW w:type="dxa" w:w="1304"/>
-            <w:vAlign w:val="center"/>
-          </w:tcPr>
-          <w:p>
-            <w:r>
-              <w:rPr>
-                <w:rFonts w:ascii="WenQuanYi Micro Hei" w:hAnsi="WenQuanYi Micro Hei" w:eastAsia="WenQuanYi Micro Hei"/>
-                <w:sz w:val="19"/>
-              </w:rPr>
-              <w:t>5/22 10:00 前</w:t>
-            </w:r>
-          </w:p>
-        </w:tc>
-        <w:tc>
-          <w:tcPr>
-            <w:tcW w:type="dxa" w:w="1814"/>
+            <w:tcW w:type="dxa" w:w="1134"/>
+            <w:vAlign w:val="center"/>
+          </w:tcPr>
+          <w:p>
+            <w:r>
+              <w:rPr>
+                <w:rFonts w:ascii="WenQuanYi Micro Hei" w:hAnsi="WenQuanYi Micro Hei" w:eastAsia="WenQuanYi Micro Hei"/>
+                <w:sz w:val="19"/>
+              </w:rPr>
+              <w:t>09:00-11:00</w:t>
+            </w:r>
+          </w:p>
+        </w:tc>
+        <w:tc>
+          <w:tcPr>
+            <w:tcW w:type="dxa" w:w="1701"/>
             <w:vAlign w:val="center"/>
           </w:tcPr>
           <w:p>
@@ -11729,22 +12915,22 @@
         </w:tc>
         <w:tc>
           <w:tcPr>
-            <w:tcW w:type="dxa" w:w="1531"/>
-            <w:vAlign w:val="center"/>
-          </w:tcPr>
-          <w:p>
-            <w:r>
-              <w:rPr>
-                <w:rFonts w:ascii="WenQuanYi Micro Hei" w:hAnsi="WenQuanYi Micro Hei" w:eastAsia="WenQuanYi Micro Hei"/>
-                <w:sz w:val="19"/>
-              </w:rPr>
-              <w:t>主舞台 / 签到处</w:t>
-            </w:r>
-          </w:p>
-        </w:tc>
-        <w:tc>
-          <w:tcPr>
-            <w:tcW w:type="dxa" w:w="1304"/>
+            <w:tcW w:type="dxa" w:w="1474"/>
+            <w:vAlign w:val="center"/>
+          </w:tcPr>
+          <w:p>
+            <w:r>
+              <w:rPr>
+                <w:rFonts w:ascii="WenQuanYi Micro Hei" w:hAnsi="WenQuanYi Micro Hei" w:eastAsia="WenQuanYi Micro Hei"/>
+                <w:sz w:val="19"/>
+              </w:rPr>
+              <w:t>主舞台 + 签到处</w:t>
+            </w:r>
+          </w:p>
+        </w:tc>
+        <w:tc>
+          <w:tcPr>
+            <w:tcW w:type="dxa" w:w="1134"/>
             <w:vAlign w:val="center"/>
           </w:tcPr>
           <w:p>
@@ -11761,7 +12947,7 @@
       <w:tr>
         <w:tc>
           <w:tcPr>
-            <w:tcW w:type="dxa" w:w="680"/>
+            <w:tcW w:type="dxa" w:w="567"/>
             <w:vAlign w:val="center"/>
           </w:tcPr>
           <w:p>
@@ -11776,16 +12962,16 @@
         </w:tc>
         <w:tc>
           <w:tcPr>
-            <w:tcW w:type="dxa" w:w="1417"/>
-            <w:vAlign w:val="center"/>
-          </w:tcPr>
-          <w:p>
-            <w:r>
-              <w:rPr>
-                <w:rFonts w:ascii="WenQuanYi Micro Hei" w:hAnsi="WenQuanYi Micro Hei" w:eastAsia="WenQuanYi Micro Hei"/>
-                <w:sz w:val="19"/>
-              </w:rPr>
-              <w:t>福布斯中国 AI 评选委员会</w:t>
+            <w:tcW w:type="dxa" w:w="1701"/>
+            <w:vAlign w:val="center"/>
+          </w:tcPr>
+          <w:p>
+            <w:r>
+              <w:rPr>
+                <w:rFonts w:ascii="WenQuanYi Micro Hei" w:hAnsi="WenQuanYi Micro Hei" w:eastAsia="WenQuanYi Micro Hei"/>
+                <w:sz w:val="19"/>
+              </w:rPr>
+              <w:t>★ 华为鸿蒙汽车（新增）</w:t>
             </w:r>
           </w:p>
         </w:tc>
@@ -11800,43 +12986,43 @@
                 <w:rFonts w:ascii="WenQuanYi Micro Hei" w:hAnsi="WenQuanYi Micro Hei" w:eastAsia="WenQuanYi Micro Hei"/>
                 <w:sz w:val="19"/>
               </w:rPr>
-              <w:t>★ 奖杯 / 证书 / 颁奖背景板</w:t>
-            </w:r>
-          </w:p>
-        </w:tc>
-        <w:tc>
-          <w:tcPr>
-            <w:tcW w:type="dxa" w:w="1020"/>
-            <w:vAlign w:val="center"/>
-          </w:tcPr>
-          <w:p>
-            <w:r>
-              <w:rPr>
-                <w:rFonts w:ascii="WenQuanYi Micro Hei" w:hAnsi="WenQuanYi Micro Hei" w:eastAsia="WenQuanYi Micro Hei"/>
-                <w:sz w:val="19"/>
-              </w:rPr>
-              <w:t>若干</w:t>
-            </w:r>
-          </w:p>
-        </w:tc>
-        <w:tc>
-          <w:tcPr>
-            <w:tcW w:type="dxa" w:w="1304"/>
-            <w:vAlign w:val="center"/>
-          </w:tcPr>
-          <w:p>
-            <w:r>
-              <w:rPr>
-                <w:rFonts w:ascii="WenQuanYi Micro Hei" w:hAnsi="WenQuanYi Micro Hei" w:eastAsia="WenQuanYi Micro Hei"/>
-                <w:sz w:val="19"/>
-              </w:rPr>
-              <w:t>5/22 12:00 前（必到）</w:t>
-            </w:r>
-          </w:p>
-        </w:tc>
-        <w:tc>
-          <w:tcPr>
-            <w:tcW w:type="dxa" w:w="1814"/>
+              <w:t>★ 展车 + 易拉宝 + 礼品</w:t>
+            </w:r>
+          </w:p>
+        </w:tc>
+        <w:tc>
+          <w:tcPr>
+            <w:tcW w:type="dxa" w:w="1247"/>
+            <w:vAlign w:val="center"/>
+          </w:tcPr>
+          <w:p>
+            <w:r>
+              <w:rPr>
+                <w:rFonts w:ascii="WenQuanYi Micro Hei" w:hAnsi="WenQuanYi Micro Hei" w:eastAsia="WenQuanYi Micro Hei"/>
+                <w:sz w:val="19"/>
+              </w:rPr>
+              <w:t>1 车 + 物料</w:t>
+            </w:r>
+          </w:p>
+        </w:tc>
+        <w:tc>
+          <w:tcPr>
+            <w:tcW w:type="dxa" w:w="1134"/>
+            <w:vAlign w:val="center"/>
+          </w:tcPr>
+          <w:p>
+            <w:r>
+              <w:rPr>
+                <w:rFonts w:ascii="WenQuanYi Micro Hei" w:hAnsi="WenQuanYi Micro Hei" w:eastAsia="WenQuanYi Micro Hei"/>
+                <w:sz w:val="19"/>
+              </w:rPr>
+              <w:t>★ 09:00-10:00</w:t>
+            </w:r>
+          </w:p>
+        </w:tc>
+        <w:tc>
+          <w:tcPr>
+            <w:tcW w:type="dxa" w:w="1701"/>
             <w:vAlign w:val="center"/>
           </w:tcPr>
           <w:p>
@@ -11851,31 +13037,31 @@
         </w:tc>
         <w:tc>
           <w:tcPr>
-            <w:tcW w:type="dxa" w:w="1531"/>
-            <w:vAlign w:val="center"/>
-          </w:tcPr>
-          <w:p>
-            <w:r>
-              <w:rPr>
-                <w:rFonts w:ascii="WenQuanYi Micro Hei" w:hAnsi="WenQuanYi Micro Hei" w:eastAsia="WenQuanYi Micro Hei"/>
-                <w:sz w:val="19"/>
-              </w:rPr>
-              <w:t>主舞台 + 颁奖区</w:t>
-            </w:r>
-          </w:p>
-        </w:tc>
-        <w:tc>
-          <w:tcPr>
-            <w:tcW w:type="dxa" w:w="1304"/>
-            <w:vAlign w:val="center"/>
-          </w:tcPr>
-          <w:p>
-            <w:r>
-              <w:rPr>
-                <w:rFonts w:ascii="WenQuanYi Micro Hei" w:hAnsi="WenQuanYi Micro Hei" w:eastAsia="WenQuanYi Micro Hei"/>
-                <w:sz w:val="19"/>
-              </w:rPr>
-              <w:t>张蒙</w:t>
+            <w:tcW w:type="dxa" w:w="1474"/>
+            <w:vAlign w:val="center"/>
+          </w:tcPr>
+          <w:p>
+            <w:r>
+              <w:rPr>
+                <w:rFonts w:ascii="WenQuanYi Micro Hei" w:hAnsi="WenQuanYi Micro Hei" w:eastAsia="WenQuanYi Micro Hei"/>
+                <w:sz w:val="19"/>
+              </w:rPr>
+              <w:t>一滴水入口外</w:t>
+            </w:r>
+          </w:p>
+        </w:tc>
+        <w:tc>
+          <w:tcPr>
+            <w:tcW w:type="dxa" w:w="1134"/>
+            <w:vAlign w:val="center"/>
+          </w:tcPr>
+          <w:p>
+            <w:r>
+              <w:rPr>
+                <w:rFonts w:ascii="WenQuanYi Micro Hei" w:hAnsi="WenQuanYi Micro Hei" w:eastAsia="WenQuanYi Micro Hei"/>
+                <w:sz w:val="19"/>
+              </w:rPr>
+              <w:t>葛九明、李正超</w:t>
             </w:r>
           </w:p>
         </w:tc>
@@ -11883,7 +13069,7 @@
       <w:tr>
         <w:tc>
           <w:tcPr>
-            <w:tcW w:type="dxa" w:w="680"/>
+            <w:tcW w:type="dxa" w:w="567"/>
             <w:vAlign w:val="center"/>
           </w:tcPr>
           <w:p>
@@ -11898,7 +13084,7 @@
         </w:tc>
         <w:tc>
           <w:tcPr>
-            <w:tcW w:type="dxa" w:w="1417"/>
+            <w:tcW w:type="dxa" w:w="1701"/>
             <w:vAlign w:val="center"/>
           </w:tcPr>
           <w:p>
@@ -11922,13 +13108,13 @@
                 <w:rFonts w:ascii="WenQuanYi Micro Hei" w:hAnsi="WenQuanYi Micro Hei" w:eastAsia="WenQuanYi Micro Hei"/>
                 <w:sz w:val="19"/>
               </w:rPr>
-              <w:t>展车 / 易拉宝 / 礼品</w:t>
-            </w:r>
-          </w:p>
-        </w:tc>
-        <w:tc>
-          <w:tcPr>
-            <w:tcW w:type="dxa" w:w="1020"/>
+              <w:t>易拉宝 + 礼品（不展车）</w:t>
+            </w:r>
+          </w:p>
+        </w:tc>
+        <w:tc>
+          <w:tcPr>
+            <w:tcW w:type="dxa" w:w="1247"/>
             <w:vAlign w:val="center"/>
           </w:tcPr>
           <w:p>
@@ -11943,61 +13129,61 @@
         </w:tc>
         <w:tc>
           <w:tcPr>
-            <w:tcW w:type="dxa" w:w="1304"/>
-            <w:vAlign w:val="center"/>
-          </w:tcPr>
-          <w:p>
-            <w:r>
-              <w:rPr>
-                <w:rFonts w:ascii="WenQuanYi Micro Hei" w:hAnsi="WenQuanYi Micro Hei" w:eastAsia="WenQuanYi Micro Hei"/>
-                <w:sz w:val="19"/>
-              </w:rPr>
-              <w:t>5/22 08:00 / 10:00</w:t>
-            </w:r>
-          </w:p>
-        </w:tc>
-        <w:tc>
-          <w:tcPr>
-            <w:tcW w:type="dxa" w:w="1814"/>
-            <w:vAlign w:val="center"/>
-          </w:tcPr>
-          <w:p>
-            <w:r>
-              <w:rPr>
-                <w:rFonts w:ascii="WenQuanYi Micro Hei" w:hAnsi="WenQuanYi Micro Hei" w:eastAsia="WenQuanYi Micro Hei"/>
-                <w:sz w:val="19"/>
-              </w:rPr>
-              <w:t>待补</w:t>
-            </w:r>
-          </w:p>
-        </w:tc>
-        <w:tc>
-          <w:tcPr>
-            <w:tcW w:type="dxa" w:w="1531"/>
-            <w:vAlign w:val="center"/>
-          </w:tcPr>
-          <w:p>
-            <w:r>
-              <w:rPr>
-                <w:rFonts w:ascii="WenQuanYi Micro Hei" w:hAnsi="WenQuanYi Micro Hei" w:eastAsia="WenQuanYi Micro Hei"/>
-                <w:sz w:val="19"/>
-              </w:rPr>
-              <w:t>入口外 / 大厅</w:t>
-            </w:r>
-          </w:p>
-        </w:tc>
-        <w:tc>
-          <w:tcPr>
-            <w:tcW w:type="dxa" w:w="1304"/>
-            <w:vAlign w:val="center"/>
-          </w:tcPr>
-          <w:p>
-            <w:r>
-              <w:rPr>
-                <w:rFonts w:ascii="WenQuanYi Micro Hei" w:hAnsi="WenQuanYi Micro Hei" w:eastAsia="WenQuanYi Micro Hei"/>
-                <w:sz w:val="19"/>
-              </w:rPr>
-              <w:t>葛九明、李正超</w:t>
+            <w:tcW w:type="dxa" w:w="1134"/>
+            <w:vAlign w:val="center"/>
+          </w:tcPr>
+          <w:p>
+            <w:r>
+              <w:rPr>
+                <w:rFonts w:ascii="WenQuanYi Micro Hei" w:hAnsi="WenQuanYi Micro Hei" w:eastAsia="WenQuanYi Micro Hei"/>
+                <w:sz w:val="19"/>
+              </w:rPr>
+              <w:t>09:00-11:00</w:t>
+            </w:r>
+          </w:p>
+        </w:tc>
+        <w:tc>
+          <w:tcPr>
+            <w:tcW w:type="dxa" w:w="1701"/>
+            <w:vAlign w:val="center"/>
+          </w:tcPr>
+          <w:p>
+            <w:r>
+              <w:rPr>
+                <w:rFonts w:ascii="WenQuanYi Micro Hei" w:hAnsi="WenQuanYi Micro Hei" w:eastAsia="WenQuanYi Micro Hei"/>
+                <w:sz w:val="19"/>
+              </w:rPr>
+              <w:t>李睿</w:t>
+            </w:r>
+          </w:p>
+        </w:tc>
+        <w:tc>
+          <w:tcPr>
+            <w:tcW w:type="dxa" w:w="1474"/>
+            <w:vAlign w:val="center"/>
+          </w:tcPr>
+          <w:p>
+            <w:r>
+              <w:rPr>
+                <w:rFonts w:ascii="WenQuanYi Micro Hei" w:hAnsi="WenQuanYi Micro Hei" w:eastAsia="WenQuanYi Micro Hei"/>
+                <w:sz w:val="19"/>
+              </w:rPr>
+              <w:t>大厅展位</w:t>
+            </w:r>
+          </w:p>
+        </w:tc>
+        <w:tc>
+          <w:tcPr>
+            <w:tcW w:type="dxa" w:w="1134"/>
+            <w:vAlign w:val="center"/>
+          </w:tcPr>
+          <w:p>
+            <w:r>
+              <w:rPr>
+                <w:rFonts w:ascii="WenQuanYi Micro Hei" w:hAnsi="WenQuanYi Micro Hei" w:eastAsia="WenQuanYi Micro Hei"/>
+                <w:sz w:val="19"/>
+              </w:rPr>
+              <w:t>葛九明</w:t>
             </w:r>
           </w:p>
         </w:tc>
@@ -12005,7 +13191,7 @@
       <w:tr>
         <w:tc>
           <w:tcPr>
-            <w:tcW w:type="dxa" w:w="680"/>
+            <w:tcW w:type="dxa" w:w="567"/>
             <w:vAlign w:val="center"/>
           </w:tcPr>
           <w:p>
@@ -12020,7 +13206,7 @@
         </w:tc>
         <w:tc>
           <w:tcPr>
-            <w:tcW w:type="dxa" w:w="1417"/>
+            <w:tcW w:type="dxa" w:w="1701"/>
             <w:vAlign w:val="center"/>
           </w:tcPr>
           <w:p>
@@ -12044,13 +13230,13 @@
                 <w:rFonts w:ascii="WenQuanYi Micro Hei" w:hAnsi="WenQuanYi Micro Hei" w:eastAsia="WenQuanYi Micro Hei"/>
                 <w:sz w:val="19"/>
               </w:rPr>
-              <w:t>易拉宝 / 礼品</w:t>
-            </w:r>
-          </w:p>
-        </w:tc>
-        <w:tc>
-          <w:tcPr>
-            <w:tcW w:type="dxa" w:w="1020"/>
+              <w:t>易拉宝 + 礼品</w:t>
+            </w:r>
+          </w:p>
+        </w:tc>
+        <w:tc>
+          <w:tcPr>
+            <w:tcW w:type="dxa" w:w="1247"/>
             <w:vAlign w:val="center"/>
           </w:tcPr>
           <w:p>
@@ -12065,22 +13251,22 @@
         </w:tc>
         <w:tc>
           <w:tcPr>
-            <w:tcW w:type="dxa" w:w="1304"/>
-            <w:vAlign w:val="center"/>
-          </w:tcPr>
-          <w:p>
-            <w:r>
-              <w:rPr>
-                <w:rFonts w:ascii="WenQuanYi Micro Hei" w:hAnsi="WenQuanYi Micro Hei" w:eastAsia="WenQuanYi Micro Hei"/>
-                <w:sz w:val="19"/>
-              </w:rPr>
-              <w:t>5/22 10:00 前</w:t>
-            </w:r>
-          </w:p>
-        </w:tc>
-        <w:tc>
-          <w:tcPr>
-            <w:tcW w:type="dxa" w:w="1814"/>
+            <w:tcW w:type="dxa" w:w="1134"/>
+            <w:vAlign w:val="center"/>
+          </w:tcPr>
+          <w:p>
+            <w:r>
+              <w:rPr>
+                <w:rFonts w:ascii="WenQuanYi Micro Hei" w:hAnsi="WenQuanYi Micro Hei" w:eastAsia="WenQuanYi Micro Hei"/>
+                <w:sz w:val="19"/>
+              </w:rPr>
+              <w:t>09:00-11:00</w:t>
+            </w:r>
+          </w:p>
+        </w:tc>
+        <w:tc>
+          <w:tcPr>
+            <w:tcW w:type="dxa" w:w="1701"/>
             <w:vAlign w:val="center"/>
           </w:tcPr>
           <w:p>
@@ -12095,22 +13281,22 @@
         </w:tc>
         <w:tc>
           <w:tcPr>
-            <w:tcW w:type="dxa" w:w="1531"/>
-            <w:vAlign w:val="center"/>
-          </w:tcPr>
-          <w:p>
-            <w:r>
-              <w:rPr>
-                <w:rFonts w:ascii="WenQuanYi Micro Hei" w:hAnsi="WenQuanYi Micro Hei" w:eastAsia="WenQuanYi Micro Hei"/>
-                <w:sz w:val="19"/>
-              </w:rPr>
-              <w:t>签到 + T05/T06 桌</w:t>
-            </w:r>
-          </w:p>
-        </w:tc>
-        <w:tc>
-          <w:tcPr>
-            <w:tcW w:type="dxa" w:w="1304"/>
+            <w:tcW w:type="dxa" w:w="1474"/>
+            <w:vAlign w:val="center"/>
+          </w:tcPr>
+          <w:p>
+            <w:r>
+              <w:rPr>
+                <w:rFonts w:ascii="WenQuanYi Micro Hei" w:hAnsi="WenQuanYi Micro Hei" w:eastAsia="WenQuanYi Micro Hei"/>
+                <w:sz w:val="19"/>
+              </w:rPr>
+              <w:t>签到 + T05/T06</w:t>
+            </w:r>
+          </w:p>
+        </w:tc>
+        <w:tc>
+          <w:tcPr>
+            <w:tcW w:type="dxa" w:w="1134"/>
             <w:vAlign w:val="center"/>
           </w:tcPr>
           <w:p>
@@ -12127,7 +13313,7 @@
       <w:tr>
         <w:tc>
           <w:tcPr>
-            <w:tcW w:type="dxa" w:w="680"/>
+            <w:tcW w:type="dxa" w:w="567"/>
             <w:vAlign w:val="center"/>
           </w:tcPr>
           <w:p>
@@ -12142,7 +13328,7 @@
         </w:tc>
         <w:tc>
           <w:tcPr>
-            <w:tcW w:type="dxa" w:w="1417"/>
+            <w:tcW w:type="dxa" w:w="1701"/>
             <w:vAlign w:val="center"/>
           </w:tcPr>
           <w:p>
@@ -12172,67 +13358,67 @@
         </w:tc>
         <w:tc>
           <w:tcPr>
-            <w:tcW w:type="dxa" w:w="1020"/>
-            <w:vAlign w:val="center"/>
-          </w:tcPr>
-          <w:p>
-            <w:r>
-              <w:rPr>
-                <w:rFonts w:ascii="WenQuanYi Micro Hei" w:hAnsi="WenQuanYi Micro Hei" w:eastAsia="WenQuanYi Micro Hei"/>
-                <w:sz w:val="19"/>
-              </w:rPr>
-              <w:t>待定</w:t>
-            </w:r>
-          </w:p>
-        </w:tc>
-        <w:tc>
-          <w:tcPr>
-            <w:tcW w:type="dxa" w:w="1304"/>
-            <w:vAlign w:val="center"/>
-          </w:tcPr>
-          <w:p>
-            <w:r>
-              <w:rPr>
-                <w:rFonts w:ascii="WenQuanYi Micro Hei" w:hAnsi="WenQuanYi Micro Hei" w:eastAsia="WenQuanYi Micro Hei"/>
-                <w:sz w:val="19"/>
-              </w:rPr>
-              <w:t>5/22 09:00 前</w:t>
-            </w:r>
-          </w:p>
-        </w:tc>
-        <w:tc>
-          <w:tcPr>
-            <w:tcW w:type="dxa" w:w="1814"/>
-            <w:vAlign w:val="center"/>
-          </w:tcPr>
-          <w:p>
-            <w:r>
-              <w:rPr>
-                <w:rFonts w:ascii="WenQuanYi Micro Hei" w:hAnsi="WenQuanYi Micro Hei" w:eastAsia="WenQuanYi Micro Hei"/>
-                <w:sz w:val="19"/>
-              </w:rPr>
-              <w:t>待补</w:t>
-            </w:r>
-          </w:p>
-        </w:tc>
-        <w:tc>
-          <w:tcPr>
-            <w:tcW w:type="dxa" w:w="1531"/>
-            <w:vAlign w:val="center"/>
-          </w:tcPr>
-          <w:p>
-            <w:r>
-              <w:rPr>
-                <w:rFonts w:ascii="WenQuanYi Micro Hei" w:hAnsi="WenQuanYi Micro Hei" w:eastAsia="WenQuanYi Micro Hei"/>
-                <w:sz w:val="19"/>
-              </w:rPr>
-              <w:t>中场茶歇区（16:00-16:50）</w:t>
-            </w:r>
-          </w:p>
-        </w:tc>
-        <w:tc>
-          <w:tcPr>
-            <w:tcW w:type="dxa" w:w="1304"/>
+            <w:tcW w:type="dxa" w:w="1247"/>
+            <w:vAlign w:val="center"/>
+          </w:tcPr>
+          <w:p>
+            <w:r>
+              <w:rPr>
+                <w:rFonts w:ascii="WenQuanYi Micro Hei" w:hAnsi="WenQuanYi Micro Hei" w:eastAsia="WenQuanYi Micro Hei"/>
+                <w:sz w:val="19"/>
+              </w:rPr>
+              <w:t>1 套</w:t>
+            </w:r>
+          </w:p>
+        </w:tc>
+        <w:tc>
+          <w:tcPr>
+            <w:tcW w:type="dxa" w:w="1134"/>
+            <w:vAlign w:val="center"/>
+          </w:tcPr>
+          <w:p>
+            <w:r>
+              <w:rPr>
+                <w:rFonts w:ascii="WenQuanYi Micro Hei" w:hAnsi="WenQuanYi Micro Hei" w:eastAsia="WenQuanYi Micro Hei"/>
+                <w:sz w:val="19"/>
+              </w:rPr>
+              <w:t>09:00-11:00</w:t>
+            </w:r>
+          </w:p>
+        </w:tc>
+        <w:tc>
+          <w:tcPr>
+            <w:tcW w:type="dxa" w:w="1701"/>
+            <w:vAlign w:val="center"/>
+          </w:tcPr>
+          <w:p>
+            <w:r>
+              <w:rPr>
+                <w:rFonts w:ascii="WenQuanYi Micro Hei" w:hAnsi="WenQuanYi Micro Hei" w:eastAsia="WenQuanYi Micro Hei"/>
+                <w:sz w:val="19"/>
+              </w:rPr>
+              <w:t>孟高举</w:t>
+            </w:r>
+          </w:p>
+        </w:tc>
+        <w:tc>
+          <w:tcPr>
+            <w:tcW w:type="dxa" w:w="1474"/>
+            <w:vAlign w:val="center"/>
+          </w:tcPr>
+          <w:p>
+            <w:r>
+              <w:rPr>
+                <w:rFonts w:ascii="WenQuanYi Micro Hei" w:hAnsi="WenQuanYi Micro Hei" w:eastAsia="WenQuanYi Micro Hei"/>
+                <w:sz w:val="19"/>
+              </w:rPr>
+              <w:t>中场茶歇区</w:t>
+            </w:r>
+          </w:p>
+        </w:tc>
+        <w:tc>
+          <w:tcPr>
+            <w:tcW w:type="dxa" w:w="1134"/>
             <w:vAlign w:val="center"/>
           </w:tcPr>
           <w:p>
@@ -12249,7 +13435,7 @@
       <w:tr>
         <w:tc>
           <w:tcPr>
-            <w:tcW w:type="dxa" w:w="680"/>
+            <w:tcW w:type="dxa" w:w="567"/>
             <w:vAlign w:val="center"/>
           </w:tcPr>
           <w:p>
@@ -12264,7 +13450,7 @@
         </w:tc>
         <w:tc>
           <w:tcPr>
-            <w:tcW w:type="dxa" w:w="1417"/>
+            <w:tcW w:type="dxa" w:w="1701"/>
             <w:vAlign w:val="center"/>
           </w:tcPr>
           <w:p>
@@ -12288,58 +13474,58 @@
                 <w:rFonts w:ascii="WenQuanYi Micro Hei" w:hAnsi="WenQuanYi Micro Hei" w:eastAsia="WenQuanYi Micro Hei"/>
                 <w:sz w:val="19"/>
               </w:rPr>
-              <w:t>健康检测物料 / 礼品</w:t>
-            </w:r>
-          </w:p>
-        </w:tc>
-        <w:tc>
-          <w:tcPr>
-            <w:tcW w:type="dxa" w:w="1020"/>
-            <w:vAlign w:val="center"/>
-          </w:tcPr>
-          <w:p>
-            <w:r>
-              <w:rPr>
-                <w:rFonts w:ascii="WenQuanYi Micro Hei" w:hAnsi="WenQuanYi Micro Hei" w:eastAsia="WenQuanYi Micro Hei"/>
-                <w:sz w:val="19"/>
-              </w:rPr>
-              <w:t>待定</w:t>
-            </w:r>
-          </w:p>
-        </w:tc>
-        <w:tc>
-          <w:tcPr>
-            <w:tcW w:type="dxa" w:w="1304"/>
-            <w:vAlign w:val="center"/>
-          </w:tcPr>
-          <w:p>
-            <w:r>
-              <w:rPr>
-                <w:rFonts w:ascii="WenQuanYi Micro Hei" w:hAnsi="WenQuanYi Micro Hei" w:eastAsia="WenQuanYi Micro Hei"/>
-                <w:sz w:val="19"/>
-              </w:rPr>
-              <w:t>5/22 09:00 前</w:t>
-            </w:r>
-          </w:p>
-        </w:tc>
-        <w:tc>
-          <w:tcPr>
-            <w:tcW w:type="dxa" w:w="1814"/>
-            <w:vAlign w:val="center"/>
-          </w:tcPr>
-          <w:p>
-            <w:r>
-              <w:rPr>
-                <w:rFonts w:ascii="WenQuanYi Micro Hei" w:hAnsi="WenQuanYi Micro Hei" w:eastAsia="WenQuanYi Micro Hei"/>
-                <w:sz w:val="19"/>
-              </w:rPr>
-              <w:t>待补</w:t>
-            </w:r>
-          </w:p>
-        </w:tc>
-        <w:tc>
-          <w:tcPr>
-            <w:tcW w:type="dxa" w:w="1531"/>
+              <w:t>健康检测 / 礼品</w:t>
+            </w:r>
+          </w:p>
+        </w:tc>
+        <w:tc>
+          <w:tcPr>
+            <w:tcW w:type="dxa" w:w="1247"/>
+            <w:vAlign w:val="center"/>
+          </w:tcPr>
+          <w:p>
+            <w:r>
+              <w:rPr>
+                <w:rFonts w:ascii="WenQuanYi Micro Hei" w:hAnsi="WenQuanYi Micro Hei" w:eastAsia="WenQuanYi Micro Hei"/>
+                <w:sz w:val="19"/>
+              </w:rPr>
+              <w:t>1 套</w:t>
+            </w:r>
+          </w:p>
+        </w:tc>
+        <w:tc>
+          <w:tcPr>
+            <w:tcW w:type="dxa" w:w="1134"/>
+            <w:vAlign w:val="center"/>
+          </w:tcPr>
+          <w:p>
+            <w:r>
+              <w:rPr>
+                <w:rFonts w:ascii="WenQuanYi Micro Hei" w:hAnsi="WenQuanYi Micro Hei" w:eastAsia="WenQuanYi Micro Hei"/>
+                <w:sz w:val="19"/>
+              </w:rPr>
+              <w:t>09:00-11:00</w:t>
+            </w:r>
+          </w:p>
+        </w:tc>
+        <w:tc>
+          <w:tcPr>
+            <w:tcW w:type="dxa" w:w="1701"/>
+            <w:vAlign w:val="center"/>
+          </w:tcPr>
+          <w:p>
+            <w:r>
+              <w:rPr>
+                <w:rFonts w:ascii="WenQuanYi Micro Hei" w:hAnsi="WenQuanYi Micro Hei" w:eastAsia="WenQuanYi Micro Hei"/>
+                <w:sz w:val="19"/>
+              </w:rPr>
+              <w:t>鲁菲菲</w:t>
+            </w:r>
+          </w:p>
+        </w:tc>
+        <w:tc>
+          <w:tcPr>
+            <w:tcW w:type="dxa" w:w="1474"/>
             <w:vAlign w:val="center"/>
           </w:tcPr>
           <w:p>
@@ -12354,7 +13540,7 @@
         </w:tc>
         <w:tc>
           <w:tcPr>
-            <w:tcW w:type="dxa" w:w="1304"/>
+            <w:tcW w:type="dxa" w:w="1134"/>
             <w:vAlign w:val="center"/>
           </w:tcPr>
           <w:p>
@@ -12371,7 +13557,7 @@
       <w:tr>
         <w:tc>
           <w:tcPr>
-            <w:tcW w:type="dxa" w:w="680"/>
+            <w:tcW w:type="dxa" w:w="567"/>
             <w:vAlign w:val="center"/>
           </w:tcPr>
           <w:p>
@@ -12386,7 +13572,7 @@
         </w:tc>
         <w:tc>
           <w:tcPr>
-            <w:tcW w:type="dxa" w:w="1417"/>
+            <w:tcW w:type="dxa" w:w="1701"/>
             <w:vAlign w:val="center"/>
           </w:tcPr>
           <w:p>
@@ -12416,7 +13602,7 @@
         </w:tc>
         <w:tc>
           <w:tcPr>
-            <w:tcW w:type="dxa" w:w="1020"/>
+            <w:tcW w:type="dxa" w:w="1247"/>
             <w:vAlign w:val="center"/>
           </w:tcPr>
           <w:p>
@@ -12431,22 +13617,22 @@
         </w:tc>
         <w:tc>
           <w:tcPr>
-            <w:tcW w:type="dxa" w:w="1304"/>
-            <w:vAlign w:val="center"/>
-          </w:tcPr>
-          <w:p>
-            <w:r>
-              <w:rPr>
-                <w:rFonts w:ascii="WenQuanYi Micro Hei" w:hAnsi="WenQuanYi Micro Hei" w:eastAsia="WenQuanYi Micro Hei"/>
-                <w:sz w:val="19"/>
-              </w:rPr>
-              <w:t>5/22 10:00 前</w:t>
-            </w:r>
-          </w:p>
-        </w:tc>
-        <w:tc>
-          <w:tcPr>
-            <w:tcW w:type="dxa" w:w="1814"/>
+            <w:tcW w:type="dxa" w:w="1134"/>
+            <w:vAlign w:val="center"/>
+          </w:tcPr>
+          <w:p>
+            <w:r>
+              <w:rPr>
+                <w:rFonts w:ascii="WenQuanYi Micro Hei" w:hAnsi="WenQuanYi Micro Hei" w:eastAsia="WenQuanYi Micro Hei"/>
+                <w:sz w:val="19"/>
+              </w:rPr>
+              <w:t>09:00-11:00</w:t>
+            </w:r>
+          </w:p>
+        </w:tc>
+        <w:tc>
+          <w:tcPr>
+            <w:tcW w:type="dxa" w:w="1701"/>
             <w:vAlign w:val="center"/>
           </w:tcPr>
           <w:p>
@@ -12461,7 +13647,7 @@
         </w:tc>
         <w:tc>
           <w:tcPr>
-            <w:tcW w:type="dxa" w:w="1531"/>
+            <w:tcW w:type="dxa" w:w="1474"/>
             <w:vAlign w:val="center"/>
           </w:tcPr>
           <w:p>
@@ -12476,7 +13662,7 @@
         </w:tc>
         <w:tc>
           <w:tcPr>
-            <w:tcW w:type="dxa" w:w="1304"/>
+            <w:tcW w:type="dxa" w:w="1134"/>
             <w:vAlign w:val="center"/>
           </w:tcPr>
           <w:p>
@@ -12493,7 +13679,7 @@
       <w:tr>
         <w:tc>
           <w:tcPr>
-            <w:tcW w:type="dxa" w:w="680"/>
+            <w:tcW w:type="dxa" w:w="567"/>
             <w:vAlign w:val="center"/>
           </w:tcPr>
           <w:p>
@@ -12508,7 +13694,7 @@
         </w:tc>
         <w:tc>
           <w:tcPr>
-            <w:tcW w:type="dxa" w:w="1417"/>
+            <w:tcW w:type="dxa" w:w="1701"/>
             <w:vAlign w:val="center"/>
           </w:tcPr>
           <w:p>
@@ -12538,67 +13724,67 @@
         </w:tc>
         <w:tc>
           <w:tcPr>
-            <w:tcW w:type="dxa" w:w="1020"/>
-            <w:vAlign w:val="center"/>
-          </w:tcPr>
-          <w:p>
-            <w:r>
-              <w:rPr>
-                <w:rFonts w:ascii="WenQuanYi Micro Hei" w:hAnsi="WenQuanYi Micro Hei" w:eastAsia="WenQuanYi Micro Hei"/>
-                <w:sz w:val="19"/>
-              </w:rPr>
-              <w:t>50 桌×2 瓶 + 礼盒</w:t>
-            </w:r>
-          </w:p>
-        </w:tc>
-        <w:tc>
-          <w:tcPr>
-            <w:tcW w:type="dxa" w:w="1304"/>
-            <w:vAlign w:val="center"/>
-          </w:tcPr>
-          <w:p>
-            <w:r>
-              <w:rPr>
-                <w:rFonts w:ascii="WenQuanYi Micro Hei" w:hAnsi="WenQuanYi Micro Hei" w:eastAsia="WenQuanYi Micro Hei"/>
-                <w:sz w:val="19"/>
-              </w:rPr>
-              <w:t>5/22 14:00 前</w:t>
-            </w:r>
-          </w:p>
-        </w:tc>
-        <w:tc>
-          <w:tcPr>
-            <w:tcW w:type="dxa" w:w="1814"/>
-            <w:vAlign w:val="center"/>
-          </w:tcPr>
-          <w:p>
-            <w:r>
-              <w:rPr>
-                <w:rFonts w:ascii="WenQuanYi Micro Hei" w:hAnsi="WenQuanYi Micro Hei" w:eastAsia="WenQuanYi Micro Hei"/>
-                <w:sz w:val="19"/>
-              </w:rPr>
-              <w:t>待补</w:t>
-            </w:r>
-          </w:p>
-        </w:tc>
-        <w:tc>
-          <w:tcPr>
-            <w:tcW w:type="dxa" w:w="1531"/>
-            <w:vAlign w:val="center"/>
-          </w:tcPr>
-          <w:p>
-            <w:r>
-              <w:rPr>
-                <w:rFonts w:ascii="WenQuanYi Micro Hei" w:hAnsi="WenQuanYi Micro Hei" w:eastAsia="WenQuanYi Micro Hei"/>
-                <w:sz w:val="19"/>
-              </w:rPr>
-              <w:t>晚宴每桌</w:t>
-            </w:r>
-          </w:p>
-        </w:tc>
-        <w:tc>
-          <w:tcPr>
-            <w:tcW w:type="dxa" w:w="1304"/>
+            <w:tcW w:type="dxa" w:w="1247"/>
+            <w:vAlign w:val="center"/>
+          </w:tcPr>
+          <w:p>
+            <w:r>
+              <w:rPr>
+                <w:rFonts w:ascii="WenQuanYi Micro Hei" w:hAnsi="WenQuanYi Micro Hei" w:eastAsia="WenQuanYi Micro Hei"/>
+                <w:sz w:val="19"/>
+              </w:rPr>
+              <w:t>★ 2 瓶 × 10 桌 = 20 瓶</w:t>
+            </w:r>
+          </w:p>
+        </w:tc>
+        <w:tc>
+          <w:tcPr>
+            <w:tcW w:type="dxa" w:w="1134"/>
+            <w:vAlign w:val="center"/>
+          </w:tcPr>
+          <w:p>
+            <w:r>
+              <w:rPr>
+                <w:rFonts w:ascii="WenQuanYi Micro Hei" w:hAnsi="WenQuanYi Micro Hei" w:eastAsia="WenQuanYi Micro Hei"/>
+                <w:sz w:val="19"/>
+              </w:rPr>
+              <w:t>09:00-11:00</w:t>
+            </w:r>
+          </w:p>
+        </w:tc>
+        <w:tc>
+          <w:tcPr>
+            <w:tcW w:type="dxa" w:w="1701"/>
+            <w:vAlign w:val="center"/>
+          </w:tcPr>
+          <w:p>
+            <w:r>
+              <w:rPr>
+                <w:rFonts w:ascii="WenQuanYi Micro Hei" w:hAnsi="WenQuanYi Micro Hei" w:eastAsia="WenQuanYi Micro Hei"/>
+                <w:sz w:val="19"/>
+              </w:rPr>
+              <w:t>李旭欢</w:t>
+            </w:r>
+          </w:p>
+        </w:tc>
+        <w:tc>
+          <w:tcPr>
+            <w:tcW w:type="dxa" w:w="1474"/>
+            <w:vAlign w:val="center"/>
+          </w:tcPr>
+          <w:p>
+            <w:r>
+              <w:rPr>
+                <w:rFonts w:ascii="WenQuanYi Micro Hei" w:hAnsi="WenQuanYi Micro Hei" w:eastAsia="WenQuanYi Micro Hei"/>
+                <w:sz w:val="19"/>
+              </w:rPr>
+              <w:t>晚宴 T01-T10</w:t>
+            </w:r>
+          </w:p>
+        </w:tc>
+        <w:tc>
+          <w:tcPr>
+            <w:tcW w:type="dxa" w:w="1134"/>
             <w:vAlign w:val="center"/>
           </w:tcPr>
           <w:p>
@@ -12622,9 +13808,479 @@
           <w:color w:val="C0392B"/>
           <w:sz w:val="21"/>
         </w:rPr>
-        <w:t>★ 颁奖典礼移至 14:25-14:40 上半场，福布斯颁奖物料须 5/22 12:00 前到位。</w:t>
+        <w:t>★ 统一入场时间窗 5/22 09:00-11:00，按摆放顺序图分区就位；福布斯中国 AI 评选委员会已退出，无颁奖物料。</w:t>
       </w:r>
     </w:p>
+    <w:p>
+      <w:pPr>
+        <w:jc w:val="left"/>
+      </w:pPr>
+      <w:r>
+        <w:rPr>
+          <w:rFonts w:ascii="WenQuanYi Micro Hei" w:hAnsi="WenQuanYi Micro Hei" w:eastAsia="WenQuanYi Micro Hei"/>
+          <w:b/>
+          <w:sz w:val="26"/>
+        </w:rPr>
+        <w:t>六之二、物资摆放顺序图（区域分布）</w:t>
+      </w:r>
+    </w:p>
+    <w:tbl>
+      <w:tblPr>
+        <w:tblStyle w:val="LightGrid-Accent1"/>
+        <w:tblW w:type="auto" w:w="0"/>
+        <w:tblLayout w:type="fixed"/>
+        <w:tblLook w:firstColumn="1" w:firstRow="1" w:lastColumn="0" w:lastRow="0" w:noHBand="0" w:noVBand="1" w:val="04A0"/>
+      </w:tblPr>
+      <w:tblGrid>
+        <w:gridCol w:w="2436"/>
+        <w:gridCol w:w="2436"/>
+        <w:gridCol w:w="2436"/>
+        <w:gridCol w:w="2436"/>
+      </w:tblGrid>
+      <w:tr>
+        <w:tc>
+          <w:tcPr>
+            <w:tcW w:type="dxa" w:w="1701"/>
+            <w:shd w:val="clear" w:color="auto" w:fill="305496"/>
+          </w:tcPr>
+          <w:p>
+            <w:r>
+              <w:rPr>
+                <w:rFonts w:ascii="WenQuanYi Micro Hei" w:hAnsi="WenQuanYi Micro Hei" w:eastAsia="WenQuanYi Micro Hei"/>
+                <w:b/>
+                <w:color w:val="FFFFFF"/>
+                <w:sz w:val="20"/>
+              </w:rPr>
+              <w:t>区域</w:t>
+            </w:r>
+          </w:p>
+        </w:tc>
+        <w:tc>
+          <w:tcPr>
+            <w:tcW w:type="dxa" w:w="2268"/>
+            <w:shd w:val="clear" w:color="auto" w:fill="305496"/>
+          </w:tcPr>
+          <w:p>
+            <w:r>
+              <w:rPr>
+                <w:rFonts w:ascii="WenQuanYi Micro Hei" w:hAnsi="WenQuanYi Micro Hei" w:eastAsia="WenQuanYi Micro Hei"/>
+                <w:b/>
+                <w:color w:val="FFFFFF"/>
+                <w:sz w:val="20"/>
+              </w:rPr>
+              <w:t>位置</w:t>
+            </w:r>
+          </w:p>
+        </w:tc>
+        <w:tc>
+          <w:tcPr>
+            <w:tcW w:type="dxa" w:w="4535"/>
+            <w:shd w:val="clear" w:color="auto" w:fill="305496"/>
+          </w:tcPr>
+          <w:p>
+            <w:r>
+              <w:rPr>
+                <w:rFonts w:ascii="WenQuanYi Micro Hei" w:hAnsi="WenQuanYi Micro Hei" w:eastAsia="WenQuanYi Micro Hei"/>
+                <w:b/>
+                <w:color w:val="FFFFFF"/>
+                <w:sz w:val="20"/>
+              </w:rPr>
+              <w:t>物资</w:t>
+            </w:r>
+          </w:p>
+        </w:tc>
+        <w:tc>
+          <w:tcPr>
+            <w:tcW w:type="dxa" w:w="1417"/>
+            <w:shd w:val="clear" w:color="auto" w:fill="305496"/>
+          </w:tcPr>
+          <w:p>
+            <w:r>
+              <w:rPr>
+                <w:rFonts w:ascii="WenQuanYi Micro Hei" w:hAnsi="WenQuanYi Micro Hei" w:eastAsia="WenQuanYi Micro Hei"/>
+                <w:b/>
+                <w:color w:val="FFFFFF"/>
+                <w:sz w:val="20"/>
+              </w:rPr>
+              <w:t>签收人</w:t>
+            </w:r>
+          </w:p>
+        </w:tc>
+      </w:tr>
+      <w:tr>
+        <w:tc>
+          <w:tcPr>
+            <w:tcW w:type="dxa" w:w="1701"/>
+            <w:vAlign w:val="center"/>
+          </w:tcPr>
+          <w:p>
+            <w:r>
+              <w:rPr>
+                <w:rFonts w:ascii="WenQuanYi Micro Hei" w:hAnsi="WenQuanYi Micro Hei" w:eastAsia="WenQuanYi Micro Hei"/>
+                <w:sz w:val="19"/>
+              </w:rPr>
+              <w:t>入口外</w:t>
+            </w:r>
+          </w:p>
+        </w:tc>
+        <w:tc>
+          <w:tcPr>
+            <w:tcW w:type="dxa" w:w="2268"/>
+            <w:vAlign w:val="center"/>
+          </w:tcPr>
+          <w:p>
+            <w:r>
+              <w:rPr>
+                <w:rFonts w:ascii="WenQuanYi Micro Hei" w:hAnsi="WenQuanYi Micro Hei" w:eastAsia="WenQuanYi Micro Hei"/>
+                <w:sz w:val="19"/>
+              </w:rPr>
+              <w:t>一滴水入口外（车位）</w:t>
+            </w:r>
+          </w:p>
+        </w:tc>
+        <w:tc>
+          <w:tcPr>
+            <w:tcW w:type="dxa" w:w="4535"/>
+            <w:vAlign w:val="center"/>
+          </w:tcPr>
+          <w:p>
+            <w:r>
+              <w:rPr>
+                <w:rFonts w:ascii="WenQuanYi Micro Hei" w:hAnsi="WenQuanYi Micro Hei" w:eastAsia="WenQuanYi Micro Hei"/>
+                <w:sz w:val="19"/>
+              </w:rPr>
+              <w:t>★ 华为鸿蒙汽车 展车（09:00-10:00 先到位）</w:t>
+            </w:r>
+          </w:p>
+        </w:tc>
+        <w:tc>
+          <w:tcPr>
+            <w:tcW w:type="dxa" w:w="1417"/>
+            <w:vAlign w:val="center"/>
+          </w:tcPr>
+          <w:p>
+            <w:r>
+              <w:rPr>
+                <w:rFonts w:ascii="WenQuanYi Micro Hei" w:hAnsi="WenQuanYi Micro Hei" w:eastAsia="WenQuanYi Micro Hei"/>
+                <w:sz w:val="19"/>
+              </w:rPr>
+              <w:t>葛九明、李正超</w:t>
+            </w:r>
+          </w:p>
+        </w:tc>
+      </w:tr>
+      <w:tr>
+        <w:tc>
+          <w:tcPr>
+            <w:tcW w:type="dxa" w:w="1701"/>
+            <w:vAlign w:val="center"/>
+          </w:tcPr>
+          <w:p>
+            <w:r>
+              <w:rPr>
+                <w:rFonts w:ascii="WenQuanYi Micro Hei" w:hAnsi="WenQuanYi Micro Hei" w:eastAsia="WenQuanYi Micro Hei"/>
+                <w:sz w:val="19"/>
+              </w:rPr>
+              <w:t>① 正门 / 签到处</w:t>
+            </w:r>
+          </w:p>
+        </w:tc>
+        <w:tc>
+          <w:tcPr>
+            <w:tcW w:type="dxa" w:w="2268"/>
+            <w:vAlign w:val="center"/>
+          </w:tcPr>
+          <w:p>
+            <w:r>
+              <w:rPr>
+                <w:rFonts w:ascii="WenQuanYi Micro Hei" w:hAnsi="WenQuanYi Micro Hei" w:eastAsia="WenQuanYi Micro Hei"/>
+                <w:sz w:val="19"/>
+              </w:rPr>
+              <w:t>一滴水正门</w:t>
+            </w:r>
+          </w:p>
+        </w:tc>
+        <w:tc>
+          <w:tcPr>
+            <w:tcW w:type="dxa" w:w="4535"/>
+            <w:vAlign w:val="center"/>
+          </w:tcPr>
+          <w:p>
+            <w:r>
+              <w:rPr>
+                <w:rFonts w:ascii="WenQuanYi Micro Hei" w:hAnsi="WenQuanYi Micro Hei" w:eastAsia="WenQuanYi Micro Hei"/>
+                <w:sz w:val="19"/>
+              </w:rPr>
+              <w:t>绿城品宣 KT 板（主入口背景）</w:t>
+            </w:r>
+          </w:p>
+        </w:tc>
+        <w:tc>
+          <w:tcPr>
+            <w:tcW w:type="dxa" w:w="1417"/>
+            <w:vAlign w:val="center"/>
+          </w:tcPr>
+          <w:p>
+            <w:r>
+              <w:rPr>
+                <w:rFonts w:ascii="WenQuanYi Micro Hei" w:hAnsi="WenQuanYi Micro Hei" w:eastAsia="WenQuanYi Micro Hei"/>
+                <w:sz w:val="19"/>
+              </w:rPr>
+              <w:t>葛九明</w:t>
+            </w:r>
+          </w:p>
+        </w:tc>
+      </w:tr>
+      <w:tr>
+        <w:tc>
+          <w:tcPr>
+            <w:tcW w:type="dxa" w:w="1701"/>
+            <w:vAlign w:val="center"/>
+          </w:tcPr>
+          <w:p>
+            <w:r>
+              <w:rPr>
+                <w:rFonts w:ascii="WenQuanYi Micro Hei" w:hAnsi="WenQuanYi Micro Hei" w:eastAsia="WenQuanYi Micro Hei"/>
+                <w:sz w:val="19"/>
+              </w:rPr>
+              <w:t>① 正门 / 签到处</w:t>
+            </w:r>
+          </w:p>
+        </w:tc>
+        <w:tc>
+          <w:tcPr>
+            <w:tcW w:type="dxa" w:w="2268"/>
+            <w:vAlign w:val="center"/>
+          </w:tcPr>
+          <w:p>
+            <w:r>
+              <w:rPr>
+                <w:rFonts w:ascii="WenQuanYi Micro Hei" w:hAnsi="WenQuanYi Micro Hei" w:eastAsia="WenQuanYi Micro Hei"/>
+                <w:sz w:val="19"/>
+              </w:rPr>
+              <w:t>一滴水正门</w:t>
+            </w:r>
+          </w:p>
+        </w:tc>
+        <w:tc>
+          <w:tcPr>
+            <w:tcW w:type="dxa" w:w="4535"/>
+            <w:vAlign w:val="center"/>
+          </w:tcPr>
+          <w:p>
+            <w:r>
+              <w:rPr>
+                <w:rFonts w:ascii="WenQuanYi Micro Hei" w:hAnsi="WenQuanYi Micro Hei" w:eastAsia="WenQuanYi Micro Hei"/>
+                <w:sz w:val="19"/>
+              </w:rPr>
+              <w:t>蔚来汽车易拉宝 + 礼品 / 泰隆银行物料 / 复金汇易拉宝 + 签到礼品</w:t>
+            </w:r>
+          </w:p>
+        </w:tc>
+        <w:tc>
+          <w:tcPr>
+            <w:tcW w:type="dxa" w:w="1417"/>
+            <w:vAlign w:val="center"/>
+          </w:tcPr>
+          <w:p>
+            <w:r>
+              <w:rPr>
+                <w:rFonts w:ascii="WenQuanYi Micro Hei" w:hAnsi="WenQuanYi Micro Hei" w:eastAsia="WenQuanYi Micro Hei"/>
+                <w:sz w:val="19"/>
+              </w:rPr>
+              <w:t>葛九明、马磊</w:t>
+            </w:r>
+          </w:p>
+        </w:tc>
+      </w:tr>
+      <w:tr>
+        <w:tc>
+          <w:tcPr>
+            <w:tcW w:type="dxa" w:w="1701"/>
+            <w:vAlign w:val="center"/>
+          </w:tcPr>
+          <w:p>
+            <w:r>
+              <w:rPr>
+                <w:rFonts w:ascii="WenQuanYi Micro Hei" w:hAnsi="WenQuanYi Micro Hei" w:eastAsia="WenQuanYi Micro Hei"/>
+                <w:sz w:val="19"/>
+              </w:rPr>
+              <w:t>② 大厅展区</w:t>
+            </w:r>
+          </w:p>
+        </w:tc>
+        <w:tc>
+          <w:tcPr>
+            <w:tcW w:type="dxa" w:w="2268"/>
+            <w:vAlign w:val="center"/>
+          </w:tcPr>
+          <w:p>
+            <w:r>
+              <w:rPr>
+                <w:rFonts w:ascii="WenQuanYi Micro Hei" w:hAnsi="WenQuanYi Micro Hei" w:eastAsia="WenQuanYi Micro Hei"/>
+                <w:sz w:val="19"/>
+              </w:rPr>
+              <w:t>大厅</w:t>
+            </w:r>
+          </w:p>
+        </w:tc>
+        <w:tc>
+          <w:tcPr>
+            <w:tcW w:type="dxa" w:w="4535"/>
+            <w:vAlign w:val="center"/>
+          </w:tcPr>
+          <w:p>
+            <w:r>
+              <w:rPr>
+                <w:rFonts w:ascii="WenQuanYi Micro Hei" w:hAnsi="WenQuanYi Micro Hei" w:eastAsia="WenQuanYi Micro Hei"/>
+                <w:sz w:val="19"/>
+              </w:rPr>
+              <w:t>茶活力 中场茶歇区 + 体验台 / 美年大健康 健康检测体验台 / 蔚来 易拉宝</w:t>
+            </w:r>
+          </w:p>
+        </w:tc>
+        <w:tc>
+          <w:tcPr>
+            <w:tcW w:type="dxa" w:w="1417"/>
+            <w:vAlign w:val="center"/>
+          </w:tcPr>
+          <w:p>
+            <w:r>
+              <w:rPr>
+                <w:rFonts w:ascii="WenQuanYi Micro Hei" w:hAnsi="WenQuanYi Micro Hei" w:eastAsia="WenQuanYi Micro Hei"/>
+                <w:sz w:val="19"/>
+              </w:rPr>
+              <w:t>蔡萍</w:t>
+            </w:r>
+          </w:p>
+        </w:tc>
+      </w:tr>
+      <w:tr>
+        <w:tc>
+          <w:tcPr>
+            <w:tcW w:type="dxa" w:w="1701"/>
+            <w:vAlign w:val="center"/>
+          </w:tcPr>
+          <w:p>
+            <w:r>
+              <w:rPr>
+                <w:rFonts w:ascii="WenQuanYi Micro Hei" w:hAnsi="WenQuanYi Micro Hei" w:eastAsia="WenQuanYi Micro Hei"/>
+                <w:sz w:val="19"/>
+              </w:rPr>
+              <w:t>③ 主舞台 / 论坛厅</w:t>
+            </w:r>
+          </w:p>
+        </w:tc>
+        <w:tc>
+          <w:tcPr>
+            <w:tcW w:type="dxa" w:w="2268"/>
+            <w:vAlign w:val="center"/>
+          </w:tcPr>
+          <w:p>
+            <w:r>
+              <w:rPr>
+                <w:rFonts w:ascii="WenQuanYi Micro Hei" w:hAnsi="WenQuanYi Micro Hei" w:eastAsia="WenQuanYi Micro Hei"/>
+                <w:sz w:val="19"/>
+              </w:rPr>
+              <w:t>主舞台两侧</w:t>
+            </w:r>
+          </w:p>
+        </w:tc>
+        <w:tc>
+          <w:tcPr>
+            <w:tcW w:type="dxa" w:w="4535"/>
+            <w:vAlign w:val="center"/>
+          </w:tcPr>
+          <w:p>
+            <w:r>
+              <w:rPr>
+                <w:rFonts w:ascii="WenQuanYi Micro Hei" w:hAnsi="WenQuanYi Micro Hei" w:eastAsia="WenQuanYi Micro Hei"/>
+                <w:sz w:val="19"/>
+              </w:rPr>
+              <w:t>腾讯云 LOGO 墙 + 易拉宝 / 绿城品宣 / 颁奖区台面（组委会准备）</w:t>
+            </w:r>
+          </w:p>
+        </w:tc>
+        <w:tc>
+          <w:tcPr>
+            <w:tcW w:type="dxa" w:w="1417"/>
+            <w:vAlign w:val="center"/>
+          </w:tcPr>
+          <w:p>
+            <w:r>
+              <w:rPr>
+                <w:rFonts w:ascii="WenQuanYi Micro Hei" w:hAnsi="WenQuanYi Micro Hei" w:eastAsia="WenQuanYi Micro Hei"/>
+                <w:sz w:val="19"/>
+              </w:rPr>
+              <w:t>葛九明、张蒙</w:t>
+            </w:r>
+          </w:p>
+        </w:tc>
+      </w:tr>
+      <w:tr>
+        <w:tc>
+          <w:tcPr>
+            <w:tcW w:type="dxa" w:w="1701"/>
+            <w:vAlign w:val="center"/>
+          </w:tcPr>
+          <w:p>
+            <w:r>
+              <w:rPr>
+                <w:rFonts w:ascii="WenQuanYi Micro Hei" w:hAnsi="WenQuanYi Micro Hei" w:eastAsia="WenQuanYi Micro Hei"/>
+                <w:sz w:val="19"/>
+              </w:rPr>
+              <w:t>④ 晚宴厅（二楼）</w:t>
+            </w:r>
+          </w:p>
+        </w:tc>
+        <w:tc>
+          <w:tcPr>
+            <w:tcW w:type="dxa" w:w="2268"/>
+            <w:vAlign w:val="center"/>
+          </w:tcPr>
+          <w:p>
+            <w:r>
+              <w:rPr>
+                <w:rFonts w:ascii="WenQuanYi Micro Hei" w:hAnsi="WenQuanYi Micro Hei" w:eastAsia="WenQuanYi Micro Hei"/>
+                <w:sz w:val="19"/>
+              </w:rPr>
+              <w:t>晚宴入口 + 桌面</w:t>
+            </w:r>
+          </w:p>
+        </w:tc>
+        <w:tc>
+          <w:tcPr>
+            <w:tcW w:type="dxa" w:w="4535"/>
+            <w:vAlign w:val="center"/>
+          </w:tcPr>
+          <w:p>
+            <w:r>
+              <w:rPr>
+                <w:rFonts w:ascii="WenQuanYi Micro Hei" w:hAnsi="WenQuanYi Micro Hei" w:eastAsia="WenQuanYi Micro Hei"/>
+                <w:sz w:val="19"/>
+              </w:rPr>
+              <w:t>绿城【绿城·潮鸣】KT 板 / 绿城定制礼品 ×500 / 古井贡酒 20 瓶 / 泰隆物料（T05/T06）</w:t>
+            </w:r>
+          </w:p>
+        </w:tc>
+        <w:tc>
+          <w:tcPr>
+            <w:tcW w:type="dxa" w:w="1417"/>
+            <w:vAlign w:val="center"/>
+          </w:tcPr>
+          <w:p>
+            <w:r>
+              <w:rPr>
+                <w:rFonts w:ascii="WenQuanYi Micro Hei" w:hAnsi="WenQuanYi Micro Hei" w:eastAsia="WenQuanYi Micro Hei"/>
+                <w:sz w:val="19"/>
+              </w:rPr>
+              <w:t>张蒙、葛九明</w:t>
+            </w:r>
+          </w:p>
+        </w:tc>
+      </w:tr>
+    </w:tbl>
+    <w:p/>
     <w:p>
       <w:pPr>
         <w:jc w:val="left"/>
@@ -12658,7 +14314,7 @@
           <w:b w:val="0"/>
           <w:sz w:val="21"/>
         </w:rPr>
-        <w:t>本届峰会得以呈现，特别感谢——晚宴冠名战略合作伙伴 绿城中国；战略合作伙伴 腾讯云、福布斯中国人工智能科技企业评选委员会；特约赞助商 蔚来汽车、泰隆银行；赞助方 茶活力、美年大健康、复金汇、古井贡酒·年份原浆。让我们再次以掌声向各位合作伙伴致谢。</w:t>
+        <w:t>本届峰会得以呈现，特别感谢——晚宴冠名战略合作伙伴 绿城中国；战略合作伙伴 腾讯云；特约赞助商 蔚来汽车、华为鸿蒙汽车、泰隆银行；赞助方 茶活力、美年大健康、复金汇、古井贡酒·年份原浆。让我们再次以掌声向各位合作伙伴致谢。</w:t>
       </w:r>
     </w:p>
     <w:p>
@@ -12799,7 +14455,7 @@
                 <w:rFonts w:ascii="WenQuanYi Micro Hei" w:hAnsi="WenQuanYi Micro Hei" w:eastAsia="WenQuanYi Micro Hei"/>
                 <w:sz w:val="19"/>
               </w:rPr>
-              <w:t>感谢战略合作伙伴 福布斯中国人工智能科技企业评选委员会 联合颁布本届年度领军机构，为全天硬核产业博弈奠定荣誉基调。</w:t>
+              <w:t>本届颁奖典礼共同表彰本年度行业领军机构，为全天硬核产业博弈奠定荣誉基调。让我们以掌声向所有获奖机构致敬。</w:t>
             </w:r>
           </w:p>
         </w:tc>
@@ -12861,7 +14517,7 @@
                 <w:rFonts w:ascii="WenQuanYi Micro Hei" w:hAnsi="WenQuanYi Micro Hei" w:eastAsia="WenQuanYi Micro Hei"/>
                 <w:sz w:val="19"/>
               </w:rPr>
-              <w:t>感谢战略合作伙伴 腾讯云 对本届 AI 硬核圆桌的鼎力支持，腾讯云正以全栈 AI 能力服务千行百业。</w:t>
+              <w:t>感谢战略合作伙伴 腾讯云 对本届 AI 硬核圆桌的鼎力支持。</w:t>
             </w:r>
           </w:p>
         </w:tc>
@@ -12970,7 +14626,7 @@
                 <w:rFonts w:ascii="WenQuanYi Micro Hei" w:hAnsi="WenQuanYi Micro Hei" w:eastAsia="WenQuanYi Micro Hei"/>
                 <w:sz w:val="19"/>
               </w:rPr>
-              <w:t>中场交响乐会前</w:t>
+              <w:t>中场前</w:t>
             </w:r>
           </w:p>
         </w:tc>
@@ -12985,7 +14641,7 @@
                 <w:rFonts w:ascii="WenQuanYi Micro Hei" w:hAnsi="WenQuanYi Micro Hei" w:eastAsia="WenQuanYi Micro Hei"/>
                 <w:sz w:val="19"/>
               </w:rPr>
-              <w:t>中场艺术留白由 茶活力 与 美年大健康 共同支持，请各位嘉宾在大厅区品茶、体验健康检测。</w:t>
+              <w:t>中场艺术留白由 茶活力 与 美年大健康 共同支持。</w:t>
             </w:r>
           </w:p>
         </w:tc>
@@ -13047,7 +14703,7 @@
                 <w:rFonts w:ascii="WenQuanYi Micro Hei" w:hAnsi="WenQuanYi Micro Hei" w:eastAsia="WenQuanYi Micro Hei"/>
                 <w:sz w:val="19"/>
               </w:rPr>
-              <w:t>感谢特约赞助商 泰隆银行，多年来深耕科技金融。</w:t>
+              <w:t>感谢特约赞助商 泰隆银行 深耕科技金融；感谢 蔚来汽车 与 华为鸿蒙汽车，华为展车在一滴水入口外亮相。</w:t>
             </w:r>
           </w:p>
         </w:tc>
@@ -13171,7 +14827,7 @@
                 <w:rFonts w:ascii="WenQuanYi Micro Hei" w:hAnsi="WenQuanYi Micro Hei" w:eastAsia="WenQuanYi Micro Hei"/>
                 <w:sz w:val="19"/>
               </w:rPr>
-              <w:t>热烈欢迎各位出席【绿城·潮鸣】星耀北外滩——AI 领袖定制晚宴。本次晚宴由 绿城中国 冠名，古井贡酒·年份原浆 为晚宴用酒，蔚来汽车 为出行合作伙伴。</w:t>
+              <w:t>热烈欢迎各位出席【绿城·潮鸣】星耀北外滩——AI 领袖定制晚宴。本次晚宴由 绿城中国 冠名，古井贡酒·年份原浆 为晚宴用酒，蔚来汽车 与 华为鸿蒙汽车 为出行合作伙伴。</w:t>
             </w:r>
           </w:p>
         </w:tc>
@@ -13213,7 +14869,7 @@
           <w:b w:val="0"/>
           <w:sz w:val="21"/>
         </w:rPr>
-        <w:t>感谢绿城中国晚宴冠名【绿城·潮鸣】 / 感谢腾讯云战略合作 / 感谢福布斯中国 AI 评选委员会战略合作 / 感谢蔚来汽车、泰隆银行特约赞助 / 感谢茶活力、美年大健康、复金汇、古井贡酒·年份原浆。每 15 分钟轮播 1 次。</w:t>
+        <w:t>感谢绿城中国晚宴冠名【绿城·潮鸣】 / 感谢腾讯云战略合作 / 感谢蔚来汽车、华为鸿蒙汽车、泰隆银行特约赞助 / 感谢茶活力、美年大健康、复金汇、古井贡酒·年份原浆。每 15 分钟轮播 1 次。</w:t>
       </w:r>
     </w:p>
     <w:p>
@@ -13382,7 +15038,7 @@
                 <w:rFonts w:ascii="WenQuanYi Micro Hei" w:hAnsi="WenQuanYi Micro Hei" w:eastAsia="WenQuanYi Micro Hei"/>
                 <w:sz w:val="19"/>
               </w:rPr>
-              <w:t>【绿城·潮鸣】LOGO 全景 + 冠名牌特写；专属邀请码核验入场剪影；致辞特写</w:t>
+              <w:t>【绿城·潮鸣】LOGO 全景 + 冠名牌；邀请码核验入场剪影；缪川/笪浩 致辞</w:t>
             </w:r>
           </w:p>
         </w:tc>
@@ -13412,7 +15068,7 @@
                 <w:rFonts w:ascii="WenQuanYi Micro Hei" w:hAnsi="WenQuanYi Micro Hei" w:eastAsia="WenQuanYi Micro Hei"/>
                 <w:sz w:val="19"/>
               </w:rPr>
-              <w:t>横竖各 5 张 + 30 秒视频</w:t>
+              <w:t>横竖各 5 + 视频 30s</w:t>
             </w:r>
           </w:p>
         </w:tc>
@@ -13459,7 +15115,7 @@
                 <w:rFonts w:ascii="WenQuanYi Micro Hei" w:hAnsi="WenQuanYi Micro Hei" w:eastAsia="WenQuanYi Micro Hei"/>
                 <w:sz w:val="19"/>
               </w:rPr>
-              <w:t>LOGO 墙；徐泳泽圆桌二发言镜头 ≥6 个</w:t>
+              <w:t>LOGO 墙；徐泳泽圆桌二发言 ≥6</w:t>
             </w:r>
           </w:p>
         </w:tc>
@@ -13521,7 +15177,7 @@
                 <w:rFonts w:ascii="WenQuanYi Micro Hei" w:hAnsi="WenQuanYi Micro Hei" w:eastAsia="WenQuanYi Micro Hei"/>
                 <w:sz w:val="19"/>
               </w:rPr>
-              <w:t>福布斯中国 AI 评选委员会</w:t>
+              <w:t>★ 华为鸿蒙汽车</w:t>
             </w:r>
           </w:p>
         </w:tc>
@@ -13536,7 +15192,7 @@
                 <w:rFonts w:ascii="WenQuanYi Micro Hei" w:hAnsi="WenQuanYi Micro Hei" w:eastAsia="WenQuanYi Micro Hei"/>
                 <w:sz w:val="19"/>
               </w:rPr>
-              <w:t>★ 奖杯 / 证书 / 颁奖背景板；颁奖瞬间合影；获奖代表镜头</w:t>
+              <w:t>★ 展车 360° + 内饰 + 车标 LOGO；嘉宾试车</w:t>
             </w:r>
           </w:p>
         </w:tc>
@@ -13551,7 +15207,7 @@
                 <w:rFonts w:ascii="WenQuanYi Micro Hei" w:hAnsi="WenQuanYi Micro Hei" w:eastAsia="WenQuanYi Micro Hei"/>
                 <w:sz w:val="19"/>
               </w:rPr>
-              <w:t>★ 14:25-14:40 颁奖典礼</w:t>
+              <w:t>09:00 展车 + 全天 + 中场</w:t>
             </w:r>
           </w:p>
         </w:tc>
@@ -13566,7 +15222,7 @@
                 <w:rFonts w:ascii="WenQuanYi Micro Hei" w:hAnsi="WenQuanYi Micro Hei" w:eastAsia="WenQuanYi Micro Hei"/>
                 <w:sz w:val="19"/>
               </w:rPr>
-              <w:t>合影 ≥5 + 奖杯特写 + 1 分钟视频</w:t>
+              <w:t>展车 ≥10 + 互动 ≥6 + 视频 30s</w:t>
             </w:r>
           </w:p>
         </w:tc>
@@ -13613,7 +15269,7 @@
                 <w:rFonts w:ascii="WenQuanYi Micro Hei" w:hAnsi="WenQuanYi Micro Hei" w:eastAsia="WenQuanYi Micro Hei"/>
                 <w:sz w:val="19"/>
               </w:rPr>
-              <w:t>展车全景 + 内饰 + 嘉宾驻足</w:t>
+              <w:t>大厅易拉宝 + 礼品；李睿镜头</w:t>
             </w:r>
           </w:p>
         </w:tc>
@@ -13628,7 +15284,7 @@
                 <w:rFonts w:ascii="WenQuanYi Micro Hei" w:hAnsi="WenQuanYi Micro Hei" w:eastAsia="WenQuanYi Micro Hei"/>
                 <w:sz w:val="19"/>
               </w:rPr>
-              <w:t>13:00 / 16:00</w:t>
+              <w:t>13:00 / 中场 16:00</w:t>
             </w:r>
           </w:p>
         </w:tc>
@@ -13643,7 +15299,7 @@
                 <w:rFonts w:ascii="WenQuanYi Micro Hei" w:hAnsi="WenQuanYi Micro Hei" w:eastAsia="WenQuanYi Micro Hei"/>
                 <w:sz w:val="19"/>
               </w:rPr>
-              <w:t>展车 ≥8 + 互动 4</w:t>
+              <w:t>实拍 ≥6</w:t>
             </w:r>
           </w:p>
         </w:tc>
@@ -13690,7 +15346,7 @@
                 <w:rFonts w:ascii="WenQuanYi Micro Hei" w:hAnsi="WenQuanYi Micro Hei" w:eastAsia="WenQuanYi Micro Hei"/>
                 <w:sz w:val="19"/>
               </w:rPr>
-              <w:t>T05/T06 双桌全景 + 行长致辞 / 客户合影</w:t>
+              <w:t>T05/T06 双桌全景 + 行长致辞</w:t>
             </w:r>
           </w:p>
         </w:tc>
@@ -13767,7 +15423,7 @@
                 <w:rFonts w:ascii="WenQuanYi Micro Hei" w:hAnsi="WenQuanYi Micro Hei" w:eastAsia="WenQuanYi Micro Hei"/>
                 <w:sz w:val="19"/>
               </w:rPr>
-              <w:t>茶歇区品茶画面 + 体验台特写</w:t>
+              <w:t>茶歇区 + 孟高举镜头</w:t>
             </w:r>
           </w:p>
         </w:tc>
@@ -13797,7 +15453,7 @@
                 <w:rFonts w:ascii="WenQuanYi Micro Hei" w:hAnsi="WenQuanYi Micro Hei" w:eastAsia="WenQuanYi Micro Hei"/>
                 <w:sz w:val="19"/>
               </w:rPr>
-              <w:t>≥6 + 15 秒视频</w:t>
+              <w:t>≥6 + 15s 视频</w:t>
             </w:r>
           </w:p>
         </w:tc>
@@ -13844,7 +15500,7 @@
                 <w:rFonts w:ascii="WenQuanYi Micro Hei" w:hAnsi="WenQuanYi Micro Hei" w:eastAsia="WenQuanYi Micro Hei"/>
                 <w:sz w:val="19"/>
               </w:rPr>
-              <w:t>健康检测体验台 + 嘉宾参与</w:t>
+              <w:t>健康检测 + 鲁菲菲镜头</w:t>
             </w:r>
           </w:p>
         </w:tc>
@@ -13921,7 +15577,7 @@
                 <w:rFonts w:ascii="WenQuanYi Micro Hei" w:hAnsi="WenQuanYi Micro Hei" w:eastAsia="WenQuanYi Micro Hei"/>
                 <w:sz w:val="19"/>
               </w:rPr>
-              <w:t>签到礼品台 + 嘉宾领取 + 袁一栋镜头；圆桌三发言</w:t>
+              <w:t>签到礼品台 + 袁一栋 + 圆桌三发言</w:t>
             </w:r>
           </w:p>
         </w:tc>
@@ -13936,7 +15592,7 @@
                 <w:rFonts w:ascii="WenQuanYi Micro Hei" w:hAnsi="WenQuanYi Micro Hei" w:eastAsia="WenQuanYi Micro Hei"/>
                 <w:sz w:val="19"/>
               </w:rPr>
-              <w:t>13:00-13:30 / 17:50-18:30</w:t>
+              <w:t>13:00 / 17:50-18:30</w:t>
             </w:r>
           </w:p>
         </w:tc>
@@ -13998,7 +15654,7 @@
                 <w:rFonts w:ascii="WenQuanYi Micro Hei" w:hAnsi="WenQuanYi Micro Hei" w:eastAsia="WenQuanYi Micro Hei"/>
                 <w:sz w:val="19"/>
               </w:rPr>
-              <w:t>餐桌酒瓶特写 + 嘉宾举杯</w:t>
+              <w:t>T01-T10 餐桌酒瓶 + 举杯；李旭欢</w:t>
             </w:r>
           </w:p>
         </w:tc>
@@ -14028,7 +15684,7 @@
                 <w:rFonts w:ascii="WenQuanYi Micro Hei" w:hAnsi="WenQuanYi Micro Hei" w:eastAsia="WenQuanYi Micro Hei"/>
                 <w:sz w:val="19"/>
               </w:rPr>
-              <w:t>≥8</w:t>
+              <w:t>≥10</w:t>
             </w:r>
           </w:p>
         </w:tc>
@@ -14217,7 +15873,7 @@
                 <w:rFonts w:ascii="WenQuanYi Micro Hei" w:hAnsi="WenQuanYi Micro Hei" w:eastAsia="WenQuanYi Micro Hei"/>
                 <w:sz w:val="19"/>
               </w:rPr>
-              <w:t>赞助商口播文案、对接人、物资清单回收；福布斯获奖名单 / 颁奖嘉宾确认；绿城晚宴邀请码机制确认</w:t>
+              <w:t>赞助商口播文案 / 对接人 / 物资清单回收；颁奖嘉宾确认；绿城晚宴邀请码机制确认</w:t>
             </w:r>
           </w:p>
         </w:tc>
@@ -14232,7 +15888,7 @@
                 <w:rFonts w:ascii="WenQuanYi Micro Hei" w:hAnsi="WenQuanYi Micro Hei" w:eastAsia="WenQuanYi Micro Hei"/>
                 <w:sz w:val="19"/>
               </w:rPr>
-              <w:t>胡继刚 / 王珏</w:t>
+              <w:t>胡继刚 / 王珏 / 陈潇</w:t>
             </w:r>
           </w:p>
         </w:tc>
@@ -14264,7 +15920,7 @@
                 <w:rFonts w:ascii="WenQuanYi Micro Hei" w:hAnsi="WenQuanYi Micro Hei" w:eastAsia="WenQuanYi Micro Hei"/>
                 <w:sz w:val="19"/>
               </w:rPr>
-              <w:t>圆桌桌号牌、圆桌大卡、席卡、胸卡完成印刷</w:t>
+              <w:t>圆桌桌号牌、圆桌大卡、席卡（每桌 12 人）、胸卡完成印刷</w:t>
             </w:r>
           </w:p>
         </w:tc>
@@ -14311,7 +15967,7 @@
                 <w:rFonts w:ascii="WenQuanYi Micro Hei" w:hAnsi="WenQuanYi Micro Hei" w:eastAsia="WenQuanYi Micro Hei"/>
                 <w:sz w:val="19"/>
               </w:rPr>
-              <w:t>T11-T50 晚宴桌名单最终确认</w:t>
+              <w:t>T11-T42 晚宴桌名单最终确认（每桌 12 人 + 绿城每桌 1 人）</w:t>
             </w:r>
           </w:p>
         </w:tc>
@@ -14326,7 +15982,7 @@
                 <w:rFonts w:ascii="WenQuanYi Micro Hei" w:hAnsi="WenQuanYi Micro Hei" w:eastAsia="WenQuanYi Micro Hei"/>
                 <w:sz w:val="19"/>
               </w:rPr>
-              <w:t>王珏 / 黄欣 / 安淑娟</w:t>
+              <w:t>王珏 / 陈潇 / 安淑娟</w:t>
             </w:r>
           </w:p>
         </w:tc>
@@ -14343,7 +15999,7 @@
                 <w:rFonts w:ascii="WenQuanYi Micro Hei" w:hAnsi="WenQuanYi Micro Hei" w:eastAsia="WenQuanYi Micro Hei"/>
                 <w:sz w:val="19"/>
               </w:rPr>
-              <w:t>5/22 08:00</w:t>
+              <w:t>★ 5/22 09:00-11:00</w:t>
             </w:r>
           </w:p>
         </w:tc>
@@ -14358,7 +16014,7 @@
                 <w:rFonts w:ascii="WenQuanYi Micro Hei" w:hAnsi="WenQuanYi Micro Hei" w:eastAsia="WenQuanYi Micro Hei"/>
                 <w:sz w:val="19"/>
               </w:rPr>
-              <w:t>蔚来汽车展车（如有）到场</w:t>
+              <w:t>★ 所有赞助方物资统一到场签收 / 上架 / 按摆放顺序图就位（含华为鸿蒙汽车展车）</w:t>
             </w:r>
           </w:p>
         </w:tc>
@@ -14373,7 +16029,7 @@
                 <w:rFonts w:ascii="WenQuanYi Micro Hei" w:hAnsi="WenQuanYi Micro Hei" w:eastAsia="WenQuanYi Micro Hei"/>
                 <w:sz w:val="19"/>
               </w:rPr>
-              <w:t>葛九明 / 李正超</w:t>
+              <w:t>D 组 + G 组</w:t>
             </w:r>
           </w:p>
         </w:tc>
@@ -14390,7 +16046,7 @@
                 <w:rFonts w:ascii="WenQuanYi Micro Hei" w:hAnsi="WenQuanYi Micro Hei" w:eastAsia="WenQuanYi Micro Hei"/>
                 <w:sz w:val="19"/>
               </w:rPr>
-              <w:t>5/22 09:00</w:t>
+              <w:t>5/22 12:00</w:t>
             </w:r>
           </w:p>
         </w:tc>
@@ -14405,7 +16061,7 @@
                 <w:rFonts w:ascii="WenQuanYi Micro Hei" w:hAnsi="WenQuanYi Micro Hei" w:eastAsia="WenQuanYi Micro Hei"/>
                 <w:sz w:val="19"/>
               </w:rPr>
-              <w:t>绿城背景板、茶活力、美年大健康 到场</w:t>
+              <w:t>台卡、主席台陈列就位（无福布斯物料）</w:t>
             </w:r>
           </w:p>
         </w:tc>
@@ -14420,7 +16076,7 @@
                 <w:rFonts w:ascii="WenQuanYi Micro Hei" w:hAnsi="WenQuanYi Micro Hei" w:eastAsia="WenQuanYi Micro Hei"/>
                 <w:sz w:val="19"/>
               </w:rPr>
-              <w:t>D 组 / G 组</w:t>
+              <w:t>B 组 / 张蒙</w:t>
             </w:r>
           </w:p>
         </w:tc>
@@ -14437,7 +16093,7 @@
                 <w:rFonts w:ascii="WenQuanYi Micro Hei" w:hAnsi="WenQuanYi Micro Hei" w:eastAsia="WenQuanYi Micro Hei"/>
                 <w:sz w:val="19"/>
               </w:rPr>
-              <w:t>5/22 10:00</w:t>
+              <w:t>5/22 13:00-13:30</w:t>
             </w:r>
           </w:p>
         </w:tc>
@@ -14452,7 +16108,7 @@
                 <w:rFonts w:ascii="WenQuanYi Micro Hei" w:hAnsi="WenQuanYi Micro Hei" w:eastAsia="WenQuanYi Micro Hei"/>
                 <w:sz w:val="19"/>
               </w:rPr>
-              <w:t>腾讯云、泰隆、复金汇 到场</w:t>
+              <w:t>嘉宾签到与入场</w:t>
             </w:r>
           </w:p>
         </w:tc>
@@ -14467,7 +16123,7 @@
                 <w:rFonts w:ascii="WenQuanYi Micro Hei" w:hAnsi="WenQuanYi Micro Hei" w:eastAsia="WenQuanYi Micro Hei"/>
                 <w:sz w:val="19"/>
               </w:rPr>
-              <w:t>D 组 / G 组</w:t>
+              <w:t>A 组（韦佳玉、李振春）</w:t>
             </w:r>
           </w:p>
         </w:tc>
@@ -14484,7 +16140,7 @@
                 <w:rFonts w:ascii="WenQuanYi Micro Hei" w:hAnsi="WenQuanYi Micro Hei" w:eastAsia="WenQuanYi Micro Hei"/>
                 <w:sz w:val="19"/>
               </w:rPr>
-              <w:t>5/22 12:00</w:t>
+              <w:t>5/22 13:30</w:t>
             </w:r>
           </w:p>
         </w:tc>
@@ -14499,7 +16155,7 @@
                 <w:rFonts w:ascii="WenQuanYi Micro Hei" w:hAnsi="WenQuanYi Micro Hei" w:eastAsia="WenQuanYi Micro Hei"/>
                 <w:sz w:val="19"/>
               </w:rPr>
-              <w:t>★ 台卡、主席台陈列就位；福布斯颁奖物料必到（颁奖移至 14:25）</w:t>
+              <w:t>峰会开幕（姚志勇 致辞）</w:t>
             </w:r>
           </w:p>
         </w:tc>
@@ -14514,7 +16170,7 @@
                 <w:rFonts w:ascii="WenQuanYi Micro Hei" w:hAnsi="WenQuanYi Micro Hei" w:eastAsia="WenQuanYi Micro Hei"/>
                 <w:sz w:val="19"/>
               </w:rPr>
-              <w:t>B 组 / 张蒙</w:t>
+              <w:t>—</w:t>
             </w:r>
           </w:p>
         </w:tc>
@@ -14531,7 +16187,7 @@
                 <w:rFonts w:ascii="WenQuanYi Micro Hei" w:hAnsi="WenQuanYi Micro Hei" w:eastAsia="WenQuanYi Micro Hei"/>
                 <w:sz w:val="19"/>
               </w:rPr>
-              <w:t>5/22 13:00-13:30</w:t>
+              <w:t>★ 5/22 14:25-14:40</w:t>
             </w:r>
           </w:p>
         </w:tc>
@@ -14546,7 +16202,7 @@
                 <w:rFonts w:ascii="WenQuanYi Micro Hei" w:hAnsi="WenQuanYi Micro Hei" w:eastAsia="WenQuanYi Micro Hei"/>
                 <w:sz w:val="19"/>
               </w:rPr>
-              <w:t>嘉宾签到与入场</w:t>
+              <w:t>★ 第四届颁奖典礼（高光启幕，黄欣不参加 / 福布斯不参与）</w:t>
             </w:r>
           </w:p>
         </w:tc>
@@ -14561,7 +16217,7 @@
                 <w:rFonts w:ascii="WenQuanYi Micro Hei" w:hAnsi="WenQuanYi Micro Hei" w:eastAsia="WenQuanYi Micro Hei"/>
                 <w:sz w:val="19"/>
               </w:rPr>
-              <w:t>A 组（韦佳玉、李政春）</w:t>
+              <w:t>姚志勇 + 胡继刚 + 9 位颁奖嘉宾</w:t>
             </w:r>
           </w:p>
         </w:tc>
@@ -14578,7 +16234,7 @@
                 <w:rFonts w:ascii="WenQuanYi Micro Hei" w:hAnsi="WenQuanYi Micro Hei" w:eastAsia="WenQuanYi Micro Hei"/>
                 <w:sz w:val="19"/>
               </w:rPr>
-              <w:t>5/22 13:30</w:t>
+              <w:t>5/22 16:30</w:t>
             </w:r>
           </w:p>
         </w:tc>
@@ -14593,7 +16249,7 @@
                 <w:rFonts w:ascii="WenQuanYi Micro Hei" w:hAnsi="WenQuanYi Micro Hei" w:eastAsia="WenQuanYi Micro Hei"/>
                 <w:sz w:val="19"/>
               </w:rPr>
-              <w:t>峰会开幕（姚志勇 致辞）</w:t>
+              <w:t>晚宴桌引位牌布置</w:t>
             </w:r>
           </w:p>
         </w:tc>
@@ -14608,7 +16264,7 @@
                 <w:rFonts w:ascii="WenQuanYi Micro Hei" w:hAnsi="WenQuanYi Micro Hei" w:eastAsia="WenQuanYi Micro Hei"/>
                 <w:sz w:val="19"/>
               </w:rPr>
-              <w:t>—</w:t>
+              <w:t>A 组 / E 组</w:t>
             </w:r>
           </w:p>
         </w:tc>
@@ -14625,7 +16281,7 @@
                 <w:rFonts w:ascii="WenQuanYi Micro Hei" w:hAnsi="WenQuanYi Micro Hei" w:eastAsia="WenQuanYi Micro Hei"/>
                 <w:sz w:val="19"/>
               </w:rPr>
-              <w:t>5/22 14:00</w:t>
+              <w:t>5/22 18:30</w:t>
             </w:r>
           </w:p>
         </w:tc>
@@ -14640,148 +16296,7 @@
                 <w:rFonts w:ascii="WenQuanYi Micro Hei" w:hAnsi="WenQuanYi Micro Hei" w:eastAsia="WenQuanYi Micro Hei"/>
                 <w:sz w:val="19"/>
               </w:rPr>
-              <w:t>晚宴礼品、古井贡酒 到场</w:t>
-            </w:r>
-          </w:p>
-        </w:tc>
-        <w:tc>
-          <w:tcPr>
-            <w:tcW w:type="dxa" w:w="2551"/>
-            <w:vAlign w:val="center"/>
-          </w:tcPr>
-          <w:p>
-            <w:r>
-              <w:rPr>
-                <w:rFonts w:ascii="WenQuanYi Micro Hei" w:hAnsi="WenQuanYi Micro Hei" w:eastAsia="WenQuanYi Micro Hei"/>
-                <w:sz w:val="19"/>
-              </w:rPr>
-              <w:t>F 组 / G 组</w:t>
-            </w:r>
-          </w:p>
-        </w:tc>
-      </w:tr>
-      <w:tr>
-        <w:tc>
-          <w:tcPr>
-            <w:tcW w:type="dxa" w:w="1814"/>
-            <w:vAlign w:val="center"/>
-          </w:tcPr>
-          <w:p>
-            <w:r>
-              <w:rPr>
-                <w:rFonts w:ascii="WenQuanYi Micro Hei" w:hAnsi="WenQuanYi Micro Hei" w:eastAsia="WenQuanYi Micro Hei"/>
-                <w:sz w:val="19"/>
-              </w:rPr>
-              <w:t>5/22 14:25-14:40</w:t>
-            </w:r>
-          </w:p>
-        </w:tc>
-        <w:tc>
-          <w:tcPr>
-            <w:tcW w:type="dxa" w:w="5102"/>
-            <w:vAlign w:val="center"/>
-          </w:tcPr>
-          <w:p>
-            <w:r>
-              <w:rPr>
-                <w:rFonts w:ascii="WenQuanYi Micro Hei" w:hAnsi="WenQuanYi Micro Hei" w:eastAsia="WenQuanYi Micro Hei"/>
-                <w:sz w:val="19"/>
-              </w:rPr>
-              <w:t>★ 第四届 2026 人工智能商业化落地颁奖典礼（高光启幕）</w:t>
-            </w:r>
-          </w:p>
-        </w:tc>
-        <w:tc>
-          <w:tcPr>
-            <w:tcW w:type="dxa" w:w="2551"/>
-            <w:vAlign w:val="center"/>
-          </w:tcPr>
-          <w:p>
-            <w:r>
-              <w:rPr>
-                <w:rFonts w:ascii="WenQuanYi Micro Hei" w:hAnsi="WenQuanYi Micro Hei" w:eastAsia="WenQuanYi Micro Hei"/>
-                <w:sz w:val="19"/>
-              </w:rPr>
-              <w:t>—</w:t>
-            </w:r>
-          </w:p>
-        </w:tc>
-      </w:tr>
-      <w:tr>
-        <w:tc>
-          <w:tcPr>
-            <w:tcW w:type="dxa" w:w="1814"/>
-            <w:vAlign w:val="center"/>
-          </w:tcPr>
-          <w:p>
-            <w:r>
-              <w:rPr>
-                <w:rFonts w:ascii="WenQuanYi Micro Hei" w:hAnsi="WenQuanYi Micro Hei" w:eastAsia="WenQuanYi Micro Hei"/>
-                <w:sz w:val="19"/>
-              </w:rPr>
-              <w:t>5/22 16:30</w:t>
-            </w:r>
-          </w:p>
-        </w:tc>
-        <w:tc>
-          <w:tcPr>
-            <w:tcW w:type="dxa" w:w="5102"/>
-            <w:vAlign w:val="center"/>
-          </w:tcPr>
-          <w:p>
-            <w:r>
-              <w:rPr>
-                <w:rFonts w:ascii="WenQuanYi Micro Hei" w:hAnsi="WenQuanYi Micro Hei" w:eastAsia="WenQuanYi Micro Hei"/>
-                <w:sz w:val="19"/>
-              </w:rPr>
-              <w:t>晚宴桌引位牌布置</w:t>
-            </w:r>
-          </w:p>
-        </w:tc>
-        <w:tc>
-          <w:tcPr>
-            <w:tcW w:type="dxa" w:w="2551"/>
-            <w:vAlign w:val="center"/>
-          </w:tcPr>
-          <w:p>
-            <w:r>
-              <w:rPr>
-                <w:rFonts w:ascii="WenQuanYi Micro Hei" w:hAnsi="WenQuanYi Micro Hei" w:eastAsia="WenQuanYi Micro Hei"/>
-                <w:sz w:val="19"/>
-              </w:rPr>
-              <w:t>A 组 / E 组</w:t>
-            </w:r>
-          </w:p>
-        </w:tc>
-      </w:tr>
-      <w:tr>
-        <w:tc>
-          <w:tcPr>
-            <w:tcW w:type="dxa" w:w="1814"/>
-            <w:vAlign w:val="center"/>
-          </w:tcPr>
-          <w:p>
-            <w:r>
-              <w:rPr>
-                <w:rFonts w:ascii="WenQuanYi Micro Hei" w:hAnsi="WenQuanYi Micro Hei" w:eastAsia="WenQuanYi Micro Hei"/>
-                <w:sz w:val="19"/>
-              </w:rPr>
-              <w:t>5/22 18:30</w:t>
-            </w:r>
-          </w:p>
-        </w:tc>
-        <w:tc>
-          <w:tcPr>
-            <w:tcW w:type="dxa" w:w="5102"/>
-            <w:vAlign w:val="center"/>
-          </w:tcPr>
-          <w:p>
-            <w:r>
-              <w:rPr>
-                <w:rFonts w:ascii="WenQuanYi Micro Hei" w:hAnsi="WenQuanYi Micro Hei" w:eastAsia="WenQuanYi Micro Hei"/>
-                <w:sz w:val="19"/>
-              </w:rPr>
-              <w:t>【绿城·潮鸣】星耀北外滩——AI 领袖定制晚宴 开始</w:t>
+              <w:t>【绿城·潮鸣】晚宴开始（每桌 12 人）</w:t>
             </w:r>
           </w:p>
         </w:tc>
@@ -14803,6 +16318,1469 @@
       </w:tr>
     </w:tbl>
     <w:p/>
+    <w:p>
+      <w:r>
+        <w:br w:type="page"/>
+      </w:r>
+    </w:p>
+    <w:p>
+      <w:pPr>
+        <w:jc w:val="left"/>
+      </w:pPr>
+      <w:r>
+        <w:rPr>
+          <w:rFonts w:ascii="WenQuanYi Micro Hei" w:hAnsi="WenQuanYi Micro Hei" w:eastAsia="WenQuanYi Micro Hei"/>
+          <w:b/>
+          <w:sz w:val="32"/>
+        </w:rPr>
+        <w:t>十、颁奖典礼推荐名单（14:25-14:40 · 高光启幕）</w:t>
+      </w:r>
+    </w:p>
+    <w:p>
+      <w:r>
+        <w:rPr>
+          <w:rFonts w:ascii="WenQuanYi Micro Hei" w:hAnsi="WenQuanYi Micro Hei" w:eastAsia="WenQuanYi Micro Hei"/>
+          <w:b/>
+          <w:color w:val="C0392B"/>
+          <w:sz w:val="21"/>
+        </w:rPr>
+        <w:t>黄欣不参加 / 福布斯不参与。从在场嘉宾 + 赞助商 + 协办单位 + 战略合作伙伴 中遴选。</w:t>
+      </w:r>
+    </w:p>
+    <w:p>
+      <w:pPr>
+        <w:jc w:val="left"/>
+      </w:pPr>
+      <w:r>
+        <w:rPr>
+          <w:rFonts w:ascii="WenQuanYi Micro Hei" w:hAnsi="WenQuanYi Micro Hei" w:eastAsia="WenQuanYi Micro Hei"/>
+          <w:b/>
+          <w:sz w:val="26"/>
+        </w:rPr>
+        <w:t>（一）主礼 / 主持（2 位）</w:t>
+      </w:r>
+    </w:p>
+    <w:tbl>
+      <w:tblPr>
+        <w:tblStyle w:val="LightGrid-Accent1"/>
+        <w:tblW w:type="auto" w:w="0"/>
+        <w:tblLayout w:type="fixed"/>
+        <w:tblLook w:firstColumn="1" w:firstRow="1" w:lastColumn="0" w:lastRow="0" w:noHBand="0" w:noVBand="1" w:val="04A0"/>
+      </w:tblPr>
+      <w:tblGrid>
+        <w:gridCol w:w="3249"/>
+        <w:gridCol w:w="3249"/>
+        <w:gridCol w:w="3249"/>
+      </w:tblGrid>
+      <w:tr>
+        <w:tc>
+          <w:tcPr>
+            <w:tcW w:type="dxa" w:w="3249"/>
+            <w:shd w:val="clear" w:color="auto" w:fill="305496"/>
+          </w:tcPr>
+          <w:p>
+            <w:r>
+              <w:rPr>
+                <w:rFonts w:ascii="WenQuanYi Micro Hei" w:hAnsi="WenQuanYi Micro Hei" w:eastAsia="WenQuanYi Micro Hei"/>
+                <w:b/>
+                <w:color w:val="FFFFFF"/>
+                <w:sz w:val="20"/>
+              </w:rPr>
+              <w:t>角色</w:t>
+            </w:r>
+          </w:p>
+        </w:tc>
+        <w:tc>
+          <w:tcPr>
+            <w:tcW w:type="dxa" w:w="3249"/>
+            <w:shd w:val="clear" w:color="auto" w:fill="305496"/>
+          </w:tcPr>
+          <w:p>
+            <w:r>
+              <w:rPr>
+                <w:rFonts w:ascii="WenQuanYi Micro Hei" w:hAnsi="WenQuanYi Micro Hei" w:eastAsia="WenQuanYi Micro Hei"/>
+                <w:b/>
+                <w:color w:val="FFFFFF"/>
+                <w:sz w:val="20"/>
+              </w:rPr>
+              <w:t>推荐人选</w:t>
+            </w:r>
+          </w:p>
+        </w:tc>
+        <w:tc>
+          <w:tcPr>
+            <w:tcW w:type="dxa" w:w="3249"/>
+            <w:shd w:val="clear" w:color="auto" w:fill="305496"/>
+          </w:tcPr>
+          <w:p>
+            <w:r>
+              <w:rPr>
+                <w:rFonts w:ascii="WenQuanYi Micro Hei" w:hAnsi="WenQuanYi Micro Hei" w:eastAsia="WenQuanYi Micro Hei"/>
+                <w:b/>
+                <w:color w:val="FFFFFF"/>
+                <w:sz w:val="20"/>
+              </w:rPr>
+              <w:t>单位 / 职务</w:t>
+            </w:r>
+          </w:p>
+        </w:tc>
+      </w:tr>
+      <w:tr>
+        <w:tc>
+          <w:tcPr>
+            <w:tcW w:type="dxa" w:w="3249"/>
+            <w:vAlign w:val="center"/>
+          </w:tcPr>
+          <w:p>
+            <w:r>
+              <w:rPr>
+                <w:rFonts w:ascii="WenQuanYi Micro Hei" w:hAnsi="WenQuanYi Micro Hei" w:eastAsia="WenQuanYi Micro Hei"/>
+                <w:sz w:val="19"/>
+              </w:rPr>
+              <w:t>主礼致辞</w:t>
+            </w:r>
+          </w:p>
+        </w:tc>
+        <w:tc>
+          <w:tcPr>
+            <w:tcW w:type="dxa" w:w="3249"/>
+            <w:vAlign w:val="center"/>
+          </w:tcPr>
+          <w:p>
+            <w:r>
+              <w:rPr>
+                <w:rFonts w:ascii="WenQuanYi Micro Hei" w:hAnsi="WenQuanYi Micro Hei" w:eastAsia="WenQuanYi Micro Hei"/>
+                <w:sz w:val="19"/>
+              </w:rPr>
+              <w:t>姚志勇 教授</w:t>
+            </w:r>
+          </w:p>
+        </w:tc>
+        <w:tc>
+          <w:tcPr>
+            <w:tcW w:type="dxa" w:w="3249"/>
+            <w:vAlign w:val="center"/>
+          </w:tcPr>
+          <w:p>
+            <w:r>
+              <w:rPr>
+                <w:rFonts w:ascii="WenQuanYi Micro Hei" w:hAnsi="WenQuanYi Micro Hei" w:eastAsia="WenQuanYi Micro Hei"/>
+                <w:sz w:val="19"/>
+              </w:rPr>
+              <w:t>复旦管院 / 北大经院上海校友会 会长</w:t>
+            </w:r>
+          </w:p>
+        </w:tc>
+      </w:tr>
+      <w:tr>
+        <w:tc>
+          <w:tcPr>
+            <w:tcW w:type="dxa" w:w="3249"/>
+            <w:vAlign w:val="center"/>
+          </w:tcPr>
+          <w:p>
+            <w:r>
+              <w:rPr>
+                <w:rFonts w:ascii="WenQuanYi Micro Hei" w:hAnsi="WenQuanYi Micro Hei" w:eastAsia="WenQuanYi Micro Hei"/>
+                <w:sz w:val="19"/>
+              </w:rPr>
+              <w:t>颁奖主持</w:t>
+            </w:r>
+          </w:p>
+        </w:tc>
+        <w:tc>
+          <w:tcPr>
+            <w:tcW w:type="dxa" w:w="3249"/>
+            <w:vAlign w:val="center"/>
+          </w:tcPr>
+          <w:p>
+            <w:r>
+              <w:rPr>
+                <w:rFonts w:ascii="WenQuanYi Micro Hei" w:hAnsi="WenQuanYi Micro Hei" w:eastAsia="WenQuanYi Micro Hei"/>
+                <w:sz w:val="19"/>
+              </w:rPr>
+              <w:t>胡继刚</w:t>
+            </w:r>
+          </w:p>
+        </w:tc>
+        <w:tc>
+          <w:tcPr>
+            <w:tcW w:type="dxa" w:w="3249"/>
+            <w:vAlign w:val="center"/>
+          </w:tcPr>
+          <w:p>
+            <w:r>
+              <w:rPr>
+                <w:rFonts w:ascii="WenQuanYi Micro Hei" w:hAnsi="WenQuanYi Micro Hei" w:eastAsia="WenQuanYi Micro Hei"/>
+                <w:sz w:val="19"/>
+              </w:rPr>
+              <w:t>复旦住房政策研究中心秘书长 / 杨浦科企联执行会长</w:t>
+            </w:r>
+          </w:p>
+        </w:tc>
+      </w:tr>
+    </w:tbl>
+    <w:p/>
+    <w:p>
+      <w:pPr>
+        <w:jc w:val="left"/>
+      </w:pPr>
+      <w:r>
+        <w:rPr>
+          <w:rFonts w:ascii="WenQuanYi Micro Hei" w:hAnsi="WenQuanYi Micro Hei" w:eastAsia="WenQuanYi Micro Hei"/>
+          <w:b/>
+          <w:sz w:val="26"/>
+        </w:rPr>
+        <w:t>（二）颁奖嘉宾推荐池</w:t>
+      </w:r>
+    </w:p>
+    <w:tbl>
+      <w:tblPr>
+        <w:tblStyle w:val="LightGrid-Accent1"/>
+        <w:tblW w:type="auto" w:w="0"/>
+        <w:tblLayout w:type="fixed"/>
+        <w:tblLook w:firstColumn="1" w:firstRow="1" w:lastColumn="0" w:lastRow="0" w:noHBand="0" w:noVBand="1" w:val="04A0"/>
+      </w:tblPr>
+      <w:tblGrid>
+        <w:gridCol w:w="2436"/>
+        <w:gridCol w:w="2436"/>
+        <w:gridCol w:w="2436"/>
+        <w:gridCol w:w="2436"/>
+      </w:tblGrid>
+      <w:tr>
+        <w:tc>
+          <w:tcPr>
+            <w:tcW w:type="dxa" w:w="2436"/>
+            <w:shd w:val="clear" w:color="auto" w:fill="305496"/>
+          </w:tcPr>
+          <w:p>
+            <w:r>
+              <w:rPr>
+                <w:rFonts w:ascii="WenQuanYi Micro Hei" w:hAnsi="WenQuanYi Micro Hei" w:eastAsia="WenQuanYi Micro Hei"/>
+                <w:b/>
+                <w:color w:val="FFFFFF"/>
+                <w:sz w:val="20"/>
+              </w:rPr>
+              <w:t>类别</w:t>
+            </w:r>
+          </w:p>
+        </w:tc>
+        <w:tc>
+          <w:tcPr>
+            <w:tcW w:type="dxa" w:w="2436"/>
+            <w:shd w:val="clear" w:color="auto" w:fill="305496"/>
+          </w:tcPr>
+          <w:p>
+            <w:r>
+              <w:rPr>
+                <w:rFonts w:ascii="WenQuanYi Micro Hei" w:hAnsi="WenQuanYi Micro Hei" w:eastAsia="WenQuanYi Micro Hei"/>
+                <w:b/>
+                <w:color w:val="FFFFFF"/>
+                <w:sz w:val="20"/>
+              </w:rPr>
+              <w:t>姓名</w:t>
+            </w:r>
+          </w:p>
+        </w:tc>
+        <w:tc>
+          <w:tcPr>
+            <w:tcW w:type="dxa" w:w="2436"/>
+            <w:shd w:val="clear" w:color="auto" w:fill="305496"/>
+          </w:tcPr>
+          <w:p>
+            <w:r>
+              <w:rPr>
+                <w:rFonts w:ascii="WenQuanYi Micro Hei" w:hAnsi="WenQuanYi Micro Hei" w:eastAsia="WenQuanYi Micro Hei"/>
+                <w:b/>
+                <w:color w:val="FFFFFF"/>
+                <w:sz w:val="20"/>
+              </w:rPr>
+              <w:t>单位</w:t>
+            </w:r>
+          </w:p>
+        </w:tc>
+        <w:tc>
+          <w:tcPr>
+            <w:tcW w:type="dxa" w:w="2436"/>
+            <w:shd w:val="clear" w:color="auto" w:fill="305496"/>
+          </w:tcPr>
+          <w:p>
+            <w:r>
+              <w:rPr>
+                <w:rFonts w:ascii="WenQuanYi Micro Hei" w:hAnsi="WenQuanYi Micro Hei" w:eastAsia="WenQuanYi Micro Hei"/>
+                <w:b/>
+                <w:color w:val="FFFFFF"/>
+                <w:sz w:val="20"/>
+              </w:rPr>
+              <w:t>职务</w:t>
+            </w:r>
+          </w:p>
+        </w:tc>
+      </w:tr>
+      <w:tr>
+        <w:tc>
+          <w:tcPr>
+            <w:tcW w:type="dxa" w:w="2436"/>
+            <w:vAlign w:val="center"/>
+          </w:tcPr>
+          <w:p>
+            <w:r>
+              <w:rPr>
+                <w:rFonts w:ascii="WenQuanYi Micro Hei" w:hAnsi="WenQuanYi Micro Hei" w:eastAsia="WenQuanYi Micro Hei"/>
+                <w:sz w:val="19"/>
+              </w:rPr>
+              <w:t>A. 战略 / 冠名</w:t>
+            </w:r>
+          </w:p>
+        </w:tc>
+        <w:tc>
+          <w:tcPr>
+            <w:tcW w:type="dxa" w:w="2436"/>
+            <w:vAlign w:val="center"/>
+          </w:tcPr>
+          <w:p>
+            <w:r>
+              <w:rPr>
+                <w:rFonts w:ascii="WenQuanYi Micro Hei" w:hAnsi="WenQuanYi Micro Hei" w:eastAsia="WenQuanYi Micro Hei"/>
+                <w:sz w:val="19"/>
+              </w:rPr>
+              <w:t>缪川 / 笪浩</w:t>
+            </w:r>
+          </w:p>
+        </w:tc>
+        <w:tc>
+          <w:tcPr>
+            <w:tcW w:type="dxa" w:w="2436"/>
+            <w:vAlign w:val="center"/>
+          </w:tcPr>
+          <w:p>
+            <w:r>
+              <w:rPr>
+                <w:rFonts w:ascii="WenQuanYi Micro Hei" w:hAnsi="WenQuanYi Micro Hei" w:eastAsia="WenQuanYi Micro Hei"/>
+                <w:sz w:val="19"/>
+              </w:rPr>
+              <w:t>绿城中国</w:t>
+            </w:r>
+          </w:p>
+        </w:tc>
+        <w:tc>
+          <w:tcPr>
+            <w:tcW w:type="dxa" w:w="2436"/>
+            <w:vAlign w:val="center"/>
+          </w:tcPr>
+          <w:p>
+            <w:r>
+              <w:rPr>
+                <w:rFonts w:ascii="WenQuanYi Micro Hei" w:hAnsi="WenQuanYi Micro Hei" w:eastAsia="WenQuanYi Micro Hei"/>
+                <w:sz w:val="19"/>
+              </w:rPr>
+              <w:t>冠名方代表</w:t>
+            </w:r>
+          </w:p>
+        </w:tc>
+      </w:tr>
+      <w:tr>
+        <w:tc>
+          <w:tcPr>
+            <w:tcW w:type="dxa" w:w="2436"/>
+            <w:vAlign w:val="center"/>
+          </w:tcPr>
+          <w:p>
+            <w:r>
+              <w:rPr>
+                <w:rFonts w:ascii="WenQuanYi Micro Hei" w:hAnsi="WenQuanYi Micro Hei" w:eastAsia="WenQuanYi Micro Hei"/>
+                <w:sz w:val="19"/>
+              </w:rPr>
+              <w:t>A. 战略 / 冠名</w:t>
+            </w:r>
+          </w:p>
+        </w:tc>
+        <w:tc>
+          <w:tcPr>
+            <w:tcW w:type="dxa" w:w="2436"/>
+            <w:vAlign w:val="center"/>
+          </w:tcPr>
+          <w:p>
+            <w:r>
+              <w:rPr>
+                <w:rFonts w:ascii="WenQuanYi Micro Hei" w:hAnsi="WenQuanYi Micro Hei" w:eastAsia="WenQuanYi Micro Hei"/>
+                <w:sz w:val="19"/>
+              </w:rPr>
+              <w:t>徐泳泽</w:t>
+            </w:r>
+          </w:p>
+        </w:tc>
+        <w:tc>
+          <w:tcPr>
+            <w:tcW w:type="dxa" w:w="2436"/>
+            <w:vAlign w:val="center"/>
+          </w:tcPr>
+          <w:p>
+            <w:r>
+              <w:rPr>
+                <w:rFonts w:ascii="WenQuanYi Micro Hei" w:hAnsi="WenQuanYi Micro Hei" w:eastAsia="WenQuanYi Micro Hei"/>
+                <w:sz w:val="19"/>
+              </w:rPr>
+              <w:t>腾讯云</w:t>
+            </w:r>
+          </w:p>
+        </w:tc>
+        <w:tc>
+          <w:tcPr>
+            <w:tcW w:type="dxa" w:w="2436"/>
+            <w:vAlign w:val="center"/>
+          </w:tcPr>
+          <w:p>
+            <w:r>
+              <w:rPr>
+                <w:rFonts w:ascii="WenQuanYi Micro Hei" w:hAnsi="WenQuanYi Micro Hei" w:eastAsia="WenQuanYi Micro Hei"/>
+                <w:sz w:val="19"/>
+              </w:rPr>
+              <w:t>华东区渠道总经理</w:t>
+            </w:r>
+          </w:p>
+        </w:tc>
+      </w:tr>
+      <w:tr>
+        <w:tc>
+          <w:tcPr>
+            <w:tcW w:type="dxa" w:w="2436"/>
+            <w:vAlign w:val="center"/>
+          </w:tcPr>
+          <w:p>
+            <w:r>
+              <w:rPr>
+                <w:rFonts w:ascii="WenQuanYi Micro Hei" w:hAnsi="WenQuanYi Micro Hei" w:eastAsia="WenQuanYi Micro Hei"/>
+                <w:sz w:val="19"/>
+              </w:rPr>
+              <w:t>B. 特约赞助商</w:t>
+            </w:r>
+          </w:p>
+        </w:tc>
+        <w:tc>
+          <w:tcPr>
+            <w:tcW w:type="dxa" w:w="2436"/>
+            <w:vAlign w:val="center"/>
+          </w:tcPr>
+          <w:p>
+            <w:r>
+              <w:rPr>
+                <w:rFonts w:ascii="WenQuanYi Micro Hei" w:hAnsi="WenQuanYi Micro Hei" w:eastAsia="WenQuanYi Micro Hei"/>
+                <w:sz w:val="19"/>
+              </w:rPr>
+              <w:t>李睿</w:t>
+            </w:r>
+          </w:p>
+        </w:tc>
+        <w:tc>
+          <w:tcPr>
+            <w:tcW w:type="dxa" w:w="2436"/>
+            <w:vAlign w:val="center"/>
+          </w:tcPr>
+          <w:p>
+            <w:r>
+              <w:rPr>
+                <w:rFonts w:ascii="WenQuanYi Micro Hei" w:hAnsi="WenQuanYi Micro Hei" w:eastAsia="WenQuanYi Micro Hei"/>
+                <w:sz w:val="19"/>
+              </w:rPr>
+              <w:t>蔚来汽车</w:t>
+            </w:r>
+          </w:p>
+        </w:tc>
+        <w:tc>
+          <w:tcPr>
+            <w:tcW w:type="dxa" w:w="2436"/>
+            <w:vAlign w:val="center"/>
+          </w:tcPr>
+          <w:p>
+            <w:r>
+              <w:rPr>
+                <w:rFonts w:ascii="WenQuanYi Micro Hei" w:hAnsi="WenQuanYi Micro Hei" w:eastAsia="WenQuanYi Micro Hei"/>
+                <w:sz w:val="19"/>
+              </w:rPr>
+              <w:t>对接人</w:t>
+            </w:r>
+          </w:p>
+        </w:tc>
+      </w:tr>
+      <w:tr>
+        <w:tc>
+          <w:tcPr>
+            <w:tcW w:type="dxa" w:w="2436"/>
+            <w:vAlign w:val="center"/>
+          </w:tcPr>
+          <w:p>
+            <w:r>
+              <w:rPr>
+                <w:rFonts w:ascii="WenQuanYi Micro Hei" w:hAnsi="WenQuanYi Micro Hei" w:eastAsia="WenQuanYi Micro Hei"/>
+                <w:sz w:val="19"/>
+              </w:rPr>
+              <w:t>B. 特约赞助商</w:t>
+            </w:r>
+          </w:p>
+        </w:tc>
+        <w:tc>
+          <w:tcPr>
+            <w:tcW w:type="dxa" w:w="2436"/>
+            <w:vAlign w:val="center"/>
+          </w:tcPr>
+          <w:p>
+            <w:r>
+              <w:rPr>
+                <w:rFonts w:ascii="WenQuanYi Micro Hei" w:hAnsi="WenQuanYi Micro Hei" w:eastAsia="WenQuanYi Micro Hei"/>
+                <w:sz w:val="19"/>
+              </w:rPr>
+              <w:t>待补</w:t>
+            </w:r>
+          </w:p>
+        </w:tc>
+        <w:tc>
+          <w:tcPr>
+            <w:tcW w:type="dxa" w:w="2436"/>
+            <w:vAlign w:val="center"/>
+          </w:tcPr>
+          <w:p>
+            <w:r>
+              <w:rPr>
+                <w:rFonts w:ascii="WenQuanYi Micro Hei" w:hAnsi="WenQuanYi Micro Hei" w:eastAsia="WenQuanYi Micro Hei"/>
+                <w:sz w:val="19"/>
+              </w:rPr>
+              <w:t>华为鸿蒙汽车（新增 ★）</w:t>
+            </w:r>
+          </w:p>
+        </w:tc>
+        <w:tc>
+          <w:tcPr>
+            <w:tcW w:type="dxa" w:w="2436"/>
+            <w:vAlign w:val="center"/>
+          </w:tcPr>
+          <w:p>
+            <w:r>
+              <w:rPr>
+                <w:rFonts w:ascii="WenQuanYi Micro Hei" w:hAnsi="WenQuanYi Micro Hei" w:eastAsia="WenQuanYi Micro Hei"/>
+                <w:sz w:val="19"/>
+              </w:rPr>
+              <w:t>对接人</w:t>
+            </w:r>
+          </w:p>
+        </w:tc>
+      </w:tr>
+      <w:tr>
+        <w:tc>
+          <w:tcPr>
+            <w:tcW w:type="dxa" w:w="2436"/>
+            <w:vAlign w:val="center"/>
+          </w:tcPr>
+          <w:p>
+            <w:r>
+              <w:rPr>
+                <w:rFonts w:ascii="WenQuanYi Micro Hei" w:hAnsi="WenQuanYi Micro Hei" w:eastAsia="WenQuanYi Micro Hei"/>
+                <w:sz w:val="19"/>
+              </w:rPr>
+              <w:t>B. 特约赞助商</w:t>
+            </w:r>
+          </w:p>
+        </w:tc>
+        <w:tc>
+          <w:tcPr>
+            <w:tcW w:type="dxa" w:w="2436"/>
+            <w:vAlign w:val="center"/>
+          </w:tcPr>
+          <w:p>
+            <w:r>
+              <w:rPr>
+                <w:rFonts w:ascii="WenQuanYi Micro Hei" w:hAnsi="WenQuanYi Micro Hei" w:eastAsia="WenQuanYi Micro Hei"/>
+                <w:sz w:val="19"/>
+              </w:rPr>
+              <w:t>林骁 / 陈煜</w:t>
+            </w:r>
+          </w:p>
+        </w:tc>
+        <w:tc>
+          <w:tcPr>
+            <w:tcW w:type="dxa" w:w="2436"/>
+            <w:vAlign w:val="center"/>
+          </w:tcPr>
+          <w:p>
+            <w:r>
+              <w:rPr>
+                <w:rFonts w:ascii="WenQuanYi Micro Hei" w:hAnsi="WenQuanYi Micro Hei" w:eastAsia="WenQuanYi Micro Hei"/>
+                <w:sz w:val="19"/>
+              </w:rPr>
+              <w:t>泰隆银行</w:t>
+            </w:r>
+          </w:p>
+        </w:tc>
+        <w:tc>
+          <w:tcPr>
+            <w:tcW w:type="dxa" w:w="2436"/>
+            <w:vAlign w:val="center"/>
+          </w:tcPr>
+          <w:p>
+            <w:r>
+              <w:rPr>
+                <w:rFonts w:ascii="WenQuanYi Micro Hei" w:hAnsi="WenQuanYi Micro Hei" w:eastAsia="WenQuanYi Micro Hei"/>
+                <w:sz w:val="19"/>
+              </w:rPr>
+              <w:t>支行行长</w:t>
+            </w:r>
+          </w:p>
+        </w:tc>
+      </w:tr>
+      <w:tr>
+        <w:tc>
+          <w:tcPr>
+            <w:tcW w:type="dxa" w:w="2436"/>
+            <w:vAlign w:val="center"/>
+          </w:tcPr>
+          <w:p>
+            <w:r>
+              <w:rPr>
+                <w:rFonts w:ascii="WenQuanYi Micro Hei" w:hAnsi="WenQuanYi Micro Hei" w:eastAsia="WenQuanYi Micro Hei"/>
+                <w:sz w:val="19"/>
+              </w:rPr>
+              <w:t>C. 赞助方</w:t>
+            </w:r>
+          </w:p>
+        </w:tc>
+        <w:tc>
+          <w:tcPr>
+            <w:tcW w:type="dxa" w:w="2436"/>
+            <w:vAlign w:val="center"/>
+          </w:tcPr>
+          <w:p>
+            <w:r>
+              <w:rPr>
+                <w:rFonts w:ascii="WenQuanYi Micro Hei" w:hAnsi="WenQuanYi Micro Hei" w:eastAsia="WenQuanYi Micro Hei"/>
+                <w:sz w:val="19"/>
+              </w:rPr>
+              <w:t>孟高举 / 鲁菲菲 / 袁一栋 / 李旭欢</w:t>
+            </w:r>
+          </w:p>
+        </w:tc>
+        <w:tc>
+          <w:tcPr>
+            <w:tcW w:type="dxa" w:w="2436"/>
+            <w:vAlign w:val="center"/>
+          </w:tcPr>
+          <w:p>
+            <w:r>
+              <w:rPr>
+                <w:rFonts w:ascii="WenQuanYi Micro Hei" w:hAnsi="WenQuanYi Micro Hei" w:eastAsia="WenQuanYi Micro Hei"/>
+                <w:sz w:val="19"/>
+              </w:rPr>
+              <w:t>茶活力 / 美年大健康 / 复金汇 / 古井贡酒</w:t>
+            </w:r>
+          </w:p>
+        </w:tc>
+        <w:tc>
+          <w:tcPr>
+            <w:tcW w:type="dxa" w:w="2436"/>
+            <w:vAlign w:val="center"/>
+          </w:tcPr>
+          <w:p>
+            <w:r>
+              <w:rPr>
+                <w:rFonts w:ascii="WenQuanYi Micro Hei" w:hAnsi="WenQuanYi Micro Hei" w:eastAsia="WenQuanYi Micro Hei"/>
+                <w:sz w:val="19"/>
+              </w:rPr>
+              <w:t>对接人</w:t>
+            </w:r>
+          </w:p>
+        </w:tc>
+      </w:tr>
+      <w:tr>
+        <w:tc>
+          <w:tcPr>
+            <w:tcW w:type="dxa" w:w="2436"/>
+            <w:vAlign w:val="center"/>
+          </w:tcPr>
+          <w:p>
+            <w:r>
+              <w:rPr>
+                <w:rFonts w:ascii="WenQuanYi Micro Hei" w:hAnsi="WenQuanYi Micro Hei" w:eastAsia="WenQuanYi Micro Hei"/>
+                <w:sz w:val="19"/>
+              </w:rPr>
+              <w:t>D. 协办单位</w:t>
+            </w:r>
+          </w:p>
+        </w:tc>
+        <w:tc>
+          <w:tcPr>
+            <w:tcW w:type="dxa" w:w="2436"/>
+            <w:vAlign w:val="center"/>
+          </w:tcPr>
+          <w:p>
+            <w:r>
+              <w:rPr>
+                <w:rFonts w:ascii="WenQuanYi Micro Hei" w:hAnsi="WenQuanYi Micro Hei" w:eastAsia="WenQuanYi Micro Hei"/>
+                <w:sz w:val="19"/>
+              </w:rPr>
+              <w:t>高歆 / 顾炯亮</w:t>
+            </w:r>
+          </w:p>
+        </w:tc>
+        <w:tc>
+          <w:tcPr>
+            <w:tcW w:type="dxa" w:w="2436"/>
+            <w:vAlign w:val="center"/>
+          </w:tcPr>
+          <w:p>
+            <w:r>
+              <w:rPr>
+                <w:rFonts w:ascii="WenQuanYi Micro Hei" w:hAnsi="WenQuanYi Micro Hei" w:eastAsia="WenQuanYi Micro Hei"/>
+                <w:sz w:val="19"/>
+              </w:rPr>
+              <w:t>上海市云计算创新基地</w:t>
+            </w:r>
+          </w:p>
+        </w:tc>
+        <w:tc>
+          <w:tcPr>
+            <w:tcW w:type="dxa" w:w="2436"/>
+            <w:vAlign w:val="center"/>
+          </w:tcPr>
+          <w:p>
+            <w:r>
+              <w:rPr>
+                <w:rFonts w:ascii="WenQuanYi Micro Hei" w:hAnsi="WenQuanYi Micro Hei" w:eastAsia="WenQuanYi Micro Hei"/>
+                <w:sz w:val="19"/>
+              </w:rPr>
+              <w:t>副总经理 / 顾问</w:t>
+            </w:r>
+          </w:p>
+        </w:tc>
+      </w:tr>
+      <w:tr>
+        <w:tc>
+          <w:tcPr>
+            <w:tcW w:type="dxa" w:w="2436"/>
+            <w:vAlign w:val="center"/>
+          </w:tcPr>
+          <w:p>
+            <w:r>
+              <w:rPr>
+                <w:rFonts w:ascii="WenQuanYi Micro Hei" w:hAnsi="WenQuanYi Micro Hei" w:eastAsia="WenQuanYi Micro Hei"/>
+                <w:sz w:val="19"/>
+              </w:rPr>
+              <w:t>D. 协办单位</w:t>
+            </w:r>
+          </w:p>
+        </w:tc>
+        <w:tc>
+          <w:tcPr>
+            <w:tcW w:type="dxa" w:w="2436"/>
+            <w:vAlign w:val="center"/>
+          </w:tcPr>
+          <w:p>
+            <w:r>
+              <w:rPr>
+                <w:rFonts w:ascii="WenQuanYi Micro Hei" w:hAnsi="WenQuanYi Micro Hei" w:eastAsia="WenQuanYi Micro Hei"/>
+                <w:sz w:val="19"/>
+              </w:rPr>
+              <w:t>夏洁（如出席）</w:t>
+            </w:r>
+          </w:p>
+        </w:tc>
+        <w:tc>
+          <w:tcPr>
+            <w:tcW w:type="dxa" w:w="2436"/>
+            <w:vAlign w:val="center"/>
+          </w:tcPr>
+          <w:p>
+            <w:r>
+              <w:rPr>
+                <w:rFonts w:ascii="WenQuanYi Micro Hei" w:hAnsi="WenQuanYi Micro Hei" w:eastAsia="WenQuanYi Micro Hei"/>
+                <w:sz w:val="19"/>
+              </w:rPr>
+              <w:t>虹口区科企联</w:t>
+            </w:r>
+          </w:p>
+        </w:tc>
+        <w:tc>
+          <w:tcPr>
+            <w:tcW w:type="dxa" w:w="2436"/>
+            <w:vAlign w:val="center"/>
+          </w:tcPr>
+          <w:p>
+            <w:r>
+              <w:rPr>
+                <w:rFonts w:ascii="WenQuanYi Micro Hei" w:hAnsi="WenQuanYi Micro Hei" w:eastAsia="WenQuanYi Micro Hei"/>
+                <w:sz w:val="19"/>
+              </w:rPr>
+              <w:t>秘书长</w:t>
+            </w:r>
+          </w:p>
+        </w:tc>
+      </w:tr>
+      <w:tr>
+        <w:tc>
+          <w:tcPr>
+            <w:tcW w:type="dxa" w:w="2436"/>
+            <w:vAlign w:val="center"/>
+          </w:tcPr>
+          <w:p>
+            <w:r>
+              <w:rPr>
+                <w:rFonts w:ascii="WenQuanYi Micro Hei" w:hAnsi="WenQuanYi Micro Hei" w:eastAsia="WenQuanYi Micro Hei"/>
+                <w:sz w:val="19"/>
+              </w:rPr>
+              <w:t>D. 协办单位</w:t>
+            </w:r>
+          </w:p>
+        </w:tc>
+        <w:tc>
+          <w:tcPr>
+            <w:tcW w:type="dxa" w:w="2436"/>
+            <w:vAlign w:val="center"/>
+          </w:tcPr>
+          <w:p>
+            <w:r>
+              <w:rPr>
+                <w:rFonts w:ascii="WenQuanYi Micro Hei" w:hAnsi="WenQuanYi Micro Hei" w:eastAsia="WenQuanYi Micro Hei"/>
+                <w:sz w:val="19"/>
+              </w:rPr>
+              <w:t>待补</w:t>
+            </w:r>
+          </w:p>
+        </w:tc>
+        <w:tc>
+          <w:tcPr>
+            <w:tcW w:type="dxa" w:w="2436"/>
+            <w:vAlign w:val="center"/>
+          </w:tcPr>
+          <w:p>
+            <w:r>
+              <w:rPr>
+                <w:rFonts w:ascii="WenQuanYi Micro Hei" w:hAnsi="WenQuanYi Micro Hei" w:eastAsia="WenQuanYi Micro Hei"/>
+                <w:sz w:val="19"/>
+              </w:rPr>
+              <w:t>中东投资联盟 / 复旦未来信息 / 长三角分会 / 红瓦</w:t>
+            </w:r>
+          </w:p>
+        </w:tc>
+        <w:tc>
+          <w:tcPr>
+            <w:tcW w:type="dxa" w:w="2436"/>
+            <w:vAlign w:val="center"/>
+          </w:tcPr>
+          <w:p>
+            <w:r>
+              <w:rPr>
+                <w:rFonts w:ascii="WenQuanYi Micro Hei" w:hAnsi="WenQuanYi Micro Hei" w:eastAsia="WenQuanYi Micro Hei"/>
+                <w:sz w:val="19"/>
+              </w:rPr>
+              <w:t>—</w:t>
+            </w:r>
+          </w:p>
+        </w:tc>
+      </w:tr>
+      <w:tr>
+        <w:tc>
+          <w:tcPr>
+            <w:tcW w:type="dxa" w:w="2436"/>
+            <w:vAlign w:val="center"/>
+          </w:tcPr>
+          <w:p>
+            <w:r>
+              <w:rPr>
+                <w:rFonts w:ascii="WenQuanYi Micro Hei" w:hAnsi="WenQuanYi Micro Hei" w:eastAsia="WenQuanYi Micro Hei"/>
+                <w:sz w:val="19"/>
+              </w:rPr>
+              <w:t>E. 在场嘉宾</w:t>
+            </w:r>
+          </w:p>
+        </w:tc>
+        <w:tc>
+          <w:tcPr>
+            <w:tcW w:type="dxa" w:w="2436"/>
+            <w:vAlign w:val="center"/>
+          </w:tcPr>
+          <w:p>
+            <w:r>
+              <w:rPr>
+                <w:rFonts w:ascii="WenQuanYi Micro Hei" w:hAnsi="WenQuanYi Micro Hei" w:eastAsia="WenQuanYi Micro Hei"/>
+                <w:sz w:val="19"/>
+              </w:rPr>
+              <w:t>白硕 / 夏春 / 王维军 / 寇文红 / 张露瑶</w:t>
+            </w:r>
+          </w:p>
+        </w:tc>
+        <w:tc>
+          <w:tcPr>
+            <w:tcW w:type="dxa" w:w="2436"/>
+            <w:vAlign w:val="center"/>
+          </w:tcPr>
+          <w:p>
+            <w:r>
+              <w:rPr>
+                <w:rFonts w:ascii="WenQuanYi Micro Hei" w:hAnsi="WenQuanYi Micro Hei" w:eastAsia="WenQuanYi Micro Hei"/>
+                <w:sz w:val="19"/>
+              </w:rPr>
+              <w:t>主旨 1-5 嘉宾</w:t>
+            </w:r>
+          </w:p>
+        </w:tc>
+        <w:tc>
+          <w:tcPr>
+            <w:tcW w:type="dxa" w:w="2436"/>
+            <w:vAlign w:val="center"/>
+          </w:tcPr>
+          <w:p>
+            <w:r>
+              <w:rPr>
+                <w:rFonts w:ascii="WenQuanYi Micro Hei" w:hAnsi="WenQuanYi Micro Hei" w:eastAsia="WenQuanYi Micro Hei"/>
+                <w:sz w:val="19"/>
+              </w:rPr>
+              <w:t>顶级演讲嘉宾</w:t>
+            </w:r>
+          </w:p>
+        </w:tc>
+      </w:tr>
+      <w:tr>
+        <w:tc>
+          <w:tcPr>
+            <w:tcW w:type="dxa" w:w="2436"/>
+            <w:vAlign w:val="center"/>
+          </w:tcPr>
+          <w:p>
+            <w:r>
+              <w:rPr>
+                <w:rFonts w:ascii="WenQuanYi Micro Hei" w:hAnsi="WenQuanYi Micro Hei" w:eastAsia="WenQuanYi Micro Hei"/>
+                <w:sz w:val="19"/>
+              </w:rPr>
+              <w:t>E. 在场嘉宾</w:t>
+            </w:r>
+          </w:p>
+        </w:tc>
+        <w:tc>
+          <w:tcPr>
+            <w:tcW w:type="dxa" w:w="2436"/>
+            <w:vAlign w:val="center"/>
+          </w:tcPr>
+          <w:p>
+            <w:r>
+              <w:rPr>
+                <w:rFonts w:ascii="WenQuanYi Micro Hei" w:hAnsi="WenQuanYi Micro Hei" w:eastAsia="WenQuanYi Micro Hei"/>
+                <w:sz w:val="19"/>
+              </w:rPr>
+              <w:t>王珏 / 黎远 / 于敬 / 齐宝鑫 / 李龙</w:t>
+            </w:r>
+          </w:p>
+        </w:tc>
+        <w:tc>
+          <w:tcPr>
+            <w:tcW w:type="dxa" w:w="2436"/>
+            <w:vAlign w:val="center"/>
+          </w:tcPr>
+          <w:p>
+            <w:r>
+              <w:rPr>
+                <w:rFonts w:ascii="WenQuanYi Micro Hei" w:hAnsi="WenQuanYi Micro Hei" w:eastAsia="WenQuanYi Micro Hei"/>
+                <w:sz w:val="19"/>
+              </w:rPr>
+              <w:t>圆桌嘉宾</w:t>
+            </w:r>
+          </w:p>
+        </w:tc>
+        <w:tc>
+          <w:tcPr>
+            <w:tcW w:type="dxa" w:w="2436"/>
+            <w:vAlign w:val="center"/>
+          </w:tcPr>
+          <w:p>
+            <w:r>
+              <w:rPr>
+                <w:rFonts w:ascii="WenQuanYi Micro Hei" w:hAnsi="WenQuanYi Micro Hei" w:eastAsia="WenQuanYi Micro Hei"/>
+                <w:sz w:val="19"/>
+              </w:rPr>
+              <w:t>圆桌一/二 嘉宾</w:t>
+            </w:r>
+          </w:p>
+        </w:tc>
+      </w:tr>
+    </w:tbl>
+    <w:p/>
+    <w:p>
+      <w:pPr>
+        <w:jc w:val="left"/>
+      </w:pPr>
+      <w:r>
+        <w:rPr>
+          <w:rFonts w:ascii="WenQuanYi Micro Hei" w:hAnsi="WenQuanYi Micro Hei" w:eastAsia="WenQuanYi Micro Hei"/>
+          <w:b/>
+          <w:sz w:val="26"/>
+        </w:rPr>
+        <w:t>（三）推荐组合方案（6 奖项 × 2 颁奖嘉宾 = 12 人）</w:t>
+      </w:r>
+    </w:p>
+    <w:tbl>
+      <w:tblPr>
+        <w:tblStyle w:val="LightGrid-Accent1"/>
+        <w:tblW w:type="auto" w:w="0"/>
+        <w:tblLayout w:type="fixed"/>
+        <w:tblLook w:firstColumn="1" w:firstRow="1" w:lastColumn="0" w:lastRow="0" w:noHBand="0" w:noVBand="1" w:val="04A0"/>
+      </w:tblPr>
+      <w:tblGrid>
+        <w:gridCol w:w="2436"/>
+        <w:gridCol w:w="2436"/>
+        <w:gridCol w:w="2436"/>
+        <w:gridCol w:w="2436"/>
+      </w:tblGrid>
+      <w:tr>
+        <w:tc>
+          <w:tcPr>
+            <w:tcW w:type="dxa" w:w="2436"/>
+            <w:shd w:val="clear" w:color="auto" w:fill="305496"/>
+          </w:tcPr>
+          <w:p>
+            <w:r>
+              <w:rPr>
+                <w:rFonts w:ascii="WenQuanYi Micro Hei" w:hAnsi="WenQuanYi Micro Hei" w:eastAsia="WenQuanYi Micro Hei"/>
+                <w:b/>
+                <w:color w:val="FFFFFF"/>
+                <w:sz w:val="20"/>
+              </w:rPr>
+              <w:t>奖项</w:t>
+            </w:r>
+          </w:p>
+        </w:tc>
+        <w:tc>
+          <w:tcPr>
+            <w:tcW w:type="dxa" w:w="2436"/>
+            <w:shd w:val="clear" w:color="auto" w:fill="305496"/>
+          </w:tcPr>
+          <w:p>
+            <w:r>
+              <w:rPr>
+                <w:rFonts w:ascii="WenQuanYi Micro Hei" w:hAnsi="WenQuanYi Micro Hei" w:eastAsia="WenQuanYi Micro Hei"/>
+                <w:b/>
+                <w:color w:val="FFFFFF"/>
+                <w:sz w:val="20"/>
+              </w:rPr>
+              <w:t>建议奖项名称（可调）</w:t>
+            </w:r>
+          </w:p>
+        </w:tc>
+        <w:tc>
+          <w:tcPr>
+            <w:tcW w:type="dxa" w:w="2436"/>
+            <w:shd w:val="clear" w:color="auto" w:fill="305496"/>
+          </w:tcPr>
+          <w:p>
+            <w:r>
+              <w:rPr>
+                <w:rFonts w:ascii="WenQuanYi Micro Hei" w:hAnsi="WenQuanYi Micro Hei" w:eastAsia="WenQuanYi Micro Hei"/>
+                <w:b/>
+                <w:color w:val="FFFFFF"/>
+                <w:sz w:val="20"/>
+              </w:rPr>
+              <w:t>颁奖嘉宾 1</w:t>
+            </w:r>
+          </w:p>
+        </w:tc>
+        <w:tc>
+          <w:tcPr>
+            <w:tcW w:type="dxa" w:w="2436"/>
+            <w:shd w:val="clear" w:color="auto" w:fill="305496"/>
+          </w:tcPr>
+          <w:p>
+            <w:r>
+              <w:rPr>
+                <w:rFonts w:ascii="WenQuanYi Micro Hei" w:hAnsi="WenQuanYi Micro Hei" w:eastAsia="WenQuanYi Micro Hei"/>
+                <w:b/>
+                <w:color w:val="FFFFFF"/>
+                <w:sz w:val="20"/>
+              </w:rPr>
+              <w:t>颁奖嘉宾 2</w:t>
+            </w:r>
+          </w:p>
+        </w:tc>
+      </w:tr>
+      <w:tr>
+        <w:tc>
+          <w:tcPr>
+            <w:tcW w:type="dxa" w:w="2436"/>
+            <w:vAlign w:val="center"/>
+          </w:tcPr>
+          <w:p>
+            <w:r>
+              <w:rPr>
+                <w:rFonts w:ascii="WenQuanYi Micro Hei" w:hAnsi="WenQuanYi Micro Hei" w:eastAsia="WenQuanYi Micro Hei"/>
+                <w:sz w:val="19"/>
+              </w:rPr>
+              <w:t>一</w:t>
+            </w:r>
+          </w:p>
+        </w:tc>
+        <w:tc>
+          <w:tcPr>
+            <w:tcW w:type="dxa" w:w="2436"/>
+            <w:vAlign w:val="center"/>
+          </w:tcPr>
+          <w:p>
+            <w:r>
+              <w:rPr>
+                <w:rFonts w:ascii="WenQuanYi Micro Hei" w:hAnsi="WenQuanYi Micro Hei" w:eastAsia="WenQuanYi Micro Hei"/>
+                <w:sz w:val="19"/>
+              </w:rPr>
+              <w:t>年度 AI 商业化落地·领军企业奖</w:t>
+            </w:r>
+          </w:p>
+        </w:tc>
+        <w:tc>
+          <w:tcPr>
+            <w:tcW w:type="dxa" w:w="2436"/>
+            <w:vAlign w:val="center"/>
+          </w:tcPr>
+          <w:p>
+            <w:r>
+              <w:rPr>
+                <w:rFonts w:ascii="WenQuanYi Micro Hei" w:hAnsi="WenQuanYi Micro Hei" w:eastAsia="WenQuanYi Micro Hei"/>
+                <w:sz w:val="19"/>
+              </w:rPr>
+              <w:t>白硕（主旨 1）</w:t>
+            </w:r>
+          </w:p>
+        </w:tc>
+        <w:tc>
+          <w:tcPr>
+            <w:tcW w:type="dxa" w:w="2436"/>
+            <w:vAlign w:val="center"/>
+          </w:tcPr>
+          <w:p>
+            <w:r>
+              <w:rPr>
+                <w:rFonts w:ascii="WenQuanYi Micro Hei" w:hAnsi="WenQuanYi Micro Hei" w:eastAsia="WenQuanYi Micro Hei"/>
+                <w:sz w:val="19"/>
+              </w:rPr>
+              <w:t>缪川 / 笪浩（绿城中国）</w:t>
+            </w:r>
+          </w:p>
+        </w:tc>
+      </w:tr>
+      <w:tr>
+        <w:tc>
+          <w:tcPr>
+            <w:tcW w:type="dxa" w:w="2436"/>
+            <w:vAlign w:val="center"/>
+          </w:tcPr>
+          <w:p>
+            <w:r>
+              <w:rPr>
+                <w:rFonts w:ascii="WenQuanYi Micro Hei" w:hAnsi="WenQuanYi Micro Hei" w:eastAsia="WenQuanYi Micro Hei"/>
+                <w:sz w:val="19"/>
+              </w:rPr>
+              <w:t>二</w:t>
+            </w:r>
+          </w:p>
+        </w:tc>
+        <w:tc>
+          <w:tcPr>
+            <w:tcW w:type="dxa" w:w="2436"/>
+            <w:vAlign w:val="center"/>
+          </w:tcPr>
+          <w:p>
+            <w:r>
+              <w:rPr>
+                <w:rFonts w:ascii="WenQuanYi Micro Hei" w:hAnsi="WenQuanYi Micro Hei" w:eastAsia="WenQuanYi Micro Hei"/>
+                <w:sz w:val="19"/>
+              </w:rPr>
+              <w:t>年度 AI 投资破局·领军机构奖</w:t>
+            </w:r>
+          </w:p>
+        </w:tc>
+        <w:tc>
+          <w:tcPr>
+            <w:tcW w:type="dxa" w:w="2436"/>
+            <w:vAlign w:val="center"/>
+          </w:tcPr>
+          <w:p>
+            <w:r>
+              <w:rPr>
+                <w:rFonts w:ascii="WenQuanYi Micro Hei" w:hAnsi="WenQuanYi Micro Hei" w:eastAsia="WenQuanYi Micro Hei"/>
+                <w:sz w:val="19"/>
+              </w:rPr>
+              <w:t>夏春 博士（主旨 2）</w:t>
+            </w:r>
+          </w:p>
+        </w:tc>
+        <w:tc>
+          <w:tcPr>
+            <w:tcW w:type="dxa" w:w="2436"/>
+            <w:vAlign w:val="center"/>
+          </w:tcPr>
+          <w:p>
+            <w:r>
+              <w:rPr>
+                <w:rFonts w:ascii="WenQuanYi Micro Hei" w:hAnsi="WenQuanYi Micro Hei" w:eastAsia="WenQuanYi Micro Hei"/>
+                <w:sz w:val="19"/>
+              </w:rPr>
+              <w:t>袁一栋（复金汇）</w:t>
+            </w:r>
+          </w:p>
+        </w:tc>
+      </w:tr>
+      <w:tr>
+        <w:tc>
+          <w:tcPr>
+            <w:tcW w:type="dxa" w:w="2436"/>
+            <w:vAlign w:val="center"/>
+          </w:tcPr>
+          <w:p>
+            <w:r>
+              <w:rPr>
+                <w:rFonts w:ascii="WenQuanYi Micro Hei" w:hAnsi="WenQuanYi Micro Hei" w:eastAsia="WenQuanYi Micro Hei"/>
+                <w:sz w:val="19"/>
+              </w:rPr>
+              <w:t>三</w:t>
+            </w:r>
+          </w:p>
+        </w:tc>
+        <w:tc>
+          <w:tcPr>
+            <w:tcW w:type="dxa" w:w="2436"/>
+            <w:vAlign w:val="center"/>
+          </w:tcPr>
+          <w:p>
+            <w:r>
+              <w:rPr>
+                <w:rFonts w:ascii="WenQuanYi Micro Hei" w:hAnsi="WenQuanYi Micro Hei" w:eastAsia="WenQuanYi Micro Hei"/>
+                <w:sz w:val="19"/>
+              </w:rPr>
+              <w:t>年度算力底座·战略生态奖</w:t>
+            </w:r>
+          </w:p>
+        </w:tc>
+        <w:tc>
+          <w:tcPr>
+            <w:tcW w:type="dxa" w:w="2436"/>
+            <w:vAlign w:val="center"/>
+          </w:tcPr>
+          <w:p>
+            <w:r>
+              <w:rPr>
+                <w:rFonts w:ascii="WenQuanYi Micro Hei" w:hAnsi="WenQuanYi Micro Hei" w:eastAsia="WenQuanYi Micro Hei"/>
+                <w:sz w:val="19"/>
+              </w:rPr>
+              <w:t>徐泳泽（腾讯云）</w:t>
+            </w:r>
+          </w:p>
+        </w:tc>
+        <w:tc>
+          <w:tcPr>
+            <w:tcW w:type="dxa" w:w="2436"/>
+            <w:vAlign w:val="center"/>
+          </w:tcPr>
+          <w:p>
+            <w:r>
+              <w:rPr>
+                <w:rFonts w:ascii="WenQuanYi Micro Hei" w:hAnsi="WenQuanYi Micro Hei" w:eastAsia="WenQuanYi Micro Hei"/>
+                <w:sz w:val="19"/>
+              </w:rPr>
+              <w:t>高歆（上海云基地，协办）</w:t>
+            </w:r>
+          </w:p>
+        </w:tc>
+      </w:tr>
+      <w:tr>
+        <w:tc>
+          <w:tcPr>
+            <w:tcW w:type="dxa" w:w="2436"/>
+            <w:vAlign w:val="center"/>
+          </w:tcPr>
+          <w:p>
+            <w:r>
+              <w:rPr>
+                <w:rFonts w:ascii="WenQuanYi Micro Hei" w:hAnsi="WenQuanYi Micro Hei" w:eastAsia="WenQuanYi Micro Hei"/>
+                <w:sz w:val="19"/>
+              </w:rPr>
+              <w:t>四</w:t>
+            </w:r>
+          </w:p>
+        </w:tc>
+        <w:tc>
+          <w:tcPr>
+            <w:tcW w:type="dxa" w:w="2436"/>
+            <w:vAlign w:val="center"/>
+          </w:tcPr>
+          <w:p>
+            <w:r>
+              <w:rPr>
+                <w:rFonts w:ascii="WenQuanYi Micro Hei" w:hAnsi="WenQuanYi Micro Hei" w:eastAsia="WenQuanYi Micro Hei"/>
+                <w:sz w:val="19"/>
+              </w:rPr>
+              <w:t>年度新质资产创新奖</w:t>
+            </w:r>
+          </w:p>
+        </w:tc>
+        <w:tc>
+          <w:tcPr>
+            <w:tcW w:type="dxa" w:w="2436"/>
+            <w:vAlign w:val="center"/>
+          </w:tcPr>
+          <w:p>
+            <w:r>
+              <w:rPr>
+                <w:rFonts w:ascii="WenQuanYi Micro Hei" w:hAnsi="WenQuanYi Micro Hei" w:eastAsia="WenQuanYi Micro Hei"/>
+                <w:sz w:val="19"/>
+              </w:rPr>
+              <w:t>王维军（理事 / 主旨 3）</w:t>
+            </w:r>
+          </w:p>
+        </w:tc>
+        <w:tc>
+          <w:tcPr>
+            <w:tcW w:type="dxa" w:w="2436"/>
+            <w:vAlign w:val="center"/>
+          </w:tcPr>
+          <w:p>
+            <w:r>
+              <w:rPr>
+                <w:rFonts w:ascii="WenQuanYi Micro Hei" w:hAnsi="WenQuanYi Micro Hei" w:eastAsia="WenQuanYi Micro Hei"/>
+                <w:sz w:val="19"/>
+              </w:rPr>
+              <w:t>张露瑶 博士</w:t>
+            </w:r>
+          </w:p>
+        </w:tc>
+      </w:tr>
+      <w:tr>
+        <w:tc>
+          <w:tcPr>
+            <w:tcW w:type="dxa" w:w="2436"/>
+            <w:vAlign w:val="center"/>
+          </w:tcPr>
+          <w:p>
+            <w:r>
+              <w:rPr>
+                <w:rFonts w:ascii="WenQuanYi Micro Hei" w:hAnsi="WenQuanYi Micro Hei" w:eastAsia="WenQuanYi Micro Hei"/>
+                <w:sz w:val="19"/>
+              </w:rPr>
+              <w:t>五</w:t>
+            </w:r>
+          </w:p>
+        </w:tc>
+        <w:tc>
+          <w:tcPr>
+            <w:tcW w:type="dxa" w:w="2436"/>
+            <w:vAlign w:val="center"/>
+          </w:tcPr>
+          <w:p>
+            <w:r>
+              <w:rPr>
+                <w:rFonts w:ascii="WenQuanYi Micro Hei" w:hAnsi="WenQuanYi Micro Hei" w:eastAsia="WenQuanYi Micro Hei"/>
+                <w:sz w:val="19"/>
+              </w:rPr>
+              <w:t>年度产业落地·标杆案例奖</w:t>
+            </w:r>
+          </w:p>
+        </w:tc>
+        <w:tc>
+          <w:tcPr>
+            <w:tcW w:type="dxa" w:w="2436"/>
+            <w:vAlign w:val="center"/>
+          </w:tcPr>
+          <w:p>
+            <w:r>
+              <w:rPr>
+                <w:rFonts w:ascii="WenQuanYi Micro Hei" w:hAnsi="WenQuanYi Micro Hei" w:eastAsia="WenQuanYi Micro Hei"/>
+                <w:sz w:val="19"/>
+              </w:rPr>
+              <w:t>李龙（龙旗 / 机器人）</w:t>
+            </w:r>
+          </w:p>
+        </w:tc>
+        <w:tc>
+          <w:tcPr>
+            <w:tcW w:type="dxa" w:w="2436"/>
+            <w:vAlign w:val="center"/>
+          </w:tcPr>
+          <w:p>
+            <w:r>
+              <w:rPr>
+                <w:rFonts w:ascii="WenQuanYi Micro Hei" w:hAnsi="WenQuanYi Micro Hei" w:eastAsia="WenQuanYi Micro Hei"/>
+                <w:sz w:val="19"/>
+              </w:rPr>
+              <w:t>于敬（达观数据）</w:t>
+            </w:r>
+          </w:p>
+        </w:tc>
+      </w:tr>
+      <w:tr>
+        <w:tc>
+          <w:tcPr>
+            <w:tcW w:type="dxa" w:w="2436"/>
+            <w:vAlign w:val="center"/>
+          </w:tcPr>
+          <w:p>
+            <w:r>
+              <w:rPr>
+                <w:rFonts w:ascii="WenQuanYi Micro Hei" w:hAnsi="WenQuanYi Micro Hei" w:eastAsia="WenQuanYi Micro Hei"/>
+                <w:sz w:val="19"/>
+              </w:rPr>
+              <w:t>六</w:t>
+            </w:r>
+          </w:p>
+        </w:tc>
+        <w:tc>
+          <w:tcPr>
+            <w:tcW w:type="dxa" w:w="2436"/>
+            <w:vAlign w:val="center"/>
+          </w:tcPr>
+          <w:p>
+            <w:r>
+              <w:rPr>
+                <w:rFonts w:ascii="WenQuanYi Micro Hei" w:hAnsi="WenQuanYi Micro Hei" w:eastAsia="WenQuanYi Micro Hei"/>
+                <w:sz w:val="19"/>
+              </w:rPr>
+              <w:t>年度科技金融服务奖</w:t>
+            </w:r>
+          </w:p>
+        </w:tc>
+        <w:tc>
+          <w:tcPr>
+            <w:tcW w:type="dxa" w:w="2436"/>
+            <w:vAlign w:val="center"/>
+          </w:tcPr>
+          <w:p>
+            <w:r>
+              <w:rPr>
+                <w:rFonts w:ascii="WenQuanYi Micro Hei" w:hAnsi="WenQuanYi Micro Hei" w:eastAsia="WenQuanYi Micro Hei"/>
+                <w:sz w:val="19"/>
+              </w:rPr>
+              <w:t>林骁 / 陈煜（泰隆）</w:t>
+            </w:r>
+          </w:p>
+        </w:tc>
+        <w:tc>
+          <w:tcPr>
+            <w:tcW w:type="dxa" w:w="2436"/>
+            <w:vAlign w:val="center"/>
+          </w:tcPr>
+          <w:p>
+            <w:r>
+              <w:rPr>
+                <w:rFonts w:ascii="WenQuanYi Micro Hei" w:hAnsi="WenQuanYi Micro Hei" w:eastAsia="WenQuanYi Micro Hei"/>
+                <w:sz w:val="19"/>
+              </w:rPr>
+              <w:t>李睿 / 华为鸿蒙汽车-代表</w:t>
+            </w:r>
+          </w:p>
+        </w:tc>
+      </w:tr>
+    </w:tbl>
+    <w:p/>
+    <w:p>
+      <w:r>
+        <w:rPr>
+          <w:rFonts w:ascii="WenQuanYi Micro Hei" w:hAnsi="WenQuanYi Micro Hei" w:eastAsia="WenQuanYi Micro Hei"/>
+          <w:b/>
+          <w:sz w:val="21"/>
+        </w:rPr>
+        <w:t>全场合影：所有颁奖嘉宾 + 获奖代表 + 主礼 共同合影 1 张。</w:t>
+      </w:r>
+    </w:p>
     <w:sectPr>
       <w:pgSz w:w="12240" w:h="15840"/>
       <w:pgMar w:top="1134" w:right="1247" w:bottom="1134" w:left="1247" w:header="720" w:footer="720" w:gutter="0"/>
